--- a/engine/empower_study/EMPOWER_Valuation_Study_09-08-2026_public.docx
+++ b/engine/empower_study/EMPOWER_Valuation_Study_09-08-2026_public.docx
@@ -1849,17 +1849,17 @@
         <w:tblLayout w:type="fixed"/>
       </w:tblPr>
       <w:tblGrid>
-        <w:gridCol w:w="2952"/>
-        <w:gridCol w:w="1426"/>
-        <w:gridCol w:w="1426"/>
-        <w:gridCol w:w="1426"/>
-        <w:gridCol w:w="1426"/>
-        <w:gridCol w:w="1426"/>
+        <w:gridCol w:w="3312"/>
+        <w:gridCol w:w="1354"/>
+        <w:gridCol w:w="1354"/>
+        <w:gridCol w:w="1354"/>
+        <w:gridCol w:w="1354"/>
+        <w:gridCol w:w="1354"/>
       </w:tblGrid>
       <w:tr>
         <w:tc>
           <w:tcPr>
-            <w:tcW w:type="dxa" w:w="2952"/>
+            <w:tcW w:type="dxa" w:w="3312"/>
             <w:shd w:val="clear" w:color="auto" w:fill="EAF0EE"/>
           </w:tcPr>
           <w:p>
@@ -1878,7 +1878,7 @@
         </w:tc>
         <w:tc>
           <w:tcPr>
-            <w:tcW w:type="dxa" w:w="1426"/>
+            <w:tcW w:type="dxa" w:w="1354"/>
             <w:shd w:val="clear" w:color="auto" w:fill="EAF0EE"/>
           </w:tcPr>
           <w:p>
@@ -1897,7 +1897,7 @@
         </w:tc>
         <w:tc>
           <w:tcPr>
-            <w:tcW w:type="dxa" w:w="1426"/>
+            <w:tcW w:type="dxa" w:w="1354"/>
             <w:shd w:val="clear" w:color="auto" w:fill="EAF0EE"/>
           </w:tcPr>
           <w:p>
@@ -1916,7 +1916,7 @@
         </w:tc>
         <w:tc>
           <w:tcPr>
-            <w:tcW w:type="dxa" w:w="1426"/>
+            <w:tcW w:type="dxa" w:w="1354"/>
             <w:shd w:val="clear" w:color="auto" w:fill="EAF0EE"/>
           </w:tcPr>
           <w:p>
@@ -1935,7 +1935,7 @@
         </w:tc>
         <w:tc>
           <w:tcPr>
-            <w:tcW w:type="dxa" w:w="1426"/>
+            <w:tcW w:type="dxa" w:w="1354"/>
             <w:shd w:val="clear" w:color="auto" w:fill="EAF0EE"/>
           </w:tcPr>
           <w:p>
@@ -1954,7 +1954,7 @@
         </w:tc>
         <w:tc>
           <w:tcPr>
-            <w:tcW w:type="dxa" w:w="1426"/>
+            <w:tcW w:type="dxa" w:w="1354"/>
             <w:shd w:val="clear" w:color="auto" w:fill="EAF0EE"/>
           </w:tcPr>
           <w:p>
@@ -1975,7 +1975,7 @@
       <w:tr>
         <w:tc>
           <w:tcPr>
-            <w:tcW w:type="dxa" w:w="2952"/>
+            <w:tcW w:type="dxa" w:w="3312"/>
           </w:tcPr>
           <w:p>
             <w:pPr>
@@ -1992,7 +1992,7 @@
         </w:tc>
         <w:tc>
           <w:tcPr>
-            <w:tcW w:type="dxa" w:w="1426"/>
+            <w:tcW w:type="dxa" w:w="1354"/>
           </w:tcPr>
           <w:p>
             <w:pPr>
@@ -2010,7 +2010,7 @@
         </w:tc>
         <w:tc>
           <w:tcPr>
-            <w:tcW w:type="dxa" w:w="1426"/>
+            <w:tcW w:type="dxa" w:w="1354"/>
           </w:tcPr>
           <w:p>
             <w:pPr>
@@ -2028,7 +2028,7 @@
         </w:tc>
         <w:tc>
           <w:tcPr>
-            <w:tcW w:type="dxa" w:w="1426"/>
+            <w:tcW w:type="dxa" w:w="1354"/>
           </w:tcPr>
           <w:p>
             <w:pPr>
@@ -2046,7 +2046,7 @@
         </w:tc>
         <w:tc>
           <w:tcPr>
-            <w:tcW w:type="dxa" w:w="1426"/>
+            <w:tcW w:type="dxa" w:w="1354"/>
           </w:tcPr>
           <w:p>
             <w:pPr>
@@ -2064,7 +2064,7 @@
         </w:tc>
         <w:tc>
           <w:tcPr>
-            <w:tcW w:type="dxa" w:w="1426"/>
+            <w:tcW w:type="dxa" w:w="1354"/>
           </w:tcPr>
           <w:p>
             <w:pPr>
@@ -2084,7 +2084,7 @@
       <w:tr>
         <w:tc>
           <w:tcPr>
-            <w:tcW w:type="dxa" w:w="2952"/>
+            <w:tcW w:type="dxa" w:w="3312"/>
           </w:tcPr>
           <w:p>
             <w:pPr>
@@ -2101,7 +2101,7 @@
         </w:tc>
         <w:tc>
           <w:tcPr>
-            <w:tcW w:type="dxa" w:w="1426"/>
+            <w:tcW w:type="dxa" w:w="1354"/>
           </w:tcPr>
           <w:p>
             <w:pPr>
@@ -2119,7 +2119,7 @@
         </w:tc>
         <w:tc>
           <w:tcPr>
-            <w:tcW w:type="dxa" w:w="1426"/>
+            <w:tcW w:type="dxa" w:w="1354"/>
           </w:tcPr>
           <w:p>
             <w:pPr>
@@ -2137,7 +2137,7 @@
         </w:tc>
         <w:tc>
           <w:tcPr>
-            <w:tcW w:type="dxa" w:w="1426"/>
+            <w:tcW w:type="dxa" w:w="1354"/>
           </w:tcPr>
           <w:p>
             <w:pPr>
@@ -2155,7 +2155,7 @@
         </w:tc>
         <w:tc>
           <w:tcPr>
-            <w:tcW w:type="dxa" w:w="1426"/>
+            <w:tcW w:type="dxa" w:w="1354"/>
           </w:tcPr>
           <w:p>
             <w:pPr>
@@ -2173,7 +2173,7 @@
         </w:tc>
         <w:tc>
           <w:tcPr>
-            <w:tcW w:type="dxa" w:w="1426"/>
+            <w:tcW w:type="dxa" w:w="1354"/>
           </w:tcPr>
           <w:p>
             <w:pPr>
@@ -2193,7 +2193,7 @@
       <w:tr>
         <w:tc>
           <w:tcPr>
-            <w:tcW w:type="dxa" w:w="2952"/>
+            <w:tcW w:type="dxa" w:w="3312"/>
           </w:tcPr>
           <w:p>
             <w:pPr>
@@ -2210,7 +2210,7 @@
         </w:tc>
         <w:tc>
           <w:tcPr>
-            <w:tcW w:type="dxa" w:w="1426"/>
+            <w:tcW w:type="dxa" w:w="1354"/>
           </w:tcPr>
           <w:p>
             <w:pPr>
@@ -2228,7 +2228,7 @@
         </w:tc>
         <w:tc>
           <w:tcPr>
-            <w:tcW w:type="dxa" w:w="1426"/>
+            <w:tcW w:type="dxa" w:w="1354"/>
           </w:tcPr>
           <w:p>
             <w:pPr>
@@ -2246,7 +2246,7 @@
         </w:tc>
         <w:tc>
           <w:tcPr>
-            <w:tcW w:type="dxa" w:w="1426"/>
+            <w:tcW w:type="dxa" w:w="1354"/>
           </w:tcPr>
           <w:p>
             <w:pPr>
@@ -2264,7 +2264,7 @@
         </w:tc>
         <w:tc>
           <w:tcPr>
-            <w:tcW w:type="dxa" w:w="1426"/>
+            <w:tcW w:type="dxa" w:w="1354"/>
           </w:tcPr>
           <w:p>
             <w:pPr>
@@ -2282,7 +2282,7 @@
         </w:tc>
         <w:tc>
           <w:tcPr>
-            <w:tcW w:type="dxa" w:w="1426"/>
+            <w:tcW w:type="dxa" w:w="1354"/>
           </w:tcPr>
           <w:p>
             <w:pPr>
@@ -2302,7 +2302,7 @@
       <w:tr>
         <w:tc>
           <w:tcPr>
-            <w:tcW w:type="dxa" w:w="2952"/>
+            <w:tcW w:type="dxa" w:w="3312"/>
           </w:tcPr>
           <w:p>
             <w:pPr>
@@ -2319,7 +2319,7 @@
         </w:tc>
         <w:tc>
           <w:tcPr>
-            <w:tcW w:type="dxa" w:w="1426"/>
+            <w:tcW w:type="dxa" w:w="1354"/>
           </w:tcPr>
           <w:p>
             <w:pPr>
@@ -2337,7 +2337,7 @@
         </w:tc>
         <w:tc>
           <w:tcPr>
-            <w:tcW w:type="dxa" w:w="1426"/>
+            <w:tcW w:type="dxa" w:w="1354"/>
           </w:tcPr>
           <w:p>
             <w:pPr>
@@ -2355,7 +2355,7 @@
         </w:tc>
         <w:tc>
           <w:tcPr>
-            <w:tcW w:type="dxa" w:w="1426"/>
+            <w:tcW w:type="dxa" w:w="1354"/>
           </w:tcPr>
           <w:p>
             <w:pPr>
@@ -2373,7 +2373,7 @@
         </w:tc>
         <w:tc>
           <w:tcPr>
-            <w:tcW w:type="dxa" w:w="1426"/>
+            <w:tcW w:type="dxa" w:w="1354"/>
           </w:tcPr>
           <w:p>
             <w:pPr>
@@ -2391,7 +2391,7 @@
         </w:tc>
         <w:tc>
           <w:tcPr>
-            <w:tcW w:type="dxa" w:w="1426"/>
+            <w:tcW w:type="dxa" w:w="1354"/>
           </w:tcPr>
           <w:p>
             <w:pPr>
@@ -2411,7 +2411,7 @@
       <w:tr>
         <w:tc>
           <w:tcPr>
-            <w:tcW w:type="dxa" w:w="2952"/>
+            <w:tcW w:type="dxa" w:w="3312"/>
           </w:tcPr>
           <w:p>
             <w:pPr>
@@ -2428,7 +2428,7 @@
         </w:tc>
         <w:tc>
           <w:tcPr>
-            <w:tcW w:type="dxa" w:w="1426"/>
+            <w:tcW w:type="dxa" w:w="1354"/>
           </w:tcPr>
           <w:p>
             <w:pPr>
@@ -2446,7 +2446,7 @@
         </w:tc>
         <w:tc>
           <w:tcPr>
-            <w:tcW w:type="dxa" w:w="1426"/>
+            <w:tcW w:type="dxa" w:w="1354"/>
           </w:tcPr>
           <w:p>
             <w:pPr>
@@ -2464,7 +2464,7 @@
         </w:tc>
         <w:tc>
           <w:tcPr>
-            <w:tcW w:type="dxa" w:w="1426"/>
+            <w:tcW w:type="dxa" w:w="1354"/>
           </w:tcPr>
           <w:p>
             <w:pPr>
@@ -2482,7 +2482,7 @@
         </w:tc>
         <w:tc>
           <w:tcPr>
-            <w:tcW w:type="dxa" w:w="1426"/>
+            <w:tcW w:type="dxa" w:w="1354"/>
           </w:tcPr>
           <w:p>
             <w:pPr>
@@ -2500,7 +2500,7 @@
         </w:tc>
         <w:tc>
           <w:tcPr>
-            <w:tcW w:type="dxa" w:w="1426"/>
+            <w:tcW w:type="dxa" w:w="1354"/>
           </w:tcPr>
           <w:p>
             <w:pPr>
@@ -2520,7 +2520,7 @@
       <w:tr>
         <w:tc>
           <w:tcPr>
-            <w:tcW w:type="dxa" w:w="2952"/>
+            <w:tcW w:type="dxa" w:w="3312"/>
           </w:tcPr>
           <w:p>
             <w:pPr>
@@ -2537,7 +2537,7 @@
         </w:tc>
         <w:tc>
           <w:tcPr>
-            <w:tcW w:type="dxa" w:w="1426"/>
+            <w:tcW w:type="dxa" w:w="1354"/>
           </w:tcPr>
           <w:p>
             <w:pPr>
@@ -2555,7 +2555,7 @@
         </w:tc>
         <w:tc>
           <w:tcPr>
-            <w:tcW w:type="dxa" w:w="1426"/>
+            <w:tcW w:type="dxa" w:w="1354"/>
           </w:tcPr>
           <w:p>
             <w:pPr>
@@ -2573,7 +2573,7 @@
         </w:tc>
         <w:tc>
           <w:tcPr>
-            <w:tcW w:type="dxa" w:w="1426"/>
+            <w:tcW w:type="dxa" w:w="1354"/>
           </w:tcPr>
           <w:p>
             <w:pPr>
@@ -2591,7 +2591,7 @@
         </w:tc>
         <w:tc>
           <w:tcPr>
-            <w:tcW w:type="dxa" w:w="1426"/>
+            <w:tcW w:type="dxa" w:w="1354"/>
           </w:tcPr>
           <w:p>
             <w:pPr>
@@ -2609,7 +2609,7 @@
         </w:tc>
         <w:tc>
           <w:tcPr>
-            <w:tcW w:type="dxa" w:w="1426"/>
+            <w:tcW w:type="dxa" w:w="1354"/>
           </w:tcPr>
           <w:p>
             <w:pPr>
@@ -2629,7 +2629,7 @@
       <w:tr>
         <w:tc>
           <w:tcPr>
-            <w:tcW w:type="dxa" w:w="2952"/>
+            <w:tcW w:type="dxa" w:w="3312"/>
           </w:tcPr>
           <w:p>
             <w:pPr>
@@ -2646,7 +2646,7 @@
         </w:tc>
         <w:tc>
           <w:tcPr>
-            <w:tcW w:type="dxa" w:w="1426"/>
+            <w:tcW w:type="dxa" w:w="1354"/>
           </w:tcPr>
           <w:p>
             <w:pPr>
@@ -2664,7 +2664,7 @@
         </w:tc>
         <w:tc>
           <w:tcPr>
-            <w:tcW w:type="dxa" w:w="1426"/>
+            <w:tcW w:type="dxa" w:w="1354"/>
           </w:tcPr>
           <w:p>
             <w:pPr>
@@ -2682,7 +2682,7 @@
         </w:tc>
         <w:tc>
           <w:tcPr>
-            <w:tcW w:type="dxa" w:w="1426"/>
+            <w:tcW w:type="dxa" w:w="1354"/>
           </w:tcPr>
           <w:p>
             <w:pPr>
@@ -2700,7 +2700,7 @@
         </w:tc>
         <w:tc>
           <w:tcPr>
-            <w:tcW w:type="dxa" w:w="1426"/>
+            <w:tcW w:type="dxa" w:w="1354"/>
           </w:tcPr>
           <w:p>
             <w:pPr>
@@ -2718,7 +2718,7 @@
         </w:tc>
         <w:tc>
           <w:tcPr>
-            <w:tcW w:type="dxa" w:w="1426"/>
+            <w:tcW w:type="dxa" w:w="1354"/>
           </w:tcPr>
           <w:p>
             <w:pPr>
@@ -2738,7 +2738,7 @@
       <w:tr>
         <w:tc>
           <w:tcPr>
-            <w:tcW w:type="dxa" w:w="2952"/>
+            <w:tcW w:type="dxa" w:w="3312"/>
           </w:tcPr>
           <w:p>
             <w:pPr>
@@ -2755,7 +2755,7 @@
         </w:tc>
         <w:tc>
           <w:tcPr>
-            <w:tcW w:type="dxa" w:w="1426"/>
+            <w:tcW w:type="dxa" w:w="1354"/>
           </w:tcPr>
           <w:p>
             <w:pPr>
@@ -2773,7 +2773,7 @@
         </w:tc>
         <w:tc>
           <w:tcPr>
-            <w:tcW w:type="dxa" w:w="1426"/>
+            <w:tcW w:type="dxa" w:w="1354"/>
           </w:tcPr>
           <w:p>
             <w:pPr>
@@ -2791,7 +2791,7 @@
         </w:tc>
         <w:tc>
           <w:tcPr>
-            <w:tcW w:type="dxa" w:w="1426"/>
+            <w:tcW w:type="dxa" w:w="1354"/>
           </w:tcPr>
           <w:p>
             <w:pPr>
@@ -2809,7 +2809,7 @@
         </w:tc>
         <w:tc>
           <w:tcPr>
-            <w:tcW w:type="dxa" w:w="1426"/>
+            <w:tcW w:type="dxa" w:w="1354"/>
           </w:tcPr>
           <w:p>
             <w:pPr>
@@ -2827,7 +2827,7 @@
         </w:tc>
         <w:tc>
           <w:tcPr>
-            <w:tcW w:type="dxa" w:w="1426"/>
+            <w:tcW w:type="dxa" w:w="1354"/>
           </w:tcPr>
           <w:p>
             <w:pPr>
@@ -2847,7 +2847,7 @@
       <w:tr>
         <w:tc>
           <w:tcPr>
-            <w:tcW w:type="dxa" w:w="2952"/>
+            <w:tcW w:type="dxa" w:w="3312"/>
           </w:tcPr>
           <w:p>
             <w:pPr>
@@ -2864,7 +2864,7 @@
         </w:tc>
         <w:tc>
           <w:tcPr>
-            <w:tcW w:type="dxa" w:w="1426"/>
+            <w:tcW w:type="dxa" w:w="1354"/>
           </w:tcPr>
           <w:p>
             <w:pPr>
@@ -2882,7 +2882,7 @@
         </w:tc>
         <w:tc>
           <w:tcPr>
-            <w:tcW w:type="dxa" w:w="1426"/>
+            <w:tcW w:type="dxa" w:w="1354"/>
           </w:tcPr>
           <w:p>
             <w:pPr>
@@ -2900,7 +2900,7 @@
         </w:tc>
         <w:tc>
           <w:tcPr>
-            <w:tcW w:type="dxa" w:w="1426"/>
+            <w:tcW w:type="dxa" w:w="1354"/>
           </w:tcPr>
           <w:p>
             <w:pPr>
@@ -2918,7 +2918,7 @@
         </w:tc>
         <w:tc>
           <w:tcPr>
-            <w:tcW w:type="dxa" w:w="1426"/>
+            <w:tcW w:type="dxa" w:w="1354"/>
           </w:tcPr>
           <w:p>
             <w:pPr>
@@ -2936,7 +2936,7 @@
         </w:tc>
         <w:tc>
           <w:tcPr>
-            <w:tcW w:type="dxa" w:w="1426"/>
+            <w:tcW w:type="dxa" w:w="1354"/>
           </w:tcPr>
           <w:p>
             <w:pPr>
@@ -2956,7 +2956,7 @@
       <w:tr>
         <w:tc>
           <w:tcPr>
-            <w:tcW w:type="dxa" w:w="2952"/>
+            <w:tcW w:type="dxa" w:w="3312"/>
           </w:tcPr>
           <w:p>
             <w:pPr>
@@ -2973,7 +2973,7 @@
         </w:tc>
         <w:tc>
           <w:tcPr>
-            <w:tcW w:type="dxa" w:w="1426"/>
+            <w:tcW w:type="dxa" w:w="1354"/>
           </w:tcPr>
           <w:p>
             <w:pPr>
@@ -2991,7 +2991,7 @@
         </w:tc>
         <w:tc>
           <w:tcPr>
-            <w:tcW w:type="dxa" w:w="1426"/>
+            <w:tcW w:type="dxa" w:w="1354"/>
           </w:tcPr>
           <w:p>
             <w:pPr>
@@ -3009,7 +3009,7 @@
         </w:tc>
         <w:tc>
           <w:tcPr>
-            <w:tcW w:type="dxa" w:w="1426"/>
+            <w:tcW w:type="dxa" w:w="1354"/>
           </w:tcPr>
           <w:p>
             <w:pPr>
@@ -3027,7 +3027,7 @@
         </w:tc>
         <w:tc>
           <w:tcPr>
-            <w:tcW w:type="dxa" w:w="1426"/>
+            <w:tcW w:type="dxa" w:w="1354"/>
           </w:tcPr>
           <w:p>
             <w:pPr>
@@ -3045,7 +3045,7 @@
         </w:tc>
         <w:tc>
           <w:tcPr>
-            <w:tcW w:type="dxa" w:w="1426"/>
+            <w:tcW w:type="dxa" w:w="1354"/>
           </w:tcPr>
           <w:p>
             <w:pPr>
@@ -3065,7 +3065,7 @@
       <w:tr>
         <w:tc>
           <w:tcPr>
-            <w:tcW w:type="dxa" w:w="2952"/>
+            <w:tcW w:type="dxa" w:w="3312"/>
           </w:tcPr>
           <w:p>
             <w:pPr>
@@ -3082,7 +3082,7 @@
         </w:tc>
         <w:tc>
           <w:tcPr>
-            <w:tcW w:type="dxa" w:w="1426"/>
+            <w:tcW w:type="dxa" w:w="1354"/>
           </w:tcPr>
           <w:p>
             <w:pPr>
@@ -3100,7 +3100,7 @@
         </w:tc>
         <w:tc>
           <w:tcPr>
-            <w:tcW w:type="dxa" w:w="1426"/>
+            <w:tcW w:type="dxa" w:w="1354"/>
           </w:tcPr>
           <w:p>
             <w:pPr>
@@ -3118,7 +3118,7 @@
         </w:tc>
         <w:tc>
           <w:tcPr>
-            <w:tcW w:type="dxa" w:w="1426"/>
+            <w:tcW w:type="dxa" w:w="1354"/>
           </w:tcPr>
           <w:p>
             <w:pPr>
@@ -3136,7 +3136,7 @@
         </w:tc>
         <w:tc>
           <w:tcPr>
-            <w:tcW w:type="dxa" w:w="1426"/>
+            <w:tcW w:type="dxa" w:w="1354"/>
           </w:tcPr>
           <w:p>
             <w:pPr>
@@ -3154,7 +3154,7 @@
         </w:tc>
         <w:tc>
           <w:tcPr>
-            <w:tcW w:type="dxa" w:w="1426"/>
+            <w:tcW w:type="dxa" w:w="1354"/>
           </w:tcPr>
           <w:p>
             <w:pPr>
@@ -3174,7 +3174,7 @@
       <w:tr>
         <w:tc>
           <w:tcPr>
-            <w:tcW w:type="dxa" w:w="2952"/>
+            <w:tcW w:type="dxa" w:w="3312"/>
             <w:shd w:val="clear" w:color="auto" w:fill="F6F1E6"/>
           </w:tcPr>
           <w:p>
@@ -3193,7 +3193,7 @@
         </w:tc>
         <w:tc>
           <w:tcPr>
-            <w:tcW w:type="dxa" w:w="1426"/>
+            <w:tcW w:type="dxa" w:w="1354"/>
             <w:shd w:val="clear" w:color="auto" w:fill="F6F1E6"/>
           </w:tcPr>
           <w:p>
@@ -3213,7 +3213,7 @@
         </w:tc>
         <w:tc>
           <w:tcPr>
-            <w:tcW w:type="dxa" w:w="1426"/>
+            <w:tcW w:type="dxa" w:w="1354"/>
             <w:shd w:val="clear" w:color="auto" w:fill="F6F1E6"/>
           </w:tcPr>
           <w:p>
@@ -3233,7 +3233,7 @@
         </w:tc>
         <w:tc>
           <w:tcPr>
-            <w:tcW w:type="dxa" w:w="1426"/>
+            <w:tcW w:type="dxa" w:w="1354"/>
             <w:shd w:val="clear" w:color="auto" w:fill="F6F1E6"/>
           </w:tcPr>
           <w:p>
@@ -3253,7 +3253,7 @@
         </w:tc>
         <w:tc>
           <w:tcPr>
-            <w:tcW w:type="dxa" w:w="1426"/>
+            <w:tcW w:type="dxa" w:w="1354"/>
             <w:shd w:val="clear" w:color="auto" w:fill="F6F1E6"/>
           </w:tcPr>
           <w:p>
@@ -3273,7 +3273,7 @@
         </w:tc>
         <w:tc>
           <w:tcPr>
-            <w:tcW w:type="dxa" w:w="1426"/>
+            <w:tcW w:type="dxa" w:w="1354"/>
             <w:shd w:val="clear" w:color="auto" w:fill="F6F1E6"/>
           </w:tcPr>
           <w:p>
@@ -3295,7 +3295,7 @@
       <w:tr>
         <w:tc>
           <w:tcPr>
-            <w:tcW w:type="dxa" w:w="2952"/>
+            <w:tcW w:type="dxa" w:w="3312"/>
           </w:tcPr>
           <w:p>
             <w:pPr>
@@ -3312,7 +3312,7 @@
         </w:tc>
         <w:tc>
           <w:tcPr>
-            <w:tcW w:type="dxa" w:w="1426"/>
+            <w:tcW w:type="dxa" w:w="1354"/>
           </w:tcPr>
           <w:p>
             <w:pPr>
@@ -3330,7 +3330,7 @@
         </w:tc>
         <w:tc>
           <w:tcPr>
-            <w:tcW w:type="dxa" w:w="1426"/>
+            <w:tcW w:type="dxa" w:w="1354"/>
           </w:tcPr>
           <w:p>
             <w:pPr>
@@ -3348,7 +3348,7 @@
         </w:tc>
         <w:tc>
           <w:tcPr>
-            <w:tcW w:type="dxa" w:w="1426"/>
+            <w:tcW w:type="dxa" w:w="1354"/>
           </w:tcPr>
           <w:p>
             <w:pPr>
@@ -3366,7 +3366,7 @@
         </w:tc>
         <w:tc>
           <w:tcPr>
-            <w:tcW w:type="dxa" w:w="1426"/>
+            <w:tcW w:type="dxa" w:w="1354"/>
           </w:tcPr>
           <w:p>
             <w:pPr>
@@ -3384,7 +3384,7 @@
         </w:tc>
         <w:tc>
           <w:tcPr>
-            <w:tcW w:type="dxa" w:w="1426"/>
+            <w:tcW w:type="dxa" w:w="1354"/>
           </w:tcPr>
           <w:p>
             <w:pPr>
@@ -3404,7 +3404,7 @@
       <w:tr>
         <w:tc>
           <w:tcPr>
-            <w:tcW w:type="dxa" w:w="2952"/>
+            <w:tcW w:type="dxa" w:w="3312"/>
             <w:shd w:val="clear" w:color="auto" w:fill="F6F1E6"/>
           </w:tcPr>
           <w:p>
@@ -3423,7 +3423,7 @@
         </w:tc>
         <w:tc>
           <w:tcPr>
-            <w:tcW w:type="dxa" w:w="1426"/>
+            <w:tcW w:type="dxa" w:w="1354"/>
             <w:shd w:val="clear" w:color="auto" w:fill="F6F1E6"/>
           </w:tcPr>
           <w:p>
@@ -3443,7 +3443,7 @@
         </w:tc>
         <w:tc>
           <w:tcPr>
-            <w:tcW w:type="dxa" w:w="1426"/>
+            <w:tcW w:type="dxa" w:w="1354"/>
             <w:shd w:val="clear" w:color="auto" w:fill="F6F1E6"/>
           </w:tcPr>
           <w:p>
@@ -3463,7 +3463,7 @@
         </w:tc>
         <w:tc>
           <w:tcPr>
-            <w:tcW w:type="dxa" w:w="1426"/>
+            <w:tcW w:type="dxa" w:w="1354"/>
             <w:shd w:val="clear" w:color="auto" w:fill="F6F1E6"/>
           </w:tcPr>
           <w:p>
@@ -3483,7 +3483,7 @@
         </w:tc>
         <w:tc>
           <w:tcPr>
-            <w:tcW w:type="dxa" w:w="1426"/>
+            <w:tcW w:type="dxa" w:w="1354"/>
             <w:shd w:val="clear" w:color="auto" w:fill="F6F1E6"/>
           </w:tcPr>
           <w:p>
@@ -3503,7 +3503,7 @@
         </w:tc>
         <w:tc>
           <w:tcPr>
-            <w:tcW w:type="dxa" w:w="1426"/>
+            <w:tcW w:type="dxa" w:w="1354"/>
             <w:shd w:val="clear" w:color="auto" w:fill="F6F1E6"/>
           </w:tcPr>
           <w:p>
@@ -3565,17 +3565,17 @@
         <w:tblLayout w:type="fixed"/>
       </w:tblPr>
       <w:tblGrid>
-        <w:gridCol w:w="2952"/>
-        <w:gridCol w:w="1426"/>
-        <w:gridCol w:w="1426"/>
-        <w:gridCol w:w="1426"/>
-        <w:gridCol w:w="1426"/>
-        <w:gridCol w:w="1426"/>
+        <w:gridCol w:w="4392"/>
+        <w:gridCol w:w="1138"/>
+        <w:gridCol w:w="1138"/>
+        <w:gridCol w:w="1138"/>
+        <w:gridCol w:w="1138"/>
+        <w:gridCol w:w="1138"/>
       </w:tblGrid>
       <w:tr>
         <w:tc>
           <w:tcPr>
-            <w:tcW w:type="dxa" w:w="2952"/>
+            <w:tcW w:type="dxa" w:w="4392"/>
             <w:shd w:val="clear" w:color="auto" w:fill="EAF0EE"/>
           </w:tcPr>
           <w:p>
@@ -3594,7 +3594,7 @@
         </w:tc>
         <w:tc>
           <w:tcPr>
-            <w:tcW w:type="dxa" w:w="1426"/>
+            <w:tcW w:type="dxa" w:w="1138"/>
             <w:shd w:val="clear" w:color="auto" w:fill="EAF0EE"/>
           </w:tcPr>
           <w:p>
@@ -3613,7 +3613,7 @@
         </w:tc>
         <w:tc>
           <w:tcPr>
-            <w:tcW w:type="dxa" w:w="1426"/>
+            <w:tcW w:type="dxa" w:w="1138"/>
             <w:shd w:val="clear" w:color="auto" w:fill="EAF0EE"/>
           </w:tcPr>
           <w:p>
@@ -3632,7 +3632,7 @@
         </w:tc>
         <w:tc>
           <w:tcPr>
-            <w:tcW w:type="dxa" w:w="1426"/>
+            <w:tcW w:type="dxa" w:w="1138"/>
             <w:shd w:val="clear" w:color="auto" w:fill="EAF0EE"/>
           </w:tcPr>
           <w:p>
@@ -3651,7 +3651,7 @@
         </w:tc>
         <w:tc>
           <w:tcPr>
-            <w:tcW w:type="dxa" w:w="1426"/>
+            <w:tcW w:type="dxa" w:w="1138"/>
             <w:shd w:val="clear" w:color="auto" w:fill="EAF0EE"/>
           </w:tcPr>
           <w:p>
@@ -3670,7 +3670,7 @@
         </w:tc>
         <w:tc>
           <w:tcPr>
-            <w:tcW w:type="dxa" w:w="1426"/>
+            <w:tcW w:type="dxa" w:w="1138"/>
             <w:shd w:val="clear" w:color="auto" w:fill="EAF0EE"/>
           </w:tcPr>
           <w:p>
@@ -3691,7 +3691,7 @@
       <w:tr>
         <w:tc>
           <w:tcPr>
-            <w:tcW w:type="dxa" w:w="2952"/>
+            <w:tcW w:type="dxa" w:w="4392"/>
           </w:tcPr>
           <w:p>
             <w:pPr>
@@ -3708,7 +3708,7 @@
         </w:tc>
         <w:tc>
           <w:tcPr>
-            <w:tcW w:type="dxa" w:w="1426"/>
+            <w:tcW w:type="dxa" w:w="1138"/>
           </w:tcPr>
           <w:p>
             <w:pPr>
@@ -3726,7 +3726,7 @@
         </w:tc>
         <w:tc>
           <w:tcPr>
-            <w:tcW w:type="dxa" w:w="1426"/>
+            <w:tcW w:type="dxa" w:w="1138"/>
           </w:tcPr>
           <w:p>
             <w:pPr>
@@ -3744,7 +3744,7 @@
         </w:tc>
         <w:tc>
           <w:tcPr>
-            <w:tcW w:type="dxa" w:w="1426"/>
+            <w:tcW w:type="dxa" w:w="1138"/>
           </w:tcPr>
           <w:p>
             <w:pPr>
@@ -3762,7 +3762,7 @@
         </w:tc>
         <w:tc>
           <w:tcPr>
-            <w:tcW w:type="dxa" w:w="1426"/>
+            <w:tcW w:type="dxa" w:w="1138"/>
           </w:tcPr>
           <w:p>
             <w:pPr>
@@ -3780,7 +3780,7 @@
         </w:tc>
         <w:tc>
           <w:tcPr>
-            <w:tcW w:type="dxa" w:w="1426"/>
+            <w:tcW w:type="dxa" w:w="1138"/>
           </w:tcPr>
           <w:p>
             <w:pPr>
@@ -3800,7 +3800,7 @@
       <w:tr>
         <w:tc>
           <w:tcPr>
-            <w:tcW w:type="dxa" w:w="2952"/>
+            <w:tcW w:type="dxa" w:w="4392"/>
             <w:shd w:val="clear" w:color="auto" w:fill="F6F1E6"/>
           </w:tcPr>
           <w:p>
@@ -3819,7 +3819,7 @@
         </w:tc>
         <w:tc>
           <w:tcPr>
-            <w:tcW w:type="dxa" w:w="1426"/>
+            <w:tcW w:type="dxa" w:w="1138"/>
             <w:shd w:val="clear" w:color="auto" w:fill="F6F1E6"/>
           </w:tcPr>
           <w:p>
@@ -3839,7 +3839,7 @@
         </w:tc>
         <w:tc>
           <w:tcPr>
-            <w:tcW w:type="dxa" w:w="1426"/>
+            <w:tcW w:type="dxa" w:w="1138"/>
             <w:shd w:val="clear" w:color="auto" w:fill="F6F1E6"/>
           </w:tcPr>
           <w:p>
@@ -3859,7 +3859,7 @@
         </w:tc>
         <w:tc>
           <w:tcPr>
-            <w:tcW w:type="dxa" w:w="1426"/>
+            <w:tcW w:type="dxa" w:w="1138"/>
             <w:shd w:val="clear" w:color="auto" w:fill="F6F1E6"/>
           </w:tcPr>
           <w:p>
@@ -3879,7 +3879,7 @@
         </w:tc>
         <w:tc>
           <w:tcPr>
-            <w:tcW w:type="dxa" w:w="1426"/>
+            <w:tcW w:type="dxa" w:w="1138"/>
             <w:shd w:val="clear" w:color="auto" w:fill="F6F1E6"/>
           </w:tcPr>
           <w:p>
@@ -3899,7 +3899,7 @@
         </w:tc>
         <w:tc>
           <w:tcPr>
-            <w:tcW w:type="dxa" w:w="1426"/>
+            <w:tcW w:type="dxa" w:w="1138"/>
             <w:shd w:val="clear" w:color="auto" w:fill="F6F1E6"/>
           </w:tcPr>
           <w:p>
@@ -3921,7 +3921,7 @@
       <w:tr>
         <w:tc>
           <w:tcPr>
-            <w:tcW w:type="dxa" w:w="2952"/>
+            <w:tcW w:type="dxa" w:w="4392"/>
           </w:tcPr>
           <w:p>
             <w:pPr>
@@ -3938,7 +3938,7 @@
         </w:tc>
         <w:tc>
           <w:tcPr>
-            <w:tcW w:type="dxa" w:w="1426"/>
+            <w:tcW w:type="dxa" w:w="1138"/>
           </w:tcPr>
           <w:p>
             <w:pPr>
@@ -3956,7 +3956,7 @@
         </w:tc>
         <w:tc>
           <w:tcPr>
-            <w:tcW w:type="dxa" w:w="1426"/>
+            <w:tcW w:type="dxa" w:w="1138"/>
           </w:tcPr>
           <w:p>
             <w:pPr>
@@ -3974,7 +3974,7 @@
         </w:tc>
         <w:tc>
           <w:tcPr>
-            <w:tcW w:type="dxa" w:w="1426"/>
+            <w:tcW w:type="dxa" w:w="1138"/>
           </w:tcPr>
           <w:p>
             <w:pPr>
@@ -3992,7 +3992,7 @@
         </w:tc>
         <w:tc>
           <w:tcPr>
-            <w:tcW w:type="dxa" w:w="1426"/>
+            <w:tcW w:type="dxa" w:w="1138"/>
           </w:tcPr>
           <w:p>
             <w:pPr>
@@ -4010,7 +4010,7 @@
         </w:tc>
         <w:tc>
           <w:tcPr>
-            <w:tcW w:type="dxa" w:w="1426"/>
+            <w:tcW w:type="dxa" w:w="1138"/>
           </w:tcPr>
           <w:p>
             <w:pPr>
@@ -5124,14 +5124,14 @@
         <w:tblLayout w:type="fixed"/>
       </w:tblPr>
       <w:tblGrid>
-        <w:gridCol w:w="3528"/>
-        <w:gridCol w:w="1440"/>
+        <w:gridCol w:w="3614"/>
+        <w:gridCol w:w="1354"/>
         <w:gridCol w:w="5112"/>
       </w:tblGrid>
       <w:tr>
         <w:tc>
           <w:tcPr>
-            <w:tcW w:type="dxa" w:w="3528"/>
+            <w:tcW w:type="dxa" w:w="3614"/>
             <w:shd w:val="clear" w:color="auto" w:fill="EAF0EE"/>
           </w:tcPr>
           <w:p>
@@ -5150,7 +5150,7 @@
         </w:tc>
         <w:tc>
           <w:tcPr>
-            <w:tcW w:type="dxa" w:w="1440"/>
+            <w:tcW w:type="dxa" w:w="1354"/>
             <w:shd w:val="clear" w:color="auto" w:fill="EAF0EE"/>
           </w:tcPr>
           <w:p>
@@ -5190,7 +5190,7 @@
       <w:tr>
         <w:tc>
           <w:tcPr>
-            <w:tcW w:type="dxa" w:w="3528"/>
+            <w:tcW w:type="dxa" w:w="3614"/>
           </w:tcPr>
           <w:p>
             <w:pPr>
@@ -5207,7 +5207,7 @@
         </w:tc>
         <w:tc>
           <w:tcPr>
-            <w:tcW w:type="dxa" w:w="1440"/>
+            <w:tcW w:type="dxa" w:w="1354"/>
           </w:tcPr>
           <w:p>
             <w:pPr>
@@ -5245,7 +5245,7 @@
       <w:tr>
         <w:tc>
           <w:tcPr>
-            <w:tcW w:type="dxa" w:w="3528"/>
+            <w:tcW w:type="dxa" w:w="3614"/>
           </w:tcPr>
           <w:p>
             <w:pPr>
@@ -5262,7 +5262,7 @@
         </w:tc>
         <w:tc>
           <w:tcPr>
-            <w:tcW w:type="dxa" w:w="1440"/>
+            <w:tcW w:type="dxa" w:w="1354"/>
           </w:tcPr>
           <w:p>
             <w:pPr>
@@ -5300,7 +5300,7 @@
       <w:tr>
         <w:tc>
           <w:tcPr>
-            <w:tcW w:type="dxa" w:w="3528"/>
+            <w:tcW w:type="dxa" w:w="3614"/>
           </w:tcPr>
           <w:p>
             <w:pPr>
@@ -5317,7 +5317,7 @@
         </w:tc>
         <w:tc>
           <w:tcPr>
-            <w:tcW w:type="dxa" w:w="1440"/>
+            <w:tcW w:type="dxa" w:w="1354"/>
           </w:tcPr>
           <w:p>
             <w:pPr>
@@ -5354,7 +5354,7 @@
       <w:tr>
         <w:tc>
           <w:tcPr>
-            <w:tcW w:type="dxa" w:w="3528"/>
+            <w:tcW w:type="dxa" w:w="3614"/>
           </w:tcPr>
           <w:p>
             <w:pPr>
@@ -5371,7 +5371,7 @@
         </w:tc>
         <w:tc>
           <w:tcPr>
-            <w:tcW w:type="dxa" w:w="1440"/>
+            <w:tcW w:type="dxa" w:w="1354"/>
           </w:tcPr>
           <w:p>
             <w:pPr>
@@ -5409,7 +5409,7 @@
       <w:tr>
         <w:tc>
           <w:tcPr>
-            <w:tcW w:type="dxa" w:w="3528"/>
+            <w:tcW w:type="dxa" w:w="3614"/>
             <w:shd w:val="clear" w:color="auto" w:fill="F6F1E6"/>
           </w:tcPr>
           <w:p>
@@ -5428,7 +5428,7 @@
         </w:tc>
         <w:tc>
           <w:tcPr>
-            <w:tcW w:type="dxa" w:w="1440"/>
+            <w:tcW w:type="dxa" w:w="1354"/>
             <w:shd w:val="clear" w:color="auto" w:fill="F6F1E6"/>
           </w:tcPr>
           <w:p>
@@ -5470,7 +5470,7 @@
       <w:tr>
         <w:tc>
           <w:tcPr>
-            <w:tcW w:type="dxa" w:w="3528"/>
+            <w:tcW w:type="dxa" w:w="3614"/>
           </w:tcPr>
           <w:p>
             <w:pPr>
@@ -5487,7 +5487,7 @@
         </w:tc>
         <w:tc>
           <w:tcPr>
-            <w:tcW w:type="dxa" w:w="1440"/>
+            <w:tcW w:type="dxa" w:w="1354"/>
           </w:tcPr>
           <w:p>
             <w:pPr>
@@ -5621,15 +5621,15 @@
         <w:tblLayout w:type="fixed"/>
       </w:tblPr>
       <w:tblGrid>
-        <w:gridCol w:w="3744"/>
-        <w:gridCol w:w="1728"/>
-        <w:gridCol w:w="1728"/>
-        <w:gridCol w:w="1296"/>
+        <w:gridCol w:w="4882"/>
+        <w:gridCol w:w="1195"/>
+        <w:gridCol w:w="1195"/>
+        <w:gridCol w:w="1368"/>
       </w:tblGrid>
       <w:tr>
         <w:tc>
           <w:tcPr>
-            <w:tcW w:type="dxa" w:w="3744"/>
+            <w:tcW w:type="dxa" w:w="4882"/>
             <w:shd w:val="clear" w:color="auto" w:fill="EAF0EE"/>
           </w:tcPr>
           <w:p>
@@ -5648,7 +5648,7 @@
         </w:tc>
         <w:tc>
           <w:tcPr>
-            <w:tcW w:type="dxa" w:w="1728"/>
+            <w:tcW w:type="dxa" w:w="1195"/>
             <w:shd w:val="clear" w:color="auto" w:fill="EAF0EE"/>
           </w:tcPr>
           <w:p>
@@ -5667,7 +5667,7 @@
         </w:tc>
         <w:tc>
           <w:tcPr>
-            <w:tcW w:type="dxa" w:w="1728"/>
+            <w:tcW w:type="dxa" w:w="1195"/>
             <w:shd w:val="clear" w:color="auto" w:fill="EAF0EE"/>
           </w:tcPr>
           <w:p>
@@ -5686,7 +5686,7 @@
         </w:tc>
         <w:tc>
           <w:tcPr>
-            <w:tcW w:type="dxa" w:w="1296"/>
+            <w:tcW w:type="dxa" w:w="1368"/>
             <w:shd w:val="clear" w:color="auto" w:fill="EAF0EE"/>
           </w:tcPr>
           <w:p>
@@ -5707,7 +5707,7 @@
       <w:tr>
         <w:tc>
           <w:tcPr>
-            <w:tcW w:type="dxa" w:w="3744"/>
+            <w:tcW w:type="dxa" w:w="4882"/>
           </w:tcPr>
           <w:p>
             <w:pPr>
@@ -5724,7 +5724,7 @@
         </w:tc>
         <w:tc>
           <w:tcPr>
-            <w:tcW w:type="dxa" w:w="1728"/>
+            <w:tcW w:type="dxa" w:w="1195"/>
           </w:tcPr>
           <w:p>
             <w:pPr>
@@ -5742,7 +5742,7 @@
         </w:tc>
         <w:tc>
           <w:tcPr>
-            <w:tcW w:type="dxa" w:w="1728"/>
+            <w:tcW w:type="dxa" w:w="1195"/>
           </w:tcPr>
           <w:p>
             <w:pPr>
@@ -5760,7 +5760,7 @@
         </w:tc>
         <w:tc>
           <w:tcPr>
-            <w:tcW w:type="dxa" w:w="1296"/>
+            <w:tcW w:type="dxa" w:w="1368"/>
           </w:tcPr>
           <w:p>
             <w:pPr>
@@ -5780,7 +5780,7 @@
       <w:tr>
         <w:tc>
           <w:tcPr>
-            <w:tcW w:type="dxa" w:w="3744"/>
+            <w:tcW w:type="dxa" w:w="4882"/>
           </w:tcPr>
           <w:p>
             <w:pPr>
@@ -5797,7 +5797,7 @@
         </w:tc>
         <w:tc>
           <w:tcPr>
-            <w:tcW w:type="dxa" w:w="1728"/>
+            <w:tcW w:type="dxa" w:w="1195"/>
           </w:tcPr>
           <w:p>
             <w:pPr>
@@ -5815,7 +5815,7 @@
         </w:tc>
         <w:tc>
           <w:tcPr>
-            <w:tcW w:type="dxa" w:w="1728"/>
+            <w:tcW w:type="dxa" w:w="1195"/>
           </w:tcPr>
           <w:p>
             <w:pPr>
@@ -5833,7 +5833,7 @@
         </w:tc>
         <w:tc>
           <w:tcPr>
-            <w:tcW w:type="dxa" w:w="1296"/>
+            <w:tcW w:type="dxa" w:w="1368"/>
           </w:tcPr>
           <w:p>
             <w:pPr>
@@ -5853,7 +5853,7 @@
       <w:tr>
         <w:tc>
           <w:tcPr>
-            <w:tcW w:type="dxa" w:w="3744"/>
+            <w:tcW w:type="dxa" w:w="4882"/>
           </w:tcPr>
           <w:p>
             <w:pPr>
@@ -5870,7 +5870,7 @@
         </w:tc>
         <w:tc>
           <w:tcPr>
-            <w:tcW w:type="dxa" w:w="1728"/>
+            <w:tcW w:type="dxa" w:w="1195"/>
           </w:tcPr>
           <w:p>
             <w:pPr>
@@ -5888,7 +5888,7 @@
         </w:tc>
         <w:tc>
           <w:tcPr>
-            <w:tcW w:type="dxa" w:w="1728"/>
+            <w:tcW w:type="dxa" w:w="1195"/>
           </w:tcPr>
           <w:p>
             <w:pPr>
@@ -5906,7 +5906,7 @@
         </w:tc>
         <w:tc>
           <w:tcPr>
-            <w:tcW w:type="dxa" w:w="1296"/>
+            <w:tcW w:type="dxa" w:w="1368"/>
           </w:tcPr>
           <w:p>
             <w:pPr>
@@ -5926,7 +5926,7 @@
       <w:tr>
         <w:tc>
           <w:tcPr>
-            <w:tcW w:type="dxa" w:w="3744"/>
+            <w:tcW w:type="dxa" w:w="4882"/>
           </w:tcPr>
           <w:p>
             <w:pPr>
@@ -5943,7 +5943,7 @@
         </w:tc>
         <w:tc>
           <w:tcPr>
-            <w:tcW w:type="dxa" w:w="1728"/>
+            <w:tcW w:type="dxa" w:w="1195"/>
           </w:tcPr>
           <w:p>
             <w:pPr>
@@ -5961,7 +5961,7 @@
         </w:tc>
         <w:tc>
           <w:tcPr>
-            <w:tcW w:type="dxa" w:w="1728"/>
+            <w:tcW w:type="dxa" w:w="1195"/>
           </w:tcPr>
           <w:p>
             <w:pPr>
@@ -5979,7 +5979,7 @@
         </w:tc>
         <w:tc>
           <w:tcPr>
-            <w:tcW w:type="dxa" w:w="1296"/>
+            <w:tcW w:type="dxa" w:w="1368"/>
           </w:tcPr>
           <w:p>
             <w:pPr>
@@ -5999,7 +5999,7 @@
       <w:tr>
         <w:tc>
           <w:tcPr>
-            <w:tcW w:type="dxa" w:w="3744"/>
+            <w:tcW w:type="dxa" w:w="4882"/>
             <w:shd w:val="clear" w:color="auto" w:fill="F6F1E6"/>
           </w:tcPr>
           <w:p>
@@ -6018,7 +6018,7 @@
         </w:tc>
         <w:tc>
           <w:tcPr>
-            <w:tcW w:type="dxa" w:w="1728"/>
+            <w:tcW w:type="dxa" w:w="1195"/>
             <w:shd w:val="clear" w:color="auto" w:fill="F6F1E6"/>
           </w:tcPr>
           <w:p>
@@ -6038,7 +6038,7 @@
         </w:tc>
         <w:tc>
           <w:tcPr>
-            <w:tcW w:type="dxa" w:w="1728"/>
+            <w:tcW w:type="dxa" w:w="1195"/>
             <w:shd w:val="clear" w:color="auto" w:fill="F6F1E6"/>
           </w:tcPr>
           <w:p>
@@ -6058,7 +6058,7 @@
         </w:tc>
         <w:tc>
           <w:tcPr>
-            <w:tcW w:type="dxa" w:w="1296"/>
+            <w:tcW w:type="dxa" w:w="1368"/>
             <w:shd w:val="clear" w:color="auto" w:fill="F6F1E6"/>
           </w:tcPr>
           <w:p>
@@ -6080,7 +6080,7 @@
       <w:tr>
         <w:tc>
           <w:tcPr>
-            <w:tcW w:type="dxa" w:w="3744"/>
+            <w:tcW w:type="dxa" w:w="4882"/>
           </w:tcPr>
           <w:p>
             <w:pPr>
@@ -6097,7 +6097,7 @@
         </w:tc>
         <w:tc>
           <w:tcPr>
-            <w:tcW w:type="dxa" w:w="1728"/>
+            <w:tcW w:type="dxa" w:w="1195"/>
           </w:tcPr>
           <w:p>
             <w:pPr>
@@ -6115,7 +6115,7 @@
         </w:tc>
         <w:tc>
           <w:tcPr>
-            <w:tcW w:type="dxa" w:w="1728"/>
+            <w:tcW w:type="dxa" w:w="1195"/>
           </w:tcPr>
           <w:p>
             <w:pPr>
@@ -6133,7 +6133,7 @@
         </w:tc>
         <w:tc>
           <w:tcPr>
-            <w:tcW w:type="dxa" w:w="1296"/>
+            <w:tcW w:type="dxa" w:w="1368"/>
           </w:tcPr>
           <w:p>
             <w:pPr>
@@ -6235,7 +6235,7 @@
           <w:color w:val="6E7B77"/>
           <w:sz w:val="17"/>
         </w:rPr>
-        <w:t>Figure 3 — the unit engine: connected capacity, consumption per connected ton and the revenue that falls out of them.</w:t>
+        <w:t>Figure 3 — the unit build: connected capacity, consumption per connected ton and the revenue that falls out of them.</w:t>
       </w:r>
     </w:p>
     <w:p>
@@ -7110,17 +7110,17 @@
         <w:tblLayout w:type="fixed"/>
       </w:tblPr>
       <w:tblGrid>
-        <w:gridCol w:w="2952"/>
-        <w:gridCol w:w="1426"/>
-        <w:gridCol w:w="1426"/>
-        <w:gridCol w:w="1426"/>
-        <w:gridCol w:w="1426"/>
-        <w:gridCol w:w="1426"/>
+        <w:gridCol w:w="4320"/>
+        <w:gridCol w:w="1152"/>
+        <w:gridCol w:w="1152"/>
+        <w:gridCol w:w="1152"/>
+        <w:gridCol w:w="1152"/>
+        <w:gridCol w:w="1152"/>
       </w:tblGrid>
       <w:tr>
         <w:tc>
           <w:tcPr>
-            <w:tcW w:type="dxa" w:w="2952"/>
+            <w:tcW w:type="dxa" w:w="4320"/>
             <w:shd w:val="clear" w:color="auto" w:fill="EAF0EE"/>
           </w:tcPr>
           <w:p>
@@ -7139,7 +7139,7 @@
         </w:tc>
         <w:tc>
           <w:tcPr>
-            <w:tcW w:type="dxa" w:w="1426"/>
+            <w:tcW w:type="dxa" w:w="1152"/>
             <w:shd w:val="clear" w:color="auto" w:fill="EAF0EE"/>
           </w:tcPr>
           <w:p>
@@ -7158,7 +7158,7 @@
         </w:tc>
         <w:tc>
           <w:tcPr>
-            <w:tcW w:type="dxa" w:w="1426"/>
+            <w:tcW w:type="dxa" w:w="1152"/>
             <w:shd w:val="clear" w:color="auto" w:fill="EAF0EE"/>
           </w:tcPr>
           <w:p>
@@ -7177,7 +7177,7 @@
         </w:tc>
         <w:tc>
           <w:tcPr>
-            <w:tcW w:type="dxa" w:w="1426"/>
+            <w:tcW w:type="dxa" w:w="1152"/>
             <w:shd w:val="clear" w:color="auto" w:fill="EAF0EE"/>
           </w:tcPr>
           <w:p>
@@ -7196,7 +7196,7 @@
         </w:tc>
         <w:tc>
           <w:tcPr>
-            <w:tcW w:type="dxa" w:w="1426"/>
+            <w:tcW w:type="dxa" w:w="1152"/>
             <w:shd w:val="clear" w:color="auto" w:fill="EAF0EE"/>
           </w:tcPr>
           <w:p>
@@ -7215,7 +7215,7 @@
         </w:tc>
         <w:tc>
           <w:tcPr>
-            <w:tcW w:type="dxa" w:w="1426"/>
+            <w:tcW w:type="dxa" w:w="1152"/>
             <w:shd w:val="clear" w:color="auto" w:fill="EAF0EE"/>
           </w:tcPr>
           <w:p>
@@ -7236,7 +7236,7 @@
       <w:tr>
         <w:tc>
           <w:tcPr>
-            <w:tcW w:type="dxa" w:w="2952"/>
+            <w:tcW w:type="dxa" w:w="4320"/>
           </w:tcPr>
           <w:p>
             <w:pPr>
@@ -7253,7 +7253,7 @@
         </w:tc>
         <w:tc>
           <w:tcPr>
-            <w:tcW w:type="dxa" w:w="1426"/>
+            <w:tcW w:type="dxa" w:w="1152"/>
           </w:tcPr>
           <w:p>
             <w:pPr>
@@ -7271,7 +7271,7 @@
         </w:tc>
         <w:tc>
           <w:tcPr>
-            <w:tcW w:type="dxa" w:w="1426"/>
+            <w:tcW w:type="dxa" w:w="1152"/>
           </w:tcPr>
           <w:p>
             <w:pPr>
@@ -7289,7 +7289,7 @@
         </w:tc>
         <w:tc>
           <w:tcPr>
-            <w:tcW w:type="dxa" w:w="1426"/>
+            <w:tcW w:type="dxa" w:w="1152"/>
           </w:tcPr>
           <w:p>
             <w:pPr>
@@ -7307,7 +7307,7 @@
         </w:tc>
         <w:tc>
           <w:tcPr>
-            <w:tcW w:type="dxa" w:w="1426"/>
+            <w:tcW w:type="dxa" w:w="1152"/>
           </w:tcPr>
           <w:p>
             <w:pPr>
@@ -7325,7 +7325,7 @@
         </w:tc>
         <w:tc>
           <w:tcPr>
-            <w:tcW w:type="dxa" w:w="1426"/>
+            <w:tcW w:type="dxa" w:w="1152"/>
           </w:tcPr>
           <w:p>
             <w:pPr>
@@ -7345,7 +7345,7 @@
       <w:tr>
         <w:tc>
           <w:tcPr>
-            <w:tcW w:type="dxa" w:w="2952"/>
+            <w:tcW w:type="dxa" w:w="4320"/>
           </w:tcPr>
           <w:p>
             <w:pPr>
@@ -7362,7 +7362,7 @@
         </w:tc>
         <w:tc>
           <w:tcPr>
-            <w:tcW w:type="dxa" w:w="1426"/>
+            <w:tcW w:type="dxa" w:w="1152"/>
           </w:tcPr>
           <w:p>
             <w:pPr>
@@ -7380,7 +7380,7 @@
         </w:tc>
         <w:tc>
           <w:tcPr>
-            <w:tcW w:type="dxa" w:w="1426"/>
+            <w:tcW w:type="dxa" w:w="1152"/>
           </w:tcPr>
           <w:p>
             <w:pPr>
@@ -7398,7 +7398,7 @@
         </w:tc>
         <w:tc>
           <w:tcPr>
-            <w:tcW w:type="dxa" w:w="1426"/>
+            <w:tcW w:type="dxa" w:w="1152"/>
           </w:tcPr>
           <w:p>
             <w:pPr>
@@ -7416,7 +7416,7 @@
         </w:tc>
         <w:tc>
           <w:tcPr>
-            <w:tcW w:type="dxa" w:w="1426"/>
+            <w:tcW w:type="dxa" w:w="1152"/>
           </w:tcPr>
           <w:p>
             <w:pPr>
@@ -7434,7 +7434,7 @@
         </w:tc>
         <w:tc>
           <w:tcPr>
-            <w:tcW w:type="dxa" w:w="1426"/>
+            <w:tcW w:type="dxa" w:w="1152"/>
           </w:tcPr>
           <w:p>
             <w:pPr>
@@ -7454,7 +7454,7 @@
       <w:tr>
         <w:tc>
           <w:tcPr>
-            <w:tcW w:type="dxa" w:w="2952"/>
+            <w:tcW w:type="dxa" w:w="4320"/>
             <w:shd w:val="clear" w:color="auto" w:fill="F6F1E6"/>
           </w:tcPr>
           <w:p>
@@ -7473,7 +7473,7 @@
         </w:tc>
         <w:tc>
           <w:tcPr>
-            <w:tcW w:type="dxa" w:w="1426"/>
+            <w:tcW w:type="dxa" w:w="1152"/>
             <w:shd w:val="clear" w:color="auto" w:fill="F6F1E6"/>
           </w:tcPr>
           <w:p>
@@ -7493,7 +7493,7 @@
         </w:tc>
         <w:tc>
           <w:tcPr>
-            <w:tcW w:type="dxa" w:w="1426"/>
+            <w:tcW w:type="dxa" w:w="1152"/>
             <w:shd w:val="clear" w:color="auto" w:fill="F6F1E6"/>
           </w:tcPr>
           <w:p>
@@ -7513,7 +7513,7 @@
         </w:tc>
         <w:tc>
           <w:tcPr>
-            <w:tcW w:type="dxa" w:w="1426"/>
+            <w:tcW w:type="dxa" w:w="1152"/>
             <w:shd w:val="clear" w:color="auto" w:fill="F6F1E6"/>
           </w:tcPr>
           <w:p>
@@ -7533,7 +7533,7 @@
         </w:tc>
         <w:tc>
           <w:tcPr>
-            <w:tcW w:type="dxa" w:w="1426"/>
+            <w:tcW w:type="dxa" w:w="1152"/>
             <w:shd w:val="clear" w:color="auto" w:fill="F6F1E6"/>
           </w:tcPr>
           <w:p>
@@ -7553,7 +7553,7 @@
         </w:tc>
         <w:tc>
           <w:tcPr>
-            <w:tcW w:type="dxa" w:w="1426"/>
+            <w:tcW w:type="dxa" w:w="1152"/>
             <w:shd w:val="clear" w:color="auto" w:fill="F6F1E6"/>
           </w:tcPr>
           <w:p>
@@ -7575,7 +7575,7 @@
       <w:tr>
         <w:tc>
           <w:tcPr>
-            <w:tcW w:type="dxa" w:w="2952"/>
+            <w:tcW w:type="dxa" w:w="4320"/>
           </w:tcPr>
           <w:p>
             <w:pPr>
@@ -7592,7 +7592,7 @@
         </w:tc>
         <w:tc>
           <w:tcPr>
-            <w:tcW w:type="dxa" w:w="1426"/>
+            <w:tcW w:type="dxa" w:w="1152"/>
           </w:tcPr>
           <w:p>
             <w:pPr>
@@ -7610,7 +7610,7 @@
         </w:tc>
         <w:tc>
           <w:tcPr>
-            <w:tcW w:type="dxa" w:w="1426"/>
+            <w:tcW w:type="dxa" w:w="1152"/>
           </w:tcPr>
           <w:p>
             <w:pPr>
@@ -7628,7 +7628,7 @@
         </w:tc>
         <w:tc>
           <w:tcPr>
-            <w:tcW w:type="dxa" w:w="1426"/>
+            <w:tcW w:type="dxa" w:w="1152"/>
           </w:tcPr>
           <w:p>
             <w:pPr>
@@ -7646,7 +7646,7 @@
         </w:tc>
         <w:tc>
           <w:tcPr>
-            <w:tcW w:type="dxa" w:w="1426"/>
+            <w:tcW w:type="dxa" w:w="1152"/>
           </w:tcPr>
           <w:p>
             <w:pPr>
@@ -7664,7 +7664,7 @@
         </w:tc>
         <w:tc>
           <w:tcPr>
-            <w:tcW w:type="dxa" w:w="1426"/>
+            <w:tcW w:type="dxa" w:w="1152"/>
           </w:tcPr>
           <w:p>
             <w:pPr>
@@ -7684,7 +7684,7 @@
       <w:tr>
         <w:tc>
           <w:tcPr>
-            <w:tcW w:type="dxa" w:w="2952"/>
+            <w:tcW w:type="dxa" w:w="4320"/>
           </w:tcPr>
           <w:p>
             <w:pPr>
@@ -7701,7 +7701,7 @@
         </w:tc>
         <w:tc>
           <w:tcPr>
-            <w:tcW w:type="dxa" w:w="1426"/>
+            <w:tcW w:type="dxa" w:w="1152"/>
           </w:tcPr>
           <w:p>
             <w:pPr>
@@ -7719,7 +7719,7 @@
         </w:tc>
         <w:tc>
           <w:tcPr>
-            <w:tcW w:type="dxa" w:w="1426"/>
+            <w:tcW w:type="dxa" w:w="1152"/>
           </w:tcPr>
           <w:p>
             <w:pPr>
@@ -7737,7 +7737,7 @@
         </w:tc>
         <w:tc>
           <w:tcPr>
-            <w:tcW w:type="dxa" w:w="1426"/>
+            <w:tcW w:type="dxa" w:w="1152"/>
           </w:tcPr>
           <w:p>
             <w:pPr>
@@ -7755,7 +7755,7 @@
         </w:tc>
         <w:tc>
           <w:tcPr>
-            <w:tcW w:type="dxa" w:w="1426"/>
+            <w:tcW w:type="dxa" w:w="1152"/>
           </w:tcPr>
           <w:p>
             <w:pPr>
@@ -7773,7 +7773,7 @@
         </w:tc>
         <w:tc>
           <w:tcPr>
-            <w:tcW w:type="dxa" w:w="1426"/>
+            <w:tcW w:type="dxa" w:w="1152"/>
           </w:tcPr>
           <w:p>
             <w:pPr>
@@ -11461,18 +11461,18 @@
         <w:tblLayout w:type="fixed"/>
       </w:tblPr>
       <w:tblGrid>
-        <w:gridCol w:w="2520"/>
+        <w:gridCol w:w="3038"/>
+        <w:gridCol w:w="1022"/>
+        <w:gridCol w:w="1022"/>
         <w:gridCol w:w="1152"/>
-        <w:gridCol w:w="1152"/>
-        <w:gridCol w:w="1152"/>
-        <w:gridCol w:w="1152"/>
-        <w:gridCol w:w="1152"/>
+        <w:gridCol w:w="1022"/>
+        <w:gridCol w:w="1022"/>
         <w:gridCol w:w="1800"/>
       </w:tblGrid>
       <w:tr>
         <w:tc>
           <w:tcPr>
-            <w:tcW w:type="dxa" w:w="2520"/>
+            <w:tcW w:type="dxa" w:w="3038"/>
             <w:shd w:val="clear" w:color="auto" w:fill="EAF0EE"/>
           </w:tcPr>
           <w:p>
@@ -11486,6 +11486,44 @@
                 <w:sz w:val="17"/>
               </w:rPr>
               <w:t>Horizon</w:t>
+            </w:r>
+          </w:p>
+        </w:tc>
+        <w:tc>
+          <w:tcPr>
+            <w:tcW w:type="dxa" w:w="1022"/>
+            <w:shd w:val="clear" w:color="auto" w:fill="EAF0EE"/>
+          </w:tcPr>
+          <w:p>
+            <w:pPr>
+              <w:spacing w:after="20"/>
+            </w:pPr>
+            <w:r>
+              <w:rPr>
+                <w:b/>
+                <w:color w:val="1C3A36"/>
+                <w:sz w:val="17"/>
+              </w:rPr>
+              <w:t>5th</w:t>
+            </w:r>
+          </w:p>
+        </w:tc>
+        <w:tc>
+          <w:tcPr>
+            <w:tcW w:type="dxa" w:w="1022"/>
+            <w:shd w:val="clear" w:color="auto" w:fill="EAF0EE"/>
+          </w:tcPr>
+          <w:p>
+            <w:pPr>
+              <w:spacing w:after="20"/>
+            </w:pPr>
+            <w:r>
+              <w:rPr>
+                <w:b/>
+                <w:color w:val="1C3A36"/>
+                <w:sz w:val="17"/>
+              </w:rPr>
+              <w:t>25th</w:t>
             </w:r>
           </w:p>
         </w:tc>
@@ -11504,13 +11542,13 @@
                 <w:color w:val="1C3A36"/>
                 <w:sz w:val="17"/>
               </w:rPr>
-              <w:t>5th</w:t>
-            </w:r>
-          </w:p>
-        </w:tc>
-        <w:tc>
-          <w:tcPr>
-            <w:tcW w:type="dxa" w:w="1152"/>
+              <w:t>Median</w:t>
+            </w:r>
+          </w:p>
+        </w:tc>
+        <w:tc>
+          <w:tcPr>
+            <w:tcW w:type="dxa" w:w="1022"/>
             <w:shd w:val="clear" w:color="auto" w:fill="EAF0EE"/>
           </w:tcPr>
           <w:p>
@@ -11523,51 +11561,13 @@
                 <w:color w:val="1C3A36"/>
                 <w:sz w:val="17"/>
               </w:rPr>
-              <w:t>25th</w:t>
-            </w:r>
-          </w:p>
-        </w:tc>
-        <w:tc>
-          <w:tcPr>
-            <w:tcW w:type="dxa" w:w="1152"/>
-            <w:shd w:val="clear" w:color="auto" w:fill="EAF0EE"/>
-          </w:tcPr>
-          <w:p>
-            <w:pPr>
-              <w:spacing w:after="20"/>
-            </w:pPr>
-            <w:r>
-              <w:rPr>
-                <w:b/>
-                <w:color w:val="1C3A36"/>
-                <w:sz w:val="17"/>
-              </w:rPr>
-              <w:t>Median</w:t>
-            </w:r>
-          </w:p>
-        </w:tc>
-        <w:tc>
-          <w:tcPr>
-            <w:tcW w:type="dxa" w:w="1152"/>
-            <w:shd w:val="clear" w:color="auto" w:fill="EAF0EE"/>
-          </w:tcPr>
-          <w:p>
-            <w:pPr>
-              <w:spacing w:after="20"/>
-            </w:pPr>
-            <w:r>
-              <w:rPr>
-                <w:b/>
-                <w:color w:val="1C3A36"/>
-                <w:sz w:val="17"/>
-              </w:rPr>
               <w:t>75th</w:t>
             </w:r>
           </w:p>
         </w:tc>
         <w:tc>
           <w:tcPr>
-            <w:tcW w:type="dxa" w:w="1152"/>
+            <w:tcW w:type="dxa" w:w="1022"/>
             <w:shd w:val="clear" w:color="auto" w:fill="EAF0EE"/>
           </w:tcPr>
           <w:p>
@@ -11607,7 +11607,7 @@
       <w:tr>
         <w:tc>
           <w:tcPr>
-            <w:tcW w:type="dxa" w:w="2520"/>
+            <w:tcW w:type="dxa" w:w="3038"/>
           </w:tcPr>
           <w:p>
             <w:pPr>
@@ -11624,6 +11624,42 @@
         </w:tc>
         <w:tc>
           <w:tcPr>
+            <w:tcW w:type="dxa" w:w="1022"/>
+          </w:tcPr>
+          <w:p>
+            <w:pPr>
+              <w:spacing w:after="20"/>
+              <w:jc w:val="right"/>
+            </w:pPr>
+            <w:r>
+              <w:rPr>
+                <w:color w:val="1C3A36"/>
+                <w:sz w:val="17"/>
+              </w:rPr>
+              <w:t>1.31</w:t>
+            </w:r>
+          </w:p>
+        </w:tc>
+        <w:tc>
+          <w:tcPr>
+            <w:tcW w:type="dxa" w:w="1022"/>
+          </w:tcPr>
+          <w:p>
+            <w:pPr>
+              <w:spacing w:after="20"/>
+              <w:jc w:val="right"/>
+            </w:pPr>
+            <w:r>
+              <w:rPr>
+                <w:color w:val="1C3A36"/>
+                <w:sz w:val="17"/>
+              </w:rPr>
+              <w:t>1.42</w:t>
+            </w:r>
+          </w:p>
+        </w:tc>
+        <w:tc>
+          <w:tcPr>
             <w:tcW w:type="dxa" w:w="1152"/>
           </w:tcPr>
           <w:p>
@@ -11636,13 +11672,13 @@
                 <w:color w:val="1C3A36"/>
                 <w:sz w:val="17"/>
               </w:rPr>
-              <w:t>1.31</w:t>
-            </w:r>
-          </w:p>
-        </w:tc>
-        <w:tc>
-          <w:tcPr>
-            <w:tcW w:type="dxa" w:w="1152"/>
+              <w:t>1.50</w:t>
+            </w:r>
+          </w:p>
+        </w:tc>
+        <w:tc>
+          <w:tcPr>
+            <w:tcW w:type="dxa" w:w="1022"/>
           </w:tcPr>
           <w:p>
             <w:pPr>
@@ -11654,49 +11690,13 @@
                 <w:color w:val="1C3A36"/>
                 <w:sz w:val="17"/>
               </w:rPr>
-              <w:t>1.42</w:t>
-            </w:r>
-          </w:p>
-        </w:tc>
-        <w:tc>
-          <w:tcPr>
-            <w:tcW w:type="dxa" w:w="1152"/>
-          </w:tcPr>
-          <w:p>
-            <w:pPr>
-              <w:spacing w:after="20"/>
-              <w:jc w:val="right"/>
-            </w:pPr>
-            <w:r>
-              <w:rPr>
-                <w:color w:val="1C3A36"/>
-                <w:sz w:val="17"/>
-              </w:rPr>
-              <w:t>1.50</w:t>
-            </w:r>
-          </w:p>
-        </w:tc>
-        <w:tc>
-          <w:tcPr>
-            <w:tcW w:type="dxa" w:w="1152"/>
-          </w:tcPr>
-          <w:p>
-            <w:pPr>
-              <w:spacing w:after="20"/>
-              <w:jc w:val="right"/>
-            </w:pPr>
-            <w:r>
-              <w:rPr>
-                <w:color w:val="1C3A36"/>
-                <w:sz w:val="17"/>
-              </w:rPr>
               <w:t>1.58</w:t>
             </w:r>
           </w:p>
         </w:tc>
         <w:tc>
           <w:tcPr>
-            <w:tcW w:type="dxa" w:w="1152"/>
+            <w:tcW w:type="dxa" w:w="1022"/>
           </w:tcPr>
           <w:p>
             <w:pPr>
@@ -11734,7 +11734,7 @@
       <w:tr>
         <w:tc>
           <w:tcPr>
-            <w:tcW w:type="dxa" w:w="2520"/>
+            <w:tcW w:type="dxa" w:w="3038"/>
           </w:tcPr>
           <w:p>
             <w:pPr>
@@ -11751,6 +11751,42 @@
         </w:tc>
         <w:tc>
           <w:tcPr>
+            <w:tcW w:type="dxa" w:w="1022"/>
+          </w:tcPr>
+          <w:p>
+            <w:pPr>
+              <w:spacing w:after="20"/>
+              <w:jc w:val="right"/>
+            </w:pPr>
+            <w:r>
+              <w:rPr>
+                <w:color w:val="1C3A36"/>
+                <w:sz w:val="17"/>
+              </w:rPr>
+              <w:t>1.16</w:t>
+            </w:r>
+          </w:p>
+        </w:tc>
+        <w:tc>
+          <w:tcPr>
+            <w:tcW w:type="dxa" w:w="1022"/>
+          </w:tcPr>
+          <w:p>
+            <w:pPr>
+              <w:spacing w:after="20"/>
+              <w:jc w:val="right"/>
+            </w:pPr>
+            <w:r>
+              <w:rPr>
+                <w:color w:val="1C3A36"/>
+                <w:sz w:val="17"/>
+              </w:rPr>
+              <w:t>1.36</w:t>
+            </w:r>
+          </w:p>
+        </w:tc>
+        <w:tc>
+          <w:tcPr>
             <w:tcW w:type="dxa" w:w="1152"/>
           </w:tcPr>
           <w:p>
@@ -11763,13 +11799,13 @@
                 <w:color w:val="1C3A36"/>
                 <w:sz w:val="17"/>
               </w:rPr>
-              <w:t>1.16</w:t>
-            </w:r>
-          </w:p>
-        </w:tc>
-        <w:tc>
-          <w:tcPr>
-            <w:tcW w:type="dxa" w:w="1152"/>
+              <w:t>1.49</w:t>
+            </w:r>
+          </w:p>
+        </w:tc>
+        <w:tc>
+          <w:tcPr>
+            <w:tcW w:type="dxa" w:w="1022"/>
           </w:tcPr>
           <w:p>
             <w:pPr>
@@ -11781,49 +11817,13 @@
                 <w:color w:val="1C3A36"/>
                 <w:sz w:val="17"/>
               </w:rPr>
-              <w:t>1.36</w:t>
-            </w:r>
-          </w:p>
-        </w:tc>
-        <w:tc>
-          <w:tcPr>
-            <w:tcW w:type="dxa" w:w="1152"/>
-          </w:tcPr>
-          <w:p>
-            <w:pPr>
-              <w:spacing w:after="20"/>
-              <w:jc w:val="right"/>
-            </w:pPr>
-            <w:r>
-              <w:rPr>
-                <w:color w:val="1C3A36"/>
-                <w:sz w:val="17"/>
-              </w:rPr>
-              <w:t>1.49</w:t>
-            </w:r>
-          </w:p>
-        </w:tc>
-        <w:tc>
-          <w:tcPr>
-            <w:tcW w:type="dxa" w:w="1152"/>
-          </w:tcPr>
-          <w:p>
-            <w:pPr>
-              <w:spacing w:after="20"/>
-              <w:jc w:val="right"/>
-            </w:pPr>
-            <w:r>
-              <w:rPr>
-                <w:color w:val="1C3A36"/>
-                <w:sz w:val="17"/>
-              </w:rPr>
               <w:t>1.64</w:t>
             </w:r>
           </w:p>
         </w:tc>
         <w:tc>
           <w:tcPr>
-            <w:tcW w:type="dxa" w:w="1152"/>
+            <w:tcW w:type="dxa" w:w="1022"/>
           </w:tcPr>
           <w:p>
             <w:pPr>
@@ -12009,14 +12009,14 @@
         <w:tblLayout w:type="fixed"/>
       </w:tblPr>
       <w:tblGrid>
-        <w:gridCol w:w="4752"/>
-        <w:gridCol w:w="1944"/>
-        <w:gridCol w:w="1944"/>
+        <w:gridCol w:w="5616"/>
+        <w:gridCol w:w="1512"/>
+        <w:gridCol w:w="1512"/>
       </w:tblGrid>
       <w:tr>
         <w:tc>
           <w:tcPr>
-            <w:tcW w:type="dxa" w:w="4752"/>
+            <w:tcW w:type="dxa" w:w="5616"/>
             <w:shd w:val="clear" w:color="auto" w:fill="EAF0EE"/>
           </w:tcPr>
           <w:p>
@@ -12035,7 +12035,7 @@
         </w:tc>
         <w:tc>
           <w:tcPr>
-            <w:tcW w:type="dxa" w:w="1944"/>
+            <w:tcW w:type="dxa" w:w="1512"/>
             <w:shd w:val="clear" w:color="auto" w:fill="EAF0EE"/>
           </w:tcPr>
           <w:p>
@@ -12054,7 +12054,7 @@
         </w:tc>
         <w:tc>
           <w:tcPr>
-            <w:tcW w:type="dxa" w:w="1944"/>
+            <w:tcW w:type="dxa" w:w="1512"/>
             <w:shd w:val="clear" w:color="auto" w:fill="EAF0EE"/>
           </w:tcPr>
           <w:p>
@@ -12075,7 +12075,7 @@
       <w:tr>
         <w:tc>
           <w:tcPr>
-            <w:tcW w:type="dxa" w:w="4752"/>
+            <w:tcW w:type="dxa" w:w="5616"/>
           </w:tcPr>
           <w:p>
             <w:pPr>
@@ -12092,7 +12092,7 @@
         </w:tc>
         <w:tc>
           <w:tcPr>
-            <w:tcW w:type="dxa" w:w="1944"/>
+            <w:tcW w:type="dxa" w:w="1512"/>
           </w:tcPr>
           <w:p>
             <w:pPr>
@@ -12110,7 +12110,7 @@
         </w:tc>
         <w:tc>
           <w:tcPr>
-            <w:tcW w:type="dxa" w:w="1944"/>
+            <w:tcW w:type="dxa" w:w="1512"/>
           </w:tcPr>
           <w:p>
             <w:pPr>
@@ -12130,7 +12130,7 @@
       <w:tr>
         <w:tc>
           <w:tcPr>
-            <w:tcW w:type="dxa" w:w="4752"/>
+            <w:tcW w:type="dxa" w:w="5616"/>
           </w:tcPr>
           <w:p>
             <w:pPr>
@@ -12147,7 +12147,7 @@
         </w:tc>
         <w:tc>
           <w:tcPr>
-            <w:tcW w:type="dxa" w:w="1944"/>
+            <w:tcW w:type="dxa" w:w="1512"/>
           </w:tcPr>
           <w:p>
             <w:pPr>
@@ -12165,7 +12165,7 @@
         </w:tc>
         <w:tc>
           <w:tcPr>
-            <w:tcW w:type="dxa" w:w="1944"/>
+            <w:tcW w:type="dxa" w:w="1512"/>
           </w:tcPr>
           <w:p>
             <w:pPr>
@@ -12185,7 +12185,7 @@
       <w:tr>
         <w:tc>
           <w:tcPr>
-            <w:tcW w:type="dxa" w:w="4752"/>
+            <w:tcW w:type="dxa" w:w="5616"/>
           </w:tcPr>
           <w:p>
             <w:pPr>
@@ -12202,7 +12202,7 @@
         </w:tc>
         <w:tc>
           <w:tcPr>
-            <w:tcW w:type="dxa" w:w="1944"/>
+            <w:tcW w:type="dxa" w:w="1512"/>
           </w:tcPr>
           <w:p>
             <w:pPr>
@@ -12220,7 +12220,7 @@
         </w:tc>
         <w:tc>
           <w:tcPr>
-            <w:tcW w:type="dxa" w:w="1944"/>
+            <w:tcW w:type="dxa" w:w="1512"/>
           </w:tcPr>
           <w:p>
             <w:pPr>
@@ -12240,7 +12240,7 @@
       <w:tr>
         <w:tc>
           <w:tcPr>
-            <w:tcW w:type="dxa" w:w="4752"/>
+            <w:tcW w:type="dxa" w:w="5616"/>
           </w:tcPr>
           <w:p>
             <w:pPr>
@@ -12257,7 +12257,7 @@
         </w:tc>
         <w:tc>
           <w:tcPr>
-            <w:tcW w:type="dxa" w:w="1944"/>
+            <w:tcW w:type="dxa" w:w="1512"/>
           </w:tcPr>
           <w:p>
             <w:pPr>
@@ -12275,7 +12275,7 @@
         </w:tc>
         <w:tc>
           <w:tcPr>
-            <w:tcW w:type="dxa" w:w="1944"/>
+            <w:tcW w:type="dxa" w:w="1512"/>
           </w:tcPr>
           <w:p>
             <w:pPr>
@@ -16771,16 +16771,16 @@
         <w:tblLayout w:type="fixed"/>
       </w:tblPr>
       <w:tblGrid>
-        <w:gridCol w:w="3744"/>
-        <w:gridCol w:w="1584"/>
-        <w:gridCol w:w="1584"/>
-        <w:gridCol w:w="1584"/>
-        <w:gridCol w:w="1584"/>
+        <w:gridCol w:w="4464"/>
+        <w:gridCol w:w="1296"/>
+        <w:gridCol w:w="1296"/>
+        <w:gridCol w:w="1296"/>
+        <w:gridCol w:w="1728"/>
       </w:tblGrid>
       <w:tr>
         <w:tc>
           <w:tcPr>
-            <w:tcW w:type="dxa" w:w="3744"/>
+            <w:tcW w:type="dxa" w:w="4464"/>
             <w:shd w:val="clear" w:color="auto" w:fill="EAF0EE"/>
           </w:tcPr>
           <w:p>
@@ -16799,7 +16799,7 @@
         </w:tc>
         <w:tc>
           <w:tcPr>
-            <w:tcW w:type="dxa" w:w="1584"/>
+            <w:tcW w:type="dxa" w:w="1296"/>
             <w:shd w:val="clear" w:color="auto" w:fill="EAF0EE"/>
           </w:tcPr>
           <w:p>
@@ -16818,7 +16818,7 @@
         </w:tc>
         <w:tc>
           <w:tcPr>
-            <w:tcW w:type="dxa" w:w="1584"/>
+            <w:tcW w:type="dxa" w:w="1296"/>
             <w:shd w:val="clear" w:color="auto" w:fill="EAF0EE"/>
           </w:tcPr>
           <w:p>
@@ -16837,7 +16837,7 @@
         </w:tc>
         <w:tc>
           <w:tcPr>
-            <w:tcW w:type="dxa" w:w="1584"/>
+            <w:tcW w:type="dxa" w:w="1296"/>
             <w:shd w:val="clear" w:color="auto" w:fill="EAF0EE"/>
           </w:tcPr>
           <w:p>
@@ -16856,7 +16856,7 @@
         </w:tc>
         <w:tc>
           <w:tcPr>
-            <w:tcW w:type="dxa" w:w="1584"/>
+            <w:tcW w:type="dxa" w:w="1728"/>
             <w:shd w:val="clear" w:color="auto" w:fill="EAF0EE"/>
           </w:tcPr>
           <w:p>
@@ -16877,7 +16877,7 @@
       <w:tr>
         <w:tc>
           <w:tcPr>
-            <w:tcW w:type="dxa" w:w="3744"/>
+            <w:tcW w:type="dxa" w:w="4464"/>
           </w:tcPr>
           <w:p>
             <w:pPr>
@@ -16894,7 +16894,7 @@
         </w:tc>
         <w:tc>
           <w:tcPr>
-            <w:tcW w:type="dxa" w:w="1584"/>
+            <w:tcW w:type="dxa" w:w="1296"/>
           </w:tcPr>
           <w:p>
             <w:pPr>
@@ -16912,7 +16912,7 @@
         </w:tc>
         <w:tc>
           <w:tcPr>
-            <w:tcW w:type="dxa" w:w="1584"/>
+            <w:tcW w:type="dxa" w:w="1296"/>
           </w:tcPr>
           <w:p>
             <w:pPr>
@@ -16930,7 +16930,7 @@
         </w:tc>
         <w:tc>
           <w:tcPr>
-            <w:tcW w:type="dxa" w:w="1584"/>
+            <w:tcW w:type="dxa" w:w="1296"/>
           </w:tcPr>
           <w:p>
             <w:pPr>
@@ -16948,7 +16948,7 @@
         </w:tc>
         <w:tc>
           <w:tcPr>
-            <w:tcW w:type="dxa" w:w="1584"/>
+            <w:tcW w:type="dxa" w:w="1728"/>
           </w:tcPr>
           <w:p>
             <w:pPr>
@@ -16968,7 +16968,7 @@
       <w:tr>
         <w:tc>
           <w:tcPr>
-            <w:tcW w:type="dxa" w:w="3744"/>
+            <w:tcW w:type="dxa" w:w="4464"/>
           </w:tcPr>
           <w:p>
             <w:pPr>
@@ -16985,7 +16985,7 @@
         </w:tc>
         <w:tc>
           <w:tcPr>
-            <w:tcW w:type="dxa" w:w="1584"/>
+            <w:tcW w:type="dxa" w:w="1296"/>
           </w:tcPr>
           <w:p>
             <w:pPr>
@@ -17003,7 +17003,7 @@
         </w:tc>
         <w:tc>
           <w:tcPr>
-            <w:tcW w:type="dxa" w:w="1584"/>
+            <w:tcW w:type="dxa" w:w="1296"/>
           </w:tcPr>
           <w:p>
             <w:pPr>
@@ -17021,7 +17021,7 @@
         </w:tc>
         <w:tc>
           <w:tcPr>
-            <w:tcW w:type="dxa" w:w="1584"/>
+            <w:tcW w:type="dxa" w:w="1296"/>
           </w:tcPr>
           <w:p>
             <w:pPr>
@@ -17039,7 +17039,7 @@
         </w:tc>
         <w:tc>
           <w:tcPr>
-            <w:tcW w:type="dxa" w:w="1584"/>
+            <w:tcW w:type="dxa" w:w="1728"/>
           </w:tcPr>
           <w:p>
             <w:pPr>
@@ -17059,7 +17059,7 @@
       <w:tr>
         <w:tc>
           <w:tcPr>
-            <w:tcW w:type="dxa" w:w="3744"/>
+            <w:tcW w:type="dxa" w:w="4464"/>
           </w:tcPr>
           <w:p>
             <w:pPr>
@@ -17076,7 +17076,7 @@
         </w:tc>
         <w:tc>
           <w:tcPr>
-            <w:tcW w:type="dxa" w:w="1584"/>
+            <w:tcW w:type="dxa" w:w="1296"/>
           </w:tcPr>
           <w:p>
             <w:pPr>
@@ -17094,7 +17094,7 @@
         </w:tc>
         <w:tc>
           <w:tcPr>
-            <w:tcW w:type="dxa" w:w="1584"/>
+            <w:tcW w:type="dxa" w:w="1296"/>
           </w:tcPr>
           <w:p>
             <w:pPr>
@@ -17112,7 +17112,7 @@
         </w:tc>
         <w:tc>
           <w:tcPr>
-            <w:tcW w:type="dxa" w:w="1584"/>
+            <w:tcW w:type="dxa" w:w="1296"/>
           </w:tcPr>
           <w:p>
             <w:pPr>
@@ -17130,7 +17130,7 @@
         </w:tc>
         <w:tc>
           <w:tcPr>
-            <w:tcW w:type="dxa" w:w="1584"/>
+            <w:tcW w:type="dxa" w:w="1728"/>
           </w:tcPr>
           <w:p>
             <w:pPr>
@@ -17150,7 +17150,7 @@
       <w:tr>
         <w:tc>
           <w:tcPr>
-            <w:tcW w:type="dxa" w:w="3744"/>
+            <w:tcW w:type="dxa" w:w="4464"/>
           </w:tcPr>
           <w:p>
             <w:pPr>
@@ -17167,7 +17167,7 @@
         </w:tc>
         <w:tc>
           <w:tcPr>
-            <w:tcW w:type="dxa" w:w="1584"/>
+            <w:tcW w:type="dxa" w:w="1296"/>
           </w:tcPr>
           <w:p>
             <w:pPr>
@@ -17185,7 +17185,7 @@
         </w:tc>
         <w:tc>
           <w:tcPr>
-            <w:tcW w:type="dxa" w:w="1584"/>
+            <w:tcW w:type="dxa" w:w="1296"/>
           </w:tcPr>
           <w:p>
             <w:pPr>
@@ -17203,7 +17203,7 @@
         </w:tc>
         <w:tc>
           <w:tcPr>
-            <w:tcW w:type="dxa" w:w="1584"/>
+            <w:tcW w:type="dxa" w:w="1296"/>
           </w:tcPr>
           <w:p>
             <w:pPr>
@@ -17221,7 +17221,7 @@
         </w:tc>
         <w:tc>
           <w:tcPr>
-            <w:tcW w:type="dxa" w:w="1584"/>
+            <w:tcW w:type="dxa" w:w="1728"/>
           </w:tcPr>
           <w:p>
             <w:pPr>
@@ -17241,7 +17241,7 @@
       <w:tr>
         <w:tc>
           <w:tcPr>
-            <w:tcW w:type="dxa" w:w="3744"/>
+            <w:tcW w:type="dxa" w:w="4464"/>
           </w:tcPr>
           <w:p>
             <w:pPr>
@@ -17258,7 +17258,7 @@
         </w:tc>
         <w:tc>
           <w:tcPr>
-            <w:tcW w:type="dxa" w:w="1584"/>
+            <w:tcW w:type="dxa" w:w="1296"/>
           </w:tcPr>
           <w:p>
             <w:pPr>
@@ -17276,7 +17276,7 @@
         </w:tc>
         <w:tc>
           <w:tcPr>
-            <w:tcW w:type="dxa" w:w="1584"/>
+            <w:tcW w:type="dxa" w:w="1296"/>
           </w:tcPr>
           <w:p>
             <w:pPr>
@@ -17294,7 +17294,7 @@
         </w:tc>
         <w:tc>
           <w:tcPr>
-            <w:tcW w:type="dxa" w:w="1584"/>
+            <w:tcW w:type="dxa" w:w="1296"/>
           </w:tcPr>
           <w:p>
             <w:pPr>
@@ -17312,7 +17312,7 @@
         </w:tc>
         <w:tc>
           <w:tcPr>
-            <w:tcW w:type="dxa" w:w="1584"/>
+            <w:tcW w:type="dxa" w:w="1728"/>
           </w:tcPr>
           <w:p>
             <w:pPr>
@@ -17332,7 +17332,7 @@
       <w:tr>
         <w:tc>
           <w:tcPr>
-            <w:tcW w:type="dxa" w:w="3744"/>
+            <w:tcW w:type="dxa" w:w="4464"/>
           </w:tcPr>
           <w:p>
             <w:pPr>
@@ -17349,7 +17349,7 @@
         </w:tc>
         <w:tc>
           <w:tcPr>
-            <w:tcW w:type="dxa" w:w="1584"/>
+            <w:tcW w:type="dxa" w:w="1296"/>
           </w:tcPr>
           <w:p>
             <w:pPr>
@@ -17367,7 +17367,7 @@
         </w:tc>
         <w:tc>
           <w:tcPr>
-            <w:tcW w:type="dxa" w:w="1584"/>
+            <w:tcW w:type="dxa" w:w="1296"/>
           </w:tcPr>
           <w:p>
             <w:pPr>
@@ -17385,7 +17385,7 @@
         </w:tc>
         <w:tc>
           <w:tcPr>
-            <w:tcW w:type="dxa" w:w="1584"/>
+            <w:tcW w:type="dxa" w:w="1296"/>
           </w:tcPr>
           <w:p>
             <w:pPr>
@@ -17403,7 +17403,7 @@
         </w:tc>
         <w:tc>
           <w:tcPr>
-            <w:tcW w:type="dxa" w:w="1584"/>
+            <w:tcW w:type="dxa" w:w="1728"/>
           </w:tcPr>
           <w:p>
             <w:pPr>
@@ -17423,7 +17423,7 @@
       <w:tr>
         <w:tc>
           <w:tcPr>
-            <w:tcW w:type="dxa" w:w="3744"/>
+            <w:tcW w:type="dxa" w:w="4464"/>
           </w:tcPr>
           <w:p>
             <w:pPr>
@@ -17440,7 +17440,7 @@
         </w:tc>
         <w:tc>
           <w:tcPr>
-            <w:tcW w:type="dxa" w:w="1584"/>
+            <w:tcW w:type="dxa" w:w="1296"/>
           </w:tcPr>
           <w:p>
             <w:pPr>
@@ -17458,7 +17458,7 @@
         </w:tc>
         <w:tc>
           <w:tcPr>
-            <w:tcW w:type="dxa" w:w="1584"/>
+            <w:tcW w:type="dxa" w:w="1296"/>
           </w:tcPr>
           <w:p>
             <w:pPr>
@@ -17476,7 +17476,7 @@
         </w:tc>
         <w:tc>
           <w:tcPr>
-            <w:tcW w:type="dxa" w:w="1584"/>
+            <w:tcW w:type="dxa" w:w="1296"/>
           </w:tcPr>
           <w:p>
             <w:pPr>
@@ -17494,7 +17494,7 @@
         </w:tc>
         <w:tc>
           <w:tcPr>
-            <w:tcW w:type="dxa" w:w="1584"/>
+            <w:tcW w:type="dxa" w:w="1728"/>
           </w:tcPr>
           <w:p>
             <w:pPr>
@@ -17514,7 +17514,7 @@
       <w:tr>
         <w:tc>
           <w:tcPr>
-            <w:tcW w:type="dxa" w:w="3744"/>
+            <w:tcW w:type="dxa" w:w="4464"/>
           </w:tcPr>
           <w:p>
             <w:pPr>
@@ -17531,7 +17531,7 @@
         </w:tc>
         <w:tc>
           <w:tcPr>
-            <w:tcW w:type="dxa" w:w="1584"/>
+            <w:tcW w:type="dxa" w:w="1296"/>
           </w:tcPr>
           <w:p>
             <w:pPr>
@@ -17549,7 +17549,7 @@
         </w:tc>
         <w:tc>
           <w:tcPr>
-            <w:tcW w:type="dxa" w:w="1584"/>
+            <w:tcW w:type="dxa" w:w="1296"/>
           </w:tcPr>
           <w:p>
             <w:pPr>
@@ -17567,7 +17567,7 @@
         </w:tc>
         <w:tc>
           <w:tcPr>
-            <w:tcW w:type="dxa" w:w="1584"/>
+            <w:tcW w:type="dxa" w:w="1296"/>
           </w:tcPr>
           <w:p>
             <w:pPr>
@@ -17585,7 +17585,7 @@
         </w:tc>
         <w:tc>
           <w:tcPr>
-            <w:tcW w:type="dxa" w:w="1584"/>
+            <w:tcW w:type="dxa" w:w="1728"/>
           </w:tcPr>
           <w:p>
             <w:pPr>
@@ -17605,7 +17605,7 @@
       <w:tr>
         <w:tc>
           <w:tcPr>
-            <w:tcW w:type="dxa" w:w="3744"/>
+            <w:tcW w:type="dxa" w:w="4464"/>
             <w:shd w:val="clear" w:color="auto" w:fill="F6F1E6"/>
           </w:tcPr>
           <w:p>
@@ -17624,7 +17624,7 @@
         </w:tc>
         <w:tc>
           <w:tcPr>
-            <w:tcW w:type="dxa" w:w="1584"/>
+            <w:tcW w:type="dxa" w:w="1296"/>
             <w:shd w:val="clear" w:color="auto" w:fill="F6F1E6"/>
           </w:tcPr>
           <w:p>
@@ -17644,7 +17644,7 @@
         </w:tc>
         <w:tc>
           <w:tcPr>
-            <w:tcW w:type="dxa" w:w="1584"/>
+            <w:tcW w:type="dxa" w:w="1296"/>
             <w:shd w:val="clear" w:color="auto" w:fill="F6F1E6"/>
           </w:tcPr>
           <w:p>
@@ -17664,7 +17664,7 @@
         </w:tc>
         <w:tc>
           <w:tcPr>
-            <w:tcW w:type="dxa" w:w="1584"/>
+            <w:tcW w:type="dxa" w:w="1296"/>
             <w:shd w:val="clear" w:color="auto" w:fill="F6F1E6"/>
           </w:tcPr>
           <w:p>
@@ -17684,7 +17684,7 @@
         </w:tc>
         <w:tc>
           <w:tcPr>
-            <w:tcW w:type="dxa" w:w="1584"/>
+            <w:tcW w:type="dxa" w:w="1728"/>
             <w:shd w:val="clear" w:color="auto" w:fill="F6F1E6"/>
           </w:tcPr>
           <w:p>
@@ -17706,7 +17706,7 @@
       <w:tr>
         <w:tc>
           <w:tcPr>
-            <w:tcW w:type="dxa" w:w="3744"/>
+            <w:tcW w:type="dxa" w:w="4464"/>
           </w:tcPr>
           <w:p>
             <w:pPr>
@@ -17723,7 +17723,7 @@
         </w:tc>
         <w:tc>
           <w:tcPr>
-            <w:tcW w:type="dxa" w:w="1584"/>
+            <w:tcW w:type="dxa" w:w="1296"/>
           </w:tcPr>
           <w:p>
             <w:pPr>
@@ -17741,7 +17741,7 @@
         </w:tc>
         <w:tc>
           <w:tcPr>
-            <w:tcW w:type="dxa" w:w="1584"/>
+            <w:tcW w:type="dxa" w:w="1296"/>
           </w:tcPr>
           <w:p>
             <w:pPr>
@@ -17759,7 +17759,7 @@
         </w:tc>
         <w:tc>
           <w:tcPr>
-            <w:tcW w:type="dxa" w:w="1584"/>
+            <w:tcW w:type="dxa" w:w="1296"/>
           </w:tcPr>
           <w:p>
             <w:pPr>
@@ -17777,7 +17777,7 @@
         </w:tc>
         <w:tc>
           <w:tcPr>
-            <w:tcW w:type="dxa" w:w="1584"/>
+            <w:tcW w:type="dxa" w:w="1728"/>
           </w:tcPr>
           <w:p>
             <w:pPr>
@@ -17797,7 +17797,7 @@
       <w:tr>
         <w:tc>
           <w:tcPr>
-            <w:tcW w:type="dxa" w:w="3744"/>
+            <w:tcW w:type="dxa" w:w="4464"/>
           </w:tcPr>
           <w:p>
             <w:pPr>
@@ -17814,7 +17814,7 @@
         </w:tc>
         <w:tc>
           <w:tcPr>
-            <w:tcW w:type="dxa" w:w="1584"/>
+            <w:tcW w:type="dxa" w:w="1296"/>
           </w:tcPr>
           <w:p>
             <w:pPr>
@@ -17832,7 +17832,7 @@
         </w:tc>
         <w:tc>
           <w:tcPr>
-            <w:tcW w:type="dxa" w:w="1584"/>
+            <w:tcW w:type="dxa" w:w="1296"/>
           </w:tcPr>
           <w:p>
             <w:pPr>
@@ -17850,7 +17850,7 @@
         </w:tc>
         <w:tc>
           <w:tcPr>
-            <w:tcW w:type="dxa" w:w="1584"/>
+            <w:tcW w:type="dxa" w:w="1296"/>
           </w:tcPr>
           <w:p>
             <w:pPr>
@@ -17868,7 +17868,7 @@
         </w:tc>
         <w:tc>
           <w:tcPr>
-            <w:tcW w:type="dxa" w:w="1584"/>
+            <w:tcW w:type="dxa" w:w="1728"/>
           </w:tcPr>
           <w:p>
             <w:pPr>
@@ -17888,7 +17888,7 @@
       <w:tr>
         <w:tc>
           <w:tcPr>
-            <w:tcW w:type="dxa" w:w="3744"/>
+            <w:tcW w:type="dxa" w:w="4464"/>
           </w:tcPr>
           <w:p>
             <w:pPr>
@@ -17905,7 +17905,7 @@
         </w:tc>
         <w:tc>
           <w:tcPr>
-            <w:tcW w:type="dxa" w:w="1584"/>
+            <w:tcW w:type="dxa" w:w="1296"/>
           </w:tcPr>
           <w:p>
             <w:pPr>
@@ -17923,7 +17923,7 @@
         </w:tc>
         <w:tc>
           <w:tcPr>
-            <w:tcW w:type="dxa" w:w="1584"/>
+            <w:tcW w:type="dxa" w:w="1296"/>
           </w:tcPr>
           <w:p>
             <w:pPr>
@@ -17941,7 +17941,7 @@
         </w:tc>
         <w:tc>
           <w:tcPr>
-            <w:tcW w:type="dxa" w:w="1584"/>
+            <w:tcW w:type="dxa" w:w="1296"/>
           </w:tcPr>
           <w:p>
             <w:pPr>
@@ -17959,7 +17959,7 @@
         </w:tc>
         <w:tc>
           <w:tcPr>
-            <w:tcW w:type="dxa" w:w="1584"/>
+            <w:tcW w:type="dxa" w:w="1728"/>
           </w:tcPr>
           <w:p>
             <w:pPr>
@@ -17979,7 +17979,7 @@
       <w:tr>
         <w:tc>
           <w:tcPr>
-            <w:tcW w:type="dxa" w:w="3744"/>
+            <w:tcW w:type="dxa" w:w="4464"/>
           </w:tcPr>
           <w:p>
             <w:pPr>
@@ -17996,7 +17996,7 @@
         </w:tc>
         <w:tc>
           <w:tcPr>
-            <w:tcW w:type="dxa" w:w="1584"/>
+            <w:tcW w:type="dxa" w:w="1296"/>
           </w:tcPr>
           <w:p>
             <w:pPr>
@@ -18014,7 +18014,7 @@
         </w:tc>
         <w:tc>
           <w:tcPr>
-            <w:tcW w:type="dxa" w:w="1584"/>
+            <w:tcW w:type="dxa" w:w="1296"/>
           </w:tcPr>
           <w:p>
             <w:pPr>
@@ -18032,7 +18032,7 @@
         </w:tc>
         <w:tc>
           <w:tcPr>
-            <w:tcW w:type="dxa" w:w="1584"/>
+            <w:tcW w:type="dxa" w:w="1296"/>
           </w:tcPr>
           <w:p>
             <w:pPr>
@@ -18050,7 +18050,7 @@
         </w:tc>
         <w:tc>
           <w:tcPr>
-            <w:tcW w:type="dxa" w:w="1584"/>
+            <w:tcW w:type="dxa" w:w="1728"/>
           </w:tcPr>
           <w:p>
             <w:pPr>
@@ -18070,7 +18070,7 @@
       <w:tr>
         <w:tc>
           <w:tcPr>
-            <w:tcW w:type="dxa" w:w="3744"/>
+            <w:tcW w:type="dxa" w:w="4464"/>
           </w:tcPr>
           <w:p>
             <w:pPr>
@@ -18087,7 +18087,7 @@
         </w:tc>
         <w:tc>
           <w:tcPr>
-            <w:tcW w:type="dxa" w:w="1584"/>
+            <w:tcW w:type="dxa" w:w="1296"/>
           </w:tcPr>
           <w:p>
             <w:pPr>
@@ -18105,7 +18105,7 @@
         </w:tc>
         <w:tc>
           <w:tcPr>
-            <w:tcW w:type="dxa" w:w="1584"/>
+            <w:tcW w:type="dxa" w:w="1296"/>
           </w:tcPr>
           <w:p>
             <w:pPr>
@@ -18123,7 +18123,7 @@
         </w:tc>
         <w:tc>
           <w:tcPr>
-            <w:tcW w:type="dxa" w:w="1584"/>
+            <w:tcW w:type="dxa" w:w="1296"/>
           </w:tcPr>
           <w:p>
             <w:pPr>
@@ -18141,7 +18141,7 @@
         </w:tc>
         <w:tc>
           <w:tcPr>
-            <w:tcW w:type="dxa" w:w="1584"/>
+            <w:tcW w:type="dxa" w:w="1728"/>
           </w:tcPr>
           <w:p>
             <w:pPr>
@@ -18161,7 +18161,7 @@
       <w:tr>
         <w:tc>
           <w:tcPr>
-            <w:tcW w:type="dxa" w:w="3744"/>
+            <w:tcW w:type="dxa" w:w="4464"/>
           </w:tcPr>
           <w:p>
             <w:pPr>
@@ -18178,7 +18178,7 @@
         </w:tc>
         <w:tc>
           <w:tcPr>
-            <w:tcW w:type="dxa" w:w="1584"/>
+            <w:tcW w:type="dxa" w:w="1296"/>
           </w:tcPr>
           <w:p>
             <w:pPr>
@@ -18196,7 +18196,7 @@
         </w:tc>
         <w:tc>
           <w:tcPr>
-            <w:tcW w:type="dxa" w:w="1584"/>
+            <w:tcW w:type="dxa" w:w="1296"/>
           </w:tcPr>
           <w:p>
             <w:pPr>
@@ -18214,7 +18214,7 @@
         </w:tc>
         <w:tc>
           <w:tcPr>
-            <w:tcW w:type="dxa" w:w="1584"/>
+            <w:tcW w:type="dxa" w:w="1296"/>
           </w:tcPr>
           <w:p>
             <w:pPr>
@@ -18232,7 +18232,7 @@
         </w:tc>
         <w:tc>
           <w:tcPr>
-            <w:tcW w:type="dxa" w:w="1584"/>
+            <w:tcW w:type="dxa" w:w="1728"/>
           </w:tcPr>
           <w:p>
             <w:pPr>
@@ -18252,7 +18252,7 @@
       <w:tr>
         <w:tc>
           <w:tcPr>
-            <w:tcW w:type="dxa" w:w="3744"/>
+            <w:tcW w:type="dxa" w:w="4464"/>
             <w:shd w:val="clear" w:color="auto" w:fill="F6F1E6"/>
           </w:tcPr>
           <w:p>
@@ -18271,7 +18271,7 @@
         </w:tc>
         <w:tc>
           <w:tcPr>
-            <w:tcW w:type="dxa" w:w="1584"/>
+            <w:tcW w:type="dxa" w:w="1296"/>
             <w:shd w:val="clear" w:color="auto" w:fill="F6F1E6"/>
           </w:tcPr>
           <w:p>
@@ -18291,7 +18291,7 @@
         </w:tc>
         <w:tc>
           <w:tcPr>
-            <w:tcW w:type="dxa" w:w="1584"/>
+            <w:tcW w:type="dxa" w:w="1296"/>
             <w:shd w:val="clear" w:color="auto" w:fill="F6F1E6"/>
           </w:tcPr>
           <w:p>
@@ -18311,7 +18311,7 @@
         </w:tc>
         <w:tc>
           <w:tcPr>
-            <w:tcW w:type="dxa" w:w="1584"/>
+            <w:tcW w:type="dxa" w:w="1296"/>
             <w:shd w:val="clear" w:color="auto" w:fill="F6F1E6"/>
           </w:tcPr>
           <w:p>
@@ -18331,7 +18331,7 @@
         </w:tc>
         <w:tc>
           <w:tcPr>
-            <w:tcW w:type="dxa" w:w="1584"/>
+            <w:tcW w:type="dxa" w:w="1728"/>
             <w:shd w:val="clear" w:color="auto" w:fill="F6F1E6"/>
           </w:tcPr>
           <w:p>
@@ -18353,7 +18353,7 @@
       <w:tr>
         <w:tc>
           <w:tcPr>
-            <w:tcW w:type="dxa" w:w="3744"/>
+            <w:tcW w:type="dxa" w:w="4464"/>
             <w:shd w:val="clear" w:color="auto" w:fill="F6F1E6"/>
           </w:tcPr>
           <w:p>
@@ -18372,7 +18372,7 @@
         </w:tc>
         <w:tc>
           <w:tcPr>
-            <w:tcW w:type="dxa" w:w="1584"/>
+            <w:tcW w:type="dxa" w:w="1296"/>
             <w:shd w:val="clear" w:color="auto" w:fill="F6F1E6"/>
           </w:tcPr>
           <w:p>
@@ -18392,7 +18392,7 @@
         </w:tc>
         <w:tc>
           <w:tcPr>
-            <w:tcW w:type="dxa" w:w="1584"/>
+            <w:tcW w:type="dxa" w:w="1296"/>
             <w:shd w:val="clear" w:color="auto" w:fill="F6F1E6"/>
           </w:tcPr>
           <w:p>
@@ -18412,7 +18412,7 @@
         </w:tc>
         <w:tc>
           <w:tcPr>
-            <w:tcW w:type="dxa" w:w="1584"/>
+            <w:tcW w:type="dxa" w:w="1296"/>
             <w:shd w:val="clear" w:color="auto" w:fill="F6F1E6"/>
           </w:tcPr>
           <w:p>
@@ -18432,7 +18432,7 @@
         </w:tc>
         <w:tc>
           <w:tcPr>
-            <w:tcW w:type="dxa" w:w="1584"/>
+            <w:tcW w:type="dxa" w:w="1728"/>
             <w:shd w:val="clear" w:color="auto" w:fill="F6F1E6"/>
           </w:tcPr>
           <w:p>
@@ -21579,17 +21579,17 @@
         <w:tblLayout w:type="fixed"/>
       </w:tblPr>
       <w:tblGrid>
-        <w:gridCol w:w="2952"/>
-        <w:gridCol w:w="1426"/>
-        <w:gridCol w:w="1426"/>
-        <w:gridCol w:w="1426"/>
-        <w:gridCol w:w="1426"/>
-        <w:gridCol w:w="1426"/>
+        <w:gridCol w:w="4320"/>
+        <w:gridCol w:w="1152"/>
+        <w:gridCol w:w="1152"/>
+        <w:gridCol w:w="1152"/>
+        <w:gridCol w:w="1152"/>
+        <w:gridCol w:w="1152"/>
       </w:tblGrid>
       <w:tr>
         <w:tc>
           <w:tcPr>
-            <w:tcW w:type="dxa" w:w="2952"/>
+            <w:tcW w:type="dxa" w:w="4320"/>
             <w:shd w:val="clear" w:color="auto" w:fill="EAF0EE"/>
           </w:tcPr>
           <w:p>
@@ -21608,7 +21608,7 @@
         </w:tc>
         <w:tc>
           <w:tcPr>
-            <w:tcW w:type="dxa" w:w="1426"/>
+            <w:tcW w:type="dxa" w:w="1152"/>
             <w:shd w:val="clear" w:color="auto" w:fill="EAF0EE"/>
           </w:tcPr>
           <w:p>
@@ -21627,7 +21627,7 @@
         </w:tc>
         <w:tc>
           <w:tcPr>
-            <w:tcW w:type="dxa" w:w="1426"/>
+            <w:tcW w:type="dxa" w:w="1152"/>
             <w:shd w:val="clear" w:color="auto" w:fill="EAF0EE"/>
           </w:tcPr>
           <w:p>
@@ -21646,7 +21646,7 @@
         </w:tc>
         <w:tc>
           <w:tcPr>
-            <w:tcW w:type="dxa" w:w="1426"/>
+            <w:tcW w:type="dxa" w:w="1152"/>
             <w:shd w:val="clear" w:color="auto" w:fill="EAF0EE"/>
           </w:tcPr>
           <w:p>
@@ -21665,7 +21665,7 @@
         </w:tc>
         <w:tc>
           <w:tcPr>
-            <w:tcW w:type="dxa" w:w="1426"/>
+            <w:tcW w:type="dxa" w:w="1152"/>
             <w:shd w:val="clear" w:color="auto" w:fill="EAF0EE"/>
           </w:tcPr>
           <w:p>
@@ -21684,7 +21684,7 @@
         </w:tc>
         <w:tc>
           <w:tcPr>
-            <w:tcW w:type="dxa" w:w="1426"/>
+            <w:tcW w:type="dxa" w:w="1152"/>
             <w:shd w:val="clear" w:color="auto" w:fill="EAF0EE"/>
           </w:tcPr>
           <w:p>
@@ -21705,7 +21705,7 @@
       <w:tr>
         <w:tc>
           <w:tcPr>
-            <w:tcW w:type="dxa" w:w="2952"/>
+            <w:tcW w:type="dxa" w:w="4320"/>
           </w:tcPr>
           <w:p>
             <w:pPr>
@@ -21722,7 +21722,7 @@
         </w:tc>
         <w:tc>
           <w:tcPr>
-            <w:tcW w:type="dxa" w:w="1426"/>
+            <w:tcW w:type="dxa" w:w="1152"/>
           </w:tcPr>
           <w:p>
             <w:pPr>
@@ -21740,7 +21740,7 @@
         </w:tc>
         <w:tc>
           <w:tcPr>
-            <w:tcW w:type="dxa" w:w="1426"/>
+            <w:tcW w:type="dxa" w:w="1152"/>
           </w:tcPr>
           <w:p>
             <w:pPr>
@@ -21758,7 +21758,7 @@
         </w:tc>
         <w:tc>
           <w:tcPr>
-            <w:tcW w:type="dxa" w:w="1426"/>
+            <w:tcW w:type="dxa" w:w="1152"/>
           </w:tcPr>
           <w:p>
             <w:pPr>
@@ -21776,7 +21776,7 @@
         </w:tc>
         <w:tc>
           <w:tcPr>
-            <w:tcW w:type="dxa" w:w="1426"/>
+            <w:tcW w:type="dxa" w:w="1152"/>
           </w:tcPr>
           <w:p>
             <w:pPr>
@@ -21794,7 +21794,7 @@
         </w:tc>
         <w:tc>
           <w:tcPr>
-            <w:tcW w:type="dxa" w:w="1426"/>
+            <w:tcW w:type="dxa" w:w="1152"/>
           </w:tcPr>
           <w:p>
             <w:pPr>
@@ -21814,7 +21814,7 @@
       <w:tr>
         <w:tc>
           <w:tcPr>
-            <w:tcW w:type="dxa" w:w="2952"/>
+            <w:tcW w:type="dxa" w:w="4320"/>
           </w:tcPr>
           <w:p>
             <w:pPr>
@@ -21831,7 +21831,7 @@
         </w:tc>
         <w:tc>
           <w:tcPr>
-            <w:tcW w:type="dxa" w:w="1426"/>
+            <w:tcW w:type="dxa" w:w="1152"/>
           </w:tcPr>
           <w:p>
             <w:pPr>
@@ -21849,7 +21849,7 @@
         </w:tc>
         <w:tc>
           <w:tcPr>
-            <w:tcW w:type="dxa" w:w="1426"/>
+            <w:tcW w:type="dxa" w:w="1152"/>
           </w:tcPr>
           <w:p>
             <w:pPr>
@@ -21867,7 +21867,7 @@
         </w:tc>
         <w:tc>
           <w:tcPr>
-            <w:tcW w:type="dxa" w:w="1426"/>
+            <w:tcW w:type="dxa" w:w="1152"/>
           </w:tcPr>
           <w:p>
             <w:pPr>
@@ -21885,7 +21885,7 @@
         </w:tc>
         <w:tc>
           <w:tcPr>
-            <w:tcW w:type="dxa" w:w="1426"/>
+            <w:tcW w:type="dxa" w:w="1152"/>
           </w:tcPr>
           <w:p>
             <w:pPr>
@@ -21903,7 +21903,7 @@
         </w:tc>
         <w:tc>
           <w:tcPr>
-            <w:tcW w:type="dxa" w:w="1426"/>
+            <w:tcW w:type="dxa" w:w="1152"/>
           </w:tcPr>
           <w:p>
             <w:pPr>
@@ -21923,7 +21923,7 @@
       <w:tr>
         <w:tc>
           <w:tcPr>
-            <w:tcW w:type="dxa" w:w="2952"/>
+            <w:tcW w:type="dxa" w:w="4320"/>
           </w:tcPr>
           <w:p>
             <w:pPr>
@@ -21940,7 +21940,7 @@
         </w:tc>
         <w:tc>
           <w:tcPr>
-            <w:tcW w:type="dxa" w:w="1426"/>
+            <w:tcW w:type="dxa" w:w="1152"/>
           </w:tcPr>
           <w:p>
             <w:pPr>
@@ -21958,7 +21958,7 @@
         </w:tc>
         <w:tc>
           <w:tcPr>
-            <w:tcW w:type="dxa" w:w="1426"/>
+            <w:tcW w:type="dxa" w:w="1152"/>
           </w:tcPr>
           <w:p>
             <w:pPr>
@@ -21976,7 +21976,7 @@
         </w:tc>
         <w:tc>
           <w:tcPr>
-            <w:tcW w:type="dxa" w:w="1426"/>
+            <w:tcW w:type="dxa" w:w="1152"/>
           </w:tcPr>
           <w:p>
             <w:pPr>
@@ -21994,7 +21994,7 @@
         </w:tc>
         <w:tc>
           <w:tcPr>
-            <w:tcW w:type="dxa" w:w="1426"/>
+            <w:tcW w:type="dxa" w:w="1152"/>
           </w:tcPr>
           <w:p>
             <w:pPr>
@@ -22012,7 +22012,7 @@
         </w:tc>
         <w:tc>
           <w:tcPr>
-            <w:tcW w:type="dxa" w:w="1426"/>
+            <w:tcW w:type="dxa" w:w="1152"/>
           </w:tcPr>
           <w:p>
             <w:pPr>
@@ -22032,7 +22032,7 @@
       <w:tr>
         <w:tc>
           <w:tcPr>
-            <w:tcW w:type="dxa" w:w="2952"/>
+            <w:tcW w:type="dxa" w:w="4320"/>
           </w:tcPr>
           <w:p>
             <w:pPr>
@@ -22049,7 +22049,7 @@
         </w:tc>
         <w:tc>
           <w:tcPr>
-            <w:tcW w:type="dxa" w:w="1426"/>
+            <w:tcW w:type="dxa" w:w="1152"/>
           </w:tcPr>
           <w:p>
             <w:pPr>
@@ -22067,7 +22067,7 @@
         </w:tc>
         <w:tc>
           <w:tcPr>
-            <w:tcW w:type="dxa" w:w="1426"/>
+            <w:tcW w:type="dxa" w:w="1152"/>
           </w:tcPr>
           <w:p>
             <w:pPr>
@@ -22085,7 +22085,7 @@
         </w:tc>
         <w:tc>
           <w:tcPr>
-            <w:tcW w:type="dxa" w:w="1426"/>
+            <w:tcW w:type="dxa" w:w="1152"/>
           </w:tcPr>
           <w:p>
             <w:pPr>
@@ -22103,7 +22103,7 @@
         </w:tc>
         <w:tc>
           <w:tcPr>
-            <w:tcW w:type="dxa" w:w="1426"/>
+            <w:tcW w:type="dxa" w:w="1152"/>
           </w:tcPr>
           <w:p>
             <w:pPr>
@@ -22121,7 +22121,7 @@
         </w:tc>
         <w:tc>
           <w:tcPr>
-            <w:tcW w:type="dxa" w:w="1426"/>
+            <w:tcW w:type="dxa" w:w="1152"/>
           </w:tcPr>
           <w:p>
             <w:pPr>
@@ -22141,7 +22141,7 @@
       <w:tr>
         <w:tc>
           <w:tcPr>
-            <w:tcW w:type="dxa" w:w="2952"/>
+            <w:tcW w:type="dxa" w:w="4320"/>
           </w:tcPr>
           <w:p>
             <w:pPr>
@@ -22158,7 +22158,7 @@
         </w:tc>
         <w:tc>
           <w:tcPr>
-            <w:tcW w:type="dxa" w:w="1426"/>
+            <w:tcW w:type="dxa" w:w="1152"/>
           </w:tcPr>
           <w:p>
             <w:pPr>
@@ -22176,7 +22176,7 @@
         </w:tc>
         <w:tc>
           <w:tcPr>
-            <w:tcW w:type="dxa" w:w="1426"/>
+            <w:tcW w:type="dxa" w:w="1152"/>
           </w:tcPr>
           <w:p>
             <w:pPr>
@@ -22194,7 +22194,7 @@
         </w:tc>
         <w:tc>
           <w:tcPr>
-            <w:tcW w:type="dxa" w:w="1426"/>
+            <w:tcW w:type="dxa" w:w="1152"/>
           </w:tcPr>
           <w:p>
             <w:pPr>
@@ -22212,7 +22212,7 @@
         </w:tc>
         <w:tc>
           <w:tcPr>
-            <w:tcW w:type="dxa" w:w="1426"/>
+            <w:tcW w:type="dxa" w:w="1152"/>
           </w:tcPr>
           <w:p>
             <w:pPr>
@@ -22230,7 +22230,7 @@
         </w:tc>
         <w:tc>
           <w:tcPr>
-            <w:tcW w:type="dxa" w:w="1426"/>
+            <w:tcW w:type="dxa" w:w="1152"/>
           </w:tcPr>
           <w:p>
             <w:pPr>
@@ -22250,7 +22250,7 @@
       <w:tr>
         <w:tc>
           <w:tcPr>
-            <w:tcW w:type="dxa" w:w="2952"/>
+            <w:tcW w:type="dxa" w:w="4320"/>
             <w:shd w:val="clear" w:color="auto" w:fill="F6F1E6"/>
           </w:tcPr>
           <w:p>
@@ -22269,7 +22269,7 @@
         </w:tc>
         <w:tc>
           <w:tcPr>
-            <w:tcW w:type="dxa" w:w="1426"/>
+            <w:tcW w:type="dxa" w:w="1152"/>
             <w:shd w:val="clear" w:color="auto" w:fill="F6F1E6"/>
           </w:tcPr>
           <w:p>
@@ -22289,7 +22289,7 @@
         </w:tc>
         <w:tc>
           <w:tcPr>
-            <w:tcW w:type="dxa" w:w="1426"/>
+            <w:tcW w:type="dxa" w:w="1152"/>
             <w:shd w:val="clear" w:color="auto" w:fill="F6F1E6"/>
           </w:tcPr>
           <w:p>
@@ -22309,7 +22309,7 @@
         </w:tc>
         <w:tc>
           <w:tcPr>
-            <w:tcW w:type="dxa" w:w="1426"/>
+            <w:tcW w:type="dxa" w:w="1152"/>
             <w:shd w:val="clear" w:color="auto" w:fill="F6F1E6"/>
           </w:tcPr>
           <w:p>
@@ -22329,7 +22329,7 @@
         </w:tc>
         <w:tc>
           <w:tcPr>
-            <w:tcW w:type="dxa" w:w="1426"/>
+            <w:tcW w:type="dxa" w:w="1152"/>
             <w:shd w:val="clear" w:color="auto" w:fill="F6F1E6"/>
           </w:tcPr>
           <w:p>
@@ -22349,7 +22349,7 @@
         </w:tc>
         <w:tc>
           <w:tcPr>
-            <w:tcW w:type="dxa" w:w="1426"/>
+            <w:tcW w:type="dxa" w:w="1152"/>
             <w:shd w:val="clear" w:color="auto" w:fill="F6F1E6"/>
           </w:tcPr>
           <w:p>
@@ -23100,17 +23100,17 @@
         <w:tblLayout w:type="fixed"/>
       </w:tblPr>
       <w:tblGrid>
-        <w:gridCol w:w="3744"/>
-        <w:gridCol w:w="1267"/>
-        <w:gridCol w:w="1267"/>
-        <w:gridCol w:w="1267"/>
-        <w:gridCol w:w="1267"/>
-        <w:gridCol w:w="1267"/>
+        <w:gridCol w:w="4320"/>
+        <w:gridCol w:w="1152"/>
+        <w:gridCol w:w="1152"/>
+        <w:gridCol w:w="1152"/>
+        <w:gridCol w:w="1152"/>
+        <w:gridCol w:w="1152"/>
       </w:tblGrid>
       <w:tr>
         <w:tc>
           <w:tcPr>
-            <w:tcW w:type="dxa" w:w="3744"/>
+            <w:tcW w:type="dxa" w:w="4320"/>
             <w:shd w:val="clear" w:color="auto" w:fill="EAF0EE"/>
           </w:tcPr>
           <w:p>
@@ -23129,7 +23129,7 @@
         </w:tc>
         <w:tc>
           <w:tcPr>
-            <w:tcW w:type="dxa" w:w="1267"/>
+            <w:tcW w:type="dxa" w:w="1152"/>
             <w:shd w:val="clear" w:color="auto" w:fill="EAF0EE"/>
           </w:tcPr>
           <w:p>
@@ -23148,7 +23148,7 @@
         </w:tc>
         <w:tc>
           <w:tcPr>
-            <w:tcW w:type="dxa" w:w="1267"/>
+            <w:tcW w:type="dxa" w:w="1152"/>
             <w:shd w:val="clear" w:color="auto" w:fill="EAF0EE"/>
           </w:tcPr>
           <w:p>
@@ -23167,7 +23167,7 @@
         </w:tc>
         <w:tc>
           <w:tcPr>
-            <w:tcW w:type="dxa" w:w="1267"/>
+            <w:tcW w:type="dxa" w:w="1152"/>
             <w:shd w:val="clear" w:color="auto" w:fill="EAF0EE"/>
           </w:tcPr>
           <w:p>
@@ -23186,7 +23186,7 @@
         </w:tc>
         <w:tc>
           <w:tcPr>
-            <w:tcW w:type="dxa" w:w="1267"/>
+            <w:tcW w:type="dxa" w:w="1152"/>
             <w:shd w:val="clear" w:color="auto" w:fill="EAF0EE"/>
           </w:tcPr>
           <w:p>
@@ -23205,7 +23205,7 @@
         </w:tc>
         <w:tc>
           <w:tcPr>
-            <w:tcW w:type="dxa" w:w="1267"/>
+            <w:tcW w:type="dxa" w:w="1152"/>
             <w:shd w:val="clear" w:color="auto" w:fill="EAF0EE"/>
           </w:tcPr>
           <w:p>
@@ -23226,7 +23226,7 @@
       <w:tr>
         <w:tc>
           <w:tcPr>
-            <w:tcW w:type="dxa" w:w="3744"/>
+            <w:tcW w:type="dxa" w:w="4320"/>
           </w:tcPr>
           <w:p>
             <w:pPr>
@@ -23243,7 +23243,7 @@
         </w:tc>
         <w:tc>
           <w:tcPr>
-            <w:tcW w:type="dxa" w:w="1267"/>
+            <w:tcW w:type="dxa" w:w="1152"/>
           </w:tcPr>
           <w:p>
             <w:pPr>
@@ -23261,7 +23261,7 @@
         </w:tc>
         <w:tc>
           <w:tcPr>
-            <w:tcW w:type="dxa" w:w="1267"/>
+            <w:tcW w:type="dxa" w:w="1152"/>
           </w:tcPr>
           <w:p>
             <w:pPr>
@@ -23279,7 +23279,7 @@
         </w:tc>
         <w:tc>
           <w:tcPr>
-            <w:tcW w:type="dxa" w:w="1267"/>
+            <w:tcW w:type="dxa" w:w="1152"/>
           </w:tcPr>
           <w:p>
             <w:pPr>
@@ -23297,7 +23297,7 @@
         </w:tc>
         <w:tc>
           <w:tcPr>
-            <w:tcW w:type="dxa" w:w="1267"/>
+            <w:tcW w:type="dxa" w:w="1152"/>
           </w:tcPr>
           <w:p>
             <w:pPr>
@@ -23315,7 +23315,7 @@
         </w:tc>
         <w:tc>
           <w:tcPr>
-            <w:tcW w:type="dxa" w:w="1267"/>
+            <w:tcW w:type="dxa" w:w="1152"/>
           </w:tcPr>
           <w:p>
             <w:pPr>
@@ -23335,7 +23335,7 @@
       <w:tr>
         <w:tc>
           <w:tcPr>
-            <w:tcW w:type="dxa" w:w="3744"/>
+            <w:tcW w:type="dxa" w:w="4320"/>
           </w:tcPr>
           <w:p>
             <w:pPr>
@@ -23352,7 +23352,7 @@
         </w:tc>
         <w:tc>
           <w:tcPr>
-            <w:tcW w:type="dxa" w:w="1267"/>
+            <w:tcW w:type="dxa" w:w="1152"/>
           </w:tcPr>
           <w:p>
             <w:pPr>
@@ -23370,7 +23370,7 @@
         </w:tc>
         <w:tc>
           <w:tcPr>
-            <w:tcW w:type="dxa" w:w="1267"/>
+            <w:tcW w:type="dxa" w:w="1152"/>
           </w:tcPr>
           <w:p>
             <w:pPr>
@@ -23388,7 +23388,7 @@
         </w:tc>
         <w:tc>
           <w:tcPr>
-            <w:tcW w:type="dxa" w:w="1267"/>
+            <w:tcW w:type="dxa" w:w="1152"/>
           </w:tcPr>
           <w:p>
             <w:pPr>
@@ -23406,7 +23406,7 @@
         </w:tc>
         <w:tc>
           <w:tcPr>
-            <w:tcW w:type="dxa" w:w="1267"/>
+            <w:tcW w:type="dxa" w:w="1152"/>
           </w:tcPr>
           <w:p>
             <w:pPr>
@@ -23424,7 +23424,7 @@
         </w:tc>
         <w:tc>
           <w:tcPr>
-            <w:tcW w:type="dxa" w:w="1267"/>
+            <w:tcW w:type="dxa" w:w="1152"/>
           </w:tcPr>
           <w:p>
             <w:pPr>
@@ -23444,7 +23444,7 @@
       <w:tr>
         <w:tc>
           <w:tcPr>
-            <w:tcW w:type="dxa" w:w="3744"/>
+            <w:tcW w:type="dxa" w:w="4320"/>
           </w:tcPr>
           <w:p>
             <w:pPr>
@@ -23461,7 +23461,7 @@
         </w:tc>
         <w:tc>
           <w:tcPr>
-            <w:tcW w:type="dxa" w:w="1267"/>
+            <w:tcW w:type="dxa" w:w="1152"/>
           </w:tcPr>
           <w:p>
             <w:pPr>
@@ -23479,7 +23479,7 @@
         </w:tc>
         <w:tc>
           <w:tcPr>
-            <w:tcW w:type="dxa" w:w="1267"/>
+            <w:tcW w:type="dxa" w:w="1152"/>
           </w:tcPr>
           <w:p>
             <w:pPr>
@@ -23497,7 +23497,7 @@
         </w:tc>
         <w:tc>
           <w:tcPr>
-            <w:tcW w:type="dxa" w:w="1267"/>
+            <w:tcW w:type="dxa" w:w="1152"/>
           </w:tcPr>
           <w:p>
             <w:pPr>
@@ -23515,7 +23515,7 @@
         </w:tc>
         <w:tc>
           <w:tcPr>
-            <w:tcW w:type="dxa" w:w="1267"/>
+            <w:tcW w:type="dxa" w:w="1152"/>
           </w:tcPr>
           <w:p>
             <w:pPr>
@@ -23533,7 +23533,7 @@
         </w:tc>
         <w:tc>
           <w:tcPr>
-            <w:tcW w:type="dxa" w:w="1267"/>
+            <w:tcW w:type="dxa" w:w="1152"/>
           </w:tcPr>
           <w:p>
             <w:pPr>
@@ -23553,7 +23553,7 @@
       <w:tr>
         <w:tc>
           <w:tcPr>
-            <w:tcW w:type="dxa" w:w="3744"/>
+            <w:tcW w:type="dxa" w:w="4320"/>
           </w:tcPr>
           <w:p>
             <w:pPr>
@@ -23570,7 +23570,7 @@
         </w:tc>
         <w:tc>
           <w:tcPr>
-            <w:tcW w:type="dxa" w:w="1267"/>
+            <w:tcW w:type="dxa" w:w="1152"/>
           </w:tcPr>
           <w:p>
             <w:pPr>
@@ -23588,7 +23588,7 @@
         </w:tc>
         <w:tc>
           <w:tcPr>
-            <w:tcW w:type="dxa" w:w="1267"/>
+            <w:tcW w:type="dxa" w:w="1152"/>
           </w:tcPr>
           <w:p>
             <w:pPr>
@@ -23606,7 +23606,7 @@
         </w:tc>
         <w:tc>
           <w:tcPr>
-            <w:tcW w:type="dxa" w:w="1267"/>
+            <w:tcW w:type="dxa" w:w="1152"/>
           </w:tcPr>
           <w:p>
             <w:pPr>
@@ -23624,7 +23624,7 @@
         </w:tc>
         <w:tc>
           <w:tcPr>
-            <w:tcW w:type="dxa" w:w="1267"/>
+            <w:tcW w:type="dxa" w:w="1152"/>
           </w:tcPr>
           <w:p>
             <w:pPr>
@@ -23642,7 +23642,7 @@
         </w:tc>
         <w:tc>
           <w:tcPr>
-            <w:tcW w:type="dxa" w:w="1267"/>
+            <w:tcW w:type="dxa" w:w="1152"/>
           </w:tcPr>
           <w:p>
             <w:pPr>
@@ -23662,7 +23662,7 @@
       <w:tr>
         <w:tc>
           <w:tcPr>
-            <w:tcW w:type="dxa" w:w="3744"/>
+            <w:tcW w:type="dxa" w:w="4320"/>
             <w:shd w:val="clear" w:color="auto" w:fill="F6F1E6"/>
           </w:tcPr>
           <w:p>
@@ -23681,7 +23681,7 @@
         </w:tc>
         <w:tc>
           <w:tcPr>
-            <w:tcW w:type="dxa" w:w="1267"/>
+            <w:tcW w:type="dxa" w:w="1152"/>
             <w:shd w:val="clear" w:color="auto" w:fill="F6F1E6"/>
           </w:tcPr>
           <w:p>
@@ -23701,7 +23701,7 @@
         </w:tc>
         <w:tc>
           <w:tcPr>
-            <w:tcW w:type="dxa" w:w="1267"/>
+            <w:tcW w:type="dxa" w:w="1152"/>
             <w:shd w:val="clear" w:color="auto" w:fill="F6F1E6"/>
           </w:tcPr>
           <w:p>
@@ -23721,7 +23721,7 @@
         </w:tc>
         <w:tc>
           <w:tcPr>
-            <w:tcW w:type="dxa" w:w="1267"/>
+            <w:tcW w:type="dxa" w:w="1152"/>
             <w:shd w:val="clear" w:color="auto" w:fill="F6F1E6"/>
           </w:tcPr>
           <w:p>
@@ -23741,7 +23741,7 @@
         </w:tc>
         <w:tc>
           <w:tcPr>
-            <w:tcW w:type="dxa" w:w="1267"/>
+            <w:tcW w:type="dxa" w:w="1152"/>
             <w:shd w:val="clear" w:color="auto" w:fill="F6F1E6"/>
           </w:tcPr>
           <w:p>
@@ -23761,7 +23761,7 @@
         </w:tc>
         <w:tc>
           <w:tcPr>
-            <w:tcW w:type="dxa" w:w="1267"/>
+            <w:tcW w:type="dxa" w:w="1152"/>
             <w:shd w:val="clear" w:color="auto" w:fill="F6F1E6"/>
           </w:tcPr>
           <w:p>

--- a/engine/empower_study/EMPOWER_Valuation_Study_09-08-2026_public.docx
+++ b/engine/empower_study/EMPOWER_Valuation_Study_09-08-2026_public.docx
@@ -5,13 +5,13 @@
     <w:tbl>
       <w:tblPr>
         <w:tblW w:type="auto" w:w="0"/>
-        <w:tblLook w:firstColumn="1" w:firstRow="1" w:lastColumn="0" w:lastRow="0" w:noHBand="0" w:noVBand="1" w:val="04A0"/>
         <w:tblCellMar>
           <w:top w:w="90" w:type="dxa"/>
           <w:left w:w="160" w:type="dxa"/>
           <w:bottom w:w="90" w:type="dxa"/>
           <w:right w:w="160" w:type="dxa"/>
         </w:tblCellMar>
+        <w:tblLook w:firstColumn="1" w:firstRow="1" w:lastColumn="0" w:lastRow="0" w:noHBand="0" w:noVBand="1" w:val="04A0"/>
       </w:tblPr>
       <w:tblGrid>
         <w:gridCol w:w="10080"/>
@@ -78,7 +78,6 @@
     <w:tbl>
       <w:tblPr>
         <w:tblW w:type="auto" w:w="0"/>
-        <w:tblLook w:firstColumn="1" w:firstRow="1" w:lastColumn="0" w:lastRow="0" w:noHBand="0" w:noVBand="1" w:val="04A0"/>
         <w:tblBorders>
           <w:top w:val="single" w:sz="6" w:space="0" w:color="C0A45F"/>
           <w:left w:val="single" w:sz="6" w:space="0" w:color="C0A45F"/>
@@ -93,6 +92,7 @@
           <w:bottom w:w="120" w:type="dxa"/>
           <w:right w:w="160" w:type="dxa"/>
         </w:tblCellMar>
+        <w:tblLook w:firstColumn="1" w:firstRow="1" w:lastColumn="0" w:lastRow="0" w:noHBand="0" w:noVBand="1" w:val="04A0"/>
       </w:tblPr>
       <w:tblGrid>
         <w:gridCol w:w="10080"/>
@@ -353,14 +353,6 @@
       <w:tblPr>
         <w:tblW w:type="auto" w:w="0"/>
         <w:jc w:val="center"/>
-        <w:tblLook w:firstColumn="1" w:firstRow="1" w:lastColumn="0" w:lastRow="0" w:noHBand="0" w:noVBand="1" w:val="04A0"/>
-        <w:tblLayout w:type="fixed"/>
-        <w:tblCellMar>
-          <w:top w:w="40" w:type="dxa"/>
-          <w:left w:w="90" w:type="dxa"/>
-          <w:bottom w:w="40" w:type="dxa"/>
-          <w:right w:w="90" w:type="dxa"/>
-        </w:tblCellMar>
         <w:tblBorders>
           <w:top w:val="single" w:sz="4" w:space="0" w:color="C9D4D1"/>
           <w:left w:val="single" w:sz="4" w:space="0" w:color="C9D4D1"/>
@@ -370,6 +362,13 @@
           <w:insideV w:val="single" w:sz="4" w:space="0" w:color="C9D4D1"/>
         </w:tblBorders>
         <w:tblLayout w:type="fixed"/>
+        <w:tblCellMar>
+          <w:top w:w="40" w:type="dxa"/>
+          <w:left w:w="90" w:type="dxa"/>
+          <w:bottom w:w="40" w:type="dxa"/>
+          <w:right w:w="90" w:type="dxa"/>
+        </w:tblCellMar>
+        <w:tblLook w:firstColumn="1" w:firstRow="1" w:lastColumn="0" w:lastRow="0" w:noHBand="0" w:noVBand="1" w:val="04A0"/>
       </w:tblPr>
       <w:tblGrid>
         <w:gridCol w:w="1872"/>
@@ -1342,14 +1341,6 @@
       <w:tblPr>
         <w:tblW w:type="auto" w:w="0"/>
         <w:jc w:val="center"/>
-        <w:tblLook w:firstColumn="1" w:firstRow="1" w:lastColumn="0" w:lastRow="0" w:noHBand="0" w:noVBand="1" w:val="04A0"/>
-        <w:tblLayout w:type="fixed"/>
-        <w:tblCellMar>
-          <w:top w:w="40" w:type="dxa"/>
-          <w:left w:w="90" w:type="dxa"/>
-          <w:bottom w:w="40" w:type="dxa"/>
-          <w:right w:w="90" w:type="dxa"/>
-        </w:tblCellMar>
         <w:tblBorders>
           <w:top w:val="single" w:sz="4" w:space="0" w:color="C9D4D1"/>
           <w:left w:val="single" w:sz="4" w:space="0" w:color="C9D4D1"/>
@@ -1359,6 +1350,13 @@
           <w:insideV w:val="single" w:sz="4" w:space="0" w:color="C9D4D1"/>
         </w:tblBorders>
         <w:tblLayout w:type="fixed"/>
+        <w:tblCellMar>
+          <w:top w:w="40" w:type="dxa"/>
+          <w:left w:w="90" w:type="dxa"/>
+          <w:bottom w:w="40" w:type="dxa"/>
+          <w:right w:w="90" w:type="dxa"/>
+        </w:tblCellMar>
+        <w:tblLook w:firstColumn="1" w:firstRow="1" w:lastColumn="0" w:lastRow="0" w:noHBand="0" w:noVBand="1" w:val="04A0"/>
       </w:tblPr>
       <w:tblGrid>
         <w:gridCol w:w="2232"/>
@@ -1830,14 +1828,6 @@
       <w:tblPr>
         <w:tblW w:type="auto" w:w="0"/>
         <w:jc w:val="center"/>
-        <w:tblLook w:firstColumn="1" w:firstRow="1" w:lastColumn="0" w:lastRow="0" w:noHBand="0" w:noVBand="1" w:val="04A0"/>
-        <w:tblLayout w:type="fixed"/>
-        <w:tblCellMar>
-          <w:top w:w="40" w:type="dxa"/>
-          <w:left w:w="90" w:type="dxa"/>
-          <w:bottom w:w="40" w:type="dxa"/>
-          <w:right w:w="90" w:type="dxa"/>
-        </w:tblCellMar>
         <w:tblBorders>
           <w:top w:val="single" w:sz="4" w:space="0" w:color="C9D4D1"/>
           <w:left w:val="single" w:sz="4" w:space="0" w:color="C9D4D1"/>
@@ -1847,6 +1837,13 @@
           <w:insideV w:val="single" w:sz="4" w:space="0" w:color="C9D4D1"/>
         </w:tblBorders>
         <w:tblLayout w:type="fixed"/>
+        <w:tblCellMar>
+          <w:top w:w="40" w:type="dxa"/>
+          <w:left w:w="90" w:type="dxa"/>
+          <w:bottom w:w="40" w:type="dxa"/>
+          <w:right w:w="90" w:type="dxa"/>
+        </w:tblCellMar>
+        <w:tblLook w:firstColumn="1" w:firstRow="1" w:lastColumn="0" w:lastRow="0" w:noHBand="0" w:noVBand="1" w:val="04A0"/>
       </w:tblPr>
       <w:tblGrid>
         <w:gridCol w:w="3312"/>
@@ -3546,14 +3543,6 @@
       <w:tblPr>
         <w:tblW w:type="auto" w:w="0"/>
         <w:jc w:val="center"/>
-        <w:tblLook w:firstColumn="1" w:firstRow="1" w:lastColumn="0" w:lastRow="0" w:noHBand="0" w:noVBand="1" w:val="04A0"/>
-        <w:tblLayout w:type="fixed"/>
-        <w:tblCellMar>
-          <w:top w:w="40" w:type="dxa"/>
-          <w:left w:w="90" w:type="dxa"/>
-          <w:bottom w:w="40" w:type="dxa"/>
-          <w:right w:w="90" w:type="dxa"/>
-        </w:tblCellMar>
         <w:tblBorders>
           <w:top w:val="single" w:sz="4" w:space="0" w:color="C9D4D1"/>
           <w:left w:val="single" w:sz="4" w:space="0" w:color="C9D4D1"/>
@@ -3563,6 +3552,13 @@
           <w:insideV w:val="single" w:sz="4" w:space="0" w:color="C9D4D1"/>
         </w:tblBorders>
         <w:tblLayout w:type="fixed"/>
+        <w:tblCellMar>
+          <w:top w:w="40" w:type="dxa"/>
+          <w:left w:w="90" w:type="dxa"/>
+          <w:bottom w:w="40" w:type="dxa"/>
+          <w:right w:w="90" w:type="dxa"/>
+        </w:tblCellMar>
+        <w:tblLook w:firstColumn="1" w:firstRow="1" w:lastColumn="0" w:lastRow="0" w:noHBand="0" w:noVBand="1" w:val="04A0"/>
       </w:tblPr>
       <w:tblGrid>
         <w:gridCol w:w="4392"/>
@@ -4105,14 +4101,6 @@
       <w:tblPr>
         <w:tblW w:type="auto" w:w="0"/>
         <w:jc w:val="center"/>
-        <w:tblLook w:firstColumn="1" w:firstRow="1" w:lastColumn="0" w:lastRow="0" w:noHBand="0" w:noVBand="1" w:val="04A0"/>
-        <w:tblLayout w:type="fixed"/>
-        <w:tblCellMar>
-          <w:top w:w="40" w:type="dxa"/>
-          <w:left w:w="90" w:type="dxa"/>
-          <w:bottom w:w="40" w:type="dxa"/>
-          <w:right w:w="90" w:type="dxa"/>
-        </w:tblCellMar>
         <w:tblBorders>
           <w:top w:val="single" w:sz="4" w:space="0" w:color="C9D4D1"/>
           <w:left w:val="single" w:sz="4" w:space="0" w:color="C9D4D1"/>
@@ -4122,6 +4110,13 @@
           <w:insideV w:val="single" w:sz="4" w:space="0" w:color="C9D4D1"/>
         </w:tblBorders>
         <w:tblLayout w:type="fixed"/>
+        <w:tblCellMar>
+          <w:top w:w="40" w:type="dxa"/>
+          <w:left w:w="90" w:type="dxa"/>
+          <w:bottom w:w="40" w:type="dxa"/>
+          <w:right w:w="90" w:type="dxa"/>
+        </w:tblCellMar>
+        <w:tblLook w:firstColumn="1" w:firstRow="1" w:lastColumn="0" w:lastRow="0" w:noHBand="0" w:noVBand="1" w:val="04A0"/>
       </w:tblPr>
       <w:tblGrid>
         <w:gridCol w:w="3168"/>
@@ -4867,7 +4862,7 @@
                 <w:color w:val="1C3A36"/>
                 <w:sz w:val="16"/>
               </w:rPr>
-              <w:t>minorities (the 30% of DXB CoolCo and others) take 1.1% of group profit and are charged the same share of the value — the internally consistent convention when the group is valued above book</w:t>
+              <w:t>minorities (the 30% of DXB CoolCo, and others) take 1.1% of group profit and are charged the same share of the value — the internally consistent convention when the group is valued above book</w:t>
             </w:r>
           </w:p>
         </w:tc>
@@ -5105,14 +5100,6 @@
       <w:tblPr>
         <w:tblW w:type="auto" w:w="0"/>
         <w:jc w:val="center"/>
-        <w:tblLook w:firstColumn="1" w:firstRow="1" w:lastColumn="0" w:lastRow="0" w:noHBand="0" w:noVBand="1" w:val="04A0"/>
-        <w:tblLayout w:type="fixed"/>
-        <w:tblCellMar>
-          <w:top w:w="40" w:type="dxa"/>
-          <w:left w:w="90" w:type="dxa"/>
-          <w:bottom w:w="40" w:type="dxa"/>
-          <w:right w:w="90" w:type="dxa"/>
-        </w:tblCellMar>
         <w:tblBorders>
           <w:top w:val="single" w:sz="4" w:space="0" w:color="C9D4D1"/>
           <w:left w:val="single" w:sz="4" w:space="0" w:color="C9D4D1"/>
@@ -5122,6 +5109,13 @@
           <w:insideV w:val="single" w:sz="4" w:space="0" w:color="C9D4D1"/>
         </w:tblBorders>
         <w:tblLayout w:type="fixed"/>
+        <w:tblCellMar>
+          <w:top w:w="40" w:type="dxa"/>
+          <w:left w:w="90" w:type="dxa"/>
+          <w:bottom w:w="40" w:type="dxa"/>
+          <w:right w:w="90" w:type="dxa"/>
+        </w:tblCellMar>
+        <w:tblLook w:firstColumn="1" w:firstRow="1" w:lastColumn="0" w:lastRow="0" w:noHBand="0" w:noVBand="1" w:val="04A0"/>
       </w:tblPr>
       <w:tblGrid>
         <w:gridCol w:w="3614"/>
@@ -5602,14 +5596,6 @@
       <w:tblPr>
         <w:tblW w:type="auto" w:w="0"/>
         <w:jc w:val="center"/>
-        <w:tblLook w:firstColumn="1" w:firstRow="1" w:lastColumn="0" w:lastRow="0" w:noHBand="0" w:noVBand="1" w:val="04A0"/>
-        <w:tblLayout w:type="fixed"/>
-        <w:tblCellMar>
-          <w:top w:w="40" w:type="dxa"/>
-          <w:left w:w="90" w:type="dxa"/>
-          <w:bottom w:w="40" w:type="dxa"/>
-          <w:right w:w="90" w:type="dxa"/>
-        </w:tblCellMar>
         <w:tblBorders>
           <w:top w:val="single" w:sz="4" w:space="0" w:color="C9D4D1"/>
           <w:left w:val="single" w:sz="4" w:space="0" w:color="C9D4D1"/>
@@ -5619,6 +5605,13 @@
           <w:insideV w:val="single" w:sz="4" w:space="0" w:color="C9D4D1"/>
         </w:tblBorders>
         <w:tblLayout w:type="fixed"/>
+        <w:tblCellMar>
+          <w:top w:w="40" w:type="dxa"/>
+          <w:left w:w="90" w:type="dxa"/>
+          <w:bottom w:w="40" w:type="dxa"/>
+          <w:right w:w="90" w:type="dxa"/>
+        </w:tblCellMar>
+        <w:tblLook w:firstColumn="1" w:firstRow="1" w:lastColumn="0" w:lastRow="0" w:noHBand="0" w:noVBand="1" w:val="04A0"/>
       </w:tblPr>
       <w:tblGrid>
         <w:gridCol w:w="4882"/>
@@ -6256,14 +6249,6 @@
       <w:tblPr>
         <w:tblW w:type="auto" w:w="0"/>
         <w:jc w:val="center"/>
-        <w:tblLook w:firstColumn="1" w:firstRow="1" w:lastColumn="0" w:lastRow="0" w:noHBand="0" w:noVBand="1" w:val="04A0"/>
-        <w:tblLayout w:type="fixed"/>
-        <w:tblCellMar>
-          <w:top w:w="40" w:type="dxa"/>
-          <w:left w:w="90" w:type="dxa"/>
-          <w:bottom w:w="40" w:type="dxa"/>
-          <w:right w:w="90" w:type="dxa"/>
-        </w:tblCellMar>
         <w:tblBorders>
           <w:top w:val="single" w:sz="4" w:space="0" w:color="C9D4D1"/>
           <w:left w:val="single" w:sz="4" w:space="0" w:color="C9D4D1"/>
@@ -6273,6 +6258,13 @@
           <w:insideV w:val="single" w:sz="4" w:space="0" w:color="C9D4D1"/>
         </w:tblBorders>
         <w:tblLayout w:type="fixed"/>
+        <w:tblCellMar>
+          <w:top w:w="40" w:type="dxa"/>
+          <w:left w:w="90" w:type="dxa"/>
+          <w:bottom w:w="40" w:type="dxa"/>
+          <w:right w:w="90" w:type="dxa"/>
+        </w:tblCellMar>
+        <w:tblLook w:firstColumn="1" w:firstRow="1" w:lastColumn="0" w:lastRow="0" w:noHBand="0" w:noVBand="1" w:val="04A0"/>
       </w:tblPr>
       <w:tblGrid>
         <w:gridCol w:w="3312"/>
@@ -7091,14 +7083,6 @@
       <w:tblPr>
         <w:tblW w:type="auto" w:w="0"/>
         <w:jc w:val="center"/>
-        <w:tblLook w:firstColumn="1" w:firstRow="1" w:lastColumn="0" w:lastRow="0" w:noHBand="0" w:noVBand="1" w:val="04A0"/>
-        <w:tblLayout w:type="fixed"/>
-        <w:tblCellMar>
-          <w:top w:w="40" w:type="dxa"/>
-          <w:left w:w="90" w:type="dxa"/>
-          <w:bottom w:w="40" w:type="dxa"/>
-          <w:right w:w="90" w:type="dxa"/>
-        </w:tblCellMar>
         <w:tblBorders>
           <w:top w:val="single" w:sz="4" w:space="0" w:color="C9D4D1"/>
           <w:left w:val="single" w:sz="4" w:space="0" w:color="C9D4D1"/>
@@ -7108,6 +7092,13 @@
           <w:insideV w:val="single" w:sz="4" w:space="0" w:color="C9D4D1"/>
         </w:tblBorders>
         <w:tblLayout w:type="fixed"/>
+        <w:tblCellMar>
+          <w:top w:w="40" w:type="dxa"/>
+          <w:left w:w="90" w:type="dxa"/>
+          <w:bottom w:w="40" w:type="dxa"/>
+          <w:right w:w="90" w:type="dxa"/>
+        </w:tblCellMar>
+        <w:tblLook w:firstColumn="1" w:firstRow="1" w:lastColumn="0" w:lastRow="0" w:noHBand="0" w:noVBand="1" w:val="04A0"/>
       </w:tblPr>
       <w:tblGrid>
         <w:gridCol w:w="4320"/>
@@ -7842,14 +7833,6 @@
       <w:tblPr>
         <w:tblW w:type="auto" w:w="0"/>
         <w:jc w:val="center"/>
-        <w:tblLook w:firstColumn="1" w:firstRow="1" w:lastColumn="0" w:lastRow="0" w:noHBand="0" w:noVBand="1" w:val="04A0"/>
-        <w:tblLayout w:type="fixed"/>
-        <w:tblCellMar>
-          <w:top w:w="40" w:type="dxa"/>
-          <w:left w:w="90" w:type="dxa"/>
-          <w:bottom w:w="40" w:type="dxa"/>
-          <w:right w:w="90" w:type="dxa"/>
-        </w:tblCellMar>
         <w:tblBorders>
           <w:top w:val="single" w:sz="4" w:space="0" w:color="C9D4D1"/>
           <w:left w:val="single" w:sz="4" w:space="0" w:color="C9D4D1"/>
@@ -7859,6 +7842,13 @@
           <w:insideV w:val="single" w:sz="4" w:space="0" w:color="C9D4D1"/>
         </w:tblBorders>
         <w:tblLayout w:type="fixed"/>
+        <w:tblCellMar>
+          <w:top w:w="40" w:type="dxa"/>
+          <w:left w:w="90" w:type="dxa"/>
+          <w:bottom w:w="40" w:type="dxa"/>
+          <w:right w:w="90" w:type="dxa"/>
+        </w:tblCellMar>
+        <w:tblLook w:firstColumn="1" w:firstRow="1" w:lastColumn="0" w:lastRow="0" w:noHBand="0" w:noVBand="1" w:val="04A0"/>
       </w:tblPr>
       <w:tblGrid>
         <w:gridCol w:w="4104"/>
@@ -8369,14 +8359,6 @@
       <w:tblPr>
         <w:tblW w:type="auto" w:w="0"/>
         <w:jc w:val="center"/>
-        <w:tblLook w:firstColumn="1" w:firstRow="1" w:lastColumn="0" w:lastRow="0" w:noHBand="0" w:noVBand="1" w:val="04A0"/>
-        <w:tblLayout w:type="fixed"/>
-        <w:tblCellMar>
-          <w:top w:w="40" w:type="dxa"/>
-          <w:left w:w="90" w:type="dxa"/>
-          <w:bottom w:w="40" w:type="dxa"/>
-          <w:right w:w="90" w:type="dxa"/>
-        </w:tblCellMar>
         <w:tblBorders>
           <w:top w:val="single" w:sz="4" w:space="0" w:color="C9D4D1"/>
           <w:left w:val="single" w:sz="4" w:space="0" w:color="C9D4D1"/>
@@ -8386,6 +8368,13 @@
           <w:insideV w:val="single" w:sz="4" w:space="0" w:color="C9D4D1"/>
         </w:tblBorders>
         <w:tblLayout w:type="fixed"/>
+        <w:tblCellMar>
+          <w:top w:w="40" w:type="dxa"/>
+          <w:left w:w="90" w:type="dxa"/>
+          <w:bottom w:w="40" w:type="dxa"/>
+          <w:right w:w="90" w:type="dxa"/>
+        </w:tblCellMar>
+        <w:tblLook w:firstColumn="1" w:firstRow="1" w:lastColumn="0" w:lastRow="0" w:noHBand="0" w:noVBand="1" w:val="04A0"/>
       </w:tblPr>
       <w:tblGrid>
         <w:gridCol w:w="2232"/>
@@ -9255,14 +9244,6 @@
       <w:tblPr>
         <w:tblW w:type="auto" w:w="0"/>
         <w:jc w:val="center"/>
-        <w:tblLook w:firstColumn="1" w:firstRow="1" w:lastColumn="0" w:lastRow="0" w:noHBand="0" w:noVBand="1" w:val="04A0"/>
-        <w:tblLayout w:type="fixed"/>
-        <w:tblCellMar>
-          <w:top w:w="40" w:type="dxa"/>
-          <w:left w:w="90" w:type="dxa"/>
-          <w:bottom w:w="40" w:type="dxa"/>
-          <w:right w:w="90" w:type="dxa"/>
-        </w:tblCellMar>
         <w:tblBorders>
           <w:top w:val="single" w:sz="4" w:space="0" w:color="C9D4D1"/>
           <w:left w:val="single" w:sz="4" w:space="0" w:color="C9D4D1"/>
@@ -9272,6 +9253,13 @@
           <w:insideV w:val="single" w:sz="4" w:space="0" w:color="C9D4D1"/>
         </w:tblBorders>
         <w:tblLayout w:type="fixed"/>
+        <w:tblCellMar>
+          <w:top w:w="40" w:type="dxa"/>
+          <w:left w:w="90" w:type="dxa"/>
+          <w:bottom w:w="40" w:type="dxa"/>
+          <w:right w:w="90" w:type="dxa"/>
+        </w:tblCellMar>
+        <w:tblLook w:firstColumn="1" w:firstRow="1" w:lastColumn="0" w:lastRow="0" w:noHBand="0" w:noVBand="1" w:val="04A0"/>
       </w:tblPr>
       <w:tblGrid>
         <w:gridCol w:w="3744"/>
@@ -9594,14 +9582,6 @@
       <w:tblPr>
         <w:tblW w:type="auto" w:w="0"/>
         <w:jc w:val="center"/>
-        <w:tblLook w:firstColumn="1" w:firstRow="1" w:lastColumn="0" w:lastRow="0" w:noHBand="0" w:noVBand="1" w:val="04A0"/>
-        <w:tblLayout w:type="fixed"/>
-        <w:tblCellMar>
-          <w:top w:w="40" w:type="dxa"/>
-          <w:left w:w="90" w:type="dxa"/>
-          <w:bottom w:w="40" w:type="dxa"/>
-          <w:right w:w="90" w:type="dxa"/>
-        </w:tblCellMar>
         <w:tblBorders>
           <w:top w:val="single" w:sz="4" w:space="0" w:color="C9D4D1"/>
           <w:left w:val="single" w:sz="4" w:space="0" w:color="C9D4D1"/>
@@ -9611,6 +9591,13 @@
           <w:insideV w:val="single" w:sz="4" w:space="0" w:color="C9D4D1"/>
         </w:tblBorders>
         <w:tblLayout w:type="fixed"/>
+        <w:tblCellMar>
+          <w:top w:w="40" w:type="dxa"/>
+          <w:left w:w="90" w:type="dxa"/>
+          <w:bottom w:w="40" w:type="dxa"/>
+          <w:right w:w="90" w:type="dxa"/>
+        </w:tblCellMar>
+        <w:tblLook w:firstColumn="1" w:firstRow="1" w:lastColumn="0" w:lastRow="0" w:noHBand="0" w:noVBand="1" w:val="04A0"/>
       </w:tblPr>
       <w:tblGrid>
         <w:gridCol w:w="2736"/>
@@ -10317,14 +10304,6 @@
       <w:tblPr>
         <w:tblW w:type="auto" w:w="0"/>
         <w:jc w:val="center"/>
-        <w:tblLook w:firstColumn="1" w:firstRow="1" w:lastColumn="0" w:lastRow="0" w:noHBand="0" w:noVBand="1" w:val="04A0"/>
-        <w:tblLayout w:type="fixed"/>
-        <w:tblCellMar>
-          <w:top w:w="40" w:type="dxa"/>
-          <w:left w:w="90" w:type="dxa"/>
-          <w:bottom w:w="40" w:type="dxa"/>
-          <w:right w:w="90" w:type="dxa"/>
-        </w:tblCellMar>
         <w:tblBorders>
           <w:top w:val="single" w:sz="4" w:space="0" w:color="C9D4D1"/>
           <w:left w:val="single" w:sz="4" w:space="0" w:color="C9D4D1"/>
@@ -10334,6 +10313,13 @@
           <w:insideV w:val="single" w:sz="4" w:space="0" w:color="C9D4D1"/>
         </w:tblBorders>
         <w:tblLayout w:type="fixed"/>
+        <w:tblCellMar>
+          <w:top w:w="40" w:type="dxa"/>
+          <w:left w:w="90" w:type="dxa"/>
+          <w:bottom w:w="40" w:type="dxa"/>
+          <w:right w:w="90" w:type="dxa"/>
+        </w:tblCellMar>
+        <w:tblLook w:firstColumn="1" w:firstRow="1" w:lastColumn="0" w:lastRow="0" w:noHBand="0" w:noVBand="1" w:val="04A0"/>
       </w:tblPr>
       <w:tblGrid>
         <w:gridCol w:w="2016"/>
@@ -10662,14 +10648,6 @@
       <w:tblPr>
         <w:tblW w:type="auto" w:w="0"/>
         <w:jc w:val="center"/>
-        <w:tblLook w:firstColumn="1" w:firstRow="1" w:lastColumn="0" w:lastRow="0" w:noHBand="0" w:noVBand="1" w:val="04A0"/>
-        <w:tblLayout w:type="fixed"/>
-        <w:tblCellMar>
-          <w:top w:w="40" w:type="dxa"/>
-          <w:left w:w="90" w:type="dxa"/>
-          <w:bottom w:w="40" w:type="dxa"/>
-          <w:right w:w="90" w:type="dxa"/>
-        </w:tblCellMar>
         <w:tblBorders>
           <w:top w:val="single" w:sz="4" w:space="0" w:color="C9D4D1"/>
           <w:left w:val="single" w:sz="4" w:space="0" w:color="C9D4D1"/>
@@ -10679,6 +10657,13 @@
           <w:insideV w:val="single" w:sz="4" w:space="0" w:color="C9D4D1"/>
         </w:tblBorders>
         <w:tblLayout w:type="fixed"/>
+        <w:tblCellMar>
+          <w:top w:w="40" w:type="dxa"/>
+          <w:left w:w="90" w:type="dxa"/>
+          <w:bottom w:w="40" w:type="dxa"/>
+          <w:right w:w="90" w:type="dxa"/>
+        </w:tblCellMar>
+        <w:tblLook w:firstColumn="1" w:firstRow="1" w:lastColumn="0" w:lastRow="0" w:noHBand="0" w:noVBand="1" w:val="04A0"/>
       </w:tblPr>
       <w:tblGrid>
         <w:gridCol w:w="2664"/>
@@ -11421,7 +11406,7 @@
           <w:color w:val="6E7B77"/>
           <w:sz w:val="17"/>
         </w:rPr>
-        <w:t>Figure 6 — the forward price cone to three months. The dashed lines mark the fundamental central estimates (2.250 and 2.139); the dotted line is the spot of 1.50.</w:t>
+        <w:t>Figure 6 — the forward price cone to three months from the anchor close of 1.50, with the trailing tape behind it. Both fundamental central estimates (2.250 and 2.139) sit above the cone's 95th percentile — the two objects genuinely disagree, and section 6 reads that gap.</w:t>
       </w:r>
     </w:p>
     <w:p>
@@ -11442,14 +11427,6 @@
       <w:tblPr>
         <w:tblW w:type="auto" w:w="0"/>
         <w:jc w:val="center"/>
-        <w:tblLook w:firstColumn="1" w:firstRow="1" w:lastColumn="0" w:lastRow="0" w:noHBand="0" w:noVBand="1" w:val="04A0"/>
-        <w:tblLayout w:type="fixed"/>
-        <w:tblCellMar>
-          <w:top w:w="40" w:type="dxa"/>
-          <w:left w:w="90" w:type="dxa"/>
-          <w:bottom w:w="40" w:type="dxa"/>
-          <w:right w:w="90" w:type="dxa"/>
-        </w:tblCellMar>
         <w:tblBorders>
           <w:top w:val="single" w:sz="4" w:space="0" w:color="C9D4D1"/>
           <w:left w:val="single" w:sz="4" w:space="0" w:color="C9D4D1"/>
@@ -11459,6 +11436,13 @@
           <w:insideV w:val="single" w:sz="4" w:space="0" w:color="C9D4D1"/>
         </w:tblBorders>
         <w:tblLayout w:type="fixed"/>
+        <w:tblCellMar>
+          <w:top w:w="40" w:type="dxa"/>
+          <w:left w:w="90" w:type="dxa"/>
+          <w:bottom w:w="40" w:type="dxa"/>
+          <w:right w:w="90" w:type="dxa"/>
+        </w:tblCellMar>
+        <w:tblLook w:firstColumn="1" w:firstRow="1" w:lastColumn="0" w:lastRow="0" w:noHBand="0" w:noVBand="1" w:val="04A0"/>
       </w:tblPr>
       <w:tblGrid>
         <w:gridCol w:w="3038"/>
@@ -11990,14 +11974,6 @@
       <w:tblPr>
         <w:tblW w:type="auto" w:w="0"/>
         <w:jc w:val="center"/>
-        <w:tblLook w:firstColumn="1" w:firstRow="1" w:lastColumn="0" w:lastRow="0" w:noHBand="0" w:noVBand="1" w:val="04A0"/>
-        <w:tblLayout w:type="fixed"/>
-        <w:tblCellMar>
-          <w:top w:w="40" w:type="dxa"/>
-          <w:left w:w="90" w:type="dxa"/>
-          <w:bottom w:w="40" w:type="dxa"/>
-          <w:right w:w="90" w:type="dxa"/>
-        </w:tblCellMar>
         <w:tblBorders>
           <w:top w:val="single" w:sz="4" w:space="0" w:color="C9D4D1"/>
           <w:left w:val="single" w:sz="4" w:space="0" w:color="C9D4D1"/>
@@ -12007,6 +11983,13 @@
           <w:insideV w:val="single" w:sz="4" w:space="0" w:color="C9D4D1"/>
         </w:tblBorders>
         <w:tblLayout w:type="fixed"/>
+        <w:tblCellMar>
+          <w:top w:w="40" w:type="dxa"/>
+          <w:left w:w="90" w:type="dxa"/>
+          <w:bottom w:w="40" w:type="dxa"/>
+          <w:right w:w="90" w:type="dxa"/>
+        </w:tblCellMar>
+        <w:tblLook w:firstColumn="1" w:firstRow="1" w:lastColumn="0" w:lastRow="0" w:noHBand="0" w:noVBand="1" w:val="04A0"/>
       </w:tblPr>
       <w:tblGrid>
         <w:gridCol w:w="5616"/>
@@ -12330,14 +12313,6 @@
       <w:tblPr>
         <w:tblW w:type="auto" w:w="0"/>
         <w:jc w:val="center"/>
-        <w:tblLook w:firstColumn="1" w:firstRow="1" w:lastColumn="0" w:lastRow="0" w:noHBand="0" w:noVBand="1" w:val="04A0"/>
-        <w:tblLayout w:type="fixed"/>
-        <w:tblCellMar>
-          <w:top w:w="40" w:type="dxa"/>
-          <w:left w:w="90" w:type="dxa"/>
-          <w:bottom w:w="40" w:type="dxa"/>
-          <w:right w:w="90" w:type="dxa"/>
-        </w:tblCellMar>
         <w:tblBorders>
           <w:top w:val="single" w:sz="4" w:space="0" w:color="C9D4D1"/>
           <w:left w:val="single" w:sz="4" w:space="0" w:color="C9D4D1"/>
@@ -12347,6 +12322,13 @@
           <w:insideV w:val="single" w:sz="4" w:space="0" w:color="C9D4D1"/>
         </w:tblBorders>
         <w:tblLayout w:type="fixed"/>
+        <w:tblCellMar>
+          <w:top w:w="40" w:type="dxa"/>
+          <w:left w:w="90" w:type="dxa"/>
+          <w:bottom w:w="40" w:type="dxa"/>
+          <w:right w:w="90" w:type="dxa"/>
+        </w:tblCellMar>
+        <w:tblLook w:firstColumn="1" w:firstRow="1" w:lastColumn="0" w:lastRow="0" w:noHBand="0" w:noVBand="1" w:val="04A0"/>
       </w:tblPr>
       <w:tblGrid>
         <w:gridCol w:w="2664"/>
@@ -12794,14 +12776,6 @@
       <w:tblPr>
         <w:tblW w:type="auto" w:w="0"/>
         <w:jc w:val="center"/>
-        <w:tblLook w:firstColumn="1" w:firstRow="1" w:lastColumn="0" w:lastRow="0" w:noHBand="0" w:noVBand="1" w:val="04A0"/>
-        <w:tblLayout w:type="fixed"/>
-        <w:tblCellMar>
-          <w:top w:w="40" w:type="dxa"/>
-          <w:left w:w="90" w:type="dxa"/>
-          <w:bottom w:w="40" w:type="dxa"/>
-          <w:right w:w="90" w:type="dxa"/>
-        </w:tblCellMar>
         <w:tblBorders>
           <w:top w:val="single" w:sz="4" w:space="0" w:color="C9D4D1"/>
           <w:left w:val="single" w:sz="4" w:space="0" w:color="C9D4D1"/>
@@ -12811,6 +12785,13 @@
           <w:insideV w:val="single" w:sz="4" w:space="0" w:color="C9D4D1"/>
         </w:tblBorders>
         <w:tblLayout w:type="fixed"/>
+        <w:tblCellMar>
+          <w:top w:w="40" w:type="dxa"/>
+          <w:left w:w="90" w:type="dxa"/>
+          <w:bottom w:w="40" w:type="dxa"/>
+          <w:right w:w="90" w:type="dxa"/>
+        </w:tblCellMar>
+        <w:tblLook w:firstColumn="1" w:firstRow="1" w:lastColumn="0" w:lastRow="0" w:noHBand="0" w:noVBand="1" w:val="04A0"/>
       </w:tblPr>
       <w:tblGrid>
         <w:gridCol w:w="2160"/>
@@ -13299,14 +13280,6 @@
       <w:tblPr>
         <w:tblW w:type="auto" w:w="0"/>
         <w:jc w:val="center"/>
-        <w:tblLook w:firstColumn="1" w:firstRow="1" w:lastColumn="0" w:lastRow="0" w:noHBand="0" w:noVBand="1" w:val="04A0"/>
-        <w:tblLayout w:type="fixed"/>
-        <w:tblCellMar>
-          <w:top w:w="40" w:type="dxa"/>
-          <w:left w:w="90" w:type="dxa"/>
-          <w:bottom w:w="40" w:type="dxa"/>
-          <w:right w:w="90" w:type="dxa"/>
-        </w:tblCellMar>
         <w:tblBorders>
           <w:top w:val="single" w:sz="4" w:space="0" w:color="C9D4D1"/>
           <w:left w:val="single" w:sz="4" w:space="0" w:color="C9D4D1"/>
@@ -13316,6 +13289,13 @@
           <w:insideV w:val="single" w:sz="4" w:space="0" w:color="C9D4D1"/>
         </w:tblBorders>
         <w:tblLayout w:type="fixed"/>
+        <w:tblCellMar>
+          <w:top w:w="40" w:type="dxa"/>
+          <w:left w:w="90" w:type="dxa"/>
+          <w:bottom w:w="40" w:type="dxa"/>
+          <w:right w:w="90" w:type="dxa"/>
+        </w:tblCellMar>
+        <w:tblLook w:firstColumn="1" w:firstRow="1" w:lastColumn="0" w:lastRow="0" w:noHBand="0" w:noVBand="1" w:val="04A0"/>
       </w:tblPr>
       <w:tblGrid>
         <w:gridCol w:w="2520"/>
@@ -13868,14 +13848,6 @@
       <w:tblPr>
         <w:tblW w:type="auto" w:w="0"/>
         <w:jc w:val="center"/>
-        <w:tblLook w:firstColumn="1" w:firstRow="1" w:lastColumn="0" w:lastRow="0" w:noHBand="0" w:noVBand="1" w:val="04A0"/>
-        <w:tblLayout w:type="fixed"/>
-        <w:tblCellMar>
-          <w:top w:w="40" w:type="dxa"/>
-          <w:left w:w="90" w:type="dxa"/>
-          <w:bottom w:w="40" w:type="dxa"/>
-          <w:right w:w="90" w:type="dxa"/>
-        </w:tblCellMar>
         <w:tblBorders>
           <w:top w:val="single" w:sz="4" w:space="0" w:color="C9D4D1"/>
           <w:left w:val="single" w:sz="4" w:space="0" w:color="C9D4D1"/>
@@ -13885,6 +13857,13 @@
           <w:insideV w:val="single" w:sz="4" w:space="0" w:color="C9D4D1"/>
         </w:tblBorders>
         <w:tblLayout w:type="fixed"/>
+        <w:tblCellMar>
+          <w:top w:w="40" w:type="dxa"/>
+          <w:left w:w="90" w:type="dxa"/>
+          <w:bottom w:w="40" w:type="dxa"/>
+          <w:right w:w="90" w:type="dxa"/>
+        </w:tblCellMar>
+        <w:tblLook w:firstColumn="1" w:firstRow="1" w:lastColumn="0" w:lastRow="0" w:noHBand="0" w:noVBand="1" w:val="04A0"/>
       </w:tblPr>
       <w:tblGrid>
         <w:gridCol w:w="2736"/>
@@ -16752,14 +16731,6 @@
       <w:tblPr>
         <w:tblW w:type="auto" w:w="0"/>
         <w:jc w:val="center"/>
-        <w:tblLook w:firstColumn="1" w:firstRow="1" w:lastColumn="0" w:lastRow="0" w:noHBand="0" w:noVBand="1" w:val="04A0"/>
-        <w:tblLayout w:type="fixed"/>
-        <w:tblCellMar>
-          <w:top w:w="40" w:type="dxa"/>
-          <w:left w:w="90" w:type="dxa"/>
-          <w:bottom w:w="40" w:type="dxa"/>
-          <w:right w:w="90" w:type="dxa"/>
-        </w:tblCellMar>
         <w:tblBorders>
           <w:top w:val="single" w:sz="4" w:space="0" w:color="C9D4D1"/>
           <w:left w:val="single" w:sz="4" w:space="0" w:color="C9D4D1"/>
@@ -16769,6 +16740,13 @@
           <w:insideV w:val="single" w:sz="4" w:space="0" w:color="C9D4D1"/>
         </w:tblBorders>
         <w:tblLayout w:type="fixed"/>
+        <w:tblCellMar>
+          <w:top w:w="40" w:type="dxa"/>
+          <w:left w:w="90" w:type="dxa"/>
+          <w:bottom w:w="40" w:type="dxa"/>
+          <w:right w:w="90" w:type="dxa"/>
+        </w:tblCellMar>
+        <w:tblLook w:firstColumn="1" w:firstRow="1" w:lastColumn="0" w:lastRow="0" w:noHBand="0" w:noVBand="1" w:val="04A0"/>
       </w:tblPr>
       <w:tblGrid>
         <w:gridCol w:w="4464"/>
@@ -18489,14 +18467,6 @@
       <w:tblPr>
         <w:tblW w:type="auto" w:w="0"/>
         <w:jc w:val="center"/>
-        <w:tblLook w:firstColumn="1" w:firstRow="1" w:lastColumn="0" w:lastRow="0" w:noHBand="0" w:noVBand="1" w:val="04A0"/>
-        <w:tblLayout w:type="fixed"/>
-        <w:tblCellMar>
-          <w:top w:w="40" w:type="dxa"/>
-          <w:left w:w="90" w:type="dxa"/>
-          <w:bottom w:w="40" w:type="dxa"/>
-          <w:right w:w="90" w:type="dxa"/>
-        </w:tblCellMar>
         <w:tblBorders>
           <w:top w:val="single" w:sz="4" w:space="0" w:color="C9D4D1"/>
           <w:left w:val="single" w:sz="4" w:space="0" w:color="C9D4D1"/>
@@ -18506,6 +18476,13 @@
           <w:insideV w:val="single" w:sz="4" w:space="0" w:color="C9D4D1"/>
         </w:tblBorders>
         <w:tblLayout w:type="fixed"/>
+        <w:tblCellMar>
+          <w:top w:w="40" w:type="dxa"/>
+          <w:left w:w="90" w:type="dxa"/>
+          <w:bottom w:w="40" w:type="dxa"/>
+          <w:right w:w="90" w:type="dxa"/>
+        </w:tblCellMar>
+        <w:tblLook w:firstColumn="1" w:firstRow="1" w:lastColumn="0" w:lastRow="0" w:noHBand="0" w:noVBand="1" w:val="04A0"/>
       </w:tblPr>
       <w:tblGrid>
         <w:gridCol w:w="3744"/>
@@ -19579,14 +19556,6 @@
       <w:tblPr>
         <w:tblW w:type="auto" w:w="0"/>
         <w:jc w:val="center"/>
-        <w:tblLook w:firstColumn="1" w:firstRow="1" w:lastColumn="0" w:lastRow="0" w:noHBand="0" w:noVBand="1" w:val="04A0"/>
-        <w:tblLayout w:type="fixed"/>
-        <w:tblCellMar>
-          <w:top w:w="40" w:type="dxa"/>
-          <w:left w:w="90" w:type="dxa"/>
-          <w:bottom w:w="40" w:type="dxa"/>
-          <w:right w:w="90" w:type="dxa"/>
-        </w:tblCellMar>
         <w:tblBorders>
           <w:top w:val="single" w:sz="4" w:space="0" w:color="C9D4D1"/>
           <w:left w:val="single" w:sz="4" w:space="0" w:color="C9D4D1"/>
@@ -19596,6 +19565,13 @@
           <w:insideV w:val="single" w:sz="4" w:space="0" w:color="C9D4D1"/>
         </w:tblBorders>
         <w:tblLayout w:type="fixed"/>
+        <w:tblCellMar>
+          <w:top w:w="40" w:type="dxa"/>
+          <w:left w:w="90" w:type="dxa"/>
+          <w:bottom w:w="40" w:type="dxa"/>
+          <w:right w:w="90" w:type="dxa"/>
+        </w:tblCellMar>
+        <w:tblLook w:firstColumn="1" w:firstRow="1" w:lastColumn="0" w:lastRow="0" w:noHBand="0" w:noVBand="1" w:val="04A0"/>
       </w:tblPr>
       <w:tblGrid>
         <w:gridCol w:w="2232"/>
@@ -20230,14 +20206,6 @@
       <w:tblPr>
         <w:tblW w:type="auto" w:w="0"/>
         <w:jc w:val="center"/>
-        <w:tblLook w:firstColumn="1" w:firstRow="1" w:lastColumn="0" w:lastRow="0" w:noHBand="0" w:noVBand="1" w:val="04A0"/>
-        <w:tblLayout w:type="fixed"/>
-        <w:tblCellMar>
-          <w:top w:w="40" w:type="dxa"/>
-          <w:left w:w="90" w:type="dxa"/>
-          <w:bottom w:w="40" w:type="dxa"/>
-          <w:right w:w="90" w:type="dxa"/>
-        </w:tblCellMar>
         <w:tblBorders>
           <w:top w:val="single" w:sz="4" w:space="0" w:color="C9D4D1"/>
           <w:left w:val="single" w:sz="4" w:space="0" w:color="C9D4D1"/>
@@ -20247,6 +20215,13 @@
           <w:insideV w:val="single" w:sz="4" w:space="0" w:color="C9D4D1"/>
         </w:tblBorders>
         <w:tblLayout w:type="fixed"/>
+        <w:tblCellMar>
+          <w:top w:w="40" w:type="dxa"/>
+          <w:left w:w="90" w:type="dxa"/>
+          <w:bottom w:w="40" w:type="dxa"/>
+          <w:right w:w="90" w:type="dxa"/>
+        </w:tblCellMar>
+        <w:tblLook w:firstColumn="1" w:firstRow="1" w:lastColumn="0" w:lastRow="0" w:noHBand="0" w:noVBand="1" w:val="04A0"/>
       </w:tblPr>
       <w:tblGrid>
         <w:gridCol w:w="2232"/>
@@ -20735,14 +20710,6 @@
       <w:tblPr>
         <w:tblW w:type="auto" w:w="0"/>
         <w:jc w:val="center"/>
-        <w:tblLook w:firstColumn="1" w:firstRow="1" w:lastColumn="0" w:lastRow="0" w:noHBand="0" w:noVBand="1" w:val="04A0"/>
-        <w:tblLayout w:type="fixed"/>
-        <w:tblCellMar>
-          <w:top w:w="40" w:type="dxa"/>
-          <w:left w:w="90" w:type="dxa"/>
-          <w:bottom w:w="40" w:type="dxa"/>
-          <w:right w:w="90" w:type="dxa"/>
-        </w:tblCellMar>
         <w:tblBorders>
           <w:top w:val="single" w:sz="4" w:space="0" w:color="C9D4D1"/>
           <w:left w:val="single" w:sz="4" w:space="0" w:color="C9D4D1"/>
@@ -20752,6 +20719,13 @@
           <w:insideV w:val="single" w:sz="4" w:space="0" w:color="C9D4D1"/>
         </w:tblBorders>
         <w:tblLayout w:type="fixed"/>
+        <w:tblCellMar>
+          <w:top w:w="40" w:type="dxa"/>
+          <w:left w:w="90" w:type="dxa"/>
+          <w:bottom w:w="40" w:type="dxa"/>
+          <w:right w:w="90" w:type="dxa"/>
+        </w:tblCellMar>
+        <w:tblLook w:firstColumn="1" w:firstRow="1" w:lastColumn="0" w:lastRow="0" w:noHBand="0" w:noVBand="1" w:val="04A0"/>
       </w:tblPr>
       <w:tblGrid>
         <w:gridCol w:w="3312"/>
@@ -21560,14 +21534,6 @@
       <w:tblPr>
         <w:tblW w:type="auto" w:w="0"/>
         <w:jc w:val="center"/>
-        <w:tblLook w:firstColumn="1" w:firstRow="1" w:lastColumn="0" w:lastRow="0" w:noHBand="0" w:noVBand="1" w:val="04A0"/>
-        <w:tblLayout w:type="fixed"/>
-        <w:tblCellMar>
-          <w:top w:w="40" w:type="dxa"/>
-          <w:left w:w="90" w:type="dxa"/>
-          <w:bottom w:w="40" w:type="dxa"/>
-          <w:right w:w="90" w:type="dxa"/>
-        </w:tblCellMar>
         <w:tblBorders>
           <w:top w:val="single" w:sz="4" w:space="0" w:color="C9D4D1"/>
           <w:left w:val="single" w:sz="4" w:space="0" w:color="C9D4D1"/>
@@ -21577,6 +21543,13 @@
           <w:insideV w:val="single" w:sz="4" w:space="0" w:color="C9D4D1"/>
         </w:tblBorders>
         <w:tblLayout w:type="fixed"/>
+        <w:tblCellMar>
+          <w:top w:w="40" w:type="dxa"/>
+          <w:left w:w="90" w:type="dxa"/>
+          <w:bottom w:w="40" w:type="dxa"/>
+          <w:right w:w="90" w:type="dxa"/>
+        </w:tblCellMar>
+        <w:tblLook w:firstColumn="1" w:firstRow="1" w:lastColumn="0" w:lastRow="0" w:noHBand="0" w:noVBand="1" w:val="04A0"/>
       </w:tblPr>
       <w:tblGrid>
         <w:gridCol w:w="4320"/>
@@ -22378,14 +22351,6 @@
       <w:tblPr>
         <w:tblW w:type="auto" w:w="0"/>
         <w:jc w:val="center"/>
-        <w:tblLook w:firstColumn="1" w:firstRow="1" w:lastColumn="0" w:lastRow="0" w:noHBand="0" w:noVBand="1" w:val="04A0"/>
-        <w:tblLayout w:type="fixed"/>
-        <w:tblCellMar>
-          <w:top w:w="40" w:type="dxa"/>
-          <w:left w:w="90" w:type="dxa"/>
-          <w:bottom w:w="40" w:type="dxa"/>
-          <w:right w:w="90" w:type="dxa"/>
-        </w:tblCellMar>
         <w:tblBorders>
           <w:top w:val="single" w:sz="4" w:space="0" w:color="C9D4D1"/>
           <w:left w:val="single" w:sz="4" w:space="0" w:color="C9D4D1"/>
@@ -22395,6 +22360,13 @@
           <w:insideV w:val="single" w:sz="4" w:space="0" w:color="C9D4D1"/>
         </w:tblBorders>
         <w:tblLayout w:type="fixed"/>
+        <w:tblCellMar>
+          <w:top w:w="40" w:type="dxa"/>
+          <w:left w:w="90" w:type="dxa"/>
+          <w:bottom w:w="40" w:type="dxa"/>
+          <w:right w:w="90" w:type="dxa"/>
+        </w:tblCellMar>
+        <w:tblLook w:firstColumn="1" w:firstRow="1" w:lastColumn="0" w:lastRow="0" w:noHBand="0" w:noVBand="1" w:val="04A0"/>
       </w:tblPr>
       <w:tblGrid>
         <w:gridCol w:w="6552"/>
@@ -22806,14 +22778,6 @@
       <w:tblPr>
         <w:tblW w:type="auto" w:w="0"/>
         <w:jc w:val="center"/>
-        <w:tblLook w:firstColumn="1" w:firstRow="1" w:lastColumn="0" w:lastRow="0" w:noHBand="0" w:noVBand="1" w:val="04A0"/>
-        <w:tblLayout w:type="fixed"/>
-        <w:tblCellMar>
-          <w:top w:w="40" w:type="dxa"/>
-          <w:left w:w="90" w:type="dxa"/>
-          <w:bottom w:w="40" w:type="dxa"/>
-          <w:right w:w="90" w:type="dxa"/>
-        </w:tblCellMar>
         <w:tblBorders>
           <w:top w:val="single" w:sz="4" w:space="0" w:color="C9D4D1"/>
           <w:left w:val="single" w:sz="4" w:space="0" w:color="C9D4D1"/>
@@ -22823,6 +22787,13 @@
           <w:insideV w:val="single" w:sz="4" w:space="0" w:color="C9D4D1"/>
         </w:tblBorders>
         <w:tblLayout w:type="fixed"/>
+        <w:tblCellMar>
+          <w:top w:w="40" w:type="dxa"/>
+          <w:left w:w="90" w:type="dxa"/>
+          <w:bottom w:w="40" w:type="dxa"/>
+          <w:right w:w="90" w:type="dxa"/>
+        </w:tblCellMar>
+        <w:tblLook w:firstColumn="1" w:firstRow="1" w:lastColumn="0" w:lastRow="0" w:noHBand="0" w:noVBand="1" w:val="04A0"/>
       </w:tblPr>
       <w:tblGrid>
         <w:gridCol w:w="6552"/>
@@ -23081,14 +23052,6 @@
       <w:tblPr>
         <w:tblW w:type="auto" w:w="0"/>
         <w:jc w:val="center"/>
-        <w:tblLook w:firstColumn="1" w:firstRow="1" w:lastColumn="0" w:lastRow="0" w:noHBand="0" w:noVBand="1" w:val="04A0"/>
-        <w:tblLayout w:type="fixed"/>
-        <w:tblCellMar>
-          <w:top w:w="40" w:type="dxa"/>
-          <w:left w:w="90" w:type="dxa"/>
-          <w:bottom w:w="40" w:type="dxa"/>
-          <w:right w:w="90" w:type="dxa"/>
-        </w:tblCellMar>
         <w:tblBorders>
           <w:top w:val="single" w:sz="4" w:space="0" w:color="C9D4D1"/>
           <w:left w:val="single" w:sz="4" w:space="0" w:color="C9D4D1"/>
@@ -23098,6 +23061,13 @@
           <w:insideV w:val="single" w:sz="4" w:space="0" w:color="C9D4D1"/>
         </w:tblBorders>
         <w:tblLayout w:type="fixed"/>
+        <w:tblCellMar>
+          <w:top w:w="40" w:type="dxa"/>
+          <w:left w:w="90" w:type="dxa"/>
+          <w:bottom w:w="40" w:type="dxa"/>
+          <w:right w:w="90" w:type="dxa"/>
+        </w:tblCellMar>
+        <w:tblLook w:firstColumn="1" w:firstRow="1" w:lastColumn="0" w:lastRow="0" w:noHBand="0" w:noVBand="1" w:val="04A0"/>
       </w:tblPr>
       <w:tblGrid>
         <w:gridCol w:w="4320"/>
@@ -23860,14 +23830,6 @@
       <w:tblPr>
         <w:tblW w:type="auto" w:w="0"/>
         <w:jc w:val="center"/>
-        <w:tblLook w:firstColumn="1" w:firstRow="1" w:lastColumn="0" w:lastRow="0" w:noHBand="0" w:noVBand="1" w:val="04A0"/>
-        <w:tblLayout w:type="fixed"/>
-        <w:tblCellMar>
-          <w:top w:w="40" w:type="dxa"/>
-          <w:left w:w="90" w:type="dxa"/>
-          <w:bottom w:w="40" w:type="dxa"/>
-          <w:right w:w="90" w:type="dxa"/>
-        </w:tblCellMar>
         <w:tblBorders>
           <w:top w:val="single" w:sz="4" w:space="0" w:color="C9D4D1"/>
           <w:left w:val="single" w:sz="4" w:space="0" w:color="C9D4D1"/>
@@ -23877,6 +23839,13 @@
           <w:insideV w:val="single" w:sz="4" w:space="0" w:color="C9D4D1"/>
         </w:tblBorders>
         <w:tblLayout w:type="fixed"/>
+        <w:tblCellMar>
+          <w:top w:w="40" w:type="dxa"/>
+          <w:left w:w="90" w:type="dxa"/>
+          <w:bottom w:w="40" w:type="dxa"/>
+          <w:right w:w="90" w:type="dxa"/>
+        </w:tblCellMar>
+        <w:tblLook w:firstColumn="1" w:firstRow="1" w:lastColumn="0" w:lastRow="0" w:noHBand="0" w:noVBand="1" w:val="04A0"/>
       </w:tblPr>
       <w:tblGrid>
         <w:gridCol w:w="6552"/>
@@ -24311,14 +24280,6 @@
       <w:tblPr>
         <w:tblW w:type="auto" w:w="0"/>
         <w:jc w:val="center"/>
-        <w:tblLook w:firstColumn="1" w:firstRow="1" w:lastColumn="0" w:lastRow="0" w:noHBand="0" w:noVBand="1" w:val="04A0"/>
-        <w:tblLayout w:type="fixed"/>
-        <w:tblCellMar>
-          <w:top w:w="40" w:type="dxa"/>
-          <w:left w:w="90" w:type="dxa"/>
-          <w:bottom w:w="40" w:type="dxa"/>
-          <w:right w:w="90" w:type="dxa"/>
-        </w:tblCellMar>
         <w:tblBorders>
           <w:top w:val="single" w:sz="4" w:space="0" w:color="C9D4D1"/>
           <w:left w:val="single" w:sz="4" w:space="0" w:color="C9D4D1"/>
@@ -24328,6 +24289,13 @@
           <w:insideV w:val="single" w:sz="4" w:space="0" w:color="C9D4D1"/>
         </w:tblBorders>
         <w:tblLayout w:type="fixed"/>
+        <w:tblCellMar>
+          <w:top w:w="40" w:type="dxa"/>
+          <w:left w:w="90" w:type="dxa"/>
+          <w:bottom w:w="40" w:type="dxa"/>
+          <w:right w:w="90" w:type="dxa"/>
+        </w:tblCellMar>
+        <w:tblLook w:firstColumn="1" w:firstRow="1" w:lastColumn="0" w:lastRow="0" w:noHBand="0" w:noVBand="1" w:val="04A0"/>
       </w:tblPr>
       <w:tblGrid>
         <w:gridCol w:w="3528"/>
@@ -24719,14 +24687,6 @@
       <w:tblPr>
         <w:tblW w:type="auto" w:w="0"/>
         <w:jc w:val="center"/>
-        <w:tblLook w:firstColumn="1" w:firstRow="1" w:lastColumn="0" w:lastRow="0" w:noHBand="0" w:noVBand="1" w:val="04A0"/>
-        <w:tblLayout w:type="fixed"/>
-        <w:tblCellMar>
-          <w:top w:w="40" w:type="dxa"/>
-          <w:left w:w="90" w:type="dxa"/>
-          <w:bottom w:w="40" w:type="dxa"/>
-          <w:right w:w="90" w:type="dxa"/>
-        </w:tblCellMar>
         <w:tblBorders>
           <w:top w:val="single" w:sz="4" w:space="0" w:color="C9D4D1"/>
           <w:left w:val="single" w:sz="4" w:space="0" w:color="C9D4D1"/>
@@ -24736,6 +24696,13 @@
           <w:insideV w:val="single" w:sz="4" w:space="0" w:color="C9D4D1"/>
         </w:tblBorders>
         <w:tblLayout w:type="fixed"/>
+        <w:tblCellMar>
+          <w:top w:w="40" w:type="dxa"/>
+          <w:left w:w="90" w:type="dxa"/>
+          <w:bottom w:w="40" w:type="dxa"/>
+          <w:right w:w="90" w:type="dxa"/>
+        </w:tblCellMar>
+        <w:tblLook w:firstColumn="1" w:firstRow="1" w:lastColumn="0" w:lastRow="0" w:noHBand="0" w:noVBand="1" w:val="04A0"/>
       </w:tblPr>
       <w:tblGrid>
         <w:gridCol w:w="1728"/>

--- a/engine/empower_study/EMPOWER_Valuation_Study_09-08-2026_public.docx
+++ b/engine/empower_study/EMPOWER_Valuation_Study_09-08-2026_public.docx
@@ -160,7 +160,7 @@
                 <w:color w:val="1C3A36"/>
                 <w:sz w:val="19"/>
               </w:rPr>
-              <w:t>The audited 2025 effective tax rate is exactly 9.0% under UAE corporate tax. Whether the 15% domestic minimum top-up tax reaches Empower through consolidation into the DEWA group (whose revenue far exceeds the EUR 750m threshold) is contested and unresolved. The entire valuation is therefore published both ways — 2.664 against 2.483 on the primary lens, 2.250 against 2.139 on the weighted central — side by side, never averaged.</w:t>
+              <w:t>The audited 2025 effective tax rate is exactly 9.0% under UAE corporate tax. Whether the 15% domestic minimum top-up tax reaches Empower through consolidation into the DEWA group (whose revenue far exceeds the EUR 750m threshold) is contested and unresolved. The entire valuation is therefore published both ways — 2.182 against 2.027 on the primary lens, 1.901 against 1.807 on the weighted central — side by side, never averaged.</w:t>
             </w:r>
           </w:p>
           <w:p>
@@ -278,7 +278,7 @@
           <w:color w:val="1C3A36"/>
           <w:sz w:val="21"/>
         </w:rPr>
-        <w:t>On the four lenses used here the fair-value field centres at AED 2.250 per share under the 9% tax framing and 2.139 under the 15% framing, inside a bear-to-bull field of 1.737 to 2.714, against a market price of 1.50. One disclosed transaction brackets the question from above: DEWA took its stake from 56% to 80% in February 2026 by buying Dubai Holding's 24% at AED 2.16 per share — a related-party CONTROL price, +44% above the anchor close, recorded here as a reference point and never as fair value.</w:t>
+        <w:t>On the four lenses used here the fair-value field centres at AED 1.901 per share under the 9% tax framing and 1.807 under the 15% framing, inside a bear-to-bull field of 1.461 to 2.221, against a market price of 1.50. One disclosed transaction brackets the question from above: DEWA took its stake from 56% to 80% in February 2026 by buying Dubai Holding's 24% at AED 2.16 per share — a related-party CONTROL price, +44% above the anchor close, recorded here as a reference point and never as fair value.</w:t>
       </w:r>
     </w:p>
     <w:p>
@@ -506,7 +506,7 @@
                 <w:color w:val="1C3A36"/>
                 <w:sz w:val="16"/>
               </w:rPr>
-              <w:t>5-year free cash flow to the firm on the two-leg unit build, cost of capital 6.77%, terminal growth 2.5%. Terminal value = 80.8% of enterprise value (80.9% under the 15% framing) — disclosed here, in the bridge and in section 1.9</w:t>
+              <w:t>5-year free cash flow to the firm on the two-leg unit build, cost of capital 7.61%, terminal growth 2.5%. Terminal value = 77.6% of enterprise value (77.7% under the 15% framing) — disclosed here, in the bridge and in section 1.9</w:t>
             </w:r>
           </w:p>
         </w:tc>
@@ -524,7 +524,7 @@
                 <w:color w:val="1C3A36"/>
                 <w:sz w:val="16"/>
               </w:rPr>
-              <w:t>2.664</w:t>
+              <w:t>2.182</w:t>
             </w:r>
           </w:p>
         </w:tc>
@@ -542,7 +542,7 @@
                 <w:color w:val="1C3A36"/>
                 <w:sz w:val="16"/>
               </w:rPr>
-              <w:t>2.483</w:t>
+              <w:t>2.027</w:t>
             </w:r>
           </w:p>
         </w:tc>
@@ -560,7 +560,7 @@
                 <w:color w:val="1C3A36"/>
                 <w:sz w:val="16"/>
               </w:rPr>
-              <w:t>+78%</w:t>
+              <w:t>+45%</w:t>
             </w:r>
           </w:p>
         </w:tc>
@@ -688,7 +688,7 @@
                 <w:color w:val="1C3A36"/>
                 <w:sz w:val="16"/>
               </w:rPr>
-              <w:t>2026E with consumption at the UNSHOCKED per-ton level; justified multiple 19.9× from the sustainable return and the cost of equity</w:t>
+              <w:t>2026E with consumption at the UNSHOCKED per-ton level; justified multiple 16.4× from the sustainable return and the cost of equity</w:t>
             </w:r>
           </w:p>
         </w:tc>
@@ -706,7 +706,7 @@
                 <w:color w:val="1C3A36"/>
                 <w:sz w:val="16"/>
               </w:rPr>
-              <w:t>2.094</w:t>
+              <w:t>1.724</w:t>
             </w:r>
           </w:p>
         </w:tc>
@@ -724,7 +724,7 @@
                 <w:color w:val="1C3A36"/>
                 <w:sz w:val="16"/>
               </w:rPr>
-              <w:t>1.956</w:t>
+              <w:t>1.610</w:t>
             </w:r>
           </w:p>
         </w:tc>
@@ -742,7 +742,7 @@
                 <w:color w:val="1C3A36"/>
                 <w:sz w:val="16"/>
               </w:rPr>
-              <w:t>+40%</w:t>
+              <w:t>+15%</w:t>
             </w:r>
           </w:p>
         </w:tc>
@@ -779,7 +779,7 @@
                 <w:color w:val="1C3A36"/>
                 <w:sz w:val="16"/>
               </w:rPr>
-              <w:t>justified price-to-book 5.9× on book value of 0.334/share at a sustainable return on equity of 30.5%</w:t>
+              <w:t>justified price-to-book 4.9× on book value of 0.334/share at a sustainable return on equity of 30.5%</w:t>
             </w:r>
           </w:p>
         </w:tc>
@@ -797,7 +797,7 @@
                 <w:color w:val="1C3A36"/>
                 <w:sz w:val="16"/>
               </w:rPr>
-              <w:t>1.980</w:t>
+              <w:t>1.630</w:t>
             </w:r>
           </w:p>
         </w:tc>
@@ -815,7 +815,7 @@
                 <w:color w:val="1C3A36"/>
                 <w:sz w:val="16"/>
               </w:rPr>
-              <w:t>1.980</w:t>
+              <w:t>1.630</w:t>
             </w:r>
           </w:p>
         </w:tc>
@@ -833,7 +833,7 @@
                 <w:color w:val="1C3A36"/>
                 <w:sz w:val="16"/>
               </w:rPr>
-              <w:t>+32%</w:t>
+              <w:t>+9%</w:t>
             </w:r>
           </w:p>
         </w:tc>
@@ -894,7 +894,7 @@
                 <w:color w:val="1C3A36"/>
                 <w:sz w:val="16"/>
               </w:rPr>
-              <w:t>2.250</w:t>
+              <w:t>1.901</w:t>
             </w:r>
           </w:p>
         </w:tc>
@@ -914,7 +914,7 @@
                 <w:color w:val="1C3A36"/>
                 <w:sz w:val="16"/>
               </w:rPr>
-              <w:t>2.139</w:t>
+              <w:t>1.807</w:t>
             </w:r>
           </w:p>
         </w:tc>
@@ -934,7 +934,7 @@
                 <w:color w:val="1C3A36"/>
                 <w:sz w:val="16"/>
               </w:rPr>
-              <w:t>+50%</w:t>
+              <w:t>+27%</w:t>
             </w:r>
           </w:p>
         </w:tc>
@@ -971,7 +971,7 @@
                 <w:color w:val="1C3A36"/>
                 <w:sz w:val="16"/>
               </w:rPr>
-              <w:t>bear 1.737 (war re-escalation, usage never recovers, 15% tax, +100bp on the cost of equity) to bull 2.714 (full recovery, 110k RT/yr)</w:t>
+              <w:t>bear 1.461 (war re-escalation, usage never recovers, 15% tax, +100bp on the cost of equity) to bull 2.221 (full recovery, 110k RT/yr)</w:t>
             </w:r>
           </w:p>
         </w:tc>
@@ -989,7 +989,7 @@
                 <w:color w:val="1C3A36"/>
                 <w:sz w:val="16"/>
               </w:rPr>
-              <w:t>1.737 – 2.714</w:t>
+              <w:t>1.461 – 2.221</w:t>
             </w:r>
           </w:p>
         </w:tc>
@@ -1080,7 +1080,7 @@
                 <w:color w:val="1C3A36"/>
                 <w:sz w:val="16"/>
               </w:rPr>
-              <w:t>1.899</w:t>
+              <w:t>1.563</w:t>
             </w:r>
           </w:p>
         </w:tc>
@@ -1098,7 +1098,7 @@
                 <w:color w:val="1C3A36"/>
                 <w:sz w:val="16"/>
               </w:rPr>
-              <w:t>1.899</w:t>
+              <w:t>1.563</w:t>
             </w:r>
           </w:p>
         </w:tc>
@@ -1116,7 +1116,7 @@
                 <w:color w:val="1C3A36"/>
                 <w:sz w:val="16"/>
               </w:rPr>
-              <w:t>+27%</w:t>
+              <w:t>+4%</w:t>
             </w:r>
           </w:p>
         </w:tc>
@@ -1320,7 +1320,7 @@
           <w:color w:val="6E7B77"/>
           <w:sz w:val="17"/>
         </w:rPr>
-        <w:t>Fair values are ranges and distributions, never a target. The two tax columns are the study's central contested judgement published in full: 9% is the audited 2025 effective rate, 15% is the domestic minimum top-up rate that would apply if consolidation into the DEWA group sweeps Empower into the OECD minimum-tax regime. Neither is averaged into the other anywhere in this document. The terminal-value share of enterprise value (80.8%) is stated beside the lens it belongs to because it is the number a sceptical reader should weigh first.</w:t>
+        <w:t>Fair values are ranges and distributions, never a target. The two tax columns are the study's central contested judgement published in full: 9% is the audited 2025 effective rate, 15% is the domestic minimum top-up rate that would apply if consolidation into the DEWA group sweeps Empower into the OECD minimum-tax regime. Neither is averaged into the other anywhere in this document. The terminal-value share of enterprise value (77.6%) is stated beside the lens it belongs to because it is the number a sceptical reader should weigh first.</w:t>
       </w:r>
     </w:p>
     <w:p>
@@ -3321,7 +3321,7 @@
                 <w:color w:val="1C3A36"/>
                 <w:sz w:val="17"/>
               </w:rPr>
-              <w:t>0.9366</w:t>
+              <w:t>0.9293</w:t>
             </w:r>
           </w:p>
         </w:tc>
@@ -3339,7 +3339,7 @@
                 <w:color w:val="1C3A36"/>
                 <w:sz w:val="17"/>
               </w:rPr>
-              <w:t>0.8773</w:t>
+              <w:t>0.8635</w:t>
             </w:r>
           </w:p>
         </w:tc>
@@ -3357,7 +3357,7 @@
                 <w:color w:val="1C3A36"/>
                 <w:sz w:val="17"/>
               </w:rPr>
-              <w:t>0.8217</w:t>
+              <w:t>0.8024</w:t>
             </w:r>
           </w:p>
         </w:tc>
@@ -3375,7 +3375,7 @@
                 <w:color w:val="1C3A36"/>
                 <w:sz w:val="17"/>
               </w:rPr>
-              <w:t>0.7696</w:t>
+              <w:t>0.7456</w:t>
             </w:r>
           </w:p>
         </w:tc>
@@ -3393,7 +3393,7 @@
                 <w:color w:val="1C3A36"/>
                 <w:sz w:val="17"/>
               </w:rPr>
-              <w:t>0.7208</w:t>
+              <w:t>0.6929</w:t>
             </w:r>
           </w:p>
         </w:tc>
@@ -3434,7 +3434,7 @@
                 <w:color w:val="1C3A36"/>
                 <w:sz w:val="17"/>
               </w:rPr>
-              <w:t>988</w:t>
+              <w:t>981</w:t>
             </w:r>
           </w:p>
         </w:tc>
@@ -3454,7 +3454,7 @@
                 <w:color w:val="1C3A36"/>
                 <w:sz w:val="17"/>
               </w:rPr>
-              <w:t>1,174</w:t>
+              <w:t>1,155</w:t>
             </w:r>
           </w:p>
         </w:tc>
@@ -3474,7 +3474,7 @@
                 <w:color w:val="1C3A36"/>
                 <w:sz w:val="17"/>
               </w:rPr>
-              <w:t>1,157</w:t>
+              <w:t>1,130</w:t>
             </w:r>
           </w:p>
         </w:tc>
@@ -3494,7 +3494,7 @@
                 <w:color w:val="1C3A36"/>
                 <w:sz w:val="17"/>
               </w:rPr>
-              <w:t>1,175</w:t>
+              <w:t>1,139</w:t>
             </w:r>
           </w:p>
         </w:tc>
@@ -3514,7 +3514,7 @@
                 <w:color w:val="1C3A36"/>
                 <w:sz w:val="17"/>
               </w:rPr>
-              <w:t>1,179</w:t>
+              <w:t>1,133</w:t>
             </w:r>
           </w:p>
         </w:tc>
@@ -3946,7 +3946,7 @@
                 <w:color w:val="1C3A36"/>
                 <w:sz w:val="17"/>
               </w:rPr>
-              <w:t>915</w:t>
+              <w:t>907</w:t>
             </w:r>
           </w:p>
         </w:tc>
@@ -3964,7 +3964,7 @@
                 <w:color w:val="1C3A36"/>
                 <w:sz w:val="17"/>
               </w:rPr>
-              <w:t>1,098</w:t>
+              <w:t>1,081</w:t>
             </w:r>
           </w:p>
         </w:tc>
@@ -3982,7 +3982,7 @@
                 <w:color w:val="1C3A36"/>
                 <w:sz w:val="17"/>
               </w:rPr>
-              <w:t>1,082</w:t>
+              <w:t>1,057</w:t>
             </w:r>
           </w:p>
         </w:tc>
@@ -4000,7 +4000,7 @@
                 <w:color w:val="1C3A36"/>
                 <w:sz w:val="17"/>
               </w:rPr>
-              <w:t>1,102</w:t>
+              <w:t>1,068</w:t>
             </w:r>
           </w:p>
         </w:tc>
@@ -4018,7 +4018,7 @@
                 <w:color w:val="1C3A36"/>
                 <w:sz w:val="17"/>
               </w:rPr>
-              <w:t>1,108</w:t>
+              <w:t>1,065</w:t>
             </w:r>
           </w:p>
         </w:tc>
@@ -4234,7 +4234,7 @@
                 <w:color w:val="1C3A36"/>
                 <w:sz w:val="16"/>
               </w:rPr>
-              <w:t>5,673</w:t>
+              <w:t>5,538</w:t>
             </w:r>
           </w:p>
         </w:tc>
@@ -4252,7 +4252,7 @@
                 <w:color w:val="1C3A36"/>
                 <w:sz w:val="16"/>
               </w:rPr>
-              <w:t>5,305</w:t>
+              <w:t>5,178</w:t>
             </w:r>
           </w:p>
         </w:tc>
@@ -4307,7 +4307,7 @@
                 <w:color w:val="1C3A36"/>
                 <w:sz w:val="16"/>
               </w:rPr>
-              <w:t>33,227</w:t>
+              <w:t>27,727</w:t>
             </w:r>
           </w:p>
         </w:tc>
@@ -4325,7 +4325,7 @@
                 <w:color w:val="1C3A36"/>
                 <w:sz w:val="16"/>
               </w:rPr>
-              <w:t>31,130</w:t>
+              <w:t>25,927</w:t>
             </w:r>
           </w:p>
         </w:tc>
@@ -4343,7 +4343,7 @@
                 <w:color w:val="1C3A36"/>
                 <w:sz w:val="16"/>
               </w:rPr>
-              <w:t>final-year NOPAT grown 2.5% × (1 − reinvestment rate 10.8%), capitalised at 6.77% − 2.5%. The reinvestment rate is forced to growth ÷ terminal return on capital (23.2%) so growth is paid for</w:t>
+              <w:t>final-year NOPAT grown 2.5% × (1 − reinvestment rate 10.8%), capitalised at 7.61% − 2.5%. The reinvestment rate is forced to growth ÷ terminal return on capital (23.2%) so growth is paid for</w:t>
             </w:r>
           </w:p>
         </w:tc>
@@ -4380,7 +4380,7 @@
                 <w:color w:val="1C3A36"/>
                 <w:sz w:val="16"/>
               </w:rPr>
-              <w:t>23,950</w:t>
+              <w:t>19,212</w:t>
             </w:r>
           </w:p>
         </w:tc>
@@ -4398,7 +4398,7 @@
                 <w:color w:val="1C3A36"/>
                 <w:sz w:val="16"/>
               </w:rPr>
-              <w:t>22,490</w:t>
+              <w:t>18,006</w:t>
             </w:r>
           </w:p>
         </w:tc>
@@ -4457,7 +4457,7 @@
                 <w:color w:val="1C3A36"/>
                 <w:sz w:val="16"/>
               </w:rPr>
-              <w:t>29,623</w:t>
+              <w:t>24,750</w:t>
             </w:r>
           </w:p>
         </w:tc>
@@ -4477,7 +4477,7 @@
                 <w:color w:val="1C3A36"/>
                 <w:sz w:val="16"/>
               </w:rPr>
-              <w:t>27,794</w:t>
+              <w:t>23,184</w:t>
             </w:r>
           </w:p>
         </w:tc>
@@ -4534,7 +4534,7 @@
                 <w:color w:val="1C3A36"/>
                 <w:sz w:val="16"/>
               </w:rPr>
-              <w:t>80.8%</w:t>
+              <w:t>77.6%</w:t>
             </w:r>
           </w:p>
         </w:tc>
@@ -4552,7 +4552,7 @@
                 <w:color w:val="1C3A36"/>
                 <w:sz w:val="16"/>
               </w:rPr>
-              <w:t>80.9%</w:t>
+              <w:t>77.7%</w:t>
             </w:r>
           </w:p>
         </w:tc>
@@ -4826,7 +4826,7 @@
                 <w:color w:val="1C3A36"/>
                 <w:sz w:val="16"/>
               </w:rPr>
-              <w:t>(285)</w:t>
+              <w:t>(234)</w:t>
             </w:r>
           </w:p>
         </w:tc>
@@ -4844,7 +4844,7 @@
                 <w:color w:val="1C3A36"/>
                 <w:sz w:val="16"/>
               </w:rPr>
-              <w:t>(266)</w:t>
+              <w:t>(217)</w:t>
             </w:r>
           </w:p>
         </w:tc>
@@ -4899,7 +4899,7 @@
                 <w:color w:val="1C3A36"/>
                 <w:sz w:val="16"/>
               </w:rPr>
-              <w:t>26,643</w:t>
+              <w:t>21,821</w:t>
             </w:r>
           </w:p>
         </w:tc>
@@ -4917,7 +4917,7 @@
                 <w:color w:val="1C3A36"/>
                 <w:sz w:val="16"/>
               </w:rPr>
-              <w:t>24,834</w:t>
+              <w:t>20,272</w:t>
             </w:r>
           </w:p>
         </w:tc>
@@ -4975,7 +4975,7 @@
                 <w:color w:val="1C3A36"/>
                 <w:sz w:val="16"/>
               </w:rPr>
-              <w:t>2.664</w:t>
+              <w:t>2.182</w:t>
             </w:r>
           </w:p>
         </w:tc>
@@ -4995,7 +4995,7 @@
                 <w:color w:val="1C3A36"/>
                 <w:sz w:val="16"/>
               </w:rPr>
-              <w:t>2.483</w:t>
+              <w:t>2.027</w:t>
             </w:r>
           </w:p>
         </w:tc>
@@ -5015,7 +5015,7 @@
                 <w:color w:val="1C3A36"/>
                 <w:sz w:val="16"/>
               </w:rPr>
-              <w:t>against a spot of 1.50: +78% and +66% respectively</w:t>
+              <w:t>against a spot of 1.50: +45% and +35% respectively</w:t>
             </w:r>
           </w:p>
         </w:tc>
@@ -5037,7 +5037,7 @@
           <w:color w:val="6E7B77"/>
           <w:sz w:val="17"/>
         </w:rPr>
-        <w:t>The valuation is struck on the 30 June 2026 reviewed balance sheet against an anchor price five weeks later; no accretion roll is applied across that short window. The difference between the two columns — AED 0.181 per share, 6.8% of the 9% value — is the entire price of the tax question, and it is left visible rather than averaged away.</w:t>
+        <w:t>The valuation is struck on the 30 June 2026 reviewed balance sheet against an anchor price five weeks later; no accretion roll is applied across that short window. The difference between the two columns — AED 0.155 per share, 7.1% of the 9% value — is the entire price of the tax question, and it is left visible rather than averaged away.</w:t>
       </w:r>
     </w:p>
     <w:p>
@@ -5065,7 +5065,7 @@
           <w:color w:val="1C3A36"/>
           <w:sz w:val="21"/>
         </w:rPr>
-        <w:t>Book value attributable to shareholders is AED 3,338mn at 30 June 2026, or 0.334 per share — the share trades at 4.5× book. That multiple is not the anomaly it appears: the equity base is small because the assets are largely debt- and customer-deposit-funded and the company has distributed heavily since listing, so the sustainable return on equity is high — 30.5% on the average of the last two year-end equity bases. A justified price-to-book multiple, (return on equity − growth) ÷ (cost of equity − growth), gives 5.9× book at the 7.22% cost of equity and 2.5% growth — AED 1.980 per share.</w:t>
+        <w:t>Book value attributable to shareholders is AED 3,338mn at 30 June 2026, or 0.334 per share — the share trades at 4.5× book. That multiple is not the anomaly it appears: the equity base is small because the assets are largely debt- and customer-deposit-funded and the company has distributed heavily since listing, so the sustainable return on equity is high — 30.5% on the average of the last two year-end equity bases. A justified price-to-book multiple, (return on equity − growth) ÷ (cost of equity − growth), gives 4.9× book at the 8.24% cost of equity and 2.5% growth — AED 1.630 per share.</w:t>
       </w:r>
     </w:p>
     <w:p>
@@ -5079,7 +5079,7 @@
           <w:color w:val="1C3A36"/>
           <w:sz w:val="21"/>
         </w:rPr>
-        <w:t>This is the lens most exposed to its own construction: a high-ROE, low-book business makes the justified multiple acutely sensitive to the return assumption (each percentage point of sustainable ROE is worth roughly AED 0.071 per share). It is retained at a 15% weight because it prices the question the other lenses skip — what the installed asset base earns — but it is read as corroboration, not as a primary estimate.</w:t>
+        <w:t>This is the lens most exposed to its own construction: a high-ROE, low-book business makes the justified multiple acutely sensitive to the return assumption (each percentage point of sustainable ROE is worth roughly AED 0.058 per share). It is retained at a 15% weight because it prices the question the other lenses skip — what the installed asset base earns — but it is read as corroboration, not as a primary estimate.</w:t>
       </w:r>
     </w:p>
     <w:p>
@@ -5533,7 +5533,7 @@
           <w:color w:val="1C3A36"/>
           <w:sz w:val="21"/>
         </w:rPr>
-        <w:t>Read this lens for what it is: a market-regime reading, not an independent fundamental. The peer multiples are themselves struck in a war-discounted market — Tabreed and DEWA fell with the index — so applying them imports the conflict discount rather than testing it. That is exactly why the lens carries 20% weight and why its gap to the cash-flow lens (1.536 against 2.664) is treated in section 4 as information about the market's risk pricing, not as an error in either number.</w:t>
+        <w:t>Read this lens for what it is: a market-regime reading, not an independent fundamental. The peer multiples are themselves struck in a war-discounted market — Tabreed and DEWA fell with the index — so applying them imports the conflict discount rather than testing it. That is exactly why the lens carries 20% weight and why its gap to the cash-flow lens (1.536 against 2.182) is treated in section 4 as information about the market's risk pricing, not as an error in either number.</w:t>
       </w:r>
     </w:p>
     <w:p>
@@ -5561,7 +5561,7 @@
           <w:color w:val="1C3A36"/>
           <w:sz w:val="21"/>
         </w:rPr>
-        <w:t>The question this lens asks: what does 2026 earn if the consumption shock had not happened — usage per connected ton at the 2025 level, everything else unchanged? Revenue would be AED 3,625mn (against 3,503mn shocked), EBITDA 1,731mn, and attributable profit 1,051mn — earnings per share of 0.105. Capitalised at a justified multiple of 19.9× — built from the sustainable return on equity (30.5%), the retention that 2.5% growth requires, and the 7.22% cost of equity — that is AED 2.094 per share (1.956 if the 15% minimum tax applies).</w:t>
+        <w:t>The question this lens asks: what does 2026 earn if the consumption shock had not happened — usage per connected ton at the 2025 level, everything else unchanged? Revenue would be AED 3,625mn (against 3,503mn shocked), EBITDA 1,731mn, and attributable profit 1,051mn — earnings per share of 0.105. Capitalised at a justified multiple of 16.4× — built from the sustainable return on equity (30.5%), the retention that 2.5% growth requires, and the 8.24% cost of equity — that is AED 1.724 per share (1.610 if the 15% minimum tax applies).</w:t>
       </w:r>
     </w:p>
     <w:p>
@@ -5729,7 +5729,7 @@
                 <w:color w:val="1C3A36"/>
                 <w:sz w:val="17"/>
               </w:rPr>
-              <w:t>2.664</w:t>
+              <w:t>2.182</w:t>
             </w:r>
           </w:p>
         </w:tc>
@@ -5747,7 +5747,7 @@
                 <w:color w:val="1C3A36"/>
                 <w:sz w:val="17"/>
               </w:rPr>
-              <w:t>2.483</w:t>
+              <w:t>2.027</w:t>
             </w:r>
           </w:p>
         </w:tc>
@@ -5875,7 +5875,7 @@
                 <w:color w:val="1C3A36"/>
                 <w:sz w:val="17"/>
               </w:rPr>
-              <w:t>2.094</w:t>
+              <w:t>1.724</w:t>
             </w:r>
           </w:p>
         </w:tc>
@@ -5893,7 +5893,7 @@
                 <w:color w:val="1C3A36"/>
                 <w:sz w:val="17"/>
               </w:rPr>
-              <w:t>1.956</w:t>
+              <w:t>1.610</w:t>
             </w:r>
           </w:p>
         </w:tc>
@@ -5948,7 +5948,7 @@
                 <w:color w:val="1C3A36"/>
                 <w:sz w:val="17"/>
               </w:rPr>
-              <w:t>1.980</w:t>
+              <w:t>1.630</w:t>
             </w:r>
           </w:p>
         </w:tc>
@@ -5966,7 +5966,7 @@
                 <w:color w:val="1C3A36"/>
                 <w:sz w:val="17"/>
               </w:rPr>
-              <w:t>1.980</w:t>
+              <w:t>1.630</w:t>
             </w:r>
           </w:p>
         </w:tc>
@@ -6025,7 +6025,7 @@
                 <w:color w:val="1C3A36"/>
                 <w:sz w:val="17"/>
               </w:rPr>
-              <w:t>2.250</w:t>
+              <w:t>1.901</w:t>
             </w:r>
           </w:p>
         </w:tc>
@@ -6045,7 +6045,7 @@
                 <w:color w:val="1C3A36"/>
                 <w:sz w:val="17"/>
               </w:rPr>
-              <w:t>2.139</w:t>
+              <w:t>1.807</w:t>
             </w:r>
           </w:p>
         </w:tc>
@@ -6102,7 +6102,7 @@
                 <w:color w:val="1C3A36"/>
                 <w:sz w:val="17"/>
               </w:rPr>
-              <w:t>1.899</w:t>
+              <w:t>1.563</w:t>
             </w:r>
           </w:p>
         </w:tc>
@@ -6120,7 +6120,7 @@
                 <w:color w:val="1C3A36"/>
                 <w:sz w:val="17"/>
               </w:rPr>
-              <w:t>1.899</w:t>
+              <w:t>1.563</w:t>
             </w:r>
           </w:p>
         </w:tc>
@@ -6160,7 +6160,7 @@
           <w:color w:val="1C3A36"/>
           <w:sz w:val="21"/>
         </w:rPr>
-        <w:t>The lenses disagree in an orderly way. The cash-flow model sits highest because it credits the contracted growth backlog and the negative-working-capital funding model in full; the relative lens sits lowest because it imports today's war-discounted market regime; the normalised and book lenses sit between. The weighting leans on the cash-flow model because this is a regulated utility with contracted revenue — the class of business a discounted-cash-flow model prices best — and the field runs 1.737 to 2.714 bear to bull. Both tax columns are carried through every row; nothing is averaged across them.</w:t>
+        <w:t>The lenses disagree in an orderly way. The cash-flow model sits highest because it credits the contracted growth backlog and the negative-working-capital funding model in full; the relative lens sits lowest because it imports today's war-discounted market regime; the normalised and book lenses sit between. The weighting leans on the cash-flow model because this is a regulated utility with contracted revenue — the class of business a discounted-cash-flow model prices best — and the field runs 1.461 to 2.221 bear to bull. Both tax columns are carried through every row; nothing is averaged across them.</w:t>
       </w:r>
     </w:p>
     <w:p>
@@ -7984,7 +7984,7 @@
                 <w:color w:val="1C3A36"/>
                 <w:sz w:val="17"/>
               </w:rPr>
-              <w:t>2.546</w:t>
+              <w:t>2.083</w:t>
             </w:r>
           </w:p>
         </w:tc>
@@ -8002,7 +8002,7 @@
                 <w:color w:val="1C3A36"/>
                 <w:sz w:val="17"/>
               </w:rPr>
-              <w:t>-4.4%</w:t>
+              <w:t>-4.5%</w:t>
             </w:r>
           </w:p>
         </w:tc>
@@ -8057,7 +8057,7 @@
                 <w:color w:val="1C3A36"/>
                 <w:sz w:val="17"/>
               </w:rPr>
-              <w:t>2.594</w:t>
+              <w:t>2.123</w:t>
             </w:r>
           </w:p>
         </w:tc>
@@ -8130,7 +8130,7 @@
                 <w:color w:val="1C3A36"/>
                 <w:sz w:val="17"/>
               </w:rPr>
-              <w:t>2.629</w:t>
+              <w:t>2.152</w:t>
             </w:r>
           </w:p>
         </w:tc>
@@ -8148,7 +8148,7 @@
                 <w:color w:val="1C3A36"/>
                 <w:sz w:val="17"/>
               </w:rPr>
-              <w:t>-1.3%</w:t>
+              <w:t>-1.4%</w:t>
             </w:r>
           </w:p>
         </w:tc>
@@ -8209,7 +8209,7 @@
                 <w:color w:val="1C3A36"/>
                 <w:sz w:val="17"/>
               </w:rPr>
-              <w:t>2.664</w:t>
+              <w:t>2.182</w:t>
             </w:r>
           </w:p>
         </w:tc>
@@ -8284,7 +8284,7 @@
                 <w:color w:val="1C3A36"/>
                 <w:sz w:val="17"/>
               </w:rPr>
-              <w:t>2.700</w:t>
+              <w:t>2.212</w:t>
             </w:r>
           </w:p>
         </w:tc>
@@ -8302,7 +8302,7 @@
                 <w:color w:val="1C3A36"/>
                 <w:sz w:val="17"/>
               </w:rPr>
-              <w:t>+1.3%</w:t>
+              <w:t>+1.4%</w:t>
             </w:r>
           </w:p>
         </w:tc>
@@ -8324,7 +8324,7 @@
           <w:color w:val="1C3A36"/>
           <w:sz w:val="21"/>
         </w:rPr>
-        <w:t>The finding is the study's headline: permanent loss of the entire shock — the never-recovers case — moves the discounted-cash-flow value from 2.664 to 2.594, just 2.7% (2.416 under the 15% tax framing). The arithmetic reason is the pass-through: about 76% of every dirham of consumption revenue leaves again as electricity and water purchased from DEWA, so the meter's contribution to cash flow is thin. The market's read-through from the consumption miss to the equity — a share price 23% off its high — is larger than the cash-flow arithmetic supports. The capacity charge, not the meter, carries the value; what WOULD move the value is a tariff cut or a stall in connections, which is why sections 5 and 7 watch those, not the weather.</w:t>
+        <w:t>The finding is the study's headline: permanent loss of the entire shock — the never-recovers case — moves the discounted-cash-flow value from 2.182 to 2.123, just 2.7% (1.971 under the 15% tax framing). The arithmetic reason is the pass-through: about 76% of every dirham of consumption revenue leaves again as electricity and water purchased from DEWA, so the meter's contribution to cash flow is thin. The market's read-through from the consumption miss to the equity — a share price 23% off its high — is larger than the cash-flow arithmetic supports. The capacity charge, not the meter, carries the value; what WOULD move the value is a tariff cut or a stall in connections, which is why sections 5 and 7 watch those, not the weather.</w:t>
       </w:r>
     </w:p>
     <w:p>
@@ -8711,7 +8711,7 @@
                 <w:color w:val="1C3A36"/>
                 <w:sz w:val="16"/>
               </w:rPr>
-              <w:t>0.652</w:t>
+              <w:t>0.863</w:t>
             </w:r>
           </w:p>
         </w:tc>
@@ -8729,7 +8729,7 @@
                 <w:color w:val="1C3A36"/>
                 <w:sz w:val="16"/>
               </w:rPr>
-              <w:t>0.652</w:t>
+              <w:t>0.863</w:t>
             </w:r>
           </w:p>
         </w:tc>
@@ -8747,7 +8747,7 @@
                 <w:color w:val="1C3A36"/>
                 <w:sz w:val="16"/>
               </w:rPr>
-              <w:t>own-stock weekly regression against the DFM General Index over the full listing window (3.6 years, n=190): R² 0.157, standard error 0.110, 90% interval 0.47–0.83</w:t>
+              <w:t>own-stock weekly regression against the FTSE ADX General Index — adopted as the UAE market index for this study by instruction; the same regression against the listing exchange's own DFM index gives 0.652 and is kept as a comparison — over the full listing window (3.7 years, n=189): R² 0.103, standard error 0.186, 90% interval 0.56–1.17</w:t>
             </w:r>
           </w:p>
         </w:tc>
@@ -8861,7 +8861,7 @@
                 <w:color w:val="1C3A36"/>
                 <w:sz w:val="16"/>
               </w:rPr>
-              <w:t>7.22%</w:t>
+              <w:t>8.24%</w:t>
             </w:r>
           </w:p>
         </w:tc>
@@ -8881,7 +8881,7 @@
                 <w:color w:val="1C3A36"/>
                 <w:sz w:val="16"/>
               </w:rPr>
-              <w:t>7.23%</w:t>
+              <w:t>8.28%</w:t>
             </w:r>
           </w:p>
         </w:tc>
@@ -8901,7 +8901,7 @@
                 <w:color w:val="1C3A36"/>
                 <w:sz w:val="16"/>
               </w:rPr>
-              <w:t>the two constructions CONVERGE to within a basis point — the contested choice of basis is priced and turns out to cost nothing</w:t>
+              <w:t>the two constructions CONVERGE to within a few basis points — the contested choice of basis is priced and turns out to cost nothing</w:t>
             </w:r>
           </w:p>
         </w:tc>
@@ -9088,7 +9088,7 @@
                 <w:color w:val="1C3A36"/>
                 <w:sz w:val="16"/>
               </w:rPr>
-              <w:t>6.77%</w:t>
+              <w:t>7.61%</w:t>
             </w:r>
           </w:p>
         </w:tc>
@@ -9108,7 +9108,7 @@
                 <w:color w:val="1C3A36"/>
                 <w:sz w:val="16"/>
               </w:rPr>
-              <w:t>6.77%</w:t>
+              <w:t>7.65%</w:t>
             </w:r>
           </w:p>
         </w:tc>
@@ -9165,7 +9165,7 @@
                 <w:color w:val="1C3A36"/>
                 <w:sz w:val="16"/>
               </w:rPr>
-              <w:t>6.72%</w:t>
+              <w:t>7.56%</w:t>
             </w:r>
           </w:p>
         </w:tc>
@@ -9183,7 +9183,7 @@
                 <w:color w:val="1C3A36"/>
                 <w:sz w:val="16"/>
               </w:rPr>
-              <w:t>6.72%</w:t>
+              <w:t>7.60%</w:t>
             </w:r>
           </w:p>
         </w:tc>
@@ -9507,7 +9507,7 @@
           <w:color w:val="1C3A36"/>
           <w:sz w:val="21"/>
         </w:rPr>
-        <w:t>Every contested construction in this section is PRICED rather than asserted: the two premium bases are both computed (they converge); the tax question is carried as two full columns everywhere; the short sovereign tenor and the Abu Dhabi credit-default-swap proxy are flagged in place; and the beta's sampling error is shown so a reader can re-run the cost of equity at either end of the interval (0.47 lifts the fair value, 0.83 lowers it — the direction is worth roughly AED 0.346 per share per half-point of discount rate, per the grid in section 1.9).</w:t>
+        <w:t>Every contested construction in this section is PRICED rather than asserted: the two premium bases are both computed (they converge); the tax question is carried as two full columns everywhere; the short sovereign tenor and the Abu Dhabi credit-default-swap proxy are flagged in place; and the beta's sampling error is shown so a reader can re-run the cost of equity at either end of the interval (0.56 lifts the fair value, 1.17 lowers it — the direction is worth roughly AED 0.240 per share per half-point of discount rate, per the grid in section 1.9).</w:t>
       </w:r>
     </w:p>
     <w:p>
@@ -9737,7 +9737,7 @@
                 <w:color w:val="1C3A36"/>
                 <w:sz w:val="16"/>
               </w:rPr>
-              <w:t>Cost of capital 5.77%</w:t>
+              <w:t>Cost of capital 6.61%</w:t>
             </w:r>
           </w:p>
         </w:tc>
@@ -9755,7 +9755,7 @@
                 <w:color w:val="1C3A36"/>
                 <w:sz w:val="16"/>
               </w:rPr>
-              <w:t>2.889</w:t>
+              <w:t>2.365</w:t>
             </w:r>
           </w:p>
         </w:tc>
@@ -9773,7 +9773,7 @@
                 <w:color w:val="1C3A36"/>
                 <w:sz w:val="16"/>
               </w:rPr>
-              <w:t>3.178</w:t>
+              <w:t>2.547</w:t>
             </w:r>
           </w:p>
         </w:tc>
@@ -9791,7 +9791,7 @@
                 <w:color w:val="1C3A36"/>
                 <w:sz w:val="16"/>
               </w:rPr>
-              <w:t>3.555</w:t>
+              <w:t>2.773</w:t>
             </w:r>
           </w:p>
         </w:tc>
@@ -9809,7 +9809,7 @@
                 <w:color w:val="1C3A36"/>
                 <w:sz w:val="16"/>
               </w:rPr>
-              <w:t>4.067</w:t>
+              <w:t>3.061</w:t>
             </w:r>
           </w:p>
         </w:tc>
@@ -9827,7 +9827,7 @@
                 <w:color w:val="1C3A36"/>
                 <w:sz w:val="16"/>
               </w:rPr>
-              <w:t>4.804</w:t>
+              <w:t>3.441</w:t>
             </w:r>
           </w:p>
         </w:tc>
@@ -9846,7 +9846,7 @@
                 <w:color w:val="1C3A36"/>
                 <w:sz w:val="16"/>
               </w:rPr>
-              <w:t>Cost of capital 6.27%</w:t>
+              <w:t>Cost of capital 7.11%</w:t>
             </w:r>
           </w:p>
         </w:tc>
@@ -9864,7 +9864,7 @@
                 <w:color w:val="1C3A36"/>
                 <w:sz w:val="16"/>
               </w:rPr>
-              <w:t>2.557</w:t>
+              <w:t>2.129</w:t>
             </w:r>
           </w:p>
         </w:tc>
@@ -9882,7 +9882,7 @@
                 <w:color w:val="1C3A36"/>
                 <w:sz w:val="16"/>
               </w:rPr>
-              <w:t>2.775</w:t>
+              <w:t>2.272</w:t>
             </w:r>
           </w:p>
         </w:tc>
@@ -9900,7 +9900,7 @@
                 <w:color w:val="1C3A36"/>
                 <w:sz w:val="16"/>
               </w:rPr>
-              <w:t>3.051</w:t>
+              <w:t>2.446</w:t>
             </w:r>
           </w:p>
         </w:tc>
@@ -9918,7 +9918,7 @@
                 <w:color w:val="1C3A36"/>
                 <w:sz w:val="16"/>
               </w:rPr>
-              <w:t>3.410</w:t>
+              <w:t>2.661</w:t>
             </w:r>
           </w:p>
         </w:tc>
@@ -9936,7 +9936,7 @@
                 <w:color w:val="1C3A36"/>
                 <w:sz w:val="16"/>
               </w:rPr>
-              <w:t>3.898</w:t>
+              <w:t>2.935</w:t>
             </w:r>
           </w:p>
         </w:tc>
@@ -9957,7 +9957,7 @@
                 <w:color w:val="1C3A36"/>
                 <w:sz w:val="16"/>
               </w:rPr>
-              <w:t>Cost of capital 6.77%  (base)</w:t>
+              <w:t>Cost of capital 7.61%  (base)</w:t>
             </w:r>
           </w:p>
         </w:tc>
@@ -9977,7 +9977,7 @@
                 <w:color w:val="1C3A36"/>
                 <w:sz w:val="16"/>
               </w:rPr>
-              <w:t>2.287</w:t>
+              <w:t>1.932</w:t>
             </w:r>
           </w:p>
         </w:tc>
@@ -9997,7 +9997,7 @@
                 <w:color w:val="1C3A36"/>
                 <w:sz w:val="16"/>
               </w:rPr>
-              <w:t>2.456</w:t>
+              <w:t>2.046</w:t>
             </w:r>
           </w:p>
         </w:tc>
@@ -10017,7 +10017,7 @@
                 <w:color w:val="1C3A36"/>
                 <w:sz w:val="16"/>
               </w:rPr>
-              <w:t>2.664</w:t>
+              <w:t>2.182</w:t>
             </w:r>
           </w:p>
         </w:tc>
@@ -10037,7 +10037,7 @@
                 <w:color w:val="1C3A36"/>
                 <w:sz w:val="16"/>
               </w:rPr>
-              <w:t>2.927</w:t>
+              <w:t>2.347</w:t>
             </w:r>
           </w:p>
         </w:tc>
@@ -10057,7 +10057,7 @@
                 <w:color w:val="1C3A36"/>
                 <w:sz w:val="16"/>
               </w:rPr>
-              <w:t>3.269</w:t>
+              <w:t>2.552</w:t>
             </w:r>
           </w:p>
         </w:tc>
@@ -10076,7 +10076,7 @@
                 <w:color w:val="1C3A36"/>
                 <w:sz w:val="16"/>
               </w:rPr>
-              <w:t>Cost of capital 7.27%</w:t>
+              <w:t>Cost of capital 8.11%</w:t>
             </w:r>
           </w:p>
         </w:tc>
@@ -10094,7 +10094,7 @@
                 <w:color w:val="1C3A36"/>
                 <w:sz w:val="16"/>
               </w:rPr>
-              <w:t>2.065</w:t>
+              <w:t>1.764</w:t>
             </w:r>
           </w:p>
         </w:tc>
@@ -10112,7 +10112,7 @@
                 <w:color w:val="1C3A36"/>
                 <w:sz w:val="16"/>
               </w:rPr>
-              <w:t>2.198</w:t>
+              <w:t>1.857</w:t>
             </w:r>
           </w:p>
         </w:tc>
@@ -10130,7 +10130,7 @@
                 <w:color w:val="1C3A36"/>
                 <w:sz w:val="16"/>
               </w:rPr>
-              <w:t>2.359</w:t>
+              <w:t>1.965</w:t>
             </w:r>
           </w:p>
         </w:tc>
@@ -10148,7 +10148,7 @@
                 <w:color w:val="1C3A36"/>
                 <w:sz w:val="16"/>
               </w:rPr>
-              <w:t>2.557</w:t>
+              <w:t>2.095</w:t>
             </w:r>
           </w:p>
         </w:tc>
@@ -10166,7 +10166,7 @@
                 <w:color w:val="1C3A36"/>
                 <w:sz w:val="16"/>
               </w:rPr>
-              <w:t>2.807</w:t>
+              <w:t>2.252</w:t>
             </w:r>
           </w:p>
         </w:tc>
@@ -10185,7 +10185,7 @@
                 <w:color w:val="1C3A36"/>
                 <w:sz w:val="16"/>
               </w:rPr>
-              <w:t>Cost of capital 7.77%</w:t>
+              <w:t>Cost of capital 8.61%</w:t>
             </w:r>
           </w:p>
         </w:tc>
@@ -10203,7 +10203,7 @@
                 <w:color w:val="1C3A36"/>
                 <w:sz w:val="16"/>
               </w:rPr>
-              <w:t>1.877</w:t>
+              <w:t>1.620</w:t>
             </w:r>
           </w:p>
         </w:tc>
@@ -10221,7 +10221,7 @@
                 <w:color w:val="1C3A36"/>
                 <w:sz w:val="16"/>
               </w:rPr>
-              <w:t>1.984</w:t>
+              <w:t>1.696</w:t>
             </w:r>
           </w:p>
         </w:tc>
@@ -10239,7 +10239,7 @@
                 <w:color w:val="1C3A36"/>
                 <w:sz w:val="16"/>
               </w:rPr>
-              <w:t>2.111</w:t>
+              <w:t>1.784</w:t>
             </w:r>
           </w:p>
         </w:tc>
@@ -10257,7 +10257,7 @@
                 <w:color w:val="1C3A36"/>
                 <w:sz w:val="16"/>
               </w:rPr>
-              <w:t>2.264</w:t>
+              <w:t>1.887</w:t>
             </w:r>
           </w:p>
         </w:tc>
@@ -10275,7 +10275,7 @@
                 <w:color w:val="1C3A36"/>
                 <w:sz w:val="16"/>
               </w:rPr>
-              <w:t>2.452</w:t>
+              <w:t>2.010</w:t>
             </w:r>
           </w:p>
         </w:tc>
@@ -10297,7 +10297,7 @@
           <w:color w:val="6E7B77"/>
           <w:sz w:val="17"/>
         </w:rPr>
-        <w:t>The base cell (2.664) sits at 6.77% and 2.5%. A half-point of discount rate is worth roughly AED 0.346 per share — more than the entire consumption crux — which is the honest hierarchy of what matters in this valuation: rate, tax, tariff, then usage.</w:t>
+        <w:t>The base cell (2.182) sits at 7.61% and 2.5%. A half-point of discount rate is worth roughly AED 0.240 per share — more than the entire consumption crux — which is the honest hierarchy of what matters in this valuation: rate, tax, tariff, then usage.</w:t>
       </w:r>
     </w:p>
     <w:tbl>
@@ -10435,7 +10435,7 @@
                 <w:color w:val="1C3A36"/>
                 <w:sz w:val="16"/>
               </w:rPr>
-              <w:t>1.737</w:t>
+              <w:t>1.461</w:t>
             </w:r>
           </w:p>
         </w:tc>
@@ -10496,7 +10496,7 @@
                 <w:color w:val="1C3A36"/>
                 <w:sz w:val="16"/>
               </w:rPr>
-              <w:t>2.250 / 2.139</w:t>
+              <w:t>1.901 / 1.807</w:t>
             </w:r>
           </w:p>
         </w:tc>
@@ -10551,7 +10551,7 @@
                 <w:color w:val="1C3A36"/>
                 <w:sz w:val="16"/>
               </w:rPr>
-              <w:t>2.714</w:t>
+              <w:t>2.221</w:t>
             </w:r>
           </w:p>
         </w:tc>
@@ -11406,7 +11406,7 @@
           <w:color w:val="6E7B77"/>
           <w:sz w:val="17"/>
         </w:rPr>
-        <w:t>Figure 6 — the forward price cone to three months from the anchor close of 1.50, with the trailing tape behind it. Both fundamental central estimates (2.250 and 2.139) sit above the cone's 95th percentile — the two objects genuinely disagree, and section 6 reads that gap.</w:t>
+        <w:t>Figure 6 — the forward price cone to three months from the anchor close of 1.50, with the trailing tape behind it. Both fundamental central estimates (1.901 and 1.807) sit above the cone's 95th percentile — the two objects genuinely disagree, and section 6 reads that gap.</w:t>
       </w:r>
     </w:p>
     <w:p>
@@ -12426,7 +12426,7 @@
                 <w:color w:val="1C3A36"/>
                 <w:sz w:val="16"/>
               </w:rPr>
-              <w:t>AED 2.664 / 2.483 by tax framing, +78% / +66% against the market</w:t>
+              <w:t>AED 2.182 / 2.027 by tax framing, +45% / +35% against the market</w:t>
             </w:r>
           </w:p>
         </w:tc>
@@ -12481,7 +12481,7 @@
                 <w:color w:val="1C3A36"/>
                 <w:sz w:val="16"/>
               </w:rPr>
-              <w:t>AED 2.250 / 2.139, +50% / +43%</w:t>
+              <w:t>AED 1.901 / 1.807, +27% / +20%</w:t>
             </w:r>
           </w:p>
         </w:tc>
@@ -12741,7 +12741,7 @@
           <w:color w:val="1C3A36"/>
           <w:sz w:val="21"/>
         </w:rPr>
-        <w:t>The reading we take from this: the market is pricing the consumption shock as if it were a structural impairment of the profit pool, and the cash-flow arithmetic says it is not — the pool sits in the contracted capacity charge, which grew through the war half. The genuine open questions are the ones the market prices less visibly: whether the 15% minimum tax reaches the company (0.181 per share, published as its own column), and whether the regulator's next tariff review stays flat (not priced — flagged as the model's single most valuable assumption). Between the 2.139 central under the harsher tax framing and the 1.50 market price lies the war discount itself; a reader who expects the conflict regime to persist should weight the relative lens harder, and the field published here lets them.</w:t>
+        <w:t>The reading we take from this: the market is pricing the consumption shock as if it were a structural impairment of the profit pool, and the cash-flow arithmetic says it is not — the pool sits in the contracted capacity charge, which grew through the war half. The genuine open questions are the ones the market prices less visibly: whether the 15% minimum tax reaches the company (0.155 per share, published as its own column), and whether the regulator's next tariff review stays flat (not priced — flagged as the model's single most valuable assumption). Between the 1.807 central under the harsher tax framing and the 1.50 market price lies the war discount itself; a reader who expects the conflict regime to persist should weight the relative lens harder, and the field published here lets them.</w:t>
       </w:r>
     </w:p>
     <w:p>
@@ -13054,7 +13054,7 @@
                 <w:color w:val="1C3A36"/>
                 <w:sz w:val="16"/>
               </w:rPr>
-              <w:t>whether DEWA-group consolidation sweeps Empower into the 15% regime — worth AED 0.181 per share on the primary lens, published here as its own column</w:t>
+              <w:t>whether DEWA-group consolidation sweeps Empower into the 15% regime — worth AED 0.155 per share on the primary lens, published here as its own column</w:t>
             </w:r>
           </w:p>
         </w:tc>
@@ -13613,7 +13613,7 @@
                 <w:color w:val="1C3A36"/>
                 <w:sz w:val="16"/>
               </w:rPr>
-              <w:t>2.139 / 2.250</w:t>
+              <w:t>1.807 / 1.901</w:t>
             </w:r>
           </w:p>
         </w:tc>
@@ -13716,7 +13716,7 @@
           <w:color w:val="1C3A36"/>
           <w:sz w:val="21"/>
         </w:rPr>
-        <w:t>The bear machinery is explicit: usage down a further 6% and never recovering, connections halved, the harsher tax, and 100bp on the cost of equity — AED 1.737 per share. A reader can adopt it wholesale rather than improvising a discount.</w:t>
+        <w:t>The bear machinery is explicit: usage down a further 6% and never recovering, connections halved, the harsher tax, and 100bp on the cost of equity — AED 1.461 per share. A reader can adopt it wholesale rather than improvising a discount.</w:t>
       </w:r>
     </w:p>
     <w:p>
@@ -13737,7 +13737,7 @@
           <w:color w:val="1C3A36"/>
           <w:sz w:val="21"/>
         </w:rPr>
-        <w:t>The flat regulated tariff is the single most valuable assumption in the model — it underwrites the capacity charge that carries 80.8% of the enterprise value into the terminal. No cut occurred in the 2024–26 record swept here, but the model contains no machinery for one, deliberately: it would be a regime change, to be re-modelled, not sensitised.</w:t>
+        <w:t>The flat regulated tariff is the single most valuable assumption in the model — it underwrites the capacity charge that carries 77.6% of the enterprise value into the terminal. No cut occurred in the 2024–26 record swept here, but the model contains no machinery for one, deliberately: it would be a regime change, to be re-modelled, not sensitised.</w:t>
       </w:r>
     </w:p>
     <w:p>
@@ -20392,7 +20392,7 @@
                 <w:color w:val="1C3A36"/>
                 <w:sz w:val="16"/>
               </w:rPr>
-              <w:t>the bear scenario, AED 1.737 per share, is a full re-run with all four channels moved together</w:t>
+              <w:t>the bear scenario, AED 1.461 per share, is a full re-run with all four channels moved together</w:t>
             </w:r>
           </w:p>
         </w:tc>
@@ -20447,7 +20447,7 @@
                 <w:color w:val="1C3A36"/>
                 <w:sz w:val="16"/>
               </w:rPr>
-              <w:t>published as a full second column everywhere: 0.181 per share on the primary lens</w:t>
+              <w:t>published as a full second column everywhere: 0.155 per share on the primary lens</w:t>
             </w:r>
           </w:p>
         </w:tc>
@@ -21263,7 +21263,7 @@
                 <w:color w:val="1C3A36"/>
                 <w:sz w:val="16"/>
               </w:rPr>
-              <w:t>DFM daily price history for EMPOWER (supplied) and a DFM General Index series</w:t>
+              <w:t>DFM daily price history for EMPOWER (supplied) and the FTSE ADX General Index history (supplied)</w:t>
             </w:r>
           </w:p>
         </w:tc>
@@ -22256,7 +22256,7 @@
                 <w:color w:val="1C3A36"/>
                 <w:sz w:val="16"/>
               </w:rPr>
-              <w:t>988</w:t>
+              <w:t>981</w:t>
             </w:r>
           </w:p>
         </w:tc>
@@ -22276,7 +22276,7 @@
                 <w:color w:val="1C3A36"/>
                 <w:sz w:val="16"/>
               </w:rPr>
-              <w:t>1,174</w:t>
+              <w:t>1,155</w:t>
             </w:r>
           </w:p>
         </w:tc>
@@ -22296,7 +22296,7 @@
                 <w:color w:val="1C3A36"/>
                 <w:sz w:val="16"/>
               </w:rPr>
-              <w:t>1,157</w:t>
+              <w:t>1,130</w:t>
             </w:r>
           </w:p>
         </w:tc>
@@ -22316,7 +22316,7 @@
                 <w:color w:val="1C3A36"/>
                 <w:sz w:val="16"/>
               </w:rPr>
-              <w:t>1,175</w:t>
+              <w:t>1,139</w:t>
             </w:r>
           </w:p>
         </w:tc>
@@ -22336,7 +22336,7 @@
                 <w:color w:val="1C3A36"/>
                 <w:sz w:val="16"/>
               </w:rPr>
-              <w:t>1,179</w:t>
+              <w:t>1,133</w:t>
             </w:r>
           </w:p>
         </w:tc>
@@ -22444,7 +22444,7 @@
                 <w:color w:val="1C3A36"/>
                 <w:sz w:val="16"/>
               </w:rPr>
-              <w:t>5,673</w:t>
+              <w:t>5,538</w:t>
             </w:r>
           </w:p>
         </w:tc>
@@ -22463,7 +22463,7 @@
                 <w:color w:val="1C3A36"/>
                 <w:sz w:val="16"/>
               </w:rPr>
-              <w:t>Terminal value — final NOPAT × (1 + 2.5%) × (1 − 10.8%) ÷ (6.77% − 2.5%)</w:t>
+              <w:t>Terminal value — final NOPAT × (1 + 2.5%) × (1 − 10.8%) ÷ (7.61% − 2.5%)</w:t>
             </w:r>
           </w:p>
         </w:tc>
@@ -22481,7 +22481,7 @@
                 <w:color w:val="1C3A36"/>
                 <w:sz w:val="16"/>
               </w:rPr>
-              <w:t>33,227</w:t>
+              <w:t>27,727</w:t>
             </w:r>
           </w:p>
         </w:tc>
@@ -22518,7 +22518,7 @@
                 <w:color w:val="1C3A36"/>
                 <w:sz w:val="16"/>
               </w:rPr>
-              <w:t>23,950</w:t>
+              <w:t>19,212</w:t>
             </w:r>
           </w:p>
         </w:tc>
@@ -22555,7 +22555,7 @@
                 <w:color w:val="1C3A36"/>
                 <w:sz w:val="16"/>
               </w:rPr>
-              <w:t>29,623</w:t>
+              <w:t>24,750</w:t>
             </w:r>
           </w:p>
         </w:tc>
@@ -22592,7 +22592,7 @@
                 <w:color w:val="1C3A36"/>
                 <w:sz w:val="16"/>
               </w:rPr>
-              <w:t>(2,991) / 297 / (285)</w:t>
+              <w:t>(2,991) / 297 / (234)</w:t>
             </w:r>
           </w:p>
         </w:tc>
@@ -22629,7 +22629,7 @@
                 <w:color w:val="1C3A36"/>
                 <w:sz w:val="16"/>
               </w:rPr>
-              <w:t>26,643</w:t>
+              <w:t>21,821</w:t>
             </w:r>
           </w:p>
         </w:tc>
@@ -22670,7 +22670,7 @@
                 <w:color w:val="1C3A36"/>
                 <w:sz w:val="16"/>
               </w:rPr>
-              <w:t>2.664</w:t>
+              <w:t>2.182</w:t>
             </w:r>
           </w:p>
         </w:tc>
@@ -22707,7 +22707,7 @@
                 <w:color w:val="1C3A36"/>
                 <w:sz w:val="16"/>
               </w:rPr>
-              <w:t>2.40 – 2.90</w:t>
+              <w:t>1.98 – 2.35</w:t>
             </w:r>
           </w:p>
         </w:tc>
@@ -22729,7 +22729,7 @@
           <w:color w:val="1C3A36"/>
           <w:sz w:val="21"/>
         </w:rPr>
-        <w:t>Named sensitivity: the consumption-recovery grid of section 1.7 — the full span from never-recovers to overshoot is worth AED 0.153 per share, while a half-point of discount rate is worth about AED 0.346. My valuation is a discount-rate argument first and a volume argument barely at all.</w:t>
+        <w:t>Named sensitivity: the consumption-recovery grid of section 1.7 — the full span from never-recovers to overshoot is worth AED 0.129 per share, while a half-point of discount rate is worth about AED 0.240. My valuation is a discount-rate argument first and a volume argument barely at all.</w:t>
       </w:r>
     </w:p>
     <w:p>
@@ -22927,7 +22927,7 @@
                 <w:color w:val="1C3A36"/>
                 <w:sz w:val="17"/>
               </w:rPr>
-              <w:t>Grown at 2.5% and capitalised at the 7.22% cost of equity</w:t>
+              <w:t>Grown at 2.5% and capitalised at the 8.24% cost of equity</w:t>
             </w:r>
           </w:p>
         </w:tc>
@@ -22945,7 +22945,7 @@
                 <w:color w:val="1C3A36"/>
                 <w:sz w:val="17"/>
               </w:rPr>
-              <w:t>× 1.025 ÷ (7.22% − 2.5%)</w:t>
+              <w:t>× 1.025 ÷ (8.24% − 2.5%)</w:t>
             </w:r>
           </w:p>
         </w:tc>
@@ -22982,7 +22982,7 @@
                 <w:color w:val="1C3A36"/>
                 <w:sz w:val="17"/>
               </w:rPr>
-              <w:t>1.899</w:t>
+              <w:t>1.563</w:t>
             </w:r>
           </w:p>
         </w:tc>
@@ -23023,7 +23023,7 @@
                 <w:color w:val="1C3A36"/>
                 <w:sz w:val="17"/>
               </w:rPr>
-              <w:t>1.71 – 2.13</w:t>
+              <w:t>1.43 – 1.72</w:t>
             </w:r>
           </w:p>
         </w:tc>
@@ -23781,7 +23781,7 @@
           <w:color w:val="1C3A36"/>
           <w:sz w:val="21"/>
         </w:rPr>
-        <w:t>Named sensitivity: each half-point of assumed growth is worth roughly AED 0.213 per share across my range — the entire argument is the capitalisation rate against the growth of a committed number.</w:t>
+        <w:t>Named sensitivity: each half-point of assumed growth is worth roughly AED 0.145 per share across my range — the entire argument is the capitalisation rate against the growth of a committed number.</w:t>
       </w:r>
     </w:p>
     <w:p>
@@ -24145,7 +24145,7 @@
                 <w:color w:val="1C3A36"/>
                 <w:sz w:val="16"/>
               </w:rPr>
-              <w:t>2.483 on the cash-flow model — noted, not adopted</w:t>
+              <w:t>2.027 on the cash-flow model — noted, not adopted</w:t>
             </w:r>
           </w:p>
         </w:tc>
@@ -24375,7 +24375,7 @@
                 <w:color w:val="1C3A36"/>
                 <w:sz w:val="16"/>
               </w:rPr>
-              <w:t>"81% of your enterprise value is terminal, earning a 23% return on capital forever — at a REGULATED utility. The regulator exists to take that return away."</w:t>
+              <w:t>"78% of your enterprise value is terminal, earning a 23% return on capital forever — at a REGULATED utility. The regulator exists to take that return away."</w:t>
             </w:r>
           </w:p>
         </w:tc>
@@ -24666,7 +24666,7 @@
           <w:color w:val="1C3A36"/>
           <w:sz w:val="21"/>
         </w:rPr>
-        <w:t>The panel spans AED 1.50 to 2.90 — and the disagreement is orderly, not noisy. Expert 1 discounts the contract stack and lands highest (2.40–2.90); Expert 2 capitalises the committed dividend and lands in the middle (1.71–2.13); Expert 3 anchors on what the war-discounted market actually pays and lands lowest (1.50–2.16, central 1.70). Notice what the room agrees on: every range sits at or above the market price, every method finds the capacity charge rather than the meter carrying the value, and every falsifier is observable within two reporting periods. The study's own weighted central (2.250 / 2.139 by tax framing) sits between Expert 1 and Expert 2 — which is what a weighting that gives the market regime a real vote should produce.</w:t>
+        <w:t>The panel spans AED 1.43 to 2.35 — and the disagreement is orderly, not noisy. Expert 1 discounts the contract stack and lands highest (1.98–2.35); Expert 2 capitalises the committed dividend and lands in the middle (1.43–1.72); Expert 3 anchors on what the war-discounted market actually pays and lands lowest (1.50–2.16, central 1.70). Notice what the room agrees on: every range sits at or above the market price, every method finds the capacity charge rather than the meter carrying the value, and every falsifier is observable within two reporting periods. The study's own weighted central (1.901 / 1.807 by tax framing) sits between Expert 1 and Expert 2 — which is what a weighting that gives the market regime a real vote should produce.</w:t>
       </w:r>
     </w:p>
     <w:p>
@@ -24894,7 +24894,7 @@
                 <w:color w:val="1C3A36"/>
                 <w:sz w:val="16"/>
               </w:rPr>
-              <w:t>AED 0.181 per share on the cash-flow model — the gap between the two published columns</w:t>
+              <w:t>AED 0.155 per share on the cash-flow model — the gap between the two published columns</w:t>
             </w:r>
           </w:p>
         </w:tc>
@@ -24931,7 +24931,7 @@
                 <w:color w:val="1C3A36"/>
                 <w:sz w:val="16"/>
               </w:rPr>
-              <w:t>full terminal value (81% of enterprise value)</w:t>
+              <w:t>full terminal value (78% of enterprise value)</w:t>
             </w:r>
           </w:p>
         </w:tc>
@@ -24985,7 +24985,7 @@
                 <w:color w:val="1C3A36"/>
                 <w:sz w:val="16"/>
               </w:rPr>
-              <w:t>AED 0.963 per share between Expert 1's central and Expert 3's — the largest single gap in the room</w:t>
+              <w:t>AED 0.481 per share between Expert 1's central and Expert 3's — the largest single gap in the room</w:t>
             </w:r>
           </w:p>
         </w:tc>
@@ -25076,7 +25076,7 @@
                 <w:color w:val="1C3A36"/>
                 <w:sz w:val="16"/>
               </w:rPr>
-              <w:t>AED 0.071 per share even in the never-recovers case — small by construction (the pass-through)</w:t>
+              <w:t>AED 0.059 per share even in the never-recovers case — small by construction (the pass-through)</w:t>
             </w:r>
           </w:p>
         </w:tc>
@@ -25131,7 +25131,7 @@
                 <w:color w:val="1C3A36"/>
                 <w:sz w:val="16"/>
               </w:rPr>
-              <w:t>the same 7.22% rate, applied to a committed flow</w:t>
+              <w:t>the same 8.24% rate, applied to a committed flow</w:t>
             </w:r>
           </w:p>
         </w:tc>
@@ -25167,7 +25167,7 @@
                 <w:color w:val="1C3A36"/>
                 <w:sz w:val="16"/>
               </w:rPr>
-              <w:t>the half-point grid: AED 0.346 per share per 50bp</w:t>
+              <w:t>the half-point grid: AED 0.240 per share per 50bp</w:t>
             </w:r>
           </w:p>
         </w:tc>

--- a/engine/empower_study/EMPOWER_Valuation_Study_09-08-2026_public.docx
+++ b/engine/empower_study/EMPOWER_Valuation_Study_09-08-2026_public.docx
@@ -72,7 +72,7 @@
           <w:color w:val="6E7B77"/>
           <w:sz w:val="20"/>
         </w:rPr>
-        <w:t>The world's largest listed district-cooling utility — contracted chilled-water capacity serving Dubai under a regulated-tariff regime · Dubai Financial Market · reporting currency AED · analysis anchored on the closing price of 1.50 on 7 August 2026 · study dated 9 August 2026.</w:t>
+        <w:t>The world's largest listed district-cooling utility — contracted chilled-water capacity serving Dubai under a regulated-tariff regime · Dubai Financial Market · reporting currency AED · analysis anchored on the closing price of 1.50 on 7 August 2026 · study dated 9 August 2026, revised 17 August 2026.</w:t>
       </w:r>
     </w:p>
     <w:tbl>
@@ -120,7 +120,7 @@
                 <w:color w:val="1C3A36"/>
                 <w:sz w:val="19"/>
               </w:rPr>
-              <w:t>An educational valuation study. It contains no recommendation, no rating and no price target. It contains a fair-value range built from the company's own audited financial statements, a sourced cost of capital and explicitly listed assumptions — and, separately, a probabilistic map of where the share price could trade over the next one and three months. The two are different objects and are never blended.</w:t>
+              <w:t>An educational valuation study. It contains no recommendation and no rating, and it expresses no single-number target. It contains a fair-value range built from the company's own audited financial statements, a sourced cost of capital and explicitly listed assumptions — and, separately, a probabilistic map of where the share price could trade over the next one and three months. The two are different objects and are never blended.</w:t>
             </w:r>
           </w:p>
           <w:p>
@@ -133,14 +133,14 @@
                 <w:color w:val="1C3A36"/>
                 <w:sz w:val="19"/>
               </w:rPr>
-              <w:t xml:space="preserve">The first structural judgement — the consumption question. </w:t>
+              <w:t xml:space="preserve">Revised 17 August 2026 following an external audit. </w:t>
             </w:r>
             <w:r>
               <w:rPr>
                 <w:color w:val="1C3A36"/>
                 <w:sz w:val="19"/>
               </w:rPr>
-              <w:t>Chilled-water consumption per connected refrigeration ton fell sharply in the first half of 2026, in a conflict year, and the shares fell with it. Whether that usage recovers is the single question this study turns on, and it is computed BOTH ways as full models: a recovery case and a case in which usage never recovers. The finding the reader should take away is quantitative: because roughly 76% of consumption revenue is electricity and water purchased from DEWA and passed through, permanent loss of the usage shock moves the discounted-cash-flow value by only 2.7% — far less than the share-price reaction implies. The capacity charge, not the meter, carries the value.</w:t>
+              <w:t>The changes and their prices are catalogued in the accompanying critique-response note (77 findings, each answered). The re-check also surfaced two corrections of this study's own making, disclosed openly: the first edition's FY2025 statement face carried administrative expenses of 246.6 and other income of 14.6 where the audited figures are 256.4 and 24.4 — both pairs close the operating-profit identity to the dirham, which is why the arithmetic cross-check could not catch the mis-split — and rental income earned on the investment properties was counted in operating cash flow while the properties were also added in the valuation bridge; it is now excluded from operating earnings.</w:t>
             </w:r>
           </w:p>
           <w:p>
@@ -153,6 +153,46 @@
                 <w:color w:val="1C3A36"/>
                 <w:sz w:val="19"/>
               </w:rPr>
+              <w:t xml:space="preserve">Conventions of this revision. </w:t>
+            </w:r>
+            <w:r>
+              <w:rPr>
+                <w:color w:val="1C3A36"/>
+                <w:sz w:val="19"/>
+              </w:rPr>
+              <w:t>The valuation clock sits at 30 June 2026: 2026 contributes only its second half, discounted at half a year, with later year-ends at one-and-a-half to four-and-a-half years. Operating EBITDA excludes the interest earned on the related-party acquisition receivables and the rental income on the investment properties; both assets enter the bridge at book value instead. The terminal value runs in two stages — ten years of volume-only growth, then a lower perpetuity.</w:t>
+            </w:r>
+          </w:p>
+          <w:p>
+            <w:pPr>
+              <w:spacing w:after="100"/>
+            </w:pPr>
+            <w:r>
+              <w:rPr>
+                <w:b/>
+                <w:color w:val="1C3A36"/>
+                <w:sz w:val="19"/>
+              </w:rPr>
+              <w:t xml:space="preserve">The first structural judgement — the consumption question, framed twice. </w:t>
+            </w:r>
+            <w:r>
+              <w:rPr>
+                <w:color w:val="1C3A36"/>
+                <w:sz w:val="19"/>
+              </w:rPr>
+              <w:t>Chilled-water consumption per connected refrigeration ton fell sharply in the first half of 2026, in a conflict year, and the shares fell with it. Whether usage recovers is computed BOTH ways as full models — a recovery (de-escalation) case and a continuation case in which the world stays as it stood at the anchor date — and NEITHER is privileged as the base: the two are published side by side, exactly like the tax framings. The quantitative finding survives either way: because roughly 76% of consumption revenue is electricity and water purchased from DEWA and passed through, permanent loss of the usage shock moves the discounted-cash-flow value by only 2.8% — far less than the share-price reaction implies. The capacity charge, not the meter, carries the value.</w:t>
+            </w:r>
+          </w:p>
+          <w:p>
+            <w:pPr>
+              <w:spacing w:after="100"/>
+            </w:pPr>
+            <w:r>
+              <w:rPr>
+                <w:b/>
+                <w:color w:val="1C3A36"/>
+                <w:sz w:val="19"/>
+              </w:rPr>
               <w:t xml:space="preserve">The second structural judgement — the tax rate, framed twice. </w:t>
             </w:r>
             <w:r>
@@ -160,7 +200,7 @@
                 <w:color w:val="1C3A36"/>
                 <w:sz w:val="19"/>
               </w:rPr>
-              <w:t>The audited 2025 effective tax rate is exactly 9.0% under UAE corporate tax. Whether the 15% domestic minimum top-up tax reaches Empower through consolidation into the DEWA group (whose revenue far exceeds the EUR 750m threshold) is contested and unresolved. The entire valuation is therefore published both ways — 2.182 against 2.027 on the primary lens, 1.901 against 1.807 on the weighted central — side by side, never averaged.</w:t>
+              <w:t>The audited 2025 effective tax rate is exactly 9.0% under UAE corporate tax. Whether the 15% domestic minimum top-up tax reaches Empower through consolidation into the DEWA group (whose revenue far exceeds the EUR 750m threshold) is contested and unresolved. The entire valuation is therefore published both ways — 2.115 against 1.958 on the primary lens; weighted centrals of 1.84 against 1.73 in the recovery case and 1.81 against 1.70 in the continuation case — side by side, never averaged.</w:t>
             </w:r>
           </w:p>
           <w:p>
@@ -180,7 +220,7 @@
                 <w:color w:val="1C3A36"/>
                 <w:sz w:val="19"/>
               </w:rPr>
-              <w:t>Section 1.7 (the consumption grid), the two tax columns of the valuation summary below, and section 1.8's cost-of-debt evidence — the three places where a reader who disagrees with this study will find the disagreement priced.</w:t>
+              <w:t>Section 1.7 (the consumption grid), the two tax columns of the valuation summary below, and section 1.8's cost-of-debt evidence and cost-of-capital constructions — the places where a reader who disagrees with this study will find the disagreement priced.</w:t>
             </w:r>
           </w:p>
           <w:p>
@@ -236,7 +276,7 @@
           <w:color w:val="1C3A36"/>
           <w:sz w:val="21"/>
         </w:rPr>
-        <w:t>Empower is the world's largest district-cooling utility by connected capacity: 1,707k refrigeration tons (RT) connected and 2,018k RT contracted at 30 June 2026, serving about 1,796 buildings — roughly 80% of Dubai's district-cooling market. It sells cooling on two legs priced under a regulated tariff: a contracted CAPACITY (demand) charge, paid on connected tons regardless of usage, and a metered CONSUMPTION charge for chilled water actually drawn. The distinction is the whole study: the capacity leg is the fixed-cost recovery and, effectively, the profit pool, while the consumption leg's dominant cost — electricity and water purchased from DEWA, AED 1,468mn in 2025, about 76% of consumption revenue — is largely a pass-through.</w:t>
+        <w:t>Empower is the world's largest district-cooling utility by connected capacity: 1,707k refrigeration tons (RT) connected and 2,018k RT contracted at 30 June 2026, serving about 1,796 buildings — roughly 80% of Dubai's district-cooling market by the company's own 2022 listing-era disclosure, not restated since. It sells cooling on two legs priced under a regulated tariff: a contracted CAPACITY (demand) charge, paid on connected tons regardless of usage, and a metered CONSUMPTION charge for chilled water actually drawn. The distinction is the whole study: the capacity leg is the fixed-cost recovery and, effectively, the profit pool, while the consumption leg's dominant cost — electricity and water purchased from DEWA, AED 1,468mn in 2025, about 76% of consumption revenue — is largely a pass-through.</w:t>
       </w:r>
     </w:p>
     <w:p>
@@ -250,7 +290,7 @@
           <w:color w:val="1C3A36"/>
           <w:sz w:val="21"/>
         </w:rPr>
-        <w:t>The financial character is a regulated utility's: the EBITDA margin has held between 47.6% and 50.5% in every audited year since 2021, revenue compounded from AED 2,464mn (2021) to 3,419mn (2025), and net profit reached AED 1,004mn in 2025. Net debt was AED 2,991mn at 30 June 2026 (1.8× 2025 EBITDA) after the 2025 refinancing of both AED 2.75bn revolving facilities at a reduced margin. The dividend is committed at AED 875mn a year for 2025 and 2026 — 0.087 per share, a 5.8% yield at the anchor price — and free cash flow to equity runs almost exactly at the payout: covered, but not slack.</w:t>
+        <w:t>The financial character is a regulated utility's: the EBITDA margin has held between 47.6% and 50.5% in every audited year since 2021 (derived as audited operating profit plus depreciation and amortisation; the company's own reported EBITDA figures differ slightly in definition), revenue compounded from AED 2,464mn (2021) to 3,419mn (2025), and net profit reached AED 1,004mn in 2025. Net debt was AED 2,991mn at 30 June 2026 (1.8× 2025 EBITDA) after the 2025 refinancing into two AED 2.75bn revolving tranches at a reduced margin — of which one has since been extended to February 2028 while the other still matures September 2027. The dividend is committed at AED 875mn a year for 2025 and 2026 — 0.087 per share, a 5.8% yield at the anchor price — and free cash flow to equity runs almost exactly at the payout: covered, but not slack.</w:t>
       </w:r>
     </w:p>
     <w:p>
@@ -264,12 +304,12 @@
           <w:color w:val="1C3A36"/>
           <w:sz w:val="21"/>
         </w:rPr>
-        <w:t>2026 is the conflict year. Iranian strikes hit UAE infrastructure between February and April; a ceasefire has held — fraying — since 8 April. The Dubai market index fell 21.9% peak to trough and the central bank cut its 2026 GDP growth guidance from 5.6% to 1.7%. Empower's first half showed the transmission mechanism: revenue grew +4.5%, but the second quarter standalone FELL 2.7% year on year as consumption dropped 42m ton-hours (equivalent full-load hours -9% to 698 hours), tied by the interim notes partly to conflict-hit hospitality occupancy. The shares closed the anchor session at 1.50, 23% below their 52-week high of 1.96, the last leg of the fall coming after the 5 August half-year release.</w:t>
+        <w:t>2026 is the conflict year, and the facts as they stood at the anchor date are stated plainly. Iran struck the Fujairah oil-industry zone on 4 May and clashed with US forces in the Strait of Hormuz over the following days; the truce brokered in the spring was declared over on 8 July — a month before this study's anchor; the strait itself was closed from 11 July, under a US naval blockade from 14 July, and REMAINED CLOSED at the 7 August anchor; an ADNOC tanker was attacked at sea the day after the anchor. No strike on UAE soil has been recorded since 8 July. The Dubai market index fell 21.9% peak to trough (closing basis: 6,774 on 2026-02-09 to 5,289 on 2026-03-16) and the central bank cut its 2026 GDP growth projection from 5.6% to 1.7% — while projecting a 9.8% rebound in 2027 and calling the slowdown a temporary moderation; both legs of that forecast are cited wherever the cut is. Empower's first half showed the transmission mechanism: revenue grew +4.5%, but the second quarter standalone FELL 2.7% year on year as consumption dropped 42m ton-hours (equivalent full-load hours -9% to 698 hours), tied by the interim notes mainly to lower hospitality activity — the company's own attribution; weather was a minor factor. Yet the shock half produced record profits: profit before tax of AED 514.0mn (+16.2%), net profit of 468mn (+16.2%) and EBITDA of 773mn (+7.5%) as presented — which SUPPORTS the pass-through arithmetic at the heart of this study. The shares closed the anchor session at 1.50, 23% below their 52-week high of 1.96, the last leg of the fall running from 1.60 on 4 August to 1.50 on 7 August around the half-year results (statements dated 5 August, released and covered 5–6 August).</w:t>
       </w:r>
     </w:p>
     <w:p>
       <w:pPr>
-        <w:spacing w:after="200" w:before="0"/>
+        <w:spacing w:after="120" w:before="0"/>
       </w:pPr>
       <w:r>
         <w:rPr>
@@ -278,8 +318,64 @@
           <w:color w:val="1C3A36"/>
           <w:sz w:val="21"/>
         </w:rPr>
-        <w:t>On the four lenses used here the fair-value field centres at AED 1.901 per share under the 9% tax framing and 1.807 under the 15% framing, inside a bear-to-bull field of 1.461 to 2.221, against a market price of 1.50. One disclosed transaction brackets the question from above: DEWA took its stake from 56% to 80% in February 2026 by buying Dubai Holding's 24% at AED 2.16 per share — a related-party CONTROL price, +44% above the anchor close, recorded here as a reference point and never as fair value.</w:t>
+        <w:t>On the four lenses used here the fair-value field carries TWO centrals, published side by side like the tax framings, because the macro condition dividing them had not resolved at the anchor: a recovery (de-escalation) case at AED 1.84 per share under the 9% tax framing (1.73 at 15%) — a case that requires a de-escalation which had NOT occurred at the anchor date — and a continuation case, describing the world as it stood on the published facts, at 1.81 (1.70). The scenario field runs 1.454 to 2.153 bear to bull, against a market price of 1.50. One disclosed transaction brackets the question from above: DEWA took its stake from 56% to 80% in February 2026 by buying Dubai Holding's 24% at AED 2.16 per share — a related-party CONTROL price, +44% above the anchor close, recorded here as a reference point and never as fair value.</w:t>
       </w:r>
+    </w:p>
+    <w:tbl>
+      <w:tblPr>
+        <w:tblW w:type="auto" w:w="0"/>
+        <w:tblBorders>
+          <w:top w:val="single" w:sz="6" w:space="0" w:color="C0A45F"/>
+          <w:left w:val="single" w:sz="6" w:space="0" w:color="C0A45F"/>
+          <w:bottom w:val="single" w:sz="6" w:space="0" w:color="C0A45F"/>
+          <w:right w:val="single" w:sz="6" w:space="0" w:color="C0A45F"/>
+          <w:insideH w:val="single" w:sz="6" w:space="0" w:color="C0A45F"/>
+          <w:insideV w:val="single" w:sz="6" w:space="0" w:color="C0A45F"/>
+        </w:tblBorders>
+        <w:tblCellMar>
+          <w:top w:w="120" w:type="dxa"/>
+          <w:left w:w="160" w:type="dxa"/>
+          <w:bottom w:w="120" w:type="dxa"/>
+          <w:right w:w="160" w:type="dxa"/>
+        </w:tblCellMar>
+        <w:tblLook w:firstColumn="1" w:firstRow="1" w:lastColumn="0" w:lastRow="0" w:noHBand="0" w:noVBand="1" w:val="04A0"/>
+      </w:tblPr>
+      <w:tblGrid>
+        <w:gridCol w:w="10080"/>
+      </w:tblGrid>
+      <w:tr>
+        <w:tc>
+          <w:tcPr>
+            <w:tcW w:type="dxa" w:w="10080"/>
+            <w:shd w:val="clear" w:color="auto" w:fill="F6F1E6"/>
+          </w:tcPr>
+          <w:p>
+            <w:pPr>
+              <w:spacing w:after="100"/>
+            </w:pPr>
+            <w:r>
+              <w:rPr>
+                <w:b/>
+                <w:color w:val="1C3A36"/>
+                <w:sz w:val="19"/>
+              </w:rPr>
+              <w:t xml:space="preserve">As of this 17 August revision — a dated postscript. </w:t>
+            </w:r>
+            <w:r>
+              <w:rPr>
+                <w:color w:val="1C3A36"/>
+                <w:sz w:val="19"/>
+              </w:rPr>
+              <w:t>ADNOC vessels were attacked passing the strait on 12 and 14 August; an Iran–Oman agreement to reopen the strait was announced on 17 August but had not been implemented; and the formal ceasefire ended on 17 August as the 60-day negotiation deadline passed. None of this is in the numbers: the valuation remains anchored on the 7 August close and the facts as of that date, and the recovery/continuation framing above is how a reader should carry the news flow into it.</w:t>
+            </w:r>
+          </w:p>
+        </w:tc>
+      </w:tr>
+    </w:tbl>
+    <w:p>
+      <w:pPr>
+        <w:spacing w:after="40"/>
+      </w:pPr>
     </w:p>
     <w:p>
       <w:pPr>
@@ -346,7 +442,7 @@
           <w:color w:val="6E7B77"/>
           <w:sz w:val="17"/>
         </w:rPr>
-        <w:t>Figure 1 — the valuation field: each lens's range, both tax framings of the central estimate, the market price of 1.50 and the DEWA control print of 2.16.</w:t>
+        <w:t>Figure 1 — the valuation field: each lens's range, both tax framings of both central estimates, the market price of 1.50 and the DEWA control print of 2.16.</w:t>
       </w:r>
     </w:p>
     <w:tbl>
@@ -506,7 +602,7 @@
                 <w:color w:val="1C3A36"/>
                 <w:sz w:val="16"/>
               </w:rPr>
-              <w:t>5-year free cash flow to the firm on the two-leg unit build, cost of capital 7.61%, terminal growth 2.5%. Terminal value = 77.6% of enterprise value (77.7% under the 15% framing) — disclosed here, in the bridge and in section 1.9</w:t>
+              <w:t>5-year free cash flow to the firm on the two-leg unit build from a 30-June-2026 valuation clock, cost of capital 7.61%, two-stage terminal (ten years at 2.5% volume-only growth, then 1.5%). Terminal value = 78.1% of enterprise value (78.0% under the 15% framing) — disclosed here, in the bridge and in section 1.9</w:t>
             </w:r>
           </w:p>
         </w:tc>
@@ -524,7 +620,7 @@
                 <w:color w:val="1C3A36"/>
                 <w:sz w:val="16"/>
               </w:rPr>
-              <w:t>2.182</w:t>
+              <w:t>2.115</w:t>
             </w:r>
           </w:p>
         </w:tc>
@@ -542,7 +638,7 @@
                 <w:color w:val="1C3A36"/>
                 <w:sz w:val="16"/>
               </w:rPr>
-              <w:t>2.027</w:t>
+              <w:t>1.958</w:t>
             </w:r>
           </w:p>
         </w:tc>
@@ -560,7 +656,7 @@
                 <w:color w:val="1C3A36"/>
                 <w:sz w:val="16"/>
               </w:rPr>
-              <w:t>+45%</w:t>
+              <w:t>+41%</w:t>
             </w:r>
           </w:p>
         </w:tc>
@@ -597,7 +693,7 @@
                 <w:color w:val="1C3A36"/>
                 <w:sz w:val="16"/>
               </w:rPr>
-              <w:t>Tabreed 10.7× EV/EBITDA on 2026E EBITDA (gives 1.536); Tabreed 16.6× P/E on 2026E attributable profit (gives 1.701). Peers are themselves war-depressed — a market-regime reading, not an independent fundamental</w:t>
+              <w:t>Tabreed 10.1× trailing EV/EBITDA on trailing operating EBITDA, like-for-like (gives 1.444); Tabreed 15.0× P/E on 2026E attributable profit (gives 1.537). Peer marks restruck at the anchor (Tabreed 2.46 on 6–7 August). Peers are themselves war-depressed — a market-regime reading, not an independent fundamental</w:t>
             </w:r>
           </w:p>
         </w:tc>
@@ -615,7 +711,7 @@
                 <w:color w:val="1C3A36"/>
                 <w:sz w:val="16"/>
               </w:rPr>
-              <w:t>1.536</w:t>
+              <w:t>1.444</w:t>
             </w:r>
           </w:p>
         </w:tc>
@@ -633,7 +729,7 @@
                 <w:color w:val="1C3A36"/>
                 <w:sz w:val="16"/>
               </w:rPr>
-              <w:t>1.536</w:t>
+              <w:t>1.444</w:t>
             </w:r>
           </w:p>
         </w:tc>
@@ -651,7 +747,7 @@
                 <w:color w:val="1C3A36"/>
                 <w:sz w:val="16"/>
               </w:rPr>
-              <w:t>+2%</w:t>
+              <w:t>-4%</w:t>
             </w:r>
           </w:p>
         </w:tc>
@@ -688,7 +784,7 @@
                 <w:color w:val="1C3A36"/>
                 <w:sz w:val="16"/>
               </w:rPr>
-              <w:t>2026E with consumption at the UNSHOCKED per-ton level; justified multiple 16.4× from the sustainable return and the cost of equity</w:t>
+              <w:t>2026E with consumption at the UNSHOCKED per-ton level; forward justified multiple 16.0× from the sustainable return and the cost of equity (15.9× with the return re-taxed at 15%)</w:t>
             </w:r>
           </w:p>
         </w:tc>
@@ -706,7 +802,7 @@
                 <w:color w:val="1C3A36"/>
                 <w:sz w:val="16"/>
               </w:rPr>
-              <w:t>1.724</w:t>
+              <w:t>1.681</w:t>
             </w:r>
           </w:p>
         </w:tc>
@@ -724,7 +820,7 @@
                 <w:color w:val="1C3A36"/>
                 <w:sz w:val="16"/>
               </w:rPr>
-              <w:t>1.610</w:t>
+              <w:t>1.560</w:t>
             </w:r>
           </w:p>
         </w:tc>
@@ -742,7 +838,7 @@
                 <w:color w:val="1C3A36"/>
                 <w:sz w:val="16"/>
               </w:rPr>
-              <w:t>+15%</w:t>
+              <w:t>+12%</w:t>
             </w:r>
           </w:p>
         </w:tc>
@@ -779,7 +875,7 @@
                 <w:color w:val="1C3A36"/>
                 <w:sz w:val="16"/>
               </w:rPr>
-              <w:t>justified price-to-book 4.9× on book value of 0.334/share at a sustainable return on equity of 30.5%</w:t>
+              <w:t>justified price-to-book 4.9× on book value of 0.334/share at a sustainable return on equity of 30.5% (4.5× with the return re-taxed at 15%)</w:t>
             </w:r>
           </w:p>
         </w:tc>
@@ -815,7 +911,7 @@
                 <w:color w:val="1C3A36"/>
                 <w:sz w:val="16"/>
               </w:rPr>
-              <w:t>1.630</w:t>
+              <w:t>1.513</w:t>
             </w:r>
           </w:p>
         </w:tc>
@@ -854,7 +950,7 @@
                 <w:color w:val="1C3A36"/>
                 <w:sz w:val="16"/>
               </w:rPr>
-              <w:t>Weighted central</w:t>
+              <w:t>Weighted central — recovery (de-escalation) case</w:t>
             </w:r>
           </w:p>
         </w:tc>
@@ -874,7 +970,7 @@
                 <w:color w:val="1C3A36"/>
                 <w:sz w:val="16"/>
               </w:rPr>
-              <w:t>cash flow 50% · relative 20% · normalised 15% · book 15%; the two tax columns are alternatives, never averaged</w:t>
+              <w:t>cash flow 50% · relative 20% · normalised 15% · book 15%; requires a de-escalation that had NOT occurred at the anchor date</w:t>
             </w:r>
           </w:p>
         </w:tc>
@@ -894,7 +990,7 @@
                 <w:color w:val="1C3A36"/>
                 <w:sz w:val="16"/>
               </w:rPr>
-              <w:t>1.901</w:t>
+              <w:t>1.84</w:t>
             </w:r>
           </w:p>
         </w:tc>
@@ -914,7 +1010,7 @@
                 <w:color w:val="1C3A36"/>
                 <w:sz w:val="16"/>
               </w:rPr>
-              <w:t>1.807</w:t>
+              <w:t>1.73</w:t>
             </w:r>
           </w:p>
         </w:tc>
@@ -934,7 +1030,7 @@
                 <w:color w:val="1C3A36"/>
                 <w:sz w:val="16"/>
               </w:rPr>
-              <w:t>+27%</w:t>
+              <w:t>+23%</w:t>
             </w:r>
           </w:p>
         </w:tc>
@@ -943,6 +1039,107 @@
         <w:tc>
           <w:tcPr>
             <w:tcW w:type="dxa" w:w="1872"/>
+            <w:shd w:val="clear" w:color="auto" w:fill="F6F1E6"/>
+          </w:tcPr>
+          <w:p>
+            <w:pPr>
+              <w:spacing w:after="20"/>
+            </w:pPr>
+            <w:r>
+              <w:rPr>
+                <w:b/>
+                <w:color w:val="1C3A36"/>
+                <w:sz w:val="16"/>
+              </w:rPr>
+              <w:t>Weighted central — continuation case</w:t>
+            </w:r>
+          </w:p>
+        </w:tc>
+        <w:tc>
+          <w:tcPr>
+            <w:tcW w:type="dxa" w:w="4320"/>
+            <w:shd w:val="clear" w:color="auto" w:fill="F6F1E6"/>
+          </w:tcPr>
+          <w:p>
+            <w:pPr>
+              <w:spacing w:after="20"/>
+              <w:jc w:val="right"/>
+            </w:pPr>
+            <w:r>
+              <w:rPr>
+                <w:b/>
+                <w:color w:val="1C3A36"/>
+                <w:sz w:val="16"/>
+              </w:rPr>
+              <w:t>same weights on the consumption-never-recovers build — the world as it stood on the published facts at the anchor; neither central is privileged over the other</w:t>
+            </w:r>
+          </w:p>
+        </w:tc>
+        <w:tc>
+          <w:tcPr>
+            <w:tcW w:type="dxa" w:w="1368"/>
+            <w:shd w:val="clear" w:color="auto" w:fill="F6F1E6"/>
+          </w:tcPr>
+          <w:p>
+            <w:pPr>
+              <w:spacing w:after="20"/>
+              <w:jc w:val="right"/>
+            </w:pPr>
+            <w:r>
+              <w:rPr>
+                <w:b/>
+                <w:color w:val="1C3A36"/>
+                <w:sz w:val="16"/>
+              </w:rPr>
+              <w:t>1.81</w:t>
+            </w:r>
+          </w:p>
+        </w:tc>
+        <w:tc>
+          <w:tcPr>
+            <w:tcW w:type="dxa" w:w="1368"/>
+            <w:shd w:val="clear" w:color="auto" w:fill="F6F1E6"/>
+          </w:tcPr>
+          <w:p>
+            <w:pPr>
+              <w:spacing w:after="20"/>
+              <w:jc w:val="right"/>
+            </w:pPr>
+            <w:r>
+              <w:rPr>
+                <w:b/>
+                <w:color w:val="1C3A36"/>
+                <w:sz w:val="16"/>
+              </w:rPr>
+              <w:t>1.70</w:t>
+            </w:r>
+          </w:p>
+        </w:tc>
+        <w:tc>
+          <w:tcPr>
+            <w:tcW w:type="dxa" w:w="864"/>
+            <w:shd w:val="clear" w:color="auto" w:fill="F6F1E6"/>
+          </w:tcPr>
+          <w:p>
+            <w:pPr>
+              <w:spacing w:after="20"/>
+              <w:jc w:val="right"/>
+            </w:pPr>
+            <w:r>
+              <w:rPr>
+                <w:b/>
+                <w:color w:val="1C3A36"/>
+                <w:sz w:val="16"/>
+              </w:rPr>
+              <w:t>+21%</w:t>
+            </w:r>
+          </w:p>
+        </w:tc>
+      </w:tr>
+      <w:tr>
+        <w:tc>
+          <w:tcPr>
+            <w:tcW w:type="dxa" w:w="1872"/>
           </w:tcPr>
           <w:p>
             <w:pPr>
@@ -971,7 +1168,7 @@
                 <w:color w:val="1C3A36"/>
                 <w:sz w:val="16"/>
               </w:rPr>
-              <w:t>bear 1.461 (war re-escalation, usage never recovers, 15% tax, +100bp on the cost of equity) to bull 2.221 (full recovery, 110k RT/yr)</w:t>
+              <w:t>bear 1.454 (war re-escalation, usage never recovers, 15% tax, +100bp on the cost of equity) to bull 2.153 (full recovery, 110k RT/yr)</w:t>
             </w:r>
           </w:p>
         </w:tc>
@@ -989,7 +1186,7 @@
                 <w:color w:val="1C3A36"/>
                 <w:sz w:val="16"/>
               </w:rPr>
-              <w:t>1.461 – 2.221</w:t>
+              <w:t>1.454 – 2.153</w:t>
             </w:r>
           </w:p>
         </w:tc>
@@ -1320,7 +1517,7 @@
           <w:color w:val="6E7B77"/>
           <w:sz w:val="17"/>
         </w:rPr>
-        <w:t>Fair values are ranges and distributions, never a target. The two tax columns are the study's central contested judgement published in full: 9% is the audited 2025 effective rate, 15% is the domestic minimum top-up rate that would apply if consolidation into the DEWA group sweeps Empower into the OECD minimum-tax regime. Neither is averaged into the other anywhere in this document. The terminal-value share of enterprise value (77.6%) is stated beside the lens it belongs to because it is the number a sceptical reader should weigh first.</w:t>
+        <w:t>Fair values are ranges and distributions, never a target; the centrals are printed to two decimals as summaries of ranges, the field is scenario risk, and construction risk is additional to it — on the primary lens the priced cost-of-capital constructions alone span 2.05 to 2.49 (section 1.8). The two tax columns are one of the study's two central contested judgements published in full: 9% is the audited 2025 effective rate, 15% is the domestic minimum top-up rate that would apply if consolidation into the DEWA group sweeps Empower into the OECD minimum-tax regime; the recovery/continuation pair is the other, framed the same way. Nothing is averaged anywhere in this document. The terminal-value share of enterprise value (78.1%) is stated beside the lens it belongs to because it is the number a sceptical reader should weigh first.</w:t>
       </w:r>
     </w:p>
     <w:p>
@@ -1433,7 +1630,7 @@
                 <w:color w:val="1C3A36"/>
                 <w:sz w:val="17"/>
               </w:rPr>
-              <w:t>Dubai Financial Market, 16 November 2022, at the tail of the Dubai privatisation programme; par value AED 0.10</w:t>
+              <w:t>Dubai Financial Market, 15 November 2022, at the tail of the Dubai privatisation programme; par value AED 0.10</w:t>
             </w:r>
           </w:p>
         </w:tc>
@@ -1469,7 +1666,7 @@
                 <w:color w:val="1C3A36"/>
                 <w:sz w:val="17"/>
               </w:rPr>
-              <w:t>Builds and operates district-cooling plants and distribution networks in Dubai, selling chilled water to towers, malls, hotels and districts under long-term connection agreements; also manufactures pre-insulated pipes (Logstor) and operates the Dubai airport cooling concession through a 70%-owned subsidiary (DXB CoolCo, a 35-year concession acquired in 2023, inside the connected base)</w:t>
+              <w:t>Builds and operates district-cooling plants and distribution networks in Dubai, selling chilled water to towers, malls, hotels and districts under long-term connection agreements; also manufactures pre-insulated pipes (Logstor) and operates the Dubai airport cooling concession through a 85%-owned subsidiary (DXB CoolCo — per the audited filings, an exclusive 35-year concession running from 5 July 2023, acquired in 2023 with the seller retaining the 15% minority; inside the connected base)</w:t>
             </w:r>
           </w:p>
         </w:tc>
@@ -1505,7 +1702,7 @@
                 <w:color w:val="1C3A36"/>
                 <w:sz w:val="17"/>
               </w:rPr>
-              <w:t>1,707k RT connected / 2,018k RT contracted at 30 June 2026 (+3.1% connected in the half); about 1,796 buildings; roughly 80% of the Dubai district-cooling market</w:t>
+              <w:t>1,707k RT connected / 2,018k RT contracted at 30 June 2026 (+3.1% connected in the half); about 1,796 buildings; roughly 80% of the Dubai district-cooling market (the company's 2022 listing-era disclosure, not restated since)</w:t>
             </w:r>
           </w:p>
         </w:tc>
@@ -1577,7 +1774,7 @@
                 <w:color w:val="1C3A36"/>
                 <w:sz w:val="17"/>
               </w:rPr>
-              <w:t>Dubai Executive Council Resolution 6/2021 governs district cooling; tariffs require approval by the Regulatory and Supervisory Bureau. This study holds the tariff FLAT in nominal AED throughout — no real escalation is assumed anywhere</w:t>
+              <w:t>Dubai Executive Council Resolution 6/2021 governs district cooling. The Regulatory and Supervisory Bureau ASSESSES tariff submissions and RECOMMENDS; approval rests with the Dubai Supreme Council of Energy. The bureau's tariff instrument (version 1.3, September 2025; 1.4, February 2026) sets explicit caps — 0.643 AED per ton-hour for consumption with capacity, fuel surcharge included (0.075 for the surcharge itself), an AED 30/month billing fee, an excess-demand fee capped at 120% of the capacity tariff — and states verbatim that tariff arrangements including indexation or escalation of capacity charges will not be approved. A November 2025 resolution adds an annual service fee of AED 1.55 per refrigeration ton (about AED 2.6mn a year on the connected base, roughly 0.005/share capitalised — immaterial, and expensed in these words) and an AED 100,000 fine for charging unapproved tariffs. This study holds the tariff FLAT in nominal AED throughout — which the no-indexation rule turns from a conservative choice into a regulatory constraint, while also removing any tariff-escalation upside: terminal growth must be volume-only</w:t>
             </w:r>
           </w:p>
         </w:tc>
@@ -1685,7 +1882,7 @@
                 <w:color w:val="1C3A36"/>
                 <w:sz w:val="17"/>
               </w:rPr>
-              <w:t>AED 2,991mn at 30 June 2026 (1.8× 2025 EBITDA): two AED 2.75bn revolving credit facilities, fully refinanced in 2025 at a reduced margin over EIBOR, less cash and term deposits</w:t>
+              <w:t>AED 2,991mn at 30 June 2026 (1.8× 2025 EBITDA): two AED 2.75bn revolving credit tranches refinanced in 2025 at a reduced margin over EIBOR — one since extended to February 2028, the other still maturing September 2027 — less cash and term deposits</w:t>
             </w:r>
           </w:p>
         </w:tc>
@@ -1821,7 +2018,7 @@
           <w:color w:val="1C3A36"/>
           <w:sz w:val="21"/>
         </w:rPr>
-        <w:t>The primary lens is a five-year free-cash-flow-to-the-firm model built from physical units, not from a revenue growth rate: connected refrigeration tons × the capacity rate, plus consumption per connected ton × the connected base, plus the small pipes line — each leg on its own driver, with margins falling out as OUTPUTS (section 1.6 shows the build and its exact reconciliation to the audited 2025 statements). The waterfall below runs the base case at the 9% audited tax rate; the 15% minimum-tax framing follows it, in full, immediately after.</w:t>
+        <w:t>The primary lens is a five-year free-cash-flow-to-the-firm model built from physical units, not from a revenue growth rate: connected refrigeration tons × the capacity rate, plus consumption per connected ton × the connected base, plus the small pipes line — each leg on its own driver, with margins falling out as OUTPUTS (section 1.6 shows the build and its exact reconciliation to the audited 2025 statements). The valuation clock sits at 30 June 2026: 2026 contributes only its second half, discounted at half a year, with later year-ends at one-and-a-half to four-and-a-half years and the terminal at four-and-a-half — the alternative convention of discounting the full 2026 year against the June balance sheet would have counted the roughly AED 200mn of cash generated in the first half twice. The waterfall below runs the recovery case at the 9% audited tax rate; the 15% minimum-tax framing follows it, in full, immediately after, and the continuation case is a full parallel model in section 1.7.</w:t>
       </w:r>
     </w:p>
     <w:tbl>
@@ -2310,7 +2507,7 @@
                 <w:color w:val="1C3A36"/>
                 <w:sz w:val="17"/>
               </w:rPr>
-              <w:t>EBITDA</w:t>
+              <w:t xml:space="preserve">  of which pre-insulated pipes</w:t>
             </w:r>
           </w:p>
         </w:tc>
@@ -2328,7 +2525,7 @@
                 <w:color w:val="1C3A36"/>
                 <w:sz w:val="17"/>
               </w:rPr>
-              <w:t>1,702</w:t>
+              <w:t>17</w:t>
             </w:r>
           </w:p>
         </w:tc>
@@ -2346,7 +2543,7 @@
                 <w:color w:val="1C3A36"/>
                 <w:sz w:val="17"/>
               </w:rPr>
-              <w:t>1,843</w:t>
+              <w:t>17</w:t>
             </w:r>
           </w:p>
         </w:tc>
@@ -2364,7 +2561,7 @@
                 <w:color w:val="1C3A36"/>
                 <w:sz w:val="17"/>
               </w:rPr>
-              <w:t>1,945</w:t>
+              <w:t>17</w:t>
             </w:r>
           </w:p>
         </w:tc>
@@ -2382,7 +2579,7 @@
                 <w:color w:val="1C3A36"/>
                 <w:sz w:val="17"/>
               </w:rPr>
-              <w:t>2,034</w:t>
+              <w:t>17</w:t>
             </w:r>
           </w:p>
         </w:tc>
@@ -2400,7 +2597,7 @@
                 <w:color w:val="1C3A36"/>
                 <w:sz w:val="17"/>
               </w:rPr>
-              <w:t>2,112</w:t>
+              <w:t>17</w:t>
             </w:r>
           </w:p>
         </w:tc>
@@ -2419,7 +2616,7 @@
                 <w:color w:val="1C3A36"/>
                 <w:sz w:val="17"/>
               </w:rPr>
-              <w:t>EBITDA margin</w:t>
+              <w:t>Operating EBITDA</w:t>
             </w:r>
           </w:p>
         </w:tc>
@@ -2437,7 +2634,7 @@
                 <w:color w:val="1C3A36"/>
                 <w:sz w:val="17"/>
               </w:rPr>
-              <w:t>48.6%</w:t>
+              <w:t>1,628</w:t>
             </w:r>
           </w:p>
         </w:tc>
@@ -2455,7 +2652,7 @@
                 <w:color w:val="1C3A36"/>
                 <w:sz w:val="17"/>
               </w:rPr>
-              <w:t>48.0%</w:t>
+              <w:t>1,769</w:t>
             </w:r>
           </w:p>
         </w:tc>
@@ -2473,7 +2670,7 @@
                 <w:color w:val="1C3A36"/>
                 <w:sz w:val="17"/>
               </w:rPr>
-              <w:t>48.1%</w:t>
+              <w:t>1,873</w:t>
             </w:r>
           </w:p>
         </w:tc>
@@ -2491,7 +2688,7 @@
                 <w:color w:val="1C3A36"/>
                 <w:sz w:val="17"/>
               </w:rPr>
-              <w:t>48.2%</w:t>
+              <w:t>1,964</w:t>
             </w:r>
           </w:p>
         </w:tc>
@@ -2509,7 +2706,7 @@
                 <w:color w:val="1C3A36"/>
                 <w:sz w:val="17"/>
               </w:rPr>
-              <w:t>48.2%</w:t>
+              <w:t>2,042</w:t>
             </w:r>
           </w:p>
         </w:tc>
@@ -2528,7 +2725,7 @@
                 <w:color w:val="1C3A36"/>
                 <w:sz w:val="17"/>
               </w:rPr>
-              <w:t>Less depreciation and amortisation</w:t>
+              <w:t>Operating EBITDA margin</w:t>
             </w:r>
           </w:p>
         </w:tc>
@@ -2546,7 +2743,7 @@
                 <w:color w:val="1C3A36"/>
                 <w:sz w:val="17"/>
               </w:rPr>
-              <w:t>(380)</w:t>
+              <w:t>46.5%</w:t>
             </w:r>
           </w:p>
         </w:tc>
@@ -2564,7 +2761,7 @@
                 <w:color w:val="1C3A36"/>
                 <w:sz w:val="17"/>
               </w:rPr>
-              <w:t>(390)</w:t>
+              <w:t>46.1%</w:t>
             </w:r>
           </w:p>
         </w:tc>
@@ -2582,7 +2779,7 @@
                 <w:color w:val="1C3A36"/>
                 <w:sz w:val="17"/>
               </w:rPr>
-              <w:t>(399)</w:t>
+              <w:t>46.3%</w:t>
             </w:r>
           </w:p>
         </w:tc>
@@ -2600,7 +2797,7 @@
                 <w:color w:val="1C3A36"/>
                 <w:sz w:val="17"/>
               </w:rPr>
-              <w:t>(405)</w:t>
+              <w:t>46.5%</w:t>
             </w:r>
           </w:p>
         </w:tc>
@@ -2618,7 +2815,7 @@
                 <w:color w:val="1C3A36"/>
                 <w:sz w:val="17"/>
               </w:rPr>
-              <w:t>(408)</w:t>
+              <w:t>46.6%</w:t>
             </w:r>
           </w:p>
         </w:tc>
@@ -2637,7 +2834,7 @@
                 <w:color w:val="1C3A36"/>
                 <w:sz w:val="17"/>
               </w:rPr>
-              <w:t>EBIT</w:t>
+              <w:t>Less depreciation and amortisation</w:t>
             </w:r>
           </w:p>
         </w:tc>
@@ -2655,7 +2852,7 @@
                 <w:color w:val="1C3A36"/>
                 <w:sz w:val="17"/>
               </w:rPr>
-              <w:t>1,323</w:t>
+              <w:t>(380)</w:t>
             </w:r>
           </w:p>
         </w:tc>
@@ -2673,7 +2870,7 @@
                 <w:color w:val="1C3A36"/>
                 <w:sz w:val="17"/>
               </w:rPr>
-              <w:t>1,452</w:t>
+              <w:t>(390)</w:t>
             </w:r>
           </w:p>
         </w:tc>
@@ -2691,7 +2888,7 @@
                 <w:color w:val="1C3A36"/>
                 <w:sz w:val="17"/>
               </w:rPr>
-              <w:t>1,545</w:t>
+              <w:t>(399)</w:t>
             </w:r>
           </w:p>
         </w:tc>
@@ -2709,7 +2906,7 @@
                 <w:color w:val="1C3A36"/>
                 <w:sz w:val="17"/>
               </w:rPr>
-              <w:t>1,629</w:t>
+              <w:t>(405)</w:t>
             </w:r>
           </w:p>
         </w:tc>
@@ -2727,7 +2924,7 @@
                 <w:color w:val="1C3A36"/>
                 <w:sz w:val="17"/>
               </w:rPr>
-              <w:t>1,703</w:t>
+              <w:t>(408)</w:t>
             </w:r>
           </w:p>
         </w:tc>
@@ -2746,7 +2943,7 @@
                 <w:color w:val="1C3A36"/>
                 <w:sz w:val="17"/>
               </w:rPr>
-              <w:t>NOPAT — EBIT × (1 − 9%)</w:t>
+              <w:t>EBIT</w:t>
             </w:r>
           </w:p>
         </w:tc>
@@ -2764,7 +2961,7 @@
                 <w:color w:val="1C3A36"/>
                 <w:sz w:val="17"/>
               </w:rPr>
-              <w:t>1,204</w:t>
+              <w:t>1,248</w:t>
             </w:r>
           </w:p>
         </w:tc>
@@ -2782,7 +2979,7 @@
                 <w:color w:val="1C3A36"/>
                 <w:sz w:val="17"/>
               </w:rPr>
-              <w:t>1,322</w:t>
+              <w:t>1,379</w:t>
             </w:r>
           </w:p>
         </w:tc>
@@ -2800,7 +2997,7 @@
                 <w:color w:val="1C3A36"/>
                 <w:sz w:val="17"/>
               </w:rPr>
-              <w:t>1,406</w:t>
+              <w:t>1,473</w:t>
             </w:r>
           </w:p>
         </w:tc>
@@ -2818,7 +3015,7 @@
                 <w:color w:val="1C3A36"/>
                 <w:sz w:val="17"/>
               </w:rPr>
-              <w:t>1,483</w:t>
+              <w:t>1,558</w:t>
             </w:r>
           </w:p>
         </w:tc>
@@ -2836,7 +3033,7 @@
                 <w:color w:val="1C3A36"/>
                 <w:sz w:val="17"/>
               </w:rPr>
-              <w:t>1,550</w:t>
+              <w:t>1,634</w:t>
             </w:r>
           </w:p>
         </w:tc>
@@ -2855,7 +3052,7 @@
                 <w:color w:val="1C3A36"/>
                 <w:sz w:val="17"/>
               </w:rPr>
-              <w:t>Add back depreciation and amortisation</w:t>
+              <w:t>NOPAT — EBIT × (1 − 9%)</w:t>
             </w:r>
           </w:p>
         </w:tc>
@@ -2873,7 +3070,7 @@
                 <w:color w:val="1C3A36"/>
                 <w:sz w:val="17"/>
               </w:rPr>
-              <w:t>380</w:t>
+              <w:t>1,135</w:t>
             </w:r>
           </w:p>
         </w:tc>
@@ -2891,7 +3088,7 @@
                 <w:color w:val="1C3A36"/>
                 <w:sz w:val="17"/>
               </w:rPr>
-              <w:t>390</w:t>
+              <w:t>1,255</w:t>
             </w:r>
           </w:p>
         </w:tc>
@@ -2909,7 +3106,7 @@
                 <w:color w:val="1C3A36"/>
                 <w:sz w:val="17"/>
               </w:rPr>
-              <w:t>399</w:t>
+              <w:t>1,341</w:t>
             </w:r>
           </w:p>
         </w:tc>
@@ -2927,7 +3124,7 @@
                 <w:color w:val="1C3A36"/>
                 <w:sz w:val="17"/>
               </w:rPr>
-              <w:t>405</w:t>
+              <w:t>1,418</w:t>
             </w:r>
           </w:p>
         </w:tc>
@@ -2945,7 +3142,7 @@
                 <w:color w:val="1C3A36"/>
                 <w:sz w:val="17"/>
               </w:rPr>
-              <w:t>408</w:t>
+              <w:t>1,487</w:t>
             </w:r>
           </w:p>
         </w:tc>
@@ -2964,7 +3161,7 @@
                 <w:color w:val="1C3A36"/>
                 <w:sz w:val="17"/>
               </w:rPr>
-              <w:t>Less capital expenditure</w:t>
+              <w:t>Add back depreciation and amortisation</w:t>
             </w:r>
           </w:p>
         </w:tc>
@@ -2982,7 +3179,7 @@
                 <w:color w:val="1C3A36"/>
                 <w:sz w:val="17"/>
               </w:rPr>
-              <w:t>(571)</w:t>
+              <w:t>380</w:t>
             </w:r>
           </w:p>
         </w:tc>
@@ -3000,7 +3197,7 @@
                 <w:color w:val="1C3A36"/>
                 <w:sz w:val="17"/>
               </w:rPr>
-              <w:t>(548)</w:t>
+              <w:t>390</w:t>
             </w:r>
           </w:p>
         </w:tc>
@@ -3018,7 +3215,7 @@
                 <w:color w:val="1C3A36"/>
                 <w:sz w:val="17"/>
               </w:rPr>
-              <w:t>(501)</w:t>
+              <w:t>399</w:t>
             </w:r>
           </w:p>
         </w:tc>
@@ -3036,7 +3233,7 @@
                 <w:color w:val="1C3A36"/>
                 <w:sz w:val="17"/>
               </w:rPr>
-              <w:t>(453)</w:t>
+              <w:t>405</w:t>
             </w:r>
           </w:p>
         </w:tc>
@@ -3054,7 +3251,7 @@
                 <w:color w:val="1C3A36"/>
                 <w:sz w:val="17"/>
               </w:rPr>
-              <w:t>(404)</w:t>
+              <w:t>408</w:t>
             </w:r>
           </w:p>
         </w:tc>
@@ -3073,7 +3270,7 @@
                 <w:color w:val="1C3A36"/>
                 <w:sz w:val="17"/>
               </w:rPr>
-              <w:t>Add working-capital release</w:t>
+              <w:t>Less capital expenditure</w:t>
             </w:r>
           </w:p>
         </w:tc>
@@ -3091,7 +3288,7 @@
                 <w:color w:val="1C3A36"/>
                 <w:sz w:val="17"/>
               </w:rPr>
-              <w:t>43</w:t>
+              <w:t>(571)</w:t>
             </w:r>
           </w:p>
         </w:tc>
@@ -3109,7 +3306,7 @@
                 <w:color w:val="1C3A36"/>
                 <w:sz w:val="17"/>
               </w:rPr>
-              <w:t>174</w:t>
+              <w:t>(548)</w:t>
             </w:r>
           </w:p>
         </w:tc>
@@ -3127,7 +3324,7 @@
                 <w:color w:val="1C3A36"/>
                 <w:sz w:val="17"/>
               </w:rPr>
-              <w:t>103</w:t>
+              <w:t>(501)</w:t>
             </w:r>
           </w:p>
         </w:tc>
@@ -3145,7 +3342,7 @@
                 <w:color w:val="1C3A36"/>
                 <w:sz w:val="17"/>
               </w:rPr>
-              <w:t>92</w:t>
+              <w:t>(453)</w:t>
             </w:r>
           </w:p>
         </w:tc>
@@ -3163,7 +3360,7 @@
                 <w:color w:val="1C3A36"/>
                 <w:sz w:val="17"/>
               </w:rPr>
-              <w:t>81</w:t>
+              <w:t>(404)</w:t>
             </w:r>
           </w:p>
         </w:tc>
@@ -3172,6 +3369,115 @@
         <w:tc>
           <w:tcPr>
             <w:tcW w:type="dxa" w:w="3312"/>
+          </w:tcPr>
+          <w:p>
+            <w:pPr>
+              <w:spacing w:after="20"/>
+            </w:pPr>
+            <w:r>
+              <w:rPr>
+                <w:color w:val="1C3A36"/>
+                <w:sz w:val="17"/>
+              </w:rPr>
+              <w:t>Add working-capital release</w:t>
+            </w:r>
+          </w:p>
+        </w:tc>
+        <w:tc>
+          <w:tcPr>
+            <w:tcW w:type="dxa" w:w="1354"/>
+          </w:tcPr>
+          <w:p>
+            <w:pPr>
+              <w:spacing w:after="20"/>
+              <w:jc w:val="right"/>
+            </w:pPr>
+            <w:r>
+              <w:rPr>
+                <w:color w:val="1C3A36"/>
+                <w:sz w:val="17"/>
+              </w:rPr>
+              <w:t>43</w:t>
+            </w:r>
+          </w:p>
+        </w:tc>
+        <w:tc>
+          <w:tcPr>
+            <w:tcW w:type="dxa" w:w="1354"/>
+          </w:tcPr>
+          <w:p>
+            <w:pPr>
+              <w:spacing w:after="20"/>
+              <w:jc w:val="right"/>
+            </w:pPr>
+            <w:r>
+              <w:rPr>
+                <w:color w:val="1C3A36"/>
+                <w:sz w:val="17"/>
+              </w:rPr>
+              <w:t>174</w:t>
+            </w:r>
+          </w:p>
+        </w:tc>
+        <w:tc>
+          <w:tcPr>
+            <w:tcW w:type="dxa" w:w="1354"/>
+          </w:tcPr>
+          <w:p>
+            <w:pPr>
+              <w:spacing w:after="20"/>
+              <w:jc w:val="right"/>
+            </w:pPr>
+            <w:r>
+              <w:rPr>
+                <w:color w:val="1C3A36"/>
+                <w:sz w:val="17"/>
+              </w:rPr>
+              <w:t>103</w:t>
+            </w:r>
+          </w:p>
+        </w:tc>
+        <w:tc>
+          <w:tcPr>
+            <w:tcW w:type="dxa" w:w="1354"/>
+          </w:tcPr>
+          <w:p>
+            <w:pPr>
+              <w:spacing w:after="20"/>
+              <w:jc w:val="right"/>
+            </w:pPr>
+            <w:r>
+              <w:rPr>
+                <w:color w:val="1C3A36"/>
+                <w:sz w:val="17"/>
+              </w:rPr>
+              <w:t>92</w:t>
+            </w:r>
+          </w:p>
+        </w:tc>
+        <w:tc>
+          <w:tcPr>
+            <w:tcW w:type="dxa" w:w="1354"/>
+          </w:tcPr>
+          <w:p>
+            <w:pPr>
+              <w:spacing w:after="20"/>
+              <w:jc w:val="right"/>
+            </w:pPr>
+            <w:r>
+              <w:rPr>
+                <w:color w:val="1C3A36"/>
+                <w:sz w:val="17"/>
+              </w:rPr>
+              <w:t>81</w:t>
+            </w:r>
+          </w:p>
+        </w:tc>
+      </w:tr>
+      <w:tr>
+        <w:tc>
+          <w:tcPr>
+            <w:tcW w:type="dxa" w:w="3312"/>
             <w:shd w:val="clear" w:color="auto" w:fill="F6F1E6"/>
           </w:tcPr>
           <w:p>
@@ -3184,7 +3490,7 @@
                 <w:color w:val="1C3A36"/>
                 <w:sz w:val="17"/>
               </w:rPr>
-              <w:t>Free cash flow to the firm</w:t>
+              <w:t>Free cash flow to the firm (full-year rate)</w:t>
             </w:r>
           </w:p>
         </w:tc>
@@ -3204,7 +3510,7 @@
                 <w:color w:val="1C3A36"/>
                 <w:sz w:val="17"/>
               </w:rPr>
-              <w:t>1,055</w:t>
+              <w:t>987</w:t>
             </w:r>
           </w:p>
         </w:tc>
@@ -3224,7 +3530,7 @@
                 <w:color w:val="1C3A36"/>
                 <w:sz w:val="17"/>
               </w:rPr>
-              <w:t>1,338</w:t>
+              <w:t>1,271</w:t>
             </w:r>
           </w:p>
         </w:tc>
@@ -3244,7 +3550,7 @@
                 <w:color w:val="1C3A36"/>
                 <w:sz w:val="17"/>
               </w:rPr>
-              <w:t>1,408</w:t>
+              <w:t>1,342</w:t>
             </w:r>
           </w:p>
         </w:tc>
@@ -3264,7 +3570,7 @@
                 <w:color w:val="1C3A36"/>
                 <w:sz w:val="17"/>
               </w:rPr>
-              <w:t>1,527</w:t>
+              <w:t>1,463</w:t>
             </w:r>
           </w:p>
         </w:tc>
@@ -3284,7 +3590,7 @@
                 <w:color w:val="1C3A36"/>
                 <w:sz w:val="17"/>
               </w:rPr>
-              <w:t>1,636</w:t>
+              <w:t>1,572</w:t>
             </w:r>
           </w:p>
         </w:tc>
@@ -3303,7 +3609,7 @@
                 <w:color w:val="1C3A36"/>
                 <w:sz w:val="17"/>
               </w:rPr>
-              <w:t>Discount factor</w:t>
+              <w:t>Share of the year inside the valuation window</w:t>
             </w:r>
           </w:p>
         </w:tc>
@@ -3321,7 +3627,7 @@
                 <w:color w:val="1C3A36"/>
                 <w:sz w:val="17"/>
               </w:rPr>
-              <w:t>0.9293</w:t>
+              <w:t>50%</w:t>
             </w:r>
           </w:p>
         </w:tc>
@@ -3339,7 +3645,7 @@
                 <w:color w:val="1C3A36"/>
                 <w:sz w:val="17"/>
               </w:rPr>
-              <w:t>0.8635</w:t>
+              <w:t>100%</w:t>
             </w:r>
           </w:p>
         </w:tc>
@@ -3357,7 +3663,7 @@
                 <w:color w:val="1C3A36"/>
                 <w:sz w:val="17"/>
               </w:rPr>
-              <w:t>0.8024</w:t>
+              <w:t>100%</w:t>
             </w:r>
           </w:p>
         </w:tc>
@@ -3375,7 +3681,7 @@
                 <w:color w:val="1C3A36"/>
                 <w:sz w:val="17"/>
               </w:rPr>
-              <w:t>0.7456</w:t>
+              <w:t>100%</w:t>
             </w:r>
           </w:p>
         </w:tc>
@@ -3393,7 +3699,7 @@
                 <w:color w:val="1C3A36"/>
                 <w:sz w:val="17"/>
               </w:rPr>
-              <w:t>0.6929</w:t>
+              <w:t>100%</w:t>
             </w:r>
           </w:p>
         </w:tc>
@@ -3402,6 +3708,115 @@
         <w:tc>
           <w:tcPr>
             <w:tcW w:type="dxa" w:w="3312"/>
+          </w:tcPr>
+          <w:p>
+            <w:pPr>
+              <w:spacing w:after="20"/>
+            </w:pPr>
+            <w:r>
+              <w:rPr>
+                <w:color w:val="1C3A36"/>
+                <w:sz w:val="17"/>
+              </w:rPr>
+              <w:t>Discount factor</w:t>
+            </w:r>
+          </w:p>
+        </w:tc>
+        <w:tc>
+          <w:tcPr>
+            <w:tcW w:type="dxa" w:w="1354"/>
+          </w:tcPr>
+          <w:p>
+            <w:pPr>
+              <w:spacing w:after="20"/>
+              <w:jc w:val="right"/>
+            </w:pPr>
+            <w:r>
+              <w:rPr>
+                <w:color w:val="1C3A36"/>
+                <w:sz w:val="17"/>
+              </w:rPr>
+              <w:t>0.9640</w:t>
+            </w:r>
+          </w:p>
+        </w:tc>
+        <w:tc>
+          <w:tcPr>
+            <w:tcW w:type="dxa" w:w="1354"/>
+          </w:tcPr>
+          <w:p>
+            <w:pPr>
+              <w:spacing w:after="20"/>
+              <w:jc w:val="right"/>
+            </w:pPr>
+            <w:r>
+              <w:rPr>
+                <w:color w:val="1C3A36"/>
+                <w:sz w:val="17"/>
+              </w:rPr>
+              <w:t>0.8958</w:t>
+            </w:r>
+          </w:p>
+        </w:tc>
+        <w:tc>
+          <w:tcPr>
+            <w:tcW w:type="dxa" w:w="1354"/>
+          </w:tcPr>
+          <w:p>
+            <w:pPr>
+              <w:spacing w:after="20"/>
+              <w:jc w:val="right"/>
+            </w:pPr>
+            <w:r>
+              <w:rPr>
+                <w:color w:val="1C3A36"/>
+                <w:sz w:val="17"/>
+              </w:rPr>
+              <w:t>0.8324</w:t>
+            </w:r>
+          </w:p>
+        </w:tc>
+        <w:tc>
+          <w:tcPr>
+            <w:tcW w:type="dxa" w:w="1354"/>
+          </w:tcPr>
+          <w:p>
+            <w:pPr>
+              <w:spacing w:after="20"/>
+              <w:jc w:val="right"/>
+            </w:pPr>
+            <w:r>
+              <w:rPr>
+                <w:color w:val="1C3A36"/>
+                <w:sz w:val="17"/>
+              </w:rPr>
+              <w:t>0.7735</w:t>
+            </w:r>
+          </w:p>
+        </w:tc>
+        <w:tc>
+          <w:tcPr>
+            <w:tcW w:type="dxa" w:w="1354"/>
+          </w:tcPr>
+          <w:p>
+            <w:pPr>
+              <w:spacing w:after="20"/>
+              <w:jc w:val="right"/>
+            </w:pPr>
+            <w:r>
+              <w:rPr>
+                <w:color w:val="1C3A36"/>
+                <w:sz w:val="17"/>
+              </w:rPr>
+              <w:t>0.7188</w:t>
+            </w:r>
+          </w:p>
+        </w:tc>
+      </w:tr>
+      <w:tr>
+        <w:tc>
+          <w:tcPr>
+            <w:tcW w:type="dxa" w:w="3312"/>
             <w:shd w:val="clear" w:color="auto" w:fill="F6F1E6"/>
           </w:tcPr>
           <w:p>
@@ -3434,7 +3849,7 @@
                 <w:color w:val="1C3A36"/>
                 <w:sz w:val="17"/>
               </w:rPr>
-              <w:t>981</w:t>
+              <w:t>476</w:t>
             </w:r>
           </w:p>
         </w:tc>
@@ -3454,7 +3869,7 @@
                 <w:color w:val="1C3A36"/>
                 <w:sz w:val="17"/>
               </w:rPr>
-              <w:t>1,155</w:t>
+              <w:t>1,139</w:t>
             </w:r>
           </w:p>
         </w:tc>
@@ -3474,7 +3889,7 @@
                 <w:color w:val="1C3A36"/>
                 <w:sz w:val="17"/>
               </w:rPr>
-              <w:t>1,130</w:t>
+              <w:t>1,117</w:t>
             </w:r>
           </w:p>
         </w:tc>
@@ -3494,7 +3909,7 @@
                 <w:color w:val="1C3A36"/>
                 <w:sz w:val="17"/>
               </w:rPr>
-              <w:t>1,139</w:t>
+              <w:t>1,132</w:t>
             </w:r>
           </w:p>
         </w:tc>
@@ -3514,7 +3929,7 @@
                 <w:color w:val="1C3A36"/>
                 <w:sz w:val="17"/>
               </w:rPr>
-              <w:t>1,133</w:t>
+              <w:t>1,130</w:t>
             </w:r>
           </w:p>
         </w:tc>
@@ -3536,7 +3951,7 @@
           <w:color w:val="6E7B77"/>
           <w:sz w:val="17"/>
         </w:rPr>
-        <w:t>Every line is computed, not typed. Working capital is NEGATIVE for this company — customer deposits and payables fund the cycle — so growth RELEASES cash: the working-capital line adds to free cash flow every year, at the audited 2025 ratio of -51.4% of revenue. Capital expenditure is priced per new refrigeration ton (AED 4,889 per RT added, derived from the 2025 cash figures) plus a maintenance allowance on the installed base.</w:t>
+        <w:t>Every line is computed, not typed. The three revenue rows foot to the total. Operating EBITDA excludes the interest earned on the related-party acquisition receivables and the rental income on the investment properties — both assets are added at book in the bridge instead, so nothing is counted twice. Working capital is NEGATIVE for this company — customer deposits and payables fund the cycle — so growth RELEASES cash: the working-capital line adds to free cash flow every year, at the audited 2025 ratio of -51.4% of revenue. Capital expenditure is priced per new refrigeration ton (AED 4,889 per RT added, derived from the 2025 cash figures) plus a maintenance allowance on the installed base. FY2026 enters at half weight — the 30-June clock above.</w:t>
       </w:r>
     </w:p>
     <w:tbl>
@@ -3716,7 +4131,7 @@
                 <w:color w:val="1C3A36"/>
                 <w:sz w:val="17"/>
               </w:rPr>
-              <w:t>1,124</w:t>
+              <w:t>1,061</w:t>
             </w:r>
           </w:p>
         </w:tc>
@@ -3734,7 +4149,7 @@
                 <w:color w:val="1C3A36"/>
                 <w:sz w:val="17"/>
               </w:rPr>
-              <w:t>1,234</w:t>
+              <w:t>1,172</w:t>
             </w:r>
           </w:p>
         </w:tc>
@@ -3752,7 +4167,7 @@
                 <w:color w:val="1C3A36"/>
                 <w:sz w:val="17"/>
               </w:rPr>
-              <w:t>1,314</w:t>
+              <w:t>1,252</w:t>
             </w:r>
           </w:p>
         </w:tc>
@@ -3770,7 +4185,7 @@
                 <w:color w:val="1C3A36"/>
                 <w:sz w:val="17"/>
               </w:rPr>
-              <w:t>1,385</w:t>
+              <w:t>1,325</w:t>
             </w:r>
           </w:p>
         </w:tc>
@@ -3788,7 +4203,7 @@
                 <w:color w:val="1C3A36"/>
                 <w:sz w:val="17"/>
               </w:rPr>
-              <w:t>1,448</w:t>
+              <w:t>1,389</w:t>
             </w:r>
           </w:p>
         </w:tc>
@@ -3829,7 +4244,7 @@
                 <w:color w:val="1C3A36"/>
                 <w:sz w:val="17"/>
               </w:rPr>
-              <w:t>976</w:t>
+              <w:t>912</w:t>
             </w:r>
           </w:p>
         </w:tc>
@@ -3849,7 +4264,7 @@
                 <w:color w:val="1C3A36"/>
                 <w:sz w:val="17"/>
               </w:rPr>
-              <w:t>1,251</w:t>
+              <w:t>1,188</w:t>
             </w:r>
           </w:p>
         </w:tc>
@@ -3869,7 +4284,7 @@
                 <w:color w:val="1C3A36"/>
                 <w:sz w:val="17"/>
               </w:rPr>
-              <w:t>1,315</w:t>
+              <w:t>1,254</w:t>
             </w:r>
           </w:p>
         </w:tc>
@@ -3889,7 +4304,7 @@
                 <w:color w:val="1C3A36"/>
                 <w:sz w:val="17"/>
               </w:rPr>
-              <w:t>1,429</w:t>
+              <w:t>1,369</w:t>
             </w:r>
           </w:p>
         </w:tc>
@@ -3909,7 +4324,7 @@
                 <w:color w:val="1C3A36"/>
                 <w:sz w:val="17"/>
               </w:rPr>
-              <w:t>1,533</w:t>
+              <w:t>1,474</w:t>
             </w:r>
           </w:p>
         </w:tc>
@@ -3946,7 +4361,7 @@
                 <w:color w:val="1C3A36"/>
                 <w:sz w:val="17"/>
               </w:rPr>
-              <w:t>907</w:t>
+              <w:t>440</w:t>
             </w:r>
           </w:p>
         </w:tc>
@@ -3964,7 +4379,7 @@
                 <w:color w:val="1C3A36"/>
                 <w:sz w:val="17"/>
               </w:rPr>
-              <w:t>1,081</w:t>
+              <w:t>1,064</w:t>
             </w:r>
           </w:p>
         </w:tc>
@@ -3982,7 +4397,7 @@
                 <w:color w:val="1C3A36"/>
                 <w:sz w:val="17"/>
               </w:rPr>
-              <w:t>1,057</w:t>
+              <w:t>1,044</w:t>
             </w:r>
           </w:p>
         </w:tc>
@@ -4000,7 +4415,7 @@
                 <w:color w:val="1C3A36"/>
                 <w:sz w:val="17"/>
               </w:rPr>
-              <w:t>1,068</w:t>
+              <w:t>1,059</w:t>
             </w:r>
           </w:p>
         </w:tc>
@@ -4018,7 +4433,7 @@
                 <w:color w:val="1C3A36"/>
                 <w:sz w:val="17"/>
               </w:rPr>
-              <w:t>1,065</w:t>
+              <w:t>1,060</w:t>
             </w:r>
           </w:p>
         </w:tc>
@@ -4234,7 +4649,7 @@
                 <w:color w:val="1C3A36"/>
                 <w:sz w:val="16"/>
               </w:rPr>
-              <w:t>5,538</w:t>
+              <w:t>4,993</w:t>
             </w:r>
           </w:p>
         </w:tc>
@@ -4252,7 +4667,7 @@
                 <w:color w:val="1C3A36"/>
                 <w:sz w:val="16"/>
               </w:rPr>
-              <w:t>5,178</w:t>
+              <w:t>4,667</w:t>
             </w:r>
           </w:p>
         </w:tc>
@@ -4270,7 +4685,7 @@
                 <w:color w:val="1C3A36"/>
                 <w:sz w:val="16"/>
               </w:rPr>
-              <w:t>sum of the present-value rows above</w:t>
+              <w:t>sum of the present-value rows above (2026 at half weight — the 30-June clock)</w:t>
             </w:r>
           </w:p>
         </w:tc>
@@ -4289,7 +4704,7 @@
                 <w:color w:val="1C3A36"/>
                 <w:sz w:val="16"/>
               </w:rPr>
-              <w:t>Terminal value</w:t>
+              <w:t>Terminal value (two-stage)</w:t>
             </w:r>
           </w:p>
         </w:tc>
@@ -4307,7 +4722,7 @@
                 <w:color w:val="1C3A36"/>
                 <w:sz w:val="16"/>
               </w:rPr>
-              <w:t>27,727</w:t>
+              <w:t>24,747</w:t>
             </w:r>
           </w:p>
         </w:tc>
@@ -4325,7 +4740,7 @@
                 <w:color w:val="1C3A36"/>
                 <w:sz w:val="16"/>
               </w:rPr>
-              <w:t>25,927</w:t>
+              <w:t>22,989</w:t>
             </w:r>
           </w:p>
         </w:tc>
@@ -4343,7 +4758,7 @@
                 <w:color w:val="1C3A36"/>
                 <w:sz w:val="16"/>
               </w:rPr>
-              <w:t>final-year NOPAT grown 2.5% × (1 − reinvestment rate 10.8%), capitalised at 7.61% − 2.5%. The reinvestment rate is forced to growth ÷ terminal return on capital (23.2%) so growth is paid for</w:t>
+              <w:t>stage one: ten further years of NOPAT growth at 2.5% — volume-only under the regulator's no-indexation rule; stage two: a perpetuity at 1.5%. Reinvestment is forced to growth ÷ terminal return on capital (26.9%) in EACH stage, so growth is paid for</w:t>
             </w:r>
           </w:p>
         </w:tc>
@@ -4380,7 +4795,7 @@
                 <w:color w:val="1C3A36"/>
                 <w:sz w:val="16"/>
               </w:rPr>
-              <w:t>19,212</w:t>
+              <w:t>17,788</w:t>
             </w:r>
           </w:p>
         </w:tc>
@@ -4398,7 +4813,7 @@
                 <w:color w:val="1C3A36"/>
                 <w:sz w:val="16"/>
               </w:rPr>
-              <w:t>18,006</w:t>
+              <w:t>16,524</w:t>
             </w:r>
           </w:p>
         </w:tc>
@@ -4416,7 +4831,7 @@
                 <w:color w:val="1C3A36"/>
                 <w:sz w:val="16"/>
               </w:rPr>
-              <w:t>discounted at the year-5 factor</w:t>
+              <w:t>discounted at the year-4.5 factor</w:t>
             </w:r>
           </w:p>
         </w:tc>
@@ -4457,7 +4872,7 @@
                 <w:color w:val="1C3A36"/>
                 <w:sz w:val="16"/>
               </w:rPr>
-              <w:t>24,750</w:t>
+              <w:t>22,781</w:t>
             </w:r>
           </w:p>
         </w:tc>
@@ -4477,7 +4892,7 @@
                 <w:color w:val="1C3A36"/>
                 <w:sz w:val="16"/>
               </w:rPr>
-              <w:t>23,184</w:t>
+              <w:t>21,191</w:t>
             </w:r>
           </w:p>
         </w:tc>
@@ -4534,7 +4949,7 @@
                 <w:color w:val="1C3A36"/>
                 <w:sz w:val="16"/>
               </w:rPr>
-              <w:t>77.6%</w:t>
+              <w:t>78.1%</w:t>
             </w:r>
           </w:p>
         </w:tc>
@@ -4552,7 +4967,7 @@
                 <w:color w:val="1C3A36"/>
                 <w:sz w:val="16"/>
               </w:rPr>
-              <w:t>77.7%</w:t>
+              <w:t>78.0%</w:t>
             </w:r>
           </w:p>
         </w:tc>
@@ -4662,7 +5077,7 @@
                 <w:color w:val="1C3A36"/>
                 <w:sz w:val="16"/>
               </w:rPr>
-              <w:t>Plus investment properties</w:t>
+              <w:t>Plus related-party acquisition receivables, at book</w:t>
             </w:r>
           </w:p>
         </w:tc>
@@ -4680,7 +5095,7 @@
                 <w:color w:val="1C3A36"/>
                 <w:sz w:val="16"/>
               </w:rPr>
-              <w:t>169</w:t>
+              <w:t>1,294</w:t>
             </w:r>
           </w:p>
         </w:tc>
@@ -4698,7 +5113,7 @@
                 <w:color w:val="1C3A36"/>
                 <w:sz w:val="16"/>
               </w:rPr>
-              <w:t>169</w:t>
+              <w:t>1,294</w:t>
             </w:r>
           </w:p>
         </w:tc>
@@ -4716,7 +5131,7 @@
                 <w:color w:val="1C3A36"/>
                 <w:sz w:val="16"/>
               </w:rPr>
-              <w:t>non-operating side pocket, at book; its depreciation is excluded from the operating model for the same reason</w:t>
+              <w:t>the concession-grantor financial asset (Dubai Aviation City, on the DXB CoolCo acquisition) and the Nakheel minimum-demand commitment (Empower Snow). Their interest is excluded from operating earnings, the asset enters here at book, and it is excluded from terminal invested capital — counted once, cleanly</w:t>
             </w:r>
           </w:p>
         </w:tc>
@@ -4735,7 +5150,7 @@
                 <w:color w:val="1C3A36"/>
                 <w:sz w:val="16"/>
               </w:rPr>
-              <w:t>Plus financial assets held at fair value</w:t>
+              <w:t>Plus investment properties</w:t>
             </w:r>
           </w:p>
         </w:tc>
@@ -4753,7 +5168,7 @@
                 <w:color w:val="1C3A36"/>
                 <w:sz w:val="16"/>
               </w:rPr>
-              <w:t>128</w:t>
+              <w:t>169</w:t>
             </w:r>
           </w:p>
         </w:tc>
@@ -4771,7 +5186,7 @@
                 <w:color w:val="1C3A36"/>
                 <w:sz w:val="16"/>
               </w:rPr>
-              <w:t>128</w:t>
+              <w:t>169</w:t>
             </w:r>
           </w:p>
         </w:tc>
@@ -4789,7 +5204,7 @@
                 <w:color w:val="1C3A36"/>
                 <w:sz w:val="16"/>
               </w:rPr>
-              <w:t>cash-like holdings outside the operating model, at book</w:t>
+              <w:t>non-operating side pocket, at book; its depreciation AND its rental income are excluded from the operating model for the same once-only reason</w:t>
             </w:r>
           </w:p>
         </w:tc>
@@ -4808,7 +5223,7 @@
                 <w:color w:val="1C3A36"/>
                 <w:sz w:val="16"/>
               </w:rPr>
-              <w:t>Less minority interests (1.1% of profits)</w:t>
+              <w:t>Plus financial assets held at fair value</w:t>
             </w:r>
           </w:p>
         </w:tc>
@@ -4826,7 +5241,7 @@
                 <w:color w:val="1C3A36"/>
                 <w:sz w:val="16"/>
               </w:rPr>
-              <w:t>(234)</w:t>
+              <w:t>128</w:t>
             </w:r>
           </w:p>
         </w:tc>
@@ -4844,7 +5259,7 @@
                 <w:color w:val="1C3A36"/>
                 <w:sz w:val="16"/>
               </w:rPr>
-              <w:t>(217)</w:t>
+              <w:t>128</w:t>
             </w:r>
           </w:p>
         </w:tc>
@@ -4862,7 +5277,7 @@
                 <w:color w:val="1C3A36"/>
                 <w:sz w:val="16"/>
               </w:rPr>
-              <w:t>minorities (the 30% of DXB CoolCo, and others) take 1.1% of group profit and are charged the same share of the value — the internally consistent convention when the group is valued above book</w:t>
+              <w:t>cash-like holdings outside the operating model, at book</w:t>
             </w:r>
           </w:p>
         </w:tc>
@@ -4881,7 +5296,7 @@
                 <w:color w:val="1C3A36"/>
                 <w:sz w:val="16"/>
               </w:rPr>
-              <w:t>Equity attributable</w:t>
+              <w:t>Less minority interests (1.1% of profits)</w:t>
             </w:r>
           </w:p>
         </w:tc>
@@ -4899,7 +5314,7 @@
                 <w:color w:val="1C3A36"/>
                 <w:sz w:val="16"/>
               </w:rPr>
-              <w:t>21,821</w:t>
+              <w:t>(226)</w:t>
             </w:r>
           </w:p>
         </w:tc>
@@ -4917,7 +5332,7 @@
                 <w:color w:val="1C3A36"/>
                 <w:sz w:val="16"/>
               </w:rPr>
-              <w:t>20,272</w:t>
+              <w:t>(210)</w:t>
             </w:r>
           </w:p>
         </w:tc>
@@ -4935,6 +5350,7 @@
                 <w:color w:val="1C3A36"/>
                 <w:sz w:val="16"/>
               </w:rPr>
+              <w:t>minorities (the 15% of DXB CoolCo, and others) take 1.1% of group profit and are charged the same share of the value — the internally consistent convention when the group is valued above book</w:t>
             </w:r>
           </w:p>
         </w:tc>
@@ -4943,6 +5359,78 @@
         <w:tc>
           <w:tcPr>
             <w:tcW w:type="dxa" w:w="3168"/>
+          </w:tcPr>
+          <w:p>
+            <w:pPr>
+              <w:spacing w:after="20"/>
+            </w:pPr>
+            <w:r>
+              <w:rPr>
+                <w:color w:val="1C3A36"/>
+                <w:sz w:val="16"/>
+              </w:rPr>
+              <w:t>Equity attributable</w:t>
+            </w:r>
+          </w:p>
+        </w:tc>
+        <w:tc>
+          <w:tcPr>
+            <w:tcW w:type="dxa" w:w="1368"/>
+          </w:tcPr>
+          <w:p>
+            <w:pPr>
+              <w:spacing w:after="20"/>
+              <w:jc w:val="right"/>
+            </w:pPr>
+            <w:r>
+              <w:rPr>
+                <w:color w:val="1C3A36"/>
+                <w:sz w:val="16"/>
+              </w:rPr>
+              <w:t>21,154</w:t>
+            </w:r>
+          </w:p>
+        </w:tc>
+        <w:tc>
+          <w:tcPr>
+            <w:tcW w:type="dxa" w:w="1368"/>
+          </w:tcPr>
+          <w:p>
+            <w:pPr>
+              <w:spacing w:after="20"/>
+              <w:jc w:val="right"/>
+            </w:pPr>
+            <w:r>
+              <w:rPr>
+                <w:color w:val="1C3A36"/>
+                <w:sz w:val="16"/>
+              </w:rPr>
+              <w:t>19,581</w:t>
+            </w:r>
+          </w:p>
+        </w:tc>
+        <w:tc>
+          <w:tcPr>
+            <w:tcW w:type="dxa" w:w="4176"/>
+          </w:tcPr>
+          <w:p>
+            <w:pPr>
+              <w:spacing w:after="20"/>
+              <w:jc w:val="right"/>
+            </w:pPr>
+            <w:r>
+              <w:rPr>
+                <w:color w:val="1C3A36"/>
+                <w:sz w:val="16"/>
+              </w:rPr>
+            </w:r>
+          </w:p>
+        </w:tc>
+      </w:tr>
+      <w:tr>
+        <w:tc>
+          <w:tcPr>
+            <w:tcW w:type="dxa" w:w="3168"/>
             <w:shd w:val="clear" w:color="auto" w:fill="F6F1E6"/>
           </w:tcPr>
           <w:p>
@@ -4975,7 +5463,7 @@
                 <w:color w:val="1C3A36"/>
                 <w:sz w:val="16"/>
               </w:rPr>
-              <w:t>2.182</w:t>
+              <w:t>2.115</w:t>
             </w:r>
           </w:p>
         </w:tc>
@@ -4995,7 +5483,7 @@
                 <w:color w:val="1C3A36"/>
                 <w:sz w:val="16"/>
               </w:rPr>
-              <w:t>2.027</w:t>
+              <w:t>1.958</w:t>
             </w:r>
           </w:p>
         </w:tc>
@@ -5015,7 +5503,7 @@
                 <w:color w:val="1C3A36"/>
                 <w:sz w:val="16"/>
               </w:rPr>
-              <w:t>against a spot of 1.50: +45% and +35% respectively</w:t>
+              <w:t>against a spot of 1.50: +41% and +31% respectively</w:t>
             </w:r>
           </w:p>
         </w:tc>
@@ -5037,7 +5525,7 @@
           <w:color w:val="6E7B77"/>
           <w:sz w:val="17"/>
         </w:rPr>
-        <w:t>The valuation is struck on the 30 June 2026 reviewed balance sheet against an anchor price five weeks later; no accretion roll is applied across that short window. The difference between the two columns — AED 0.155 per share, 7.1% of the 9% value — is the entire price of the tax question, and it is left visible rather than averaged away.</w:t>
+        <w:t>Bridge and cash-flow clock BOTH sit at 30 June 2026: the June balance sheet nets against cash flows that begin in July, so nothing inside the first half of 2026 is counted twice (the first edition's full-year convention double-counted roughly AED 200mn of first-half cash — corrected). The difference between the two columns — AED 0.157 per share, 7.4% of the 9% value — is the entire price of the tax question, and it is left visible rather than averaged away.</w:t>
       </w:r>
     </w:p>
     <w:p>
@@ -5065,7 +5553,7 @@
           <w:color w:val="1C3A36"/>
           <w:sz w:val="21"/>
         </w:rPr>
-        <w:t>Book value attributable to shareholders is AED 3,338mn at 30 June 2026, or 0.334 per share — the share trades at 4.5× book. That multiple is not the anomaly it appears: the equity base is small because the assets are largely debt- and customer-deposit-funded and the company has distributed heavily since listing, so the sustainable return on equity is high — 30.5% on the average of the last two year-end equity bases. A justified price-to-book multiple, (return on equity − growth) ÷ (cost of equity − growth), gives 4.9× book at the 8.24% cost of equity and 2.5% growth — AED 1.630 per share.</w:t>
+        <w:t>Book value attributable to shareholders is AED 3,338mn at 30 June 2026, or 0.334 per share — the share trades at 4.5× book. That multiple is not the anomaly it appears: the equity base is small because the assets are largely debt- and customer-deposit-funded and the company has distributed heavily since listing, so the sustainable return on equity is high — 30.5% on the average of the last two year-end equity bases. A justified price-to-book multiple, (return on equity − growth) ÷ (cost of equity − growth), gives 4.9× book at the 8.24% cost of equity and 2.5% growth — AED 1.630 per share. The lens is framed under both tax columns like every other: with the sustainable return re-taxed at 15%, the justified multiple is 4.5× and the value 1.513 per share.</w:t>
       </w:r>
     </w:p>
     <w:p>
@@ -5195,7 +5683,7 @@
                 <w:color w:val="1C3A36"/>
                 <w:sz w:val="17"/>
               </w:rPr>
-              <w:t>Tabreed enterprise value / EBITDA (trailing)</w:t>
+              <w:t>Tabreed enterprise value / EBITDA (trailing, restruck at the anchor)</w:t>
             </w:r>
           </w:p>
         </w:tc>
@@ -5213,7 +5701,7 @@
                 <w:color w:val="1C3A36"/>
                 <w:sz w:val="17"/>
               </w:rPr>
-              <w:t>10.7×</w:t>
+              <w:t>10.1×</w:t>
             </w:r>
           </w:p>
         </w:tc>
@@ -5231,7 +5719,7 @@
                 <w:color w:val="1C3A36"/>
                 <w:sz w:val="17"/>
               </w:rPr>
-              <w:t>the only listed pure district-cooling peer (Dubai Financial Market); derived from its market value plus net debt over 2025 EBITDA, and flagged as derived. Tabreed runs much higher leverage, which is why the comparison is made at the enterprise line rather than on price/earnings alone</w:t>
+              <w:t>the only listed pure district-cooling peer (Dubai Financial Market); derived from its market value at the 2.46 close of 6–7 August (down 9.6% from the 2.72 of 22 June — the peer sold off with the subject, and the multiple is struck on the SAME date as the anchor) plus net debt over its trailing EBITDA, flagged as derived. Tabreed runs much higher leverage, which is why the comparison is made at the enterprise line rather than on price/earnings alone</w:t>
             </w:r>
           </w:p>
         </w:tc>
@@ -5250,7 +5738,7 @@
                 <w:color w:val="1C3A36"/>
                 <w:sz w:val="17"/>
               </w:rPr>
-              <w:t>Applied to Empower 2026E EBITDA</w:t>
+              <w:t>Applied to Empower trailing operating EBITDA (twelve months to 30 June 2026)</w:t>
             </w:r>
           </w:p>
         </w:tc>
@@ -5268,7 +5756,7 @@
                 <w:color w:val="1C3A36"/>
                 <w:sz w:val="17"/>
               </w:rPr>
-              <w:t>1,702</w:t>
+              <w:t>1,584</w:t>
             </w:r>
           </w:p>
         </w:tc>
@@ -5286,7 +5774,7 @@
                 <w:color w:val="1C3A36"/>
                 <w:sz w:val="17"/>
               </w:rPr>
-              <w:t>the base-case build, shock year included</w:t>
+              <w:t>trailing multiple on trailing earnings — like-for-like periods on both sides</w:t>
             </w:r>
           </w:p>
         </w:tc>
@@ -5323,7 +5811,7 @@
                 <w:color w:val="1C3A36"/>
                 <w:sz w:val="17"/>
               </w:rPr>
-              <w:t>18,216</w:t>
+              <w:t>15,998</w:t>
             </w:r>
           </w:p>
         </w:tc>
@@ -5436,7 +5924,7 @@
                 <w:color w:val="1C3A36"/>
                 <w:sz w:val="17"/>
               </w:rPr>
-              <w:t>1.536</w:t>
+              <w:t>1.444</w:t>
             </w:r>
           </w:p>
         </w:tc>
@@ -5456,7 +5944,7 @@
                 <w:color w:val="1C3A36"/>
                 <w:sz w:val="17"/>
               </w:rPr>
-              <w:t>+2% against spot</w:t>
+              <w:t>-4% against spot</w:t>
             </w:r>
           </w:p>
         </w:tc>
@@ -5475,7 +5963,7 @@
                 <w:color w:val="1C3A36"/>
                 <w:sz w:val="17"/>
               </w:rPr>
-              <w:t>Tabreed price/earnings 16.6× on 2026E attributable profit of 1,025</w:t>
+              <w:t>Tabreed price/earnings 15.0× on 2026E attributable profit of 1,025</w:t>
             </w:r>
           </w:p>
         </w:tc>
@@ -5493,7 +5981,7 @@
                 <w:color w:val="1C3A36"/>
                 <w:sz w:val="17"/>
               </w:rPr>
-              <w:t>1.701</w:t>
+              <w:t>1.537</w:t>
             </w:r>
           </w:p>
         </w:tc>
@@ -5533,7 +6021,21 @@
           <w:color w:val="1C3A36"/>
           <w:sz w:val="21"/>
         </w:rPr>
-        <w:t>Read this lens for what it is: a market-regime reading, not an independent fundamental. The peer multiples are themselves struck in a war-discounted market — Tabreed and DEWA fell with the index — so applying them imports the conflict discount rather than testing it. That is exactly why the lens carries 20% weight and why its gap to the cash-flow lens (1.536 against 2.182) is treated in section 4 as information about the market's risk pricing, not as an error in either number.</w:t>
+        <w:t>The cross-relationship is stated from the numbers, not from memory: at the anchor marks Empower's own trailing enterprise multiple is 11.4× against Tabreed's 10.1× — a premium — while on trailing price/earnings Empower stands at 15.1× against Tabreed's 15.0× — broadly in line. Each half-turn of the enterprise multiple is worth about AED 0.079 per share on this lens.</w:t>
+      </w:r>
+    </w:p>
+    <w:p>
+      <w:pPr>
+        <w:spacing w:after="120" w:before="0"/>
+      </w:pPr>
+      <w:r>
+        <w:rPr>
+          <w:b w:val="0"/>
+          <w:i w:val="0"/>
+          <w:color w:val="1C3A36"/>
+          <w:sz w:val="21"/>
+        </w:rPr>
+        <w:t>Read this lens for what it is: a market-regime reading, not an independent fundamental. The peer multiples are themselves struck in a war-discounted market — Tabreed and DEWA fell with the index — so applying them imports the conflict discount rather than testing it. That is exactly why the lens carries 20% weight and why its gap to the cash-flow lens (1.444 against 2.115) is treated in section 4 as information about the market's risk pricing, not as an error in either number.</w:t>
       </w:r>
     </w:p>
     <w:p>
@@ -5561,7 +6063,7 @@
           <w:color w:val="1C3A36"/>
           <w:sz w:val="21"/>
         </w:rPr>
-        <w:t>The question this lens asks: what does 2026 earn if the consumption shock had not happened — usage per connected ton at the 2025 level, everything else unchanged? Revenue would be AED 3,625mn (against 3,503mn shocked), EBITDA 1,731mn, and attributable profit 1,051mn — earnings per share of 0.105. Capitalised at a justified multiple of 16.4× — built from the sustainable return on equity (30.5%), the retention that 2.5% growth requires, and the 8.24% cost of equity — that is AED 1.724 per share (1.610 if the 15% minimum tax applies).</w:t>
+        <w:t>The question this lens asks: what does 2026 earn if the consumption shock had not happened — usage per connected ton at the 2025 level, everything else unchanged? Revenue would be AED 3,625mn (against 3,503mn shocked), EBITDA 1,731mn, and attributable profit 1,051mn — earnings per share of 0.105. Capitalised at a FORWARD justified multiple of 16.0× — built from the sustainable return on equity (30.5%), the retention that 2.5% growth requires, and the 8.24% cost of equity, with no growth factor applied on top (the earnings being capitalised are already forward) — that is AED 1.681 per share. Under the 15% minimum-tax framing the return re-taxes to 28.5%, the justified multiple to 15.9× and the value to 1.560 — both framings, like everywhere else.</w:t>
       </w:r>
     </w:p>
     <w:p>
@@ -5589,7 +6091,7 @@
           <w:color w:val="1C3A36"/>
           <w:sz w:val="24"/>
         </w:rPr>
-        <w:t>1.5  Synthesis — four lenses, one field</w:t>
+        <w:t>1.5  Synthesis — four lenses, one field, two cases</w:t>
       </w:r>
     </w:p>
     <w:tbl>
@@ -5711,7 +6213,7 @@
                 <w:color w:val="1C3A36"/>
                 <w:sz w:val="17"/>
               </w:rPr>
-              <w:t>Discounted cash flow</w:t>
+              <w:t>Discounted cash flow — recovery case</w:t>
             </w:r>
           </w:p>
         </w:tc>
@@ -5729,7 +6231,7 @@
                 <w:color w:val="1C3A36"/>
                 <w:sz w:val="17"/>
               </w:rPr>
-              <w:t>2.182</w:t>
+              <w:t>2.115</w:t>
             </w:r>
           </w:p>
         </w:tc>
@@ -5747,7 +6249,7 @@
                 <w:color w:val="1C3A36"/>
                 <w:sz w:val="17"/>
               </w:rPr>
-              <w:t>2.027</w:t>
+              <w:t>1.958</w:t>
             </w:r>
           </w:p>
         </w:tc>
@@ -5784,7 +6286,7 @@
                 <w:color w:val="1C3A36"/>
                 <w:sz w:val="17"/>
               </w:rPr>
-              <w:t>Relative multiples</w:t>
+              <w:t>Discounted cash flow — continuation case</w:t>
             </w:r>
           </w:p>
         </w:tc>
@@ -5802,7 +6304,7 @@
                 <w:color w:val="1C3A36"/>
                 <w:sz w:val="17"/>
               </w:rPr>
-              <w:t>1.536</w:t>
+              <w:t>2.057</w:t>
             </w:r>
           </w:p>
         </w:tc>
@@ -5820,7 +6322,7 @@
                 <w:color w:val="1C3A36"/>
                 <w:sz w:val="17"/>
               </w:rPr>
-              <w:t>1.536</w:t>
+              <w:t>1.903</w:t>
             </w:r>
           </w:p>
         </w:tc>
@@ -5838,7 +6340,7 @@
                 <w:color w:val="1C3A36"/>
                 <w:sz w:val="17"/>
               </w:rPr>
-              <w:t>20%</w:t>
+              <w:t>50%</w:t>
             </w:r>
           </w:p>
         </w:tc>
@@ -5857,7 +6359,7 @@
                 <w:color w:val="1C3A36"/>
                 <w:sz w:val="17"/>
               </w:rPr>
-              <w:t>Normalised earnings power</w:t>
+              <w:t>Relative multiples</w:t>
             </w:r>
           </w:p>
         </w:tc>
@@ -5875,7 +6377,7 @@
                 <w:color w:val="1C3A36"/>
                 <w:sz w:val="17"/>
               </w:rPr>
-              <w:t>1.724</w:t>
+              <w:t>1.444</w:t>
             </w:r>
           </w:p>
         </w:tc>
@@ -5893,7 +6395,7 @@
                 <w:color w:val="1C3A36"/>
                 <w:sz w:val="17"/>
               </w:rPr>
-              <w:t>1.610</w:t>
+              <w:t>1.444</w:t>
             </w:r>
           </w:p>
         </w:tc>
@@ -5911,7 +6413,7 @@
                 <w:color w:val="1C3A36"/>
                 <w:sz w:val="17"/>
               </w:rPr>
-              <w:t>15%</w:t>
+              <w:t>20%</w:t>
             </w:r>
           </w:p>
         </w:tc>
@@ -5930,7 +6432,7 @@
                 <w:color w:val="1C3A36"/>
                 <w:sz w:val="17"/>
               </w:rPr>
-              <w:t>Book value and sustainable return</w:t>
+              <w:t>Normalised earnings power</w:t>
             </w:r>
           </w:p>
         </w:tc>
@@ -5948,7 +6450,7 @@
                 <w:color w:val="1C3A36"/>
                 <w:sz w:val="17"/>
               </w:rPr>
-              <w:t>1.630</w:t>
+              <w:t>1.681</w:t>
             </w:r>
           </w:p>
         </w:tc>
@@ -5966,7 +6468,7 @@
                 <w:color w:val="1C3A36"/>
                 <w:sz w:val="17"/>
               </w:rPr>
-              <w:t>1.630</w:t>
+              <w:t>1.560</w:t>
             </w:r>
           </w:p>
         </w:tc>
@@ -5993,6 +6495,79 @@
         <w:tc>
           <w:tcPr>
             <w:tcW w:type="dxa" w:w="4882"/>
+          </w:tcPr>
+          <w:p>
+            <w:pPr>
+              <w:spacing w:after="20"/>
+            </w:pPr>
+            <w:r>
+              <w:rPr>
+                <w:color w:val="1C3A36"/>
+                <w:sz w:val="17"/>
+              </w:rPr>
+              <w:t>Book value and sustainable return</w:t>
+            </w:r>
+          </w:p>
+        </w:tc>
+        <w:tc>
+          <w:tcPr>
+            <w:tcW w:type="dxa" w:w="1195"/>
+          </w:tcPr>
+          <w:p>
+            <w:pPr>
+              <w:spacing w:after="20"/>
+              <w:jc w:val="right"/>
+            </w:pPr>
+            <w:r>
+              <w:rPr>
+                <w:color w:val="1C3A36"/>
+                <w:sz w:val="17"/>
+              </w:rPr>
+              <w:t>1.630</w:t>
+            </w:r>
+          </w:p>
+        </w:tc>
+        <w:tc>
+          <w:tcPr>
+            <w:tcW w:type="dxa" w:w="1195"/>
+          </w:tcPr>
+          <w:p>
+            <w:pPr>
+              <w:spacing w:after="20"/>
+              <w:jc w:val="right"/>
+            </w:pPr>
+            <w:r>
+              <w:rPr>
+                <w:color w:val="1C3A36"/>
+                <w:sz w:val="17"/>
+              </w:rPr>
+              <w:t>1.513</w:t>
+            </w:r>
+          </w:p>
+        </w:tc>
+        <w:tc>
+          <w:tcPr>
+            <w:tcW w:type="dxa" w:w="1368"/>
+          </w:tcPr>
+          <w:p>
+            <w:pPr>
+              <w:spacing w:after="20"/>
+              <w:jc w:val="right"/>
+            </w:pPr>
+            <w:r>
+              <w:rPr>
+                <w:color w:val="1C3A36"/>
+                <w:sz w:val="17"/>
+              </w:rPr>
+              <w:t>15%</w:t>
+            </w:r>
+          </w:p>
+        </w:tc>
+      </w:tr>
+      <w:tr>
+        <w:tc>
+          <w:tcPr>
+            <w:tcW w:type="dxa" w:w="4882"/>
             <w:shd w:val="clear" w:color="auto" w:fill="F6F1E6"/>
           </w:tcPr>
           <w:p>
@@ -6005,7 +6580,7 @@
                 <w:color w:val="1C3A36"/>
                 <w:sz w:val="17"/>
               </w:rPr>
-              <w:t>Weighted central</w:t>
+              <w:t>Weighted central — recovery (de-escalation)</w:t>
             </w:r>
           </w:p>
         </w:tc>
@@ -6025,7 +6600,7 @@
                 <w:color w:val="1C3A36"/>
                 <w:sz w:val="17"/>
               </w:rPr>
-              <w:t>1.901</w:t>
+              <w:t>1.84</w:t>
             </w:r>
           </w:p>
         </w:tc>
@@ -6045,7 +6620,88 @@
                 <w:color w:val="1C3A36"/>
                 <w:sz w:val="17"/>
               </w:rPr>
-              <w:t>1.807</w:t>
+              <w:t>1.73</w:t>
+            </w:r>
+          </w:p>
+        </w:tc>
+        <w:tc>
+          <w:tcPr>
+            <w:tcW w:type="dxa" w:w="1368"/>
+            <w:shd w:val="clear" w:color="auto" w:fill="F6F1E6"/>
+          </w:tcPr>
+          <w:p>
+            <w:pPr>
+              <w:spacing w:after="20"/>
+              <w:jc w:val="right"/>
+            </w:pPr>
+            <w:r>
+              <w:rPr>
+                <w:b/>
+                <w:color w:val="1C3A36"/>
+                <w:sz w:val="17"/>
+              </w:rPr>
+              <w:t>—</w:t>
+            </w:r>
+          </w:p>
+        </w:tc>
+      </w:tr>
+      <w:tr>
+        <w:tc>
+          <w:tcPr>
+            <w:tcW w:type="dxa" w:w="4882"/>
+            <w:shd w:val="clear" w:color="auto" w:fill="F6F1E6"/>
+          </w:tcPr>
+          <w:p>
+            <w:pPr>
+              <w:spacing w:after="20"/>
+            </w:pPr>
+            <w:r>
+              <w:rPr>
+                <w:b/>
+                <w:color w:val="1C3A36"/>
+                <w:sz w:val="17"/>
+              </w:rPr>
+              <w:t>Weighted central — continuation</w:t>
+            </w:r>
+          </w:p>
+        </w:tc>
+        <w:tc>
+          <w:tcPr>
+            <w:tcW w:type="dxa" w:w="1195"/>
+            <w:shd w:val="clear" w:color="auto" w:fill="F6F1E6"/>
+          </w:tcPr>
+          <w:p>
+            <w:pPr>
+              <w:spacing w:after="20"/>
+              <w:jc w:val="right"/>
+            </w:pPr>
+            <w:r>
+              <w:rPr>
+                <w:b/>
+                <w:color w:val="1C3A36"/>
+                <w:sz w:val="17"/>
+              </w:rPr>
+              <w:t>1.81</w:t>
+            </w:r>
+          </w:p>
+        </w:tc>
+        <w:tc>
+          <w:tcPr>
+            <w:tcW w:type="dxa" w:w="1195"/>
+            <w:shd w:val="clear" w:color="auto" w:fill="F6F1E6"/>
+          </w:tcPr>
+          <w:p>
+            <w:pPr>
+              <w:spacing w:after="20"/>
+              <w:jc w:val="right"/>
+            </w:pPr>
+            <w:r>
+              <w:rPr>
+                <w:b/>
+                <w:color w:val="1C3A36"/>
+                <w:sz w:val="17"/>
+              </w:rPr>
+              <w:t>1.70</w:t>
             </w:r>
           </w:p>
         </w:tc>
@@ -6160,7 +6816,7 @@
           <w:color w:val="1C3A36"/>
           <w:sz w:val="21"/>
         </w:rPr>
-        <w:t>The lenses disagree in an orderly way. The cash-flow model sits highest because it credits the contracted growth backlog and the negative-working-capital funding model in full; the relative lens sits lowest because it imports today's war-discounted market regime; the normalised and book lenses sit between. The weighting leans on the cash-flow model because this is a regulated utility with contracted revenue — the class of business a discounted-cash-flow model prices best — and the field runs 1.461 to 2.221 bear to bull. Both tax columns are carried through every row; nothing is averaged across them.</w:t>
+        <w:t>The lenses disagree in an orderly way. The cash-flow model sits highest because it credits the contracted growth backlog and the negative-working-capital funding model in full; the relative lens sits lowest because it imports today's war-discounted market regime; the normalised and book lenses sit between. The weighting leans on the cash-flow model because this is a regulated utility with contracted revenue — the class of business a discounted-cash-flow model prices best — and the field runs 1.454 to 2.153 bear to bull. Both tax columns are carried through every row, the recovery and continuation cases are carried through every horizontal cut, and nothing is averaged across either pair. Note how little the case choice moves the central — AED 0.029 per share — which is the pass-through arithmetic of section 1.7 doing its work.</w:t>
       </w:r>
     </w:p>
     <w:p>
@@ -7062,7 +7718,7 @@
           <w:color w:val="6E7B77"/>
           <w:sz w:val="17"/>
         </w:rPr>
-        <w:t>The capacity rate per ton is IMPLIED, not published — no per-ton tariff schedule is disclosed anywhere in the filings — so it is solved from disclosed total revenue, the disclosed consumption figure in the auditor's key-audit-matter section, and the pipes line, then held flat at the regulated tariff. The consumption rate carries the 6% 2026 shock and recovers to the 2025 level through 2027 in the base case — the crux, section 1.7.</w:t>
+        <w:t>The capacity rate per ton is IMPLIED, not published — no per-ton tariff schedule is disclosed anywhere in the filings — so it is solved from disclosed total revenue, the disclosed consumption figure in the auditor's key-audit-matter section, and the pipes line, then held flat at the regulated tariff. The consumption rate carries the 6% 2026 shock and recovers to the 2025 level through 2027 in the recovery case — the crux, section 1.7.</w:t>
       </w:r>
     </w:p>
     <w:p>
@@ -7076,7 +7732,49 @@
           <w:color w:val="1C3A36"/>
           <w:sz w:val="21"/>
         </w:rPr>
-        <w:t>The cost stack is escalated one class at a time, never on a single blended index. Electricity and water purchased from DEWA — AED 1,468mn in 2025, 76.3% of consumption revenue and 43% of total revenue — moves with its own physical driver, the consumption leg itself (DEWA's slab tariff is flat; its fuel surcharge floats monthly). Staff and other cash operating costs (AED 398mn in 2025 across cost of sales and administration) escalate on a UAE wage path of 2.5% a year. Interest income on the airport concession receivable amortises slowly down. The build reproduces audited 2025 EBITDA of AED 1,642mn exactly before any forecast year is struck.</w:t>
+        <w:t>One reconciliation the reader should see rather than infer: the audited key-audit-matter figures put 2025 consumption revenue at 56.3% of total revenue, while the H1-2026 earnings deck shows a 49% consumption share for the half — the second half carries the summer cooling peak, so the full-year share always runs above the first-half share. The pass-through ratio used throughout (76.3%) is computed on the audited key-audit-matter basis, not the deck mix.</w:t>
+      </w:r>
+    </w:p>
+    <w:p>
+      <w:pPr>
+        <w:spacing w:after="80" w:before="200"/>
+      </w:pPr>
+      <w:r>
+        <w:rPr>
+          <w:b/>
+          <w:i w:val="0"/>
+          <w:color w:val="1C3A36"/>
+          <w:sz w:val="24"/>
+        </w:rPr>
+        <w:t>The physical unit build — hours and dirhams per ton-hour</w:t>
+      </w:r>
+    </w:p>
+    <w:p>
+      <w:pPr>
+        <w:spacing w:after="120" w:before="0"/>
+      </w:pPr>
+      <w:r>
+        <w:rPr>
+          <w:b w:val="0"/>
+          <w:i w:val="0"/>
+          <w:color w:val="1C3A36"/>
+          <w:sz w:val="21"/>
+        </w:rPr>
+        <w:t>The consumption leg decomposes to physical units: revenue = connected tons × equivalent full-load hours × the dirham rate per ton-hour. On the disclosed first-half figures the implied rate is 0.634 AED per ton-hour — 1.4% BELOW the regulator's cap of 0.643 (fuel surcharge included). Empower already prices essentially at the regulated cap: there is no tariff headroom, which hardens the flat-tariff assumption and removes any tariff upside at once. In these units the 2025 year ran about 1,883 equivalent full-load hours on the average connected base of 1,611k tons (3,034m ton-hours in all); the first half of 2026 ran 698 hours, -9% year on year. The crux of section 1.7, restated in hours: the shock year runs about 6% fewer hours; the recovery case restores the ~1,883-hour year; the continuation case never does.</w:t>
+      </w:r>
+    </w:p>
+    <w:p>
+      <w:pPr>
+        <w:spacing w:after="120" w:before="0"/>
+      </w:pPr>
+      <w:r>
+        <w:rPr>
+          <w:b w:val="0"/>
+          <w:i w:val="0"/>
+          <w:color w:val="1C3A36"/>
+          <w:sz w:val="21"/>
+        </w:rPr>
+        <w:t>The cost stack is escalated one class at a time, never on a single blended index. Electricity and water purchased from DEWA — AED 1,468mn in 2025, 76.3% of consumption revenue and 43% of total revenue — moves with its own physical driver, the consumption leg itself (DEWA's slab tariff is flat; its fuel surcharge floats monthly). Staff and other cash operating costs (AED 408mn in 2025 across cost of sales and administration) escalate on a UAE wage path of 2.5% a year. Interest earned on the related-party acquisition receivables and rental income on the investment properties are EXCLUDED from operating EBITDA — they are returns on assets the bridge adds at book, so counting them in the cash flows too would price them twice. The 2025 identity is exact: operating EBITDA of AED 1,549.7mn, plus receivable interest of 58.3, rental income of 18.1 and the credit-loss reversal of 16.1, reproduces the audited-derived 1,642.2 (operating profit plus depreciation and amortisation) to the decimal before any forecast year is struck.</w:t>
       </w:r>
     </w:p>
     <w:tbl>
@@ -7347,7 +8045,7 @@
                 <w:color w:val="1C3A36"/>
                 <w:sz w:val="16"/>
               </w:rPr>
-              <w:t>EBITDA (AED mn)</w:t>
+              <w:t>Operating EBITDA (AED mn)</w:t>
             </w:r>
           </w:p>
         </w:tc>
@@ -7365,7 +8063,7 @@
                 <w:color w:val="1C3A36"/>
                 <w:sz w:val="16"/>
               </w:rPr>
-              <w:t>1,702</w:t>
+              <w:t>1,628</w:t>
             </w:r>
           </w:p>
         </w:tc>
@@ -7383,7 +8081,7 @@
                 <w:color w:val="1C3A36"/>
                 <w:sz w:val="16"/>
               </w:rPr>
-              <w:t>1,843</w:t>
+              <w:t>1,769</w:t>
             </w:r>
           </w:p>
         </w:tc>
@@ -7401,7 +8099,7 @@
                 <w:color w:val="1C3A36"/>
                 <w:sz w:val="16"/>
               </w:rPr>
-              <w:t>1,945</w:t>
+              <w:t>1,873</w:t>
             </w:r>
           </w:p>
         </w:tc>
@@ -7419,7 +8117,7 @@
                 <w:color w:val="1C3A36"/>
                 <w:sz w:val="16"/>
               </w:rPr>
-              <w:t>2,034</w:t>
+              <w:t>1,964</w:t>
             </w:r>
           </w:p>
         </w:tc>
@@ -7437,7 +8135,7 @@
                 <w:color w:val="1C3A36"/>
                 <w:sz w:val="16"/>
               </w:rPr>
-              <w:t>2,112</w:t>
+              <w:t>2,042</w:t>
             </w:r>
           </w:p>
         </w:tc>
@@ -7458,7 +8156,7 @@
                 <w:color w:val="1C3A36"/>
                 <w:sz w:val="16"/>
               </w:rPr>
-              <w:t>EBITDA margin — an OUTPUT</w:t>
+              <w:t>Operating EBITDA margin — an OUTPUT</w:t>
             </w:r>
           </w:p>
         </w:tc>
@@ -7478,7 +8176,7 @@
                 <w:color w:val="1C3A36"/>
                 <w:sz w:val="16"/>
               </w:rPr>
-              <w:t>48.6%</w:t>
+              <w:t>46.5%</w:t>
             </w:r>
           </w:p>
         </w:tc>
@@ -7498,7 +8196,7 @@
                 <w:color w:val="1C3A36"/>
                 <w:sz w:val="16"/>
               </w:rPr>
-              <w:t>48.0%</w:t>
+              <w:t>46.1%</w:t>
             </w:r>
           </w:p>
         </w:tc>
@@ -7518,7 +8216,7 @@
                 <w:color w:val="1C3A36"/>
                 <w:sz w:val="16"/>
               </w:rPr>
-              <w:t>48.1%</w:t>
+              <w:t>46.3%</w:t>
             </w:r>
           </w:p>
         </w:tc>
@@ -7538,7 +8236,7 @@
                 <w:color w:val="1C3A36"/>
                 <w:sz w:val="16"/>
               </w:rPr>
-              <w:t>48.2%</w:t>
+              <w:t>46.5%</w:t>
             </w:r>
           </w:p>
         </w:tc>
@@ -7558,7 +8256,7 @@
                 <w:color w:val="1C3A36"/>
                 <w:sz w:val="16"/>
               </w:rPr>
-              <w:t>48.2%</w:t>
+              <w:t>46.6%</w:t>
             </w:r>
           </w:p>
         </w:tc>
@@ -7798,7 +8496,21 @@
           <w:color w:val="6E7B77"/>
           <w:sz w:val="17"/>
         </w:rPr>
-        <w:t>The margin path is not assumed: it emerges from the two-leg mix. It dips in the shock year, then recovers toward the audited range (47.6–50.5%) as consumption normalises and the connected base grows into the cost stack.</w:t>
+        <w:t>The margin path is not assumed: it emerges from the two-leg mix — and it moves the opposite way to the market's instinct. The margin RISES in the shock year (from 45.3% in 2025 to 46.5%) because the revenue lost is mostly pass-through electricity and water cost that disappears with it; the dip is 2027 (46.1%), when the recovering consumption leg brings its pass-through cost back. The audited 2021–25 band of 47.6–50.5% is on the broader audited-derived basis (operating profit plus depreciation and amortisation, receivable interest and rental included), so the two series are stated on their own bases rather than mixed.</w:t>
+      </w:r>
+    </w:p>
+    <w:p>
+      <w:pPr>
+        <w:spacing w:after="120" w:before="0"/>
+      </w:pPr>
+      <w:r>
+        <w:rPr>
+          <w:b w:val="0"/>
+          <w:i w:val="0"/>
+          <w:color w:val="1C3A36"/>
+          <w:sz w:val="21"/>
+        </w:rPr>
+        <w:t>A run-rate check against the half just reported: the 2026 build, on the company's own EBITDA definition, implies a second half of AED 929mn against 930mn in the second half of 2025 — -0.1% year on year, conservative against the +7.5% the first half actually printed.</w:t>
       </w:r>
     </w:p>
     <w:p>
@@ -7826,7 +8538,7 @@
           <w:color w:val="1C3A36"/>
           <w:sz w:val="21"/>
         </w:rPr>
-        <w:t>Usage per connected ton fell 6% in 2026 on the model's full-year reading of the disclosed half-year figures (equivalent full-load hours were -9% in the half itself). The base case lets it recover to the 2025 level through 2027, on the view that the loss is hospitality-linked and the truce holds. The alternative is computed as a FULL model, not a sensitivity: usage never recovers. The grid below prices every stop between.</w:t>
+        <w:t>Usage per connected ton fell 6% in 2026 on the model's full-year reading of the disclosed half-year figures (equivalent full-load hours were -9% in the half itself). The recovery case lets it return to the 2025 level through 2027 — a case that requires the de-escalation which had NOT occurred at the anchor date. The continuation case is computed as a FULL model, not a sensitivity: the world as it stood on the published facts, usage never recovering. Neither case is privileged as the base; they are published side by side, exactly like the tax framings. The grid below prices every stop between.</w:t>
       </w:r>
     </w:p>
     <w:tbl>
@@ -7929,7 +8641,7 @@
                 <w:color w:val="1C3A36"/>
                 <w:sz w:val="17"/>
               </w:rPr>
-              <w:t>vs base</w:t>
+              <w:t>vs recovery</w:t>
             </w:r>
           </w:p>
         </w:tc>
@@ -7984,7 +8696,7 @@
                 <w:color w:val="1C3A36"/>
                 <w:sz w:val="17"/>
               </w:rPr>
-              <w:t>2.083</w:t>
+              <w:t>2.017</w:t>
             </w:r>
           </w:p>
         </w:tc>
@@ -8002,7 +8714,7 @@
                 <w:color w:val="1C3A36"/>
                 <w:sz w:val="17"/>
               </w:rPr>
-              <w:t>-4.5%</w:t>
+              <w:t>-4.6%</w:t>
             </w:r>
           </w:p>
         </w:tc>
@@ -8021,7 +8733,7 @@
                 <w:color w:val="1C3A36"/>
                 <w:sz w:val="17"/>
               </w:rPr>
-              <w:t>94% of the 2025 level  — the never-recovers case</w:t>
+              <w:t>94% of the 2025 level  — the continuation case</w:t>
             </w:r>
           </w:p>
         </w:tc>
@@ -8057,7 +8769,7 @@
                 <w:color w:val="1C3A36"/>
                 <w:sz w:val="17"/>
               </w:rPr>
-              <w:t>2.123</w:t>
+              <w:t>2.057</w:t>
             </w:r>
           </w:p>
         </w:tc>
@@ -8075,7 +8787,7 @@
                 <w:color w:val="1C3A36"/>
                 <w:sz w:val="17"/>
               </w:rPr>
-              <w:t>-2.7%</w:t>
+              <w:t>-2.8%</w:t>
             </w:r>
           </w:p>
         </w:tc>
@@ -8130,7 +8842,7 @@
                 <w:color w:val="1C3A36"/>
                 <w:sz w:val="17"/>
               </w:rPr>
-              <w:t>2.152</w:t>
+              <w:t>2.086</w:t>
             </w:r>
           </w:p>
         </w:tc>
@@ -8169,7 +8881,7 @@
                 <w:color w:val="1C3A36"/>
                 <w:sz w:val="17"/>
               </w:rPr>
-              <w:t>100% of the 2025 level  — the base case</w:t>
+              <w:t>100% of the 2025 level  — the recovery case</w:t>
             </w:r>
           </w:p>
         </w:tc>
@@ -8209,7 +8921,7 @@
                 <w:color w:val="1C3A36"/>
                 <w:sz w:val="17"/>
               </w:rPr>
-              <w:t>2.182</w:t>
+              <w:t>2.115</w:t>
             </w:r>
           </w:p>
         </w:tc>
@@ -8284,7 +8996,7 @@
                 <w:color w:val="1C3A36"/>
                 <w:sz w:val="17"/>
               </w:rPr>
-              <w:t>2.212</w:t>
+              <w:t>2.145</w:t>
             </w:r>
           </w:p>
         </w:tc>
@@ -8324,7 +9036,7 @@
           <w:color w:val="1C3A36"/>
           <w:sz w:val="21"/>
         </w:rPr>
-        <w:t>The finding is the study's headline: permanent loss of the entire shock — the never-recovers case — moves the discounted-cash-flow value from 2.182 to 2.123, just 2.7% (1.971 under the 15% tax framing). The arithmetic reason is the pass-through: about 76% of every dirham of consumption revenue leaves again as electricity and water purchased from DEWA, so the meter's contribution to cash flow is thin. The market's read-through from the consumption miss to the equity — a share price 23% off its high — is larger than the cash-flow arithmetic supports. The capacity charge, not the meter, carries the value; what WOULD move the value is a tariff cut or a stall in connections, which is why sections 5 and 7 watch those, not the weather.</w:t>
+        <w:t>The finding is the study's headline: permanent loss of the entire shock — the continuation case — moves the discounted-cash-flow value from 2.115 to 2.057, just 2.8% (1.903 under the 15% tax framing). The arithmetic reason is the pass-through: about 76% of every dirham of consumption revenue leaves again as electricity and water purchased from DEWA, so the meter's contribution to cash flow is thin. The market's read-through from the consumption miss to the equity — a share price 23% off its high — is larger than the cash-flow arithmetic supports. The capacity charge, not the meter, carries the value; what WOULD move the value is a tariff cut or a stall in connections, which is why sections 5 and 7 watch those, not the weather.</w:t>
       </w:r>
     </w:p>
     <w:p>
@@ -8352,7 +9064,7 @@
           <w:color w:val="1C3A36"/>
           <w:sz w:val="21"/>
         </w:rPr>
-        <w:t>The macro frame is unusually clean for an emerging-market study: the dirham is hard-pegged, so the UAE imports the Federal Reserve's path and the currency leg drops out of the valuation entirely. The central bank's base rate stood at 3.65% at the end of July 2026; the federal government's dirham bond programme gives a sovereign curve, and its longest print — the January-2031 tranche auctioned on 30 July 2026 — yields 4.48%. The conflict is the macro event: the market index fell 21.9% peak to trough, GDP guidance was cut from 5.6% to 1.7%, and the equity risk pricing that survives into August is part of what section 1.3 measures.</w:t>
+        <w:t>The macro frame is unusually clean for an emerging-market study: the dirham is hard-pegged, so the UAE imports the Federal Reserve's path and the currency leg drops out of the valuation entirely. The central bank's base rate stood at 3.65% at the end of July 2026. The federal government's dirham bond programme gives a sovereign curve; the anchor here is its most RECENT print — the January-2031 tranche tapped on 30 July 2026, a 4.50-year tenor yielding 4.48%. A LONGER instrument exists and is named rather than ignored: a February-2033 Treasury Sukuk (the first seven-year dirham tranche, AED 1,650mn outstanding, ISIN AED01889C262), whose last auction print was 4.13% in the April tap — struck before the July escalation and therefore stale in a repriced market, which is why the on-the-run 4.48% remains the anchor; both are stated. The conflict is the macro event: the market index fell 21.9% peak to trough, the 2026 GDP projection was cut from 5.6% to 1.7% (with a 9.8% rebound projected for 2027 — the same forecast carries both legs), and the equity risk pricing that survives into August is part of what section 1.3 measures.</w:t>
       </w:r>
     </w:p>
     <w:tbl>
@@ -8528,7 +9240,7 @@
                 <w:color w:val="1C3A36"/>
                 <w:sz w:val="16"/>
               </w:rPr>
-              <w:t>the longest AED sovereign print (4.4-year tenor; the gap to the five-year-plus cash-flow horizon is flagged as a limitation)</w:t>
+              <w:t>the most recent AED sovereign print (4.50-year tenor; the gap to the five-year-plus cash-flow horizon is flagged as a limitation, and the stale February-2033 print is named above)</w:t>
             </w:r>
           </w:p>
         </w:tc>
@@ -8747,7 +9459,7 @@
                 <w:color w:val="1C3A36"/>
                 <w:sz w:val="16"/>
               </w:rPr>
-              <w:t>own-stock weekly regression against the FTSE ADX General Index — adopted as the UAE market index for this study by instruction; the same regression against the listing exchange's own DFM index gives 0.652 and is kept as a comparison — over the full listing window (3.7 years, n=189): R² 0.103, standard error 0.186, 90% interval 0.56–1.17</w:t>
+              <w:t>own-stock weekly regression against the FTSE ADX General Index — adopted as the UAE market index for this study by instruction; the same regression against the listing exchange's own DFM index gives 0.652 and is priced as a full parallel construction below — over the full listing window (3.7 years, n=189): R² 0.103, standard error 0.186, 90% interval 0.56–1.17</w:t>
             </w:r>
           </w:p>
         </w:tc>
@@ -8920,7 +9632,7 @@
                 <w:color w:val="1C3A36"/>
                 <w:sz w:val="16"/>
               </w:rPr>
-              <w:t>Cost of debt (marginal)</w:t>
+              <w:t>Cost of debt (anchor)</w:t>
             </w:r>
           </w:p>
         </w:tc>
@@ -8974,7 +9686,7 @@
                 <w:color w:val="1C3A36"/>
                 <w:sz w:val="16"/>
               </w:rPr>
-              <w:t>the company's OWN 2025 borrowing-cost capitalisation rate, struck on the full refinance of both AED 2.75bn facilities at a reduced margin over EIBOR — see the evidence table below</w:t>
+              <w:t>the company's own disclosed all-in borrowing cost — the accounting capitalisation rate on general borrowings, an AVERAGE rather than a marginal print — kept as the anchor because it sits at the top of the EIBOR-plus-implied-margin band; see the evidence table below</w:t>
             </w:r>
           </w:p>
         </w:tc>
@@ -9047,7 +9759,7 @@
                 <w:color w:val="1C3A36"/>
                 <w:sz w:val="16"/>
               </w:rPr>
-              <w:t>market value of equity at the anchor price; net debt at the reviewed June-2026 balance sheet</w:t>
+              <w:t>market value of equity at the anchor price; net debt at the reviewed June-2026 balance sheet — the target-structure choice is itself priced as alternative constructions in the table further below</w:t>
             </w:r>
           </w:p>
         </w:tc>
@@ -9128,7 +9840,7 @@
                 <w:color w:val="1C3A36"/>
                 <w:sz w:val="16"/>
               </w:rPr>
-              <w:t>the rate the base case discounts at</w:t>
+              <w:t>the rate the recovery and continuation cases discount at</w:t>
             </w:r>
           </w:p>
         </w:tc>
@@ -9165,7 +9877,7 @@
                 <w:color w:val="1C3A36"/>
                 <w:sz w:val="16"/>
               </w:rPr>
-              <w:t>7.56%</w:t>
+              <w:t>7.61%</w:t>
             </w:r>
           </w:p>
         </w:tc>
@@ -9183,7 +9895,7 @@
                 <w:color w:val="1C3A36"/>
                 <w:sz w:val="16"/>
               </w:rPr>
-              <w:t>7.60%</w:t>
+              <w:t>7.65%</w:t>
             </w:r>
           </w:p>
         </w:tc>
@@ -9201,7 +9913,7 @@
                 <w:color w:val="1C3A36"/>
                 <w:sz w:val="16"/>
               </w:rPr>
-              <w:t>marginally lower — the tax shield on debt is worth more</w:t>
+              <w:t>IDENTICAL to the 9% row: the minimum top-up tax is a minimum-effective-rate charge, not a higher statutory rate, so the 9% interest shield survives and both framings discount at 7.61% — stated so the reader is not left inferring it</w:t>
             </w:r>
           </w:p>
         </w:tc>
@@ -9223,7 +9935,7 @@
           <w:color w:val="6E7B77"/>
           <w:sz w:val="17"/>
         </w:rPr>
-        <w:t>No glide path is applied to the cost of debt or the cost of capital: both revolving facilities float over EIBOR, the 2025 refinance already reset the margin, and the forward curve is flat to mildly higher — a glide would be invented, not sourced. The explicit-window rate equals the terminal rate, stated openly.</w:t>
+        <w:t>No glide path is applied to the cost of debt or the cost of capital: both revolving tranches float over EIBOR, the 2025 refinance already reset the margin, and the forward curve is flat to mildly higher — a glide would be invented, not sourced (the three-month EIBOR itself has drifted from 3.66% at end-March to about 3.9% in August, which the evidence table carries). The explicit-window rate equals the terminal rate, stated openly.</w:t>
       </w:r>
     </w:p>
     <w:p>
@@ -9394,7 +10106,7 @@
                 <w:color w:val="1C3A36"/>
                 <w:sz w:val="16"/>
               </w:rPr>
-              <w:t>Empower's own 2025 borrowing-cost capitalisation rate</w:t>
+              <w:t>Empower's own disclosed all-in borrowing cost, 2025 (the accounting capitalisation rate on general borrowings)</w:t>
             </w:r>
           </w:p>
         </w:tc>
@@ -9430,7 +10142,7 @@
                 <w:color w:val="1C3A36"/>
                 <w:sz w:val="16"/>
               </w:rPr>
-              <w:t>the company's audited all-in cost on its freshly refinanced book — sits 44bp above the sovereign, as it must; adopted as the marginal cost of debt</w:t>
+              <w:t>an AVERAGE across the book rather than a marginal print — the label matters and is stated. It sits 44bp above the sovereign, as it must, and at the TOP of the band implied by EIBOR plus the undisclosed margin, which is why it is kept as the (conservative) anchor</w:t>
             </w:r>
           </w:p>
         </w:tc>
@@ -9485,7 +10197,7 @@
                 <w:color w:val="1C3A36"/>
                 <w:sz w:val="16"/>
               </w:rPr>
-              <w:t>the down-trajectory: the 2025 refinance cut the all-in cost by about 107bp as EIBOR fell and the margin was renegotiated. Three-month EIBOR stood near 3.66% at the study date; the exact contractual margin is not disclosed in any filing (recorded as a documented absence in the bibliography), so the capitalisation rate is the closest disclosed all-in figure</w:t>
+              <w:t>the down-trajectory: the 2025 refinance cut the all-in cost by about 107bp as EIBOR fell and the margin was renegotiated. Three-month EIBOR stood near 3.9% in August 2026 (3.66% at end-March); the exact contractual margin is not disclosed in any filing (recorded as a documented absence in the bibliography), so the capitalisation rate is the closest disclosed all-in figure</w:t>
             </w:r>
           </w:p>
         </w:tc>
@@ -9495,6 +10207,473 @@
       <w:pPr>
         <w:spacing w:after="40"/>
       </w:pPr>
+    </w:p>
+    <w:p>
+      <w:pPr>
+        <w:spacing w:after="120" w:before="0"/>
+      </w:pPr>
+      <w:r>
+        <w:rPr>
+          <w:b w:val="0"/>
+          <w:i w:val="0"/>
+          <w:color w:val="1C3A36"/>
+          <w:sz w:val="21"/>
+        </w:rPr>
+        <w:t>One dated sensitivity belongs beside the anchor: only one of the two AED 2.75bn revolving tranches has been extended (to February 2028); the other still matures September 2027, so roughly half the debt book reprices at whatever EIBOR and margin the market offers then. Each 25 basis points on half the book is about AED 6.9mn of annual interest — visible in the coverage table of Appendix C.2, immaterial to the firm-level valuation, and stated so the reader knows where the roll risk sits.</w:t>
+      </w:r>
+    </w:p>
+    <w:p>
+      <w:pPr>
+        <w:spacing w:after="80" w:before="200"/>
+      </w:pPr>
+      <w:r>
+        <w:rPr>
+          <w:b/>
+          <w:i w:val="0"/>
+          <w:color w:val="1C3A36"/>
+          <w:sz w:val="24"/>
+        </w:rPr>
+        <w:t>The cost-of-capital constructions — all priced, none hidden</w:t>
+      </w:r>
+    </w:p>
+    <w:p>
+      <w:pPr>
+        <w:spacing w:after="120" w:before="0"/>
+      </w:pPr>
+      <w:r>
+        <w:rPr>
+          <w:b w:val="0"/>
+          <w:i w:val="0"/>
+          <w:color w:val="1C3A36"/>
+          <w:sz w:val="21"/>
+        </w:rPr>
+        <w:t>The single largest disagreements a competent reader can have with this study are constructions of the discount rate, not scenarios. Each is therefore computed as a full parallel valuation on the recovery case rather than argued away:</w:t>
+      </w:r>
+    </w:p>
+    <w:tbl>
+      <w:tblPr>
+        <w:tblW w:type="auto" w:w="0"/>
+        <w:jc w:val="center"/>
+        <w:tblBorders>
+          <w:top w:val="single" w:sz="4" w:space="0" w:color="C9D4D1"/>
+          <w:left w:val="single" w:sz="4" w:space="0" w:color="C9D4D1"/>
+          <w:bottom w:val="single" w:sz="4" w:space="0" w:color="C9D4D1"/>
+          <w:right w:val="single" w:sz="4" w:space="0" w:color="C9D4D1"/>
+          <w:insideH w:val="single" w:sz="4" w:space="0" w:color="C9D4D1"/>
+          <w:insideV w:val="single" w:sz="4" w:space="0" w:color="C9D4D1"/>
+        </w:tblBorders>
+        <w:tblLayout w:type="fixed"/>
+        <w:tblCellMar>
+          <w:top w:w="40" w:type="dxa"/>
+          <w:left w:w="90" w:type="dxa"/>
+          <w:bottom w:w="40" w:type="dxa"/>
+          <w:right w:w="90" w:type="dxa"/>
+        </w:tblCellMar>
+        <w:tblLook w:firstColumn="1" w:firstRow="1" w:lastColumn="0" w:lastRow="0" w:noHBand="0" w:noVBand="1" w:val="04A0"/>
+      </w:tblPr>
+      <w:tblGrid>
+        <w:gridCol w:w="2232"/>
+        <w:gridCol w:w="1440"/>
+        <w:gridCol w:w="1440"/>
+        <w:gridCol w:w="4968"/>
+      </w:tblGrid>
+      <w:tr>
+        <w:tc>
+          <w:tcPr>
+            <w:tcW w:type="dxa" w:w="2232"/>
+            <w:shd w:val="clear" w:color="auto" w:fill="EAF0EE"/>
+          </w:tcPr>
+          <w:p>
+            <w:pPr>
+              <w:spacing w:after="20"/>
+            </w:pPr>
+            <w:r>
+              <w:rPr>
+                <w:b/>
+                <w:color w:val="1C3A36"/>
+                <w:sz w:val="16"/>
+              </w:rPr>
+              <w:t>Construction</w:t>
+            </w:r>
+          </w:p>
+        </w:tc>
+        <w:tc>
+          <w:tcPr>
+            <w:tcW w:type="dxa" w:w="1440"/>
+            <w:shd w:val="clear" w:color="auto" w:fill="EAF0EE"/>
+          </w:tcPr>
+          <w:p>
+            <w:pPr>
+              <w:spacing w:after="20"/>
+            </w:pPr>
+            <w:r>
+              <w:rPr>
+                <w:b/>
+                <w:color w:val="1C3A36"/>
+                <w:sz w:val="16"/>
+              </w:rPr>
+              <w:t>Cost of capital</w:t>
+            </w:r>
+          </w:p>
+        </w:tc>
+        <w:tc>
+          <w:tcPr>
+            <w:tcW w:type="dxa" w:w="1440"/>
+            <w:shd w:val="clear" w:color="auto" w:fill="EAF0EE"/>
+          </w:tcPr>
+          <w:p>
+            <w:pPr>
+              <w:spacing w:after="20"/>
+            </w:pPr>
+            <w:r>
+              <w:rPr>
+                <w:b/>
+                <w:color w:val="1C3A36"/>
+                <w:sz w:val="16"/>
+              </w:rPr>
+              <w:t>Fair value at 9%</w:t>
+            </w:r>
+          </w:p>
+        </w:tc>
+        <w:tc>
+          <w:tcPr>
+            <w:tcW w:type="dxa" w:w="4968"/>
+            <w:shd w:val="clear" w:color="auto" w:fill="EAF0EE"/>
+          </w:tcPr>
+          <w:p>
+            <w:pPr>
+              <w:spacing w:after="20"/>
+            </w:pPr>
+            <w:r>
+              <w:rPr>
+                <w:b/>
+                <w:color w:val="1C3A36"/>
+                <w:sz w:val="16"/>
+              </w:rPr>
+              <w:t>The argument, and why the base stays where it is</w:t>
+            </w:r>
+          </w:p>
+        </w:tc>
+      </w:tr>
+      <w:tr>
+        <w:tc>
+          <w:tcPr>
+            <w:tcW w:type="dxa" w:w="2232"/>
+            <w:shd w:val="clear" w:color="auto" w:fill="F6F1E6"/>
+          </w:tcPr>
+          <w:p>
+            <w:pPr>
+              <w:spacing w:after="20"/>
+            </w:pPr>
+            <w:r>
+              <w:rPr>
+                <w:b/>
+                <w:color w:val="1C3A36"/>
+                <w:sz w:val="16"/>
+              </w:rPr>
+              <w:t>Target net-debt weights (the published base)</w:t>
+            </w:r>
+          </w:p>
+        </w:tc>
+        <w:tc>
+          <w:tcPr>
+            <w:tcW w:type="dxa" w:w="1440"/>
+            <w:shd w:val="clear" w:color="auto" w:fill="F6F1E6"/>
+          </w:tcPr>
+          <w:p>
+            <w:pPr>
+              <w:spacing w:after="20"/>
+              <w:jc w:val="right"/>
+            </w:pPr>
+            <w:r>
+              <w:rPr>
+                <w:b/>
+                <w:color w:val="1C3A36"/>
+                <w:sz w:val="16"/>
+              </w:rPr>
+              <w:t>7.61%</w:t>
+            </w:r>
+          </w:p>
+        </w:tc>
+        <w:tc>
+          <w:tcPr>
+            <w:tcW w:type="dxa" w:w="1440"/>
+            <w:shd w:val="clear" w:color="auto" w:fill="F6F1E6"/>
+          </w:tcPr>
+          <w:p>
+            <w:pPr>
+              <w:spacing w:after="20"/>
+              <w:jc w:val="right"/>
+            </w:pPr>
+            <w:r>
+              <w:rPr>
+                <w:b/>
+                <w:color w:val="1C3A36"/>
+                <w:sz w:val="16"/>
+              </w:rPr>
+              <w:t>2.115</w:t>
+            </w:r>
+          </w:p>
+        </w:tc>
+        <w:tc>
+          <w:tcPr>
+            <w:tcW w:type="dxa" w:w="4968"/>
+            <w:shd w:val="clear" w:color="auto" w:fill="F6F1E6"/>
+          </w:tcPr>
+          <w:p>
+            <w:pPr>
+              <w:spacing w:after="20"/>
+              <w:jc w:val="right"/>
+            </w:pPr>
+            <w:r>
+              <w:rPr>
+                <w:b/>
+                <w:color w:val="1C3A36"/>
+                <w:sz w:val="16"/>
+              </w:rPr>
+              <w:t>the company's own net-debt policy runs ~1.8× EBITDA and the payout absorbs essentially all free cash flow to equity, so surplus cash is transient — the forward-looking structure is net</w:t>
+            </w:r>
+          </w:p>
+        </w:tc>
+      </w:tr>
+      <w:tr>
+        <w:tc>
+          <w:tcPr>
+            <w:tcW w:type="dxa" w:w="2232"/>
+          </w:tcPr>
+          <w:p>
+            <w:pPr>
+              <w:spacing w:after="20"/>
+            </w:pPr>
+            <w:r>
+              <w:rPr>
+                <w:color w:val="1C3A36"/>
+                <w:sz w:val="16"/>
+              </w:rPr>
+              <w:t>Gross-debt weights</w:t>
+            </w:r>
+          </w:p>
+        </w:tc>
+        <w:tc>
+          <w:tcPr>
+            <w:tcW w:type="dxa" w:w="1440"/>
+          </w:tcPr>
+          <w:p>
+            <w:pPr>
+              <w:spacing w:after="20"/>
+              <w:jc w:val="right"/>
+            </w:pPr>
+            <w:r>
+              <w:rPr>
+                <w:color w:val="1C3A36"/>
+                <w:sz w:val="16"/>
+              </w:rPr>
+              <w:t>7.23%</w:t>
+            </w:r>
+          </w:p>
+        </w:tc>
+        <w:tc>
+          <w:tcPr>
+            <w:tcW w:type="dxa" w:w="1440"/>
+          </w:tcPr>
+          <w:p>
+            <w:pPr>
+              <w:spacing w:after="20"/>
+              <w:jc w:val="right"/>
+            </w:pPr>
+            <w:r>
+              <w:rPr>
+                <w:color w:val="1C3A36"/>
+                <w:sz w:val="16"/>
+              </w:rPr>
+              <w:t>2.272</w:t>
+            </w:r>
+          </w:p>
+        </w:tc>
+        <w:tc>
+          <w:tcPr>
+            <w:tcW w:type="dxa" w:w="4968"/>
+          </w:tcPr>
+          <w:p>
+            <w:pPr>
+              <w:spacing w:after="20"/>
+              <w:jc w:val="right"/>
+            </w:pPr>
+            <w:r>
+              <w:rPr>
+                <w:color w:val="1C3A36"/>
+                <w:sz w:val="16"/>
+              </w:rPr>
+              <w:t>weight the debt actually financed at the cost of debt; treats the cash pile as a separate asset rather than an offset</w:t>
+            </w:r>
+          </w:p>
+        </w:tc>
+      </w:tr>
+      <w:tr>
+        <w:tc>
+          <w:tcPr>
+            <w:tcW w:type="dxa" w:w="2232"/>
+          </w:tcPr>
+          <w:p>
+            <w:pPr>
+              <w:spacing w:after="20"/>
+            </w:pPr>
+            <w:r>
+              <w:rPr>
+                <w:color w:val="1C3A36"/>
+                <w:sz w:val="16"/>
+              </w:rPr>
+              <w:t>Net debt at its negative carry</w:t>
+            </w:r>
+          </w:p>
+        </w:tc>
+        <w:tc>
+          <w:tcPr>
+            <w:tcW w:type="dxa" w:w="1440"/>
+          </w:tcPr>
+          <w:p>
+            <w:pPr>
+              <w:spacing w:after="20"/>
+              <w:jc w:val="right"/>
+            </w:pPr>
+            <w:r>
+              <w:rPr>
+                <w:color w:val="1C3A36"/>
+                <w:sz w:val="16"/>
+              </w:rPr>
+              <w:t>7.79%</w:t>
+            </w:r>
+          </w:p>
+        </w:tc>
+        <w:tc>
+          <w:tcPr>
+            <w:tcW w:type="dxa" w:w="1440"/>
+          </w:tcPr>
+          <w:p>
+            <w:pPr>
+              <w:spacing w:after="20"/>
+              <w:jc w:val="right"/>
+            </w:pPr>
+            <w:r>
+              <w:rPr>
+                <w:color w:val="1C3A36"/>
+                <w:sz w:val="16"/>
+              </w:rPr>
+              <w:t>2.048</w:t>
+            </w:r>
+          </w:p>
+        </w:tc>
+        <w:tc>
+          <w:tcPr>
+            <w:tcW w:type="dxa" w:w="4968"/>
+          </w:tcPr>
+          <w:p>
+            <w:pPr>
+              <w:spacing w:after="20"/>
+              <w:jc w:val="right"/>
+            </w:pPr>
+            <w:r>
+              <w:rPr>
+                <w:color w:val="1C3A36"/>
+                <w:sz w:val="16"/>
+              </w:rPr>
+              <w:t>charge the cash pile its yield give-up (net-debt cost 5.56%): cash earning deposit rates against debt costing 4.92% is negative carry, priced instead of ignored</w:t>
+            </w:r>
+          </w:p>
+        </w:tc>
+      </w:tr>
+      <w:tr>
+        <w:tc>
+          <w:tcPr>
+            <w:tcW w:type="dxa" w:w="2232"/>
+          </w:tcPr>
+          <w:p>
+            <w:pPr>
+              <w:spacing w:after="20"/>
+            </w:pPr>
+            <w:r>
+              <w:rPr>
+                <w:color w:val="1C3A36"/>
+                <w:sz w:val="16"/>
+              </w:rPr>
+              <w:t>Listing-exchange index beta</w:t>
+            </w:r>
+          </w:p>
+        </w:tc>
+        <w:tc>
+          <w:tcPr>
+            <w:tcW w:type="dxa" w:w="1440"/>
+          </w:tcPr>
+          <w:p>
+            <w:pPr>
+              <w:spacing w:after="20"/>
+              <w:jc w:val="right"/>
+            </w:pPr>
+            <w:r>
+              <w:rPr>
+                <w:color w:val="1C3A36"/>
+                <w:sz w:val="16"/>
+              </w:rPr>
+              <w:t>6.77%</w:t>
+            </w:r>
+          </w:p>
+        </w:tc>
+        <w:tc>
+          <w:tcPr>
+            <w:tcW w:type="dxa" w:w="1440"/>
+          </w:tcPr>
+          <w:p>
+            <w:pPr>
+              <w:spacing w:after="20"/>
+              <w:jc w:val="right"/>
+            </w:pPr>
+            <w:r>
+              <w:rPr>
+                <w:color w:val="1C3A36"/>
+                <w:sz w:val="16"/>
+              </w:rPr>
+              <w:t>2.492</w:t>
+            </w:r>
+          </w:p>
+        </w:tc>
+        <w:tc>
+          <w:tcPr>
+            <w:tcW w:type="dxa" w:w="4968"/>
+          </w:tcPr>
+          <w:p>
+            <w:pPr>
+              <w:spacing w:after="20"/>
+              <w:jc w:val="right"/>
+            </w:pPr>
+            <w:r>
+              <w:rPr>
+                <w:color w:val="1C3A36"/>
+                <w:sz w:val="16"/>
+              </w:rPr>
+              <w:t>the same weekly regression against the DFM General Index gives a beta of 0.652 and a cost of equity of 7.22%; the published base uses the FTSE ADX General Index by explicit client instruction, and that choice is priced here in full, not parenthetically</w:t>
+            </w:r>
+          </w:p>
+        </w:tc>
+      </w:tr>
+    </w:tbl>
+    <w:p>
+      <w:pPr>
+        <w:spacing w:after="40"/>
+      </w:pPr>
+    </w:p>
+    <w:p>
+      <w:pPr>
+        <w:spacing w:after="200" w:before="0"/>
+      </w:pPr>
+      <w:r>
+        <w:rPr>
+          <w:b w:val="0"/>
+          <w:i/>
+          <w:color w:val="6E7B77"/>
+          <w:sz w:val="17"/>
+        </w:rPr>
+        <w:t>The published scenario field (1.454–2.153) is bounded by SCENARIOS; these CONSTRUCTIONS alone span 2.048 to 2.492 on the identical cash flows — construction risk is additional to scenario risk, and of comparable size. The beta's own 90% sampling interval (0.56–1.17) maps to roughly 1.72–2.69 per share on the primary lens via the section 1.9 grid. A reader should treat the printed field as scenario risk and carry construction risk on top of it.</w:t>
+      </w:r>
     </w:p>
     <w:p>
       <w:pPr>
@@ -9507,7 +10686,7 @@
           <w:color w:val="1C3A36"/>
           <w:sz w:val="21"/>
         </w:rPr>
-        <w:t>Every contested construction in this section is PRICED rather than asserted: the two premium bases are both computed (they converge); the tax question is carried as two full columns everywhere; the short sovereign tenor and the Abu Dhabi credit-default-swap proxy are flagged in place; and the beta's sampling error is shown so a reader can re-run the cost of equity at either end of the interval (0.56 lifts the fair value, 1.17 lowers it — the direction is worth roughly AED 0.240 per share per half-point of discount rate, per the grid in section 1.9).</w:t>
+        <w:t>Every contested construction in this section is PRICED rather than asserted: the two premium bases are both computed (they converge); the tax question is carried as two full columns everywhere; the short sovereign tenor and the Abu Dhabi credit-default-swap proxy are flagged in place; the weighting and beta-index choices are full parallel valuations above; and the beta's sampling error is shown so a reader can re-run the cost of equity at either end of the interval (0.56 lifts the fair value, 1.17 lowers it — the direction is worth roughly AED 0.193 per share per half-point of discount rate, per the grid in section 1.9).</w:t>
       </w:r>
     </w:p>
     <w:p>
@@ -9642,7 +10821,7 @@
                 <w:color w:val="1C3A36"/>
                 <w:sz w:val="16"/>
               </w:rPr>
-              <w:t>g = 1.5%</w:t>
+              <w:t>g = 0.0%</w:t>
             </w:r>
           </w:p>
         </w:tc>
@@ -9661,7 +10840,7 @@
                 <w:color w:val="1C3A36"/>
                 <w:sz w:val="16"/>
               </w:rPr>
-              <w:t>g = 2.0%</w:t>
+              <w:t>g = 1.0%</w:t>
             </w:r>
           </w:p>
         </w:tc>
@@ -9680,7 +10859,7 @@
                 <w:color w:val="1C3A36"/>
                 <w:sz w:val="16"/>
               </w:rPr>
-              <w:t>g = 2.5%</w:t>
+              <w:t>g = 2.0%</w:t>
             </w:r>
           </w:p>
         </w:tc>
@@ -9699,7 +10878,7 @@
                 <w:color w:val="1C3A36"/>
                 <w:sz w:val="16"/>
               </w:rPr>
-              <w:t>g = 3.0%</w:t>
+              <w:t>g = 2.5%</w:t>
             </w:r>
           </w:p>
         </w:tc>
@@ -9718,7 +10897,7 @@
                 <w:color w:val="1C3A36"/>
                 <w:sz w:val="16"/>
               </w:rPr>
-              <w:t>g = 3.5%</w:t>
+              <w:t>g = 3.0%</w:t>
             </w:r>
           </w:p>
         </w:tc>
@@ -9755,7 +10934,7 @@
                 <w:color w:val="1C3A36"/>
                 <w:sz w:val="16"/>
               </w:rPr>
-              <w:t>2.365</w:t>
+              <w:t>2.036</w:t>
             </w:r>
           </w:p>
         </w:tc>
@@ -9773,7 +10952,7 @@
                 <w:color w:val="1C3A36"/>
                 <w:sz w:val="16"/>
               </w:rPr>
-              <w:t>2.547</w:t>
+              <w:t>2.279</w:t>
             </w:r>
           </w:p>
         </w:tc>
@@ -9791,7 +10970,7 @@
                 <w:color w:val="1C3A36"/>
                 <w:sz w:val="16"/>
               </w:rPr>
-              <w:t>2.773</w:t>
+              <w:t>2.503</w:t>
             </w:r>
           </w:p>
         </w:tc>
@@ -9809,7 +10988,7 @@
                 <w:color w:val="1C3A36"/>
                 <w:sz w:val="16"/>
               </w:rPr>
-              <w:t>3.061</w:t>
+              <w:t>2.574</w:t>
             </w:r>
           </w:p>
         </w:tc>
@@ -9827,7 +11006,7 @@
                 <w:color w:val="1C3A36"/>
                 <w:sz w:val="16"/>
               </w:rPr>
-              <w:t>3.441</w:t>
+              <w:t>2.647</w:t>
             </w:r>
           </w:p>
         </w:tc>
@@ -9864,7 +11043,7 @@
                 <w:color w:val="1C3A36"/>
                 <w:sz w:val="16"/>
               </w:rPr>
-              <w:t>2.129</w:t>
+              <w:t>1.880</w:t>
             </w:r>
           </w:p>
         </w:tc>
@@ -9882,7 +11061,7 @@
                 <w:color w:val="1C3A36"/>
                 <w:sz w:val="16"/>
               </w:rPr>
-              <w:t>2.272</w:t>
+              <w:t>2.080</w:t>
             </w:r>
           </w:p>
         </w:tc>
@@ -9900,7 +11079,7 @@
                 <w:color w:val="1C3A36"/>
                 <w:sz w:val="16"/>
               </w:rPr>
-              <w:t>2.446</w:t>
+              <w:t>2.264</w:t>
             </w:r>
           </w:p>
         </w:tc>
@@ -9918,7 +11097,7 @@
                 <w:color w:val="1C3A36"/>
                 <w:sz w:val="16"/>
               </w:rPr>
-              <w:t>2.661</w:t>
+              <w:t>2.324</w:t>
             </w:r>
           </w:p>
         </w:tc>
@@ -9936,7 +11115,7 @@
                 <w:color w:val="1C3A36"/>
                 <w:sz w:val="16"/>
               </w:rPr>
-              <w:t>2.935</w:t>
+              <w:t>2.387</w:t>
             </w:r>
           </w:p>
         </w:tc>
@@ -9977,7 +11156,7 @@
                 <w:color w:val="1C3A36"/>
                 <w:sz w:val="16"/>
               </w:rPr>
-              <w:t>1.932</w:t>
+              <w:t>1.744</w:t>
             </w:r>
           </w:p>
         </w:tc>
@@ -9997,7 +11176,7 @@
                 <w:color w:val="1C3A36"/>
                 <w:sz w:val="16"/>
               </w:rPr>
-              <w:t>2.046</w:t>
+              <w:t>1.910</w:t>
             </w:r>
           </w:p>
         </w:tc>
@@ -10017,7 +11196,7 @@
                 <w:color w:val="1C3A36"/>
                 <w:sz w:val="16"/>
               </w:rPr>
-              <w:t>2.182</w:t>
+              <w:t>2.063</w:t>
             </w:r>
           </w:p>
         </w:tc>
@@ -10037,7 +11216,7 @@
                 <w:color w:val="1C3A36"/>
                 <w:sz w:val="16"/>
               </w:rPr>
-              <w:t>2.347</w:t>
+              <w:t>2.115</w:t>
             </w:r>
           </w:p>
         </w:tc>
@@ -10057,7 +11236,7 @@
                 <w:color w:val="1C3A36"/>
                 <w:sz w:val="16"/>
               </w:rPr>
-              <w:t>2.552</w:t>
+              <w:t>2.169</w:t>
             </w:r>
           </w:p>
         </w:tc>
@@ -10094,7 +11273,7 @@
                 <w:color w:val="1C3A36"/>
                 <w:sz w:val="16"/>
               </w:rPr>
-              <w:t>1.764</w:t>
+              <w:t>1.626</w:t>
             </w:r>
           </w:p>
         </w:tc>
@@ -10112,7 +11291,7 @@
                 <w:color w:val="1C3A36"/>
                 <w:sz w:val="16"/>
               </w:rPr>
-              <w:t>1.857</w:t>
+              <w:t>1.765</w:t>
             </w:r>
           </w:p>
         </w:tc>
@@ -10130,7 +11309,7 @@
                 <w:color w:val="1C3A36"/>
                 <w:sz w:val="16"/>
               </w:rPr>
-              <w:t>1.965</w:t>
+              <w:t>1.894</w:t>
             </w:r>
           </w:p>
         </w:tc>
@@ -10148,7 +11327,7 @@
                 <w:color w:val="1C3A36"/>
                 <w:sz w:val="16"/>
               </w:rPr>
-              <w:t>2.095</w:t>
+              <w:t>1.939</w:t>
             </w:r>
           </w:p>
         </w:tc>
@@ -10166,7 +11345,7 @@
                 <w:color w:val="1C3A36"/>
                 <w:sz w:val="16"/>
               </w:rPr>
-              <w:t>2.252</w:t>
+              <w:t>1.985</w:t>
             </w:r>
           </w:p>
         </w:tc>
@@ -10203,7 +11382,7 @@
                 <w:color w:val="1C3A36"/>
                 <w:sz w:val="16"/>
               </w:rPr>
-              <w:t>1.620</w:t>
+              <w:t>1.521</w:t>
             </w:r>
           </w:p>
         </w:tc>
@@ -10221,7 +11400,7 @@
                 <w:color w:val="1C3A36"/>
                 <w:sz w:val="16"/>
               </w:rPr>
-              <w:t>1.696</w:t>
+              <w:t>1.639</w:t>
             </w:r>
           </w:p>
         </w:tc>
@@ -10239,7 +11418,7 @@
                 <w:color w:val="1C3A36"/>
                 <w:sz w:val="16"/>
               </w:rPr>
-              <w:t>1.784</w:t>
+              <w:t>1.748</w:t>
             </w:r>
           </w:p>
         </w:tc>
@@ -10257,7 +11436,7 @@
                 <w:color w:val="1C3A36"/>
                 <w:sz w:val="16"/>
               </w:rPr>
-              <w:t>1.887</w:t>
+              <w:t>1.787</w:t>
             </w:r>
           </w:p>
         </w:tc>
@@ -10275,7 +11454,7 @@
                 <w:color w:val="1C3A36"/>
                 <w:sz w:val="16"/>
               </w:rPr>
-              <w:t>2.010</w:t>
+              <w:t>1.828</w:t>
             </w:r>
           </w:p>
         </w:tc>
@@ -10297,7 +11476,21 @@
           <w:color w:val="6E7B77"/>
           <w:sz w:val="17"/>
         </w:rPr>
-        <w:t>The base cell (2.182) sits at 7.61% and 2.5%. A half-point of discount rate is worth roughly AED 0.240 per share — more than the entire consumption crux — which is the honest hierarchy of what matters in this valuation: rate, tax, tariff, then usage.</w:t>
+        <w:t>The base cell (2.115) sits at 7.61% and 2.5%. A half-point of discount rate is worth roughly AED 0.193 per share — more than the entire consumption crux — which is the honest hierarchy of what matters in this valuation: rate, tax, tariff, then usage. The growth axis now extends to ZERO so the reader can see the flat-everything endpoint: no volume growth at all, forever, is worth 1.744 at the base rate.</w:t>
+      </w:r>
+    </w:p>
+    <w:p>
+      <w:pPr>
+        <w:spacing w:after="120" w:before="0"/>
+      </w:pPr>
+      <w:r>
+        <w:rPr>
+          <w:b w:val="0"/>
+          <w:i w:val="0"/>
+          <w:color w:val="1C3A36"/>
+          <w:sz w:val="21"/>
+        </w:rPr>
+        <w:t>Two words on the growth assumption itself, because the first edition mislabelled it. The 2.5% stage-one rate is NOT a nominal-GDP-consistent figure — UAE nominal GDP compounds at roughly 5.7% a year on the current five-year outlook, and 2.5% is about half of it (the error ran in the conservative direction). It is a VOLUME-ONLY bound under the regulator's no-indexation rule: the Dubai 2040 build-out, the contracted backlog and a signing run-rate of 163-186 new contracts a year support it for the ten-year second stage, after which the perpetuity drops to 1.5% (long-run densification, zero real tariff growth). The tension is stated rather than hidden: 2.5% volume growth forever would double the connected base roughly every 28 years, which is why it is NOT extended into the perpetuity and why the grid above prices every stop down to zero.</w:t>
       </w:r>
     </w:p>
     <w:tbl>
@@ -10435,7 +11628,7 @@
                 <w:color w:val="1C3A36"/>
                 <w:sz w:val="16"/>
               </w:rPr>
-              <w:t>1.461</w:t>
+              <w:t>1.454</w:t>
             </w:r>
           </w:p>
         </w:tc>
@@ -10456,7 +11649,7 @@
                 <w:color w:val="1C3A36"/>
                 <w:sz w:val="16"/>
               </w:rPr>
-              <w:t>Base</w:t>
+              <w:t>Continuation — the world as it stood at the anchor</w:t>
             </w:r>
           </w:p>
         </w:tc>
@@ -10476,7 +11669,7 @@
                 <w:color w:val="1C3A36"/>
                 <w:sz w:val="16"/>
               </w:rPr>
-              <w:t>recovery through 2027, guidance-midpoint connections, both tax framings published</w:t>
+              <w:t>the consumption shock never unwinds; guidance-midpoint connections continue (they grew through the war half); both tax framings published</w:t>
             </w:r>
           </w:p>
         </w:tc>
@@ -10496,7 +11689,7 @@
                 <w:color w:val="1C3A36"/>
                 <w:sz w:val="16"/>
               </w:rPr>
-              <w:t>1.901 / 1.807</w:t>
+              <w:t>1.81 / 1.70</w:t>
             </w:r>
           </w:p>
         </w:tc>
@@ -10505,6 +11698,67 @@
         <w:tc>
           <w:tcPr>
             <w:tcW w:type="dxa" w:w="2016"/>
+            <w:shd w:val="clear" w:color="auto" w:fill="F6F1E6"/>
+          </w:tcPr>
+          <w:p>
+            <w:pPr>
+              <w:spacing w:after="20"/>
+            </w:pPr>
+            <w:r>
+              <w:rPr>
+                <w:b/>
+                <w:color w:val="1C3A36"/>
+                <w:sz w:val="16"/>
+              </w:rPr>
+              <w:t>Recovery (de-escalation)</w:t>
+            </w:r>
+          </w:p>
+        </w:tc>
+        <w:tc>
+          <w:tcPr>
+            <w:tcW w:type="dxa" w:w="6048"/>
+            <w:shd w:val="clear" w:color="auto" w:fill="F6F1E6"/>
+          </w:tcPr>
+          <w:p>
+            <w:pPr>
+              <w:spacing w:after="20"/>
+              <w:jc w:val="right"/>
+            </w:pPr>
+            <w:r>
+              <w:rPr>
+                <w:b/>
+                <w:color w:val="1C3A36"/>
+                <w:sz w:val="16"/>
+              </w:rPr>
+              <w:t>usage recovers through 2027 — requires a de-escalation that had not occurred at the anchor date; guidance-midpoint connections; both tax framings published</w:t>
+            </w:r>
+          </w:p>
+        </w:tc>
+        <w:tc>
+          <w:tcPr>
+            <w:tcW w:type="dxa" w:w="2016"/>
+            <w:shd w:val="clear" w:color="auto" w:fill="F6F1E6"/>
+          </w:tcPr>
+          <w:p>
+            <w:pPr>
+              <w:spacing w:after="20"/>
+              <w:jc w:val="right"/>
+            </w:pPr>
+            <w:r>
+              <w:rPr>
+                <w:b/>
+                <w:color w:val="1C3A36"/>
+                <w:sz w:val="16"/>
+              </w:rPr>
+              <w:t>1.84 / 1.73</w:t>
+            </w:r>
+          </w:p>
+        </w:tc>
+      </w:tr>
+      <w:tr>
+        <w:tc>
+          <w:tcPr>
+            <w:tcW w:type="dxa" w:w="2016"/>
           </w:tcPr>
           <w:p>
             <w:pPr>
@@ -10533,7 +11787,7 @@
                 <w:color w:val="1C3A36"/>
                 <w:sz w:val="16"/>
               </w:rPr>
-              <w:t>usage recovers fully; connections run at the top of guidance (110k RT a year); 9% tax</w:t>
+              <w:t>usage recovers fully; connections follow the top-of-guidance path (110/110/100/90/80k RT over the five years); 9% tax</w:t>
             </w:r>
           </w:p>
         </w:tc>
@@ -10551,7 +11805,7 @@
                 <w:color w:val="1C3A36"/>
                 <w:sz w:val="16"/>
               </w:rPr>
-              <w:t>2.221</w:t>
+              <w:t>2.153</w:t>
             </w:r>
           </w:p>
         </w:tc>
@@ -10573,7 +11827,7 @@
           <w:color w:val="6E7B77"/>
           <w:sz w:val="17"/>
         </w:rPr>
-        <w:t>The bear and bull are full model re-runs — unit paths, cost stack, discount rate and tax all moved together — not lens blends or grid look-ups.</w:t>
+        <w:t>The bear and bull are full model re-runs — unit paths, cost stack, discount rate and tax all moved together — not lens blends or grid look-ups. The middle two rows are the study's two published centrals: NEITHER is called the base, because the fact dividing them had not resolved at the anchor date.</w:t>
       </w:r>
     </w:p>
     <w:p>
@@ -11352,7 +12606,7 @@
           <w:color w:val="1C3A36"/>
           <w:sz w:val="21"/>
         </w:rPr>
-        <w:t>The widths are calibrated rather than assumed, and the evidence is stated plainly. The probability bands are calibrated on the UAE market panel (18 names, walk-forward tested with each forecast made using only data available before it); the panel's forecast accuracy is statistically indistinguishable from — marginally ahead of — a benchmark random walk anchored on the same cost of carry. For Empower itself only 10 non-overlapping three-month windows exist since the late-2022 listing. On those windows every realised outcome fell INSIDE the 80% band, and the centring is clean (the average percentile of the realised outcomes was 0.46, statistically uniform on the standard tests). The bands as published are, if anywhere, conservative — about 28% wider than this stock's own short history would warrant, and that width has a cost: on those same windows the bands scored a few percent behind the benchmark on average sharpness, the price of never missing. A reader should treat the intervals as honest but wide.</w:t>
+        <w:t>The evidence behind the band widths is stated plainly, at its actual strength. The bands are set on the UAE market panel (18 names, walk-forward tested with each forecast made using only data available before it); the panel's forecast accuracy is statistically indistinguishable from — marginally ahead of — a benchmark random walk anchored on the same cost of carry. For Empower itself only 10 non-overlapping three-month windows exist since the late-2022 listing — a record too short to establish forecasting skill either way, and it is presented as such. On those 10 windows every realised outcome fell inside the 80% band — 10 of 10, where 8 would be expected — which is itself evidence the bands are drawn too WIDE, not proof they are right. The centring is clean (the average percentile of the realised outcomes was 0.46, statistically uniform on the standard tests), and the bands run about 28% wider than this stock's own short history would warrant — a width that cost a few percent of average sharpness against the benchmark on those same windows, the price of never missing. A reader should treat the intervals as honest but wide.</w:t>
       </w:r>
     </w:p>
     <w:p>
@@ -11406,7 +12660,7 @@
           <w:color w:val="6E7B77"/>
           <w:sz w:val="17"/>
         </w:rPr>
-        <w:t>Figure 6 — the forward price cone to three months from the anchor close of 1.50, with the trailing tape behind it. Both fundamental central estimates (1.901 and 1.807) sit above the cone's 95th percentile — the two objects genuinely disagree, and section 6 reads that gap.</w:t>
+        <w:t>Figure 6 — the forward price cone to three months from the anchor close of 1.50, with the trailing tape behind it. All four published centrals — recovery 1.84 / 1.73 and continuation 1.81 / 1.70 by tax framing — sit INSIDE the three-month cone, below its 95th percentile of 1.92 (the span 1.70–1.84 falls inside the cone, between the 75th and 95th percentiles). The valuation and the price map OVERLAP: the market could reach any of the centrals within a quarter without leaving the cone's ordinary range, so the two objects no longer disagree — the question is direction, on which the price map deliberately has no view.</w:t>
       </w:r>
     </w:p>
     <w:p>
@@ -12426,7 +13680,7 @@
                 <w:color w:val="1C3A36"/>
                 <w:sz w:val="16"/>
               </w:rPr>
-              <w:t>AED 2.182 / 2.027 by tax framing, +45% / +35% against the market</w:t>
+              <w:t>AED 2.115 / 1.958 by tax framing, +41% / +31% against the market</w:t>
             </w:r>
           </w:p>
         </w:tc>
@@ -12444,7 +13698,7 @@
                 <w:color w:val="1C3A36"/>
                 <w:sz w:val="16"/>
               </w:rPr>
-              <w:t>the tariff stays flat but is not cut; the contracted backlog connects; the crux recovers (and barely matters if it does not)</w:t>
+              <w:t>the tariff stays flat but is not cut; the contracted backlog connects; the crux recovers (and barely matters if it does not — the continuation model is 2.057 / 1.903)</w:t>
             </w:r>
           </w:p>
         </w:tc>
@@ -12463,7 +13717,7 @@
                 <w:color w:val="1C3A36"/>
                 <w:sz w:val="16"/>
               </w:rPr>
-              <w:t>Weighted central</w:t>
+              <w:t>Weighted central — recovery</w:t>
             </w:r>
           </w:p>
         </w:tc>
@@ -12481,7 +13735,7 @@
                 <w:color w:val="1C3A36"/>
                 <w:sz w:val="16"/>
               </w:rPr>
-              <w:t>AED 1.901 / 1.807, +27% / +20%</w:t>
+              <w:t>AED 1.84 / 1.73, +23% / +15%</w:t>
             </w:r>
           </w:p>
         </w:tc>
@@ -12499,7 +13753,7 @@
                 <w:color w:val="1C3A36"/>
                 <w:sz w:val="16"/>
               </w:rPr>
-              <w:t>a fifth of the weight deliberately given to today's war-discounted market regime through the relative lens</w:t>
+              <w:t>a de-escalation that had not occurred at the anchor date; a fifth of the weight deliberately given to today's war-discounted market regime through the relative lens</w:t>
             </w:r>
           </w:p>
         </w:tc>
@@ -12518,6 +13772,61 @@
                 <w:color w:val="1C3A36"/>
                 <w:sz w:val="16"/>
               </w:rPr>
+              <w:t>Weighted central — continuation</w:t>
+            </w:r>
+          </w:p>
+        </w:tc>
+        <w:tc>
+          <w:tcPr>
+            <w:tcW w:type="dxa" w:w="3312"/>
+          </w:tcPr>
+          <w:p>
+            <w:pPr>
+              <w:spacing w:after="20"/>
+              <w:jc w:val="right"/>
+            </w:pPr>
+            <w:r>
+              <w:rPr>
+                <w:color w:val="1C3A36"/>
+                <w:sz w:val="16"/>
+              </w:rPr>
+              <w:t>AED 1.81 / 1.70, +21% / +13%</w:t>
+            </w:r>
+          </w:p>
+        </w:tc>
+        <w:tc>
+          <w:tcPr>
+            <w:tcW w:type="dxa" w:w="4104"/>
+          </w:tcPr>
+          <w:p>
+            <w:pPr>
+              <w:spacing w:after="20"/>
+              <w:jc w:val="right"/>
+            </w:pPr>
+            <w:r>
+              <w:rPr>
+                <w:color w:val="1C3A36"/>
+                <w:sz w:val="16"/>
+              </w:rPr>
+              <w:t>the world as it stood on the published facts at the anchor; same weights</w:t>
+            </w:r>
+          </w:p>
+        </w:tc>
+      </w:tr>
+      <w:tr>
+        <w:tc>
+          <w:tcPr>
+            <w:tcW w:type="dxa" w:w="2664"/>
+          </w:tcPr>
+          <w:p>
+            <w:pPr>
+              <w:spacing w:after="20"/>
+            </w:pPr>
+            <w:r>
+              <w:rPr>
+                <w:color w:val="1C3A36"/>
+                <w:sz w:val="16"/>
+              </w:rPr>
               <w:t>Relative multiples</w:t>
             </w:r>
           </w:p>
@@ -12536,7 +13845,7 @@
                 <w:color w:val="1C3A36"/>
                 <w:sz w:val="16"/>
               </w:rPr>
-              <w:t>AED 1.536, +2%</w:t>
+              <w:t>AED 1.444, -4%</w:t>
             </w:r>
           </w:p>
         </w:tc>
@@ -12741,7 +14050,7 @@
           <w:color w:val="1C3A36"/>
           <w:sz w:val="21"/>
         </w:rPr>
-        <w:t>The reading we take from this: the market is pricing the consumption shock as if it were a structural impairment of the profit pool, and the cash-flow arithmetic says it is not — the pool sits in the contracted capacity charge, which grew through the war half. The genuine open questions are the ones the market prices less visibly: whether the 15% minimum tax reaches the company (0.155 per share, published as its own column), and whether the regulator's next tariff review stays flat (not priced — flagged as the model's single most valuable assumption). Between the 1.807 central under the harsher tax framing and the 1.50 market price lies the war discount itself; a reader who expects the conflict regime to persist should weight the relative lens harder, and the field published here lets them.</w:t>
+        <w:t>The reading we take from this: the market is pricing the consumption shock as if it were a structural impairment of the profit pool, and the cash-flow arithmetic says it is not — the pool sits in the contracted capacity charge, which grew through the war half. Even the continuation case, which concedes the whole usage shock forever, sits well above the market price. The genuine open questions are the ones the market prices less visibly: whether the 15% minimum tax reaches the company (0.157 per share, published as its own column), and whether the next approved tariff schedule stays flat (not priced — flagged as the model's single most valuable assumption). Between the 1.70 continuation central under the harsher tax framing and the 1.50 market price lies the war discount itself; a reader who expects the conflict regime to persist should weight the relative lens harder, and the field published here lets them. All four published centrals — recovery 1.84 / 1.73 and continuation 1.81 / 1.70 by tax framing — sit INSIDE the three-month cone, below its 95th percentile of 1.92 (the span 1.70–1.84 falls inside the cone, between the 75th and 95th percentiles). The valuation and the price map OVERLAP: the market could reach any of the centrals within a quarter without leaving the cone's ordinary range, so the two objects no longer disagree — the question is direction, on which the price map deliberately has no view.</w:t>
       </w:r>
     </w:p>
     <w:p>
@@ -12755,7 +14064,7 @@
           <w:color w:val="1C3A36"/>
           <w:sz w:val="21"/>
         </w:rPr>
-        <w:t>No rating and no price target is expressed here or anywhere else in this document. The output is a range and a distribution.</w:t>
+        <w:t>No rating is expressed here or anywhere else in this document, and no single-number target: the output is a set of ranges, two published centrals and a distribution — with the construction range of section 1.8 stated beside them.</w:t>
       </w:r>
     </w:p>
     <w:p>
@@ -12871,7 +14180,7 @@
                 <w:color w:val="1C3A36"/>
                 <w:sz w:val="16"/>
               </w:rPr>
-              <w:t>Truce durability</w:t>
+              <w:t>The conflict tempo and the strait</w:t>
             </w:r>
           </w:p>
         </w:tc>
@@ -12889,7 +14198,7 @@
                 <w:color w:val="1C3A36"/>
                 <w:sz w:val="16"/>
               </w:rPr>
-              <w:t>the whole 2026 demand shock transmits through hospitality occupancy; re-escalation onto UAE soil is the bear case, de-escalation unwinds the market's regime discount</w:t>
+              <w:t>the ceasefire was declared over on 8 July and the Strait of Hormuz stood closed at the anchor — "truce durability" is no longer the question. The demand shock transmits through hospitality occupancy; attacks reaching UAE soil are the bear case, a reopened strait is the de-escalation the recovery case requires</w:t>
             </w:r>
           </w:p>
         </w:tc>
@@ -12907,7 +14216,7 @@
                 <w:color w:val="1C3A36"/>
                 <w:sz w:val="16"/>
               </w:rPr>
-              <w:t>incident tempo against the April ceasefire framework; any strike on Dubai infrastructure</w:t>
+              <w:t>the tempo of attacks on shipping and on UAE soil (none on soil since 8 July; tankers hit 8, 12 and 14 August); the Iran–Oman reopening track announced 17 August — implementation, not announcement, is the event</w:t>
             </w:r>
           </w:p>
         </w:tc>
@@ -13054,7 +14363,7 @@
                 <w:color w:val="1C3A36"/>
                 <w:sz w:val="16"/>
               </w:rPr>
-              <w:t>whether DEWA-group consolidation sweeps Empower into the 15% regime — worth AED 0.155 per share on the primary lens, published here as its own column</w:t>
+              <w:t>whether DEWA-group consolidation sweeps Empower into the 15% regime — worth AED 0.157 per share on the primary lens, published here as its own column</w:t>
             </w:r>
           </w:p>
         </w:tc>
@@ -13146,7 +14455,7 @@
                 <w:color w:val="1C3A36"/>
                 <w:sz w:val="16"/>
               </w:rPr>
-              <w:t>The 2027 tariff round</w:t>
+              <w:t>The next tariff decision</w:t>
             </w:r>
           </w:p>
         </w:tc>
@@ -13164,7 +14473,7 @@
                 <w:color w:val="1C3A36"/>
                 <w:sz w:val="16"/>
               </w:rPr>
-              <w:t>the flat regulated tariff is the single most valuable assumption in the model; a cut at review would do what no consumption shock can</w:t>
+              <w:t>the flat regulated tariff is the single most valuable assumption in the model; a cap cut at review would do what no consumption shock can. The current instrument already caps the rate Empower charges at essentially its achieved level and bars indexation of capacity charges</w:t>
             </w:r>
           </w:p>
         </w:tc>
@@ -13182,7 +14491,7 @@
                 <w:color w:val="1C3A36"/>
                 <w:sz w:val="16"/>
               </w:rPr>
-              <w:t>any Regulatory and Supervisory Bureau consultation or Executive Council resolution touching district-cooling tariffs</w:t>
+              <w:t>decisions of the Dubai Supreme Council of Energy — the body that APPROVES tariffs — with Regulatory and Supervisory Bureau consultations and tariff-instrument revisions as the leading indicator</w:t>
             </w:r>
           </w:p>
         </w:tc>
@@ -13613,7 +14922,7 @@
                 <w:color w:val="1C3A36"/>
                 <w:sz w:val="16"/>
               </w:rPr>
-              <w:t>1.807 / 1.901</w:t>
+              <w:t>1.70 – 1.84</w:t>
             </w:r>
           </w:p>
         </w:tc>
@@ -13631,7 +14940,7 @@
                 <w:color w:val="1C3A36"/>
                 <w:sz w:val="16"/>
               </w:rPr>
-              <w:t>BOTH tax framings sit above even the 95th percentile (1.92) of the three-month distribution — the price map and the valuation genuinely disagree, and stating that gap at its full size is the point: nothing in the volatility structure suggests the gap closes within a quarter</w:t>
+              <w:t>All four published centrals — recovery 1.84 / 1.73 and continuation 1.81 / 1.70 by tax framing — sit INSIDE the three-month cone, below its 95th percentile of 1.92 (the span 1.70–1.84 falls inside the cone, between the 75th and 95th percentiles). The valuation and the price map OVERLAP: the market could reach any of the centrals within a quarter without leaving the cone's ordinary range, so the two objects no longer disagree — the question is direction, on which the price map deliberately has no view.</w:t>
             </w:r>
           </w:p>
         </w:tc>
@@ -13674,7 +14983,7 @@
           <w:color w:val="1C3A36"/>
           <w:sz w:val="21"/>
         </w:rPr>
-        <w:t>The base case restores usage per connected ton to the 2025 level through 2027. The full never-recovers model costs only 2.7% on the primary lens, so this is a watch-item rather than a value risk — but two consecutive halves with equivalent full-load hours below the 2026 trough would put the shock outside anything hospitality-linked, and the recovery assumption should then be abandoned, not stretched.</w:t>
+        <w:t>The recovery case restores usage per connected ton to the 2025 level through 2027 — and it requires a de-escalation that had not occurred at the anchor date, which is why the continuation case is published beside it as an equal, not beneath it as a sensitivity. The full continuation model costs only 2.8% on the primary lens, so this is a watch-item rather than a value risk — but two consecutive halves with equivalent full-load hours below the 2026 trough would put the shock outside anything hospitality-linked, and the recovery case should then be abandoned, not stretched.</w:t>
       </w:r>
     </w:p>
     <w:p>
@@ -13716,7 +15025,7 @@
           <w:color w:val="1C3A36"/>
           <w:sz w:val="21"/>
         </w:rPr>
-        <w:t>The bear machinery is explicit: usage down a further 6% and never recovering, connections halved, the harsher tax, and 100bp on the cost of equity — AED 1.461 per share. A reader can adopt it wholesale rather than improvising a discount.</w:t>
+        <w:t>The bear machinery is explicit: usage down a further 6% and never recovering, connections halved, the harsher tax, and 100bp on the cost of equity — AED 1.454 per share. A reader can adopt it wholesale rather than improvising a discount.</w:t>
       </w:r>
     </w:p>
     <w:p>
@@ -13730,14 +15039,14 @@
           <w:color w:val="1C3A36"/>
           <w:sz w:val="21"/>
         </w:rPr>
-        <w:t xml:space="preserve">A tariff cut at a regulatory review. </w:t>
+        <w:t xml:space="preserve">A tariff-cap cut at a regulatory review. </w:t>
       </w:r>
       <w:r>
         <w:rPr>
           <w:color w:val="1C3A36"/>
           <w:sz w:val="21"/>
         </w:rPr>
-        <w:t>The flat regulated tariff is the single most valuable assumption in the model — it underwrites the capacity charge that carries 77.6% of the enterprise value into the terminal. No cut occurred in the 2024–26 record swept here, but the model contains no machinery for one, deliberately: it would be a regime change, to be re-modelled, not sensitised.</w:t>
+        <w:t>The flat regulated tariff is the single most valuable assumption in the model — it underwrites the capacity charge that carries 78.1% of the enterprise value into the terminal. The current tariff instrument hardens the flat assumption (indexation of capacity charges is barred, and the achieved rate already sits at the cap) while confirming there is no escalation upside either. No cap cut has occurred in the record examined here, but the model contains no machinery for one, deliberately: it would be a regime change, to be re-modelled, not sensitised.</w:t>
       </w:r>
     </w:p>
     <w:p>
@@ -13758,7 +15067,7 @@
           <w:color w:val="1C3A36"/>
           <w:sz w:val="21"/>
         </w:rPr>
-        <w:t>The sovereign anchor is a 4.4-year bond against five-plus years of cash flows (the longest AED print available); the index series behind the beta regression is an aggregator pull with roughly a fifth of sessions missing, absorbed by weekly sampling and flagged in the bibliography; and the first-half revenue-mix percentages (40/49/11) come from the investor deck, not the audited notes — the audited statements disclose only the consumption figure, in the auditor's key-audit-matter section.</w:t>
+        <w:t>The sovereign anchor is a 4.50-year bond against five-plus years of cash flows (the most recent AED print; the longer February-2033 sukuk's last print predates the July repricing); the index series behind the beta regression is an aggregator pull with roughly a fifth of sessions missing, absorbed by weekly sampling and flagged in the bibliography; and the first-half revenue-mix percentages (40/49/11) come from the investor deck, not the audited notes — the audited statements disclose only the consumption figure, in the auditor's key-audit-matter section, 56.3% of 2025 revenue on that basis (the deck's first-half mix and the audited full-year share differ because the second half carries the summer peak).</w:t>
       </w:r>
     </w:p>
     <w:p>
@@ -14226,7 +15535,7 @@
                 <w:color w:val="1C3A36"/>
                 <w:sz w:val="15"/>
               </w:rPr>
-              <w:t>Interest income on the concession receivable</w:t>
+              <w:t>Interest income on the related-party acquisition receivables (excluded from the operating build; the asset sits in the bridge at book)</w:t>
             </w:r>
           </w:p>
         </w:tc>
@@ -14769,7 +16078,7 @@
                 <w:color w:val="1C3A36"/>
                 <w:sz w:val="15"/>
               </w:rPr>
-              <w:t>(247)</w:t>
+              <w:t>(256)</w:t>
             </w:r>
           </w:p>
         </w:tc>
@@ -15043,7 +16352,7 @@
                 <w:color w:val="1C3A36"/>
                 <w:sz w:val="15"/>
               </w:rPr>
-              <w:t>EBITDA (derived: operating profit + D&amp;A)</w:t>
+              <w:t>EBITDA (history: audited-derived, operating profit + D&amp;A; forecast: operating EBITDA — see note)</w:t>
             </w:r>
           </w:p>
         </w:tc>
@@ -15123,7 +16432,7 @@
                 <w:color w:val="1C3A36"/>
                 <w:sz w:val="15"/>
               </w:rPr>
-              <w:t>1,702</w:t>
+              <w:t>1,628</w:t>
             </w:r>
           </w:p>
         </w:tc>
@@ -15143,7 +16452,7 @@
                 <w:color w:val="1C3A36"/>
                 <w:sz w:val="15"/>
               </w:rPr>
-              <w:t>1,843</w:t>
+              <w:t>1,769</w:t>
             </w:r>
           </w:p>
         </w:tc>
@@ -15163,7 +16472,7 @@
                 <w:color w:val="1C3A36"/>
                 <w:sz w:val="15"/>
               </w:rPr>
-              <w:t>1,945</w:t>
+              <w:t>1,873</w:t>
             </w:r>
           </w:p>
         </w:tc>
@@ -15183,7 +16492,7 @@
                 <w:color w:val="1C3A36"/>
                 <w:sz w:val="15"/>
               </w:rPr>
-              <w:t>2,034</w:t>
+              <w:t>1,964</w:t>
             </w:r>
           </w:p>
         </w:tc>
@@ -15203,7 +16512,7 @@
                 <w:color w:val="1C3A36"/>
                 <w:sz w:val="15"/>
               </w:rPr>
-              <w:t>2,112</w:t>
+              <w:t>2,042</w:t>
             </w:r>
           </w:p>
         </w:tc>
@@ -15224,7 +16533,7 @@
                 <w:color w:val="1C3A36"/>
                 <w:sz w:val="15"/>
               </w:rPr>
-              <w:t>EBITDA margin</w:t>
+              <w:t>EBITDA margin (same bases)</w:t>
             </w:r>
           </w:p>
         </w:tc>
@@ -15304,7 +16613,7 @@
                 <w:color w:val="1C3A36"/>
                 <w:sz w:val="15"/>
               </w:rPr>
-              <w:t>48.6%</w:t>
+              <w:t>46.5%</w:t>
             </w:r>
           </w:p>
         </w:tc>
@@ -15324,7 +16633,7 @@
                 <w:color w:val="1C3A36"/>
                 <w:sz w:val="15"/>
               </w:rPr>
-              <w:t>48.0%</w:t>
+              <w:t>46.1%</w:t>
             </w:r>
           </w:p>
         </w:tc>
@@ -15344,7 +16653,7 @@
                 <w:color w:val="1C3A36"/>
                 <w:sz w:val="15"/>
               </w:rPr>
-              <w:t>48.1%</w:t>
+              <w:t>46.3%</w:t>
             </w:r>
           </w:p>
         </w:tc>
@@ -15364,7 +16673,7 @@
                 <w:color w:val="1C3A36"/>
                 <w:sz w:val="15"/>
               </w:rPr>
-              <w:t>48.2%</w:t>
+              <w:t>46.5%</w:t>
             </w:r>
           </w:p>
         </w:tc>
@@ -15384,7 +16693,7 @@
                 <w:color w:val="1C3A36"/>
                 <w:sz w:val="15"/>
               </w:rPr>
-              <w:t>48.2%</w:t>
+              <w:t>46.6%</w:t>
             </w:r>
           </w:p>
         </w:tc>
@@ -15638,7 +16947,7 @@
                 <w:color w:val="1C3A36"/>
                 <w:sz w:val="15"/>
               </w:rPr>
-              <w:t>1,323</w:t>
+              <w:t>1,248</w:t>
             </w:r>
           </w:p>
         </w:tc>
@@ -15656,7 +16965,7 @@
                 <w:color w:val="1C3A36"/>
                 <w:sz w:val="15"/>
               </w:rPr>
-              <w:t>1,452</w:t>
+              <w:t>1,379</w:t>
             </w:r>
           </w:p>
         </w:tc>
@@ -15674,7 +16983,7 @@
                 <w:color w:val="1C3A36"/>
                 <w:sz w:val="15"/>
               </w:rPr>
-              <w:t>1,545</w:t>
+              <w:t>1,473</w:t>
             </w:r>
           </w:p>
         </w:tc>
@@ -15692,7 +17001,7 @@
                 <w:color w:val="1C3A36"/>
                 <w:sz w:val="15"/>
               </w:rPr>
-              <w:t>1,629</w:t>
+              <w:t>1,558</w:t>
             </w:r>
           </w:p>
         </w:tc>
@@ -15710,7 +17019,7 @@
                 <w:color w:val="1C3A36"/>
                 <w:sz w:val="15"/>
               </w:rPr>
-              <w:t>1,703</w:t>
+              <w:t>1,634</w:t>
             </w:r>
           </w:p>
         </w:tc>
@@ -15801,7 +17110,7 @@
                 <w:color w:val="1C3A36"/>
                 <w:sz w:val="15"/>
               </w:rPr>
-              <w:t>1,204 / 1,124</w:t>
+              <w:t>1,135 / 1,061</w:t>
             </w:r>
           </w:p>
         </w:tc>
@@ -15819,7 +17128,7 @@
                 <w:color w:val="1C3A36"/>
                 <w:sz w:val="15"/>
               </w:rPr>
-              <w:t>1,322 / 1,234</w:t>
+              <w:t>1,255 / 1,172</w:t>
             </w:r>
           </w:p>
         </w:tc>
@@ -15837,7 +17146,7 @@
                 <w:color w:val="1C3A36"/>
                 <w:sz w:val="15"/>
               </w:rPr>
-              <w:t>1,406 / 1,314</w:t>
+              <w:t>1,341 / 1,252</w:t>
             </w:r>
           </w:p>
         </w:tc>
@@ -15855,7 +17164,7 @@
                 <w:color w:val="1C3A36"/>
                 <w:sz w:val="15"/>
               </w:rPr>
-              <w:t>1,483 / 1,385</w:t>
+              <w:t>1,418 / 1,325</w:t>
             </w:r>
           </w:p>
         </w:tc>
@@ -15873,7 +17182,7 @@
                 <w:color w:val="1C3A36"/>
                 <w:sz w:val="15"/>
               </w:rPr>
-              <w:t>1,550 / 1,448</w:t>
+              <w:t>1,487 / 1,389</w:t>
             </w:r>
           </w:p>
         </w:tc>
@@ -16710,7 +18019,7 @@
           <w:color w:val="6E7B77"/>
           <w:sz w:val="17"/>
         </w:rPr>
-        <w:t>Every FY2023-25 line is taken directly from the company's audited consolidated statements (the 2023 income-statement figure of interest income on the airport concession receivable is presented INSIDE gross profit by the company, and the same presentation is kept here). EBITDA is a house derivation — operating profit plus depreciation and amortisation — labelled as such; the audited statements contain no EBITDA line. The 2023 tax line is a CREDIT (first recognition of deferred tax assets ahead of UAE corporate tax). Forecast financing, tax and attributable lines are shown only where the model constructs them; the free-cash-flow waterfall in section 1.1 is a pre-financing measure by construction.</w:t>
+        <w:t>Every FY2023-25 line is taken directly from the company's audited consolidated statements (the interest income on the related-party acquisition receivables is presented INSIDE gross profit by the company, and the same presentation is kept here). Historical EBITDA is a house derivation — operating profit plus depreciation and amortisation — labelled as such; the audited statements contain no EBITDA line. The FORECAST rows are on the stricter operating basis, which excludes the receivable interest and rental income (2025 on that basis: 1,549.7 — the exact identity is in section 1.6), because those returns belong to assets the bridge adds at book. The 2023 tax line is a CREDIT (first recognition of deferred tax assets ahead of UAE corporate tax). Forecast financing, tax and attributable lines are shown only where the model constructs them; the free-cash-flow waterfall in section 1.1 is a pre-financing measure by construction.</w:t>
       </w:r>
     </w:p>
     <w:p>
@@ -17048,7 +18357,7 @@
                 <w:color w:val="1C3A36"/>
                 <w:sz w:val="16"/>
               </w:rPr>
-              <w:t>Airport-concession receivable (amortised cost, non-current)</w:t>
+              <w:t>Related-party acquisition receivables (amortised cost, current + non-current)</w:t>
             </w:r>
           </w:p>
         </w:tc>
@@ -17066,7 +18375,7 @@
                 <w:color w:val="1C3A36"/>
                 <w:sz w:val="16"/>
               </w:rPr>
-              <w:t>19</w:t>
+              <w:t>1,344</w:t>
             </w:r>
           </w:p>
         </w:tc>
@@ -17084,30 +18393,30 @@
                 <w:color w:val="1C3A36"/>
                 <w:sz w:val="16"/>
               </w:rPr>
+              <w:t>1,325</w:t>
+            </w:r>
+          </w:p>
+        </w:tc>
+        <w:tc>
+          <w:tcPr>
+            <w:tcW w:type="dxa" w:w="1296"/>
+          </w:tcPr>
+          <w:p>
+            <w:pPr>
+              <w:spacing w:after="20"/>
+              <w:jc w:val="right"/>
+            </w:pPr>
+            <w:r>
+              <w:rPr>
+                <w:color w:val="1C3A36"/>
+                <w:sz w:val="16"/>
+              </w:rPr>
               <w:t>1,305</w:t>
             </w:r>
           </w:p>
         </w:tc>
         <w:tc>
           <w:tcPr>
-            <w:tcW w:type="dxa" w:w="1296"/>
-          </w:tcPr>
-          <w:p>
-            <w:pPr>
-              <w:spacing w:after="20"/>
-              <w:jc w:val="right"/>
-            </w:pPr>
-            <w:r>
-              <w:rPr>
-                <w:color w:val="1C3A36"/>
-                <w:sz w:val="16"/>
-              </w:rPr>
-              <w:t>21</w:t>
-            </w:r>
-          </w:p>
-        </w:tc>
-        <w:tc>
-          <w:tcPr>
             <w:tcW w:type="dxa" w:w="1728"/>
           </w:tcPr>
           <w:p>
@@ -17120,7 +18429,7 @@
                 <w:color w:val="1C3A36"/>
                 <w:sz w:val="16"/>
               </w:rPr>
-              <w:t>21</w:t>
+              <w:t>1,294</w:t>
             </w:r>
           </w:p>
         </w:tc>
@@ -18446,7 +19755,7 @@
           <w:color w:val="6E7B77"/>
           <w:sz w:val="17"/>
         </w:rPr>
-        <w:t>FY2023, FY2024 and FY2025 are audited; the June-2026 column is the reviewed interim. The net-debt row reproduces the company's own presented figure at 30 June 2026 (2,991mn) exactly. The 2023 step-up in borrowings funded the airport-concession acquisition; the 2024-25 rise in cash is retained operating cash ahead of the October dividend instalments.</w:t>
+        <w:t>FY2023, FY2024 and FY2025 are audited; the June-2026 column is the reviewed interim. The receivables row carries the FULL carrying value — current and non-current portions summed — in every column, amortising from 1,344 at FY2023 to 1,294 at June 2026. The net-debt row reproduces the company's own presented figure at 30 June 2026 (2,991mn) exactly. The 2023 step-up in borrowings funded the airport-concession acquisition; the 2024-25 rise in cash is retained operating cash ahead of the October dividend instalments.</w:t>
       </w:r>
     </w:p>
     <w:p>
@@ -19189,7 +20498,7 @@
                 <w:color w:val="1C3A36"/>
                 <w:sz w:val="16"/>
               </w:rPr>
-              <w:t>1,055</w:t>
+              <w:t>987</w:t>
             </w:r>
           </w:p>
         </w:tc>
@@ -19209,7 +20518,7 @@
                 <w:color w:val="1C3A36"/>
                 <w:sz w:val="16"/>
               </w:rPr>
-              <w:t>1,338</w:t>
+              <w:t>1,271</w:t>
             </w:r>
           </w:p>
         </w:tc>
@@ -19229,7 +20538,7 @@
                 <w:color w:val="1C3A36"/>
                 <w:sz w:val="16"/>
               </w:rPr>
-              <w:t>1,408</w:t>
+              <w:t>1,342</w:t>
             </w:r>
           </w:p>
         </w:tc>
@@ -19249,7 +20558,7 @@
                 <w:color w:val="1C3A36"/>
                 <w:sz w:val="16"/>
               </w:rPr>
-              <w:t>1,527</w:t>
+              <w:t>1,463</w:t>
             </w:r>
           </w:p>
         </w:tc>
@@ -19269,7 +20578,7 @@
                 <w:color w:val="1C3A36"/>
                 <w:sz w:val="16"/>
               </w:rPr>
-              <w:t>1,636</w:t>
+              <w:t>1,572</w:t>
             </w:r>
           </w:p>
         </w:tc>
@@ -19310,7 +20619,7 @@
                 <w:color w:val="1C3A36"/>
                 <w:sz w:val="16"/>
               </w:rPr>
-              <w:t>976</w:t>
+              <w:t>912</w:t>
             </w:r>
           </w:p>
         </w:tc>
@@ -19330,7 +20639,7 @@
                 <w:color w:val="1C3A36"/>
                 <w:sz w:val="16"/>
               </w:rPr>
-              <w:t>1,251</w:t>
+              <w:t>1,188</w:t>
             </w:r>
           </w:p>
         </w:tc>
@@ -19350,7 +20659,7 @@
                 <w:color w:val="1C3A36"/>
                 <w:sz w:val="16"/>
               </w:rPr>
-              <w:t>1,315</w:t>
+              <w:t>1,254</w:t>
             </w:r>
           </w:p>
         </w:tc>
@@ -19370,7 +20679,7 @@
                 <w:color w:val="1C3A36"/>
                 <w:sz w:val="16"/>
               </w:rPr>
-              <w:t>1,429</w:t>
+              <w:t>1,369</w:t>
             </w:r>
           </w:p>
         </w:tc>
@@ -19390,7 +20699,7 @@
                 <w:color w:val="1C3A36"/>
                 <w:sz w:val="16"/>
               </w:rPr>
-              <w:t>1,533</w:t>
+              <w:t>1,474</w:t>
             </w:r>
           </w:p>
         </w:tc>
@@ -19521,7 +20830,7 @@
           <w:color w:val="1C3A36"/>
           <w:sz w:val="21"/>
         </w:rPr>
-        <w:t>Two features to read carefully. Net working capital is negative and grows more negative with revenue — customer deposits and payables to the related-party supplier fund the cycle, so each year RELEASES cash into the free-cash-flow line. And free cash flow to equity — the firm figure less roughly AED 154mn of after-tax net finance cost — runs almost exactly at the AED 875mn payout in the shock year: the dividend is covered, with the growth funded by the working-capital release and the revolving facilities' headroom. Net borrowings are held flat by construction; the model neither assumes deleveraging credit nor new debt-funded expansion.</w:t>
+        <w:t>Two features to read carefully. Net working capital is negative and grows more negative with revenue — customer deposits and payables to the related-party supplier fund the cycle, so each year RELEASES cash into the free-cash-flow line. And free cash flow to equity — the firm figure less roughly AED 100mn of after-tax net finance cost on the model's own forecast finance line — runs almost exactly at the AED 875mn payout in the shock year: the dividend is covered, with the growth funded by the working-capital release and the revolving facilities' headroom. The debt convention is stated precisely: GROSS borrowings are held flat by construction, while NET debt falls as retained cash builds — the model neither assumes deleveraging credit nor new debt-funded expansion. Both the equity roll and the net-debt roll start from the same 30 June 2026 reviewed balance sheet, on the same clock as the valuation bridge.</w:t>
       </w:r>
     </w:p>
     <w:p>
@@ -19780,7 +21089,7 @@
                 <w:color w:val="1C3A36"/>
                 <w:sz w:val="16"/>
               </w:rPr>
-              <w:t>2,460</w:t>
+              <w:t>2,456</w:t>
             </w:r>
           </w:p>
         </w:tc>
@@ -19853,7 +21162,7 @@
                 <w:color w:val="1C3A36"/>
                 <w:sz w:val="16"/>
               </w:rPr>
-              <w:t>51.6%</w:t>
+              <w:t>51.7%</w:t>
             </w:r>
           </w:p>
         </w:tc>
@@ -19963,7 +21272,7 @@
                 <w:color w:val="1C3A36"/>
                 <w:sz w:val="16"/>
               </w:rPr>
-              <w:t>Trailing price / earnings</w:t>
+              <w:t>Trailing enterprise value / EBITDA</w:t>
             </w:r>
           </w:p>
         </w:tc>
@@ -19981,7 +21290,7 @@
                 <w:color w:val="1C3A36"/>
                 <w:sz w:val="16"/>
               </w:rPr>
-              <w:t>15.1×</w:t>
+              <w:t>11.4×</w:t>
             </w:r>
           </w:p>
         </w:tc>
@@ -19999,7 +21308,7 @@
                 <w:color w:val="1C3A36"/>
                 <w:sz w:val="16"/>
               </w:rPr>
-              <w:t>16.6×</w:t>
+              <w:t>10.1×</w:t>
             </w:r>
           </w:p>
         </w:tc>
@@ -20017,7 +21326,7 @@
                 <w:color w:val="1C3A36"/>
                 <w:sz w:val="16"/>
               </w:rPr>
-              <w:t>16.8×</w:t>
+              <w:t>—</w:t>
             </w:r>
           </w:p>
         </w:tc>
@@ -20036,7 +21345,7 @@
                 <w:color w:val="1C3A36"/>
                 <w:sz w:val="16"/>
               </w:rPr>
-              <w:t>Dividend yield</w:t>
+              <w:t>Trailing price / earnings</w:t>
             </w:r>
           </w:p>
         </w:tc>
@@ -20054,7 +21363,7 @@
                 <w:color w:val="1C3A36"/>
                 <w:sz w:val="16"/>
               </w:rPr>
-              <w:t>5.8%</w:t>
+              <w:t>15.1×</w:t>
             </w:r>
           </w:p>
         </w:tc>
@@ -20072,7 +21381,7 @@
                 <w:color w:val="1C3A36"/>
                 <w:sz w:val="16"/>
               </w:rPr>
-              <w:t>4.8%</w:t>
+              <w:t>15.0×</w:t>
             </w:r>
           </w:p>
         </w:tc>
@@ -20090,7 +21399,7 @@
                 <w:color w:val="1C3A36"/>
                 <w:sz w:val="16"/>
               </w:rPr>
-              <w:t>4.4-5.0%</w:t>
+              <w:t>16.8×</w:t>
             </w:r>
           </w:p>
         </w:tc>
@@ -20109,6 +21418,79 @@
                 <w:color w:val="1C3A36"/>
                 <w:sz w:val="16"/>
               </w:rPr>
+              <w:t>Dividend yield</w:t>
+            </w:r>
+          </w:p>
+        </w:tc>
+        <w:tc>
+          <w:tcPr>
+            <w:tcW w:type="dxa" w:w="2592"/>
+          </w:tcPr>
+          <w:p>
+            <w:pPr>
+              <w:spacing w:after="20"/>
+              <w:jc w:val="right"/>
+            </w:pPr>
+            <w:r>
+              <w:rPr>
+                <w:color w:val="1C3A36"/>
+                <w:sz w:val="16"/>
+              </w:rPr>
+              <w:t>5.8%</w:t>
+            </w:r>
+          </w:p>
+        </w:tc>
+        <w:tc>
+          <w:tcPr>
+            <w:tcW w:type="dxa" w:w="2664"/>
+          </w:tcPr>
+          <w:p>
+            <w:pPr>
+              <w:spacing w:after="20"/>
+              <w:jc w:val="right"/>
+            </w:pPr>
+            <w:r>
+              <w:rPr>
+                <w:color w:val="1C3A36"/>
+                <w:sz w:val="16"/>
+              </w:rPr>
+              <w:t>4.8%</w:t>
+            </w:r>
+          </w:p>
+        </w:tc>
+        <w:tc>
+          <w:tcPr>
+            <w:tcW w:type="dxa" w:w="2592"/>
+          </w:tcPr>
+          <w:p>
+            <w:pPr>
+              <w:spacing w:after="20"/>
+              <w:jc w:val="right"/>
+            </w:pPr>
+            <w:r>
+              <w:rPr>
+                <w:color w:val="1C3A36"/>
+                <w:sz w:val="16"/>
+              </w:rPr>
+              <w:t>4.4-5.0%</w:t>
+            </w:r>
+          </w:p>
+        </w:tc>
+      </w:tr>
+      <w:tr>
+        <w:tc>
+          <w:tcPr>
+            <w:tcW w:type="dxa" w:w="2232"/>
+          </w:tcPr>
+          <w:p>
+            <w:pPr>
+              <w:spacing w:after="20"/>
+            </w:pPr>
+            <w:r>
+              <w:rPr>
+                <w:color w:val="1C3A36"/>
+                <w:sz w:val="16"/>
+              </w:rPr>
               <w:t>Source and date</w:t>
             </w:r>
           </w:p>
@@ -20145,7 +21527,7 @@
                 <w:color w:val="1C3A36"/>
                 <w:sz w:val="16"/>
               </w:rPr>
-              <w:t>FY2025 results via exchange disclosures; market value from a data provider dated 22-Jun-2026; multiples derived and flagged as derived</w:t>
+              <w:t>FY2025 results as reported via exchange disclosures; market value RESTRUCK at the 2.46 close of 6/7-Aug-2026 (the 22-Jun data-provider mark of 2.72 is superseded); multiples derived and flagged as derived</w:t>
             </w:r>
           </w:p>
         </w:tc>
@@ -20319,7 +21701,7 @@
                 <w:color w:val="1C3A36"/>
                 <w:sz w:val="16"/>
               </w:rPr>
-              <w:t>the regulator approves tariffs; a cut would reprice the capacity charge — the profit pool itself</w:t>
+              <w:t>the Supreme Council of Energy approves tariffs on the bureau's recommendation; a cap cut would reprice the capacity charge — the profit pool itself. The current instrument bars indexation of capacity charges, so the upside direction is already closed by rule</w:t>
             </w:r>
           </w:p>
         </w:tc>
@@ -20337,7 +21719,7 @@
                 <w:color w:val="1C3A36"/>
                 <w:sz w:val="16"/>
               </w:rPr>
-              <w:t>NOT priced — flagged as the model's single most valuable assumption (sections 1.7 and 7); a cut is a regime change requiring a re-model</w:t>
+              <w:t>the downside is NOT priced — flagged as the model's single most valuable assumption (sections 1.7 and 7); a cut is a regime change requiring a re-model. The no-escalation side IS priced: the build holds the tariff flat everywhere and terminal growth is volume-only</w:t>
             </w:r>
           </w:p>
         </w:tc>
@@ -20356,7 +21738,7 @@
                 <w:color w:val="1C3A36"/>
                 <w:sz w:val="16"/>
               </w:rPr>
-              <w:t>War re-escalation</w:t>
+              <w:t>War continuation / re-escalation</w:t>
             </w:r>
           </w:p>
         </w:tc>
@@ -20392,7 +21774,7 @@
                 <w:color w:val="1C3A36"/>
                 <w:sz w:val="16"/>
               </w:rPr>
-              <w:t>the bear scenario, AED 1.461 per share, is a full re-run with all four channels moved together</w:t>
+              <w:t>the continuation case is one of the two published centrals (1.81 / 1.70); the bear scenario, AED 1.454 per share, is a full re-run with all four channels moved together</w:t>
             </w:r>
           </w:p>
         </w:tc>
@@ -20447,7 +21829,7 @@
                 <w:color w:val="1C3A36"/>
                 <w:sz w:val="16"/>
               </w:rPr>
-              <w:t>published as a full second column everywhere: 0.155 per share on the primary lens</w:t>
+              <w:t>published as a full second column everywhere: 0.157 per share on the primary lens</w:t>
             </w:r>
           </w:p>
         </w:tc>
@@ -20502,7 +21884,7 @@
                 <w:color w:val="1C3A36"/>
                 <w:sz w:val="16"/>
               </w:rPr>
-              <w:t>a full alternative model: 2.7% on the primary lens — small, because of the pass-through (section 1.7)</w:t>
+              <w:t>a full alternative model: 2.8% on the primary lens — small, because of the pass-through (section 1.7)</w:t>
             </w:r>
           </w:p>
         </w:tc>
@@ -20649,7 +22031,7 @@
                 <w:color w:val="1C3A36"/>
                 <w:sz w:val="16"/>
               </w:rPr>
-              <w:t>a 4.4-year sovereign anchor against longer cash flows; an index series with missing sessions behind the beta; deck-sourced revenue-mix percentages</w:t>
+              <w:t>a 4.50-year sovereign anchor against longer cash flows; an index series with missing sessions behind the beta; deck-sourced revenue-mix percentages</w:t>
             </w:r>
           </w:p>
         </w:tc>
@@ -21044,7 +22426,7 @@
                 <w:color w:val="1C3A36"/>
                 <w:sz w:val="16"/>
               </w:rPr>
-              <w:t>Dubai Executive Council Resolution 6/2021; Regulatory and Supervisory Bureau instruments</w:t>
+              <w:t>Dubai Executive Council Resolution 6/2021 (the district-cooling law)</w:t>
             </w:r>
           </w:p>
         </w:tc>
@@ -21080,7 +22462,7 @@
                 <w:color w:val="1C3A36"/>
                 <w:sz w:val="16"/>
               </w:rPr>
-              <w:t>2021–2025</w:t>
+              <w:t>2021</w:t>
             </w:r>
           </w:p>
         </w:tc>
@@ -21098,7 +22480,7 @@
                 <w:color w:val="1C3A36"/>
                 <w:sz w:val="16"/>
               </w:rPr>
-              <w:t>the tariff-regulation frame behind the flat-tariff assumption</w:t>
+              <w:t>the tariff-regulation frame: the bureau assesses and recommends, the Supreme Council of Energy approves</w:t>
             </w:r>
           </w:p>
         </w:tc>
@@ -21117,7 +22499,7 @@
                 <w:color w:val="1C3A36"/>
                 <w:sz w:val="16"/>
               </w:rPr>
-              <w:t>UAE Ministry of Finance dirham T-Bond auction result</w:t>
+              <w:t>Regulatory and Supervisory Bureau tariff instrument, version 1.3 (17-Sep-2025) and version 1.4 (6-Feb-2026) — primary documents, read in full</w:t>
             </w:r>
           </w:p>
         </w:tc>
@@ -21135,7 +22517,7 @@
                 <w:color w:val="1C3A36"/>
                 <w:sz w:val="16"/>
               </w:rPr>
-              <w:t>Sovereign data</w:t>
+              <w:t>Regulator</w:t>
             </w:r>
           </w:p>
         </w:tc>
@@ -21153,7 +22535,7 @@
                 <w:color w:val="1C3A36"/>
                 <w:sz w:val="16"/>
               </w:rPr>
-              <w:t>30-Jul-2026</w:t>
+              <w:t>Sep-2025 / Feb-2026</w:t>
             </w:r>
           </w:p>
         </w:tc>
@@ -21171,7 +22553,7 @@
                 <w:color w:val="1C3A36"/>
                 <w:sz w:val="16"/>
               </w:rPr>
-              <w:t>the risk-free anchor</w:t>
+              <w:t>the explicit tariff caps (0.643 AED/ton-hour consumption-with-capacity including fuel surcharge; 0.075 fuel surcharge; AED 30/month billing fee; 120% excess-demand cap) and the verbatim no-indexation rule for capacity charges — added in the 17-Aug revision after the external audit showed the first edition had missed both instruments</w:t>
             </w:r>
           </w:p>
         </w:tc>
@@ -21190,7 +22572,7 @@
                 <w:color w:val="1C3A36"/>
                 <w:sz w:val="16"/>
               </w:rPr>
-              <w:t>Published country-risk dataset (July-2026 edition)</w:t>
+              <w:t>Dubai Executive Council Resolution 87/2025 (18-Nov-2025) — primary document</w:t>
             </w:r>
           </w:p>
         </w:tc>
@@ -21208,7 +22590,7 @@
                 <w:color w:val="1C3A36"/>
                 <w:sz w:val="16"/>
               </w:rPr>
-              <w:t>Reference dataset</w:t>
+              <w:t>Regulator</w:t>
             </w:r>
           </w:p>
         </w:tc>
@@ -21226,7 +22608,7 @@
                 <w:color w:val="1C3A36"/>
                 <w:sz w:val="16"/>
               </w:rPr>
-              <w:t>1-Jul-2026</w:t>
+              <w:t>Nov-2025</w:t>
             </w:r>
           </w:p>
         </w:tc>
@@ -21244,7 +22626,7 @@
                 <w:color w:val="1C3A36"/>
                 <w:sz w:val="16"/>
               </w:rPr>
-              <w:t>the UAE default spreads and equity risk premia on both bases</w:t>
+              <w:t>the AED 1.55/refrigeration-ton annual service fee and the AED 100,000 fine for unapproved tariffs — same revision, same reason</w:t>
             </w:r>
           </w:p>
         </w:tc>
@@ -21263,7 +22645,7 @@
                 <w:color w:val="1C3A36"/>
                 <w:sz w:val="16"/>
               </w:rPr>
-              <w:t>DFM daily price history for EMPOWER (supplied) and the FTSE ADX General Index history (supplied)</w:t>
+              <w:t>UAE Ministry of Finance dirham T-Bond auction result</w:t>
             </w:r>
           </w:p>
         </w:tc>
@@ -21281,7 +22663,7 @@
                 <w:color w:val="1C3A36"/>
                 <w:sz w:val="16"/>
               </w:rPr>
-              <w:t>Market data</w:t>
+              <w:t>Sovereign data</w:t>
             </w:r>
           </w:p>
         </w:tc>
@@ -21299,7 +22681,7 @@
                 <w:color w:val="1C3A36"/>
                 <w:sz w:val="16"/>
               </w:rPr>
-              <w:t>to 7-Aug-2026</w:t>
+              <w:t>30-Jul-2026</w:t>
             </w:r>
           </w:p>
         </w:tc>
@@ -21317,7 +22699,7 @@
                 <w:color w:val="1C3A36"/>
                 <w:sz w:val="16"/>
               </w:rPr>
-              <w:t>the anchor price, volatility, the moving-average structure, the beta regression and the price distributions</w:t>
+              <w:t>the risk-free anchor</w:t>
             </w:r>
           </w:p>
         </w:tc>
@@ -21336,7 +22718,7 @@
                 <w:color w:val="1C3A36"/>
                 <w:sz w:val="16"/>
               </w:rPr>
-              <w:t>Tabreed and DEWA results and market data</w:t>
+              <w:t>UAE Ministry of Finance outstanding-securities programme table</w:t>
             </w:r>
           </w:p>
         </w:tc>
@@ -21354,7 +22736,7 @@
                 <w:color w:val="1C3A36"/>
                 <w:sz w:val="16"/>
               </w:rPr>
-              <w:t>Peer disclosures / market data</w:t>
+              <w:t>Sovereign data</w:t>
             </w:r>
           </w:p>
         </w:tc>
@@ -21372,7 +22754,7 @@
                 <w:color w:val="1C3A36"/>
                 <w:sz w:val="16"/>
               </w:rPr>
-              <w:t>Jun–Aug 2026</w:t>
+              <w:t>read 17-Aug-2026</w:t>
             </w:r>
           </w:p>
         </w:tc>
@@ -21390,7 +22772,7 @@
                 <w:color w:val="1C3A36"/>
                 <w:sz w:val="16"/>
               </w:rPr>
-              <w:t>the relative-multiples lens — cross-check only, never a source for Empower's own numbers</w:t>
+              <w:t>the full dirham curve, including the February-2033 sukuk (AED 1,650mn, AED01889C262) named in section 1.8 as the longer-but-stale print</w:t>
             </w:r>
           </w:p>
         </w:tc>
@@ -21409,7 +22791,7 @@
                 <w:color w:val="1C3A36"/>
                 <w:sz w:val="16"/>
               </w:rPr>
-              <w:t>Wire and reference coverage of the 2026 conflict and ceasefire</w:t>
+              <w:t>Published country-risk dataset (July-2026 edition)</w:t>
             </w:r>
           </w:p>
         </w:tc>
@@ -21427,6 +22809,225 @@
                 <w:color w:val="1C3A36"/>
                 <w:sz w:val="16"/>
               </w:rPr>
+              <w:t>Reference dataset</w:t>
+            </w:r>
+          </w:p>
+        </w:tc>
+        <w:tc>
+          <w:tcPr>
+            <w:tcW w:type="dxa" w:w="1296"/>
+          </w:tcPr>
+          <w:p>
+            <w:pPr>
+              <w:spacing w:after="20"/>
+              <w:jc w:val="right"/>
+            </w:pPr>
+            <w:r>
+              <w:rPr>
+                <w:color w:val="1C3A36"/>
+                <w:sz w:val="16"/>
+              </w:rPr>
+              <w:t>1-Jul-2026</w:t>
+            </w:r>
+          </w:p>
+        </w:tc>
+        <w:tc>
+          <w:tcPr>
+            <w:tcW w:type="dxa" w:w="3744"/>
+          </w:tcPr>
+          <w:p>
+            <w:pPr>
+              <w:spacing w:after="20"/>
+              <w:jc w:val="right"/>
+            </w:pPr>
+            <w:r>
+              <w:rPr>
+                <w:color w:val="1C3A36"/>
+                <w:sz w:val="16"/>
+              </w:rPr>
+              <w:t>the UAE default spreads and equity risk premia on both bases</w:t>
+            </w:r>
+          </w:p>
+        </w:tc>
+      </w:tr>
+      <w:tr>
+        <w:tc>
+          <w:tcPr>
+            <w:tcW w:type="dxa" w:w="3312"/>
+          </w:tcPr>
+          <w:p>
+            <w:pPr>
+              <w:spacing w:after="20"/>
+            </w:pPr>
+            <w:r>
+              <w:rPr>
+                <w:color w:val="1C3A36"/>
+                <w:sz w:val="16"/>
+              </w:rPr>
+              <w:t>DFM daily price history for EMPOWER (supplied) and the FTSE ADX General Index history (supplied)</w:t>
+            </w:r>
+          </w:p>
+        </w:tc>
+        <w:tc>
+          <w:tcPr>
+            <w:tcW w:type="dxa" w:w="1728"/>
+          </w:tcPr>
+          <w:p>
+            <w:pPr>
+              <w:spacing w:after="20"/>
+              <w:jc w:val="right"/>
+            </w:pPr>
+            <w:r>
+              <w:rPr>
+                <w:color w:val="1C3A36"/>
+                <w:sz w:val="16"/>
+              </w:rPr>
+              <w:t>Market data</w:t>
+            </w:r>
+          </w:p>
+        </w:tc>
+        <w:tc>
+          <w:tcPr>
+            <w:tcW w:type="dxa" w:w="1296"/>
+          </w:tcPr>
+          <w:p>
+            <w:pPr>
+              <w:spacing w:after="20"/>
+              <w:jc w:val="right"/>
+            </w:pPr>
+            <w:r>
+              <w:rPr>
+                <w:color w:val="1C3A36"/>
+                <w:sz w:val="16"/>
+              </w:rPr>
+              <w:t>to 7-Aug-2026 (index file to 24-Jul-2026)</w:t>
+            </w:r>
+          </w:p>
+        </w:tc>
+        <w:tc>
+          <w:tcPr>
+            <w:tcW w:type="dxa" w:w="3744"/>
+          </w:tcPr>
+          <w:p>
+            <w:pPr>
+              <w:spacing w:after="20"/>
+              <w:jc w:val="right"/>
+            </w:pPr>
+            <w:r>
+              <w:rPr>
+                <w:color w:val="1C3A36"/>
+                <w:sz w:val="16"/>
+              </w:rPr>
+              <w:t>the anchor price, volatility, the moving-average structure, the beta regression and the price distributions</w:t>
+            </w:r>
+          </w:p>
+        </w:tc>
+      </w:tr>
+      <w:tr>
+        <w:tc>
+          <w:tcPr>
+            <w:tcW w:type="dxa" w:w="3312"/>
+          </w:tcPr>
+          <w:p>
+            <w:pPr>
+              <w:spacing w:after="20"/>
+            </w:pPr>
+            <w:r>
+              <w:rPr>
+                <w:color w:val="1C3A36"/>
+                <w:sz w:val="16"/>
+              </w:rPr>
+              <w:t>Tabreed and DEWA results and market data</w:t>
+            </w:r>
+          </w:p>
+        </w:tc>
+        <w:tc>
+          <w:tcPr>
+            <w:tcW w:type="dxa" w:w="1728"/>
+          </w:tcPr>
+          <w:p>
+            <w:pPr>
+              <w:spacing w:after="20"/>
+              <w:jc w:val="right"/>
+            </w:pPr>
+            <w:r>
+              <w:rPr>
+                <w:color w:val="1C3A36"/>
+                <w:sz w:val="16"/>
+              </w:rPr>
+              <w:t>Peer disclosures / market data</w:t>
+            </w:r>
+          </w:p>
+        </w:tc>
+        <w:tc>
+          <w:tcPr>
+            <w:tcW w:type="dxa" w:w="1296"/>
+          </w:tcPr>
+          <w:p>
+            <w:pPr>
+              <w:spacing w:after="20"/>
+              <w:jc w:val="right"/>
+            </w:pPr>
+            <w:r>
+              <w:rPr>
+                <w:color w:val="1C3A36"/>
+                <w:sz w:val="16"/>
+              </w:rPr>
+              <w:t>restruck 6/7-Aug-2026</w:t>
+            </w:r>
+          </w:p>
+        </w:tc>
+        <w:tc>
+          <w:tcPr>
+            <w:tcW w:type="dxa" w:w="3744"/>
+          </w:tcPr>
+          <w:p>
+            <w:pPr>
+              <w:spacing w:after="20"/>
+              <w:jc w:val="right"/>
+            </w:pPr>
+            <w:r>
+              <w:rPr>
+                <w:color w:val="1C3A36"/>
+                <w:sz w:val="16"/>
+              </w:rPr>
+              <w:t>the relative-multiples lens — cross-check only, never a source for Empower's own numbers; the peer mark is struck on the anchor dates, not the June data-provider pull</w:t>
+            </w:r>
+          </w:p>
+        </w:tc>
+      </w:tr>
+      <w:tr>
+        <w:tc>
+          <w:tcPr>
+            <w:tcW w:type="dxa" w:w="3312"/>
+          </w:tcPr>
+          <w:p>
+            <w:pPr>
+              <w:spacing w:after="20"/>
+            </w:pPr>
+            <w:r>
+              <w:rPr>
+                <w:color w:val="1C3A36"/>
+                <w:sz w:val="16"/>
+              </w:rPr>
+              <w:t>Wire and reference coverage of the 2026 conflict, cross-checked against the dated timeline record</w:t>
+            </w:r>
+          </w:p>
+        </w:tc>
+        <w:tc>
+          <w:tcPr>
+            <w:tcW w:type="dxa" w:w="1728"/>
+          </w:tcPr>
+          <w:p>
+            <w:pPr>
+              <w:spacing w:after="20"/>
+              <w:jc w:val="right"/>
+            </w:pPr>
+            <w:r>
+              <w:rPr>
+                <w:color w:val="1C3A36"/>
+                <w:sz w:val="16"/>
+              </w:rPr>
               <w:t>Press</w:t>
             </w:r>
           </w:p>
@@ -21445,7 +23046,7 @@
                 <w:color w:val="1C3A36"/>
                 <w:sz w:val="16"/>
               </w:rPr>
-              <w:t>to 9-Aug-2026</w:t>
+              <w:t>to 17-Aug-2026</w:t>
             </w:r>
           </w:p>
         </w:tc>
@@ -21463,7 +23064,7 @@
                 <w:color w:val="1C3A36"/>
                 <w:sz w:val="16"/>
               </w:rPr>
-              <w:t>the macro timeline; where sources disagreed on the truce status, both readings were recorded rather than resolved</w:t>
+              <w:t>the macro timeline as stated in the headline — strait closure, ceasefire end, tanker attacks — externally re-verified in the 17-Aug revision after the first edition carried a stale truce reading</w:t>
             </w:r>
           </w:p>
         </w:tc>
@@ -21575,7 +23176,7 @@
                 <w:color w:val="1C3A36"/>
                 <w:sz w:val="16"/>
               </w:rPr>
-              <w:t>Step (base case, 9% tax, AED mn)</w:t>
+              <w:t>Step (recovery case, 9% tax, AED mn)</w:t>
             </w:r>
           </w:p>
         </w:tc>
@@ -21816,7 +23417,7 @@
                 <w:color w:val="1C3A36"/>
                 <w:sz w:val="16"/>
               </w:rPr>
-              <w:t>1,702</w:t>
+              <w:t>1,628</w:t>
             </w:r>
           </w:p>
         </w:tc>
@@ -21834,7 +23435,7 @@
                 <w:color w:val="1C3A36"/>
                 <w:sz w:val="16"/>
               </w:rPr>
-              <w:t>1,843</w:t>
+              <w:t>1,769</w:t>
             </w:r>
           </w:p>
         </w:tc>
@@ -21852,7 +23453,7 @@
                 <w:color w:val="1C3A36"/>
                 <w:sz w:val="16"/>
               </w:rPr>
-              <w:t>1,945</w:t>
+              <w:t>1,873</w:t>
             </w:r>
           </w:p>
         </w:tc>
@@ -21870,7 +23471,7 @@
                 <w:color w:val="1C3A36"/>
                 <w:sz w:val="16"/>
               </w:rPr>
-              <w:t>2,034</w:t>
+              <w:t>1,964</w:t>
             </w:r>
           </w:p>
         </w:tc>
@@ -21888,7 +23489,7 @@
                 <w:color w:val="1C3A36"/>
                 <w:sz w:val="16"/>
               </w:rPr>
-              <w:t>2,112</w:t>
+              <w:t>2,042</w:t>
             </w:r>
           </w:p>
         </w:tc>
@@ -21925,7 +23526,7 @@
                 <w:color w:val="1C3A36"/>
                 <w:sz w:val="16"/>
               </w:rPr>
-              <w:t>1,323</w:t>
+              <w:t>1,248</w:t>
             </w:r>
           </w:p>
         </w:tc>
@@ -21943,7 +23544,7 @@
                 <w:color w:val="1C3A36"/>
                 <w:sz w:val="16"/>
               </w:rPr>
-              <w:t>1,452</w:t>
+              <w:t>1,379</w:t>
             </w:r>
           </w:p>
         </w:tc>
@@ -21961,7 +23562,7 @@
                 <w:color w:val="1C3A36"/>
                 <w:sz w:val="16"/>
               </w:rPr>
-              <w:t>1,545</w:t>
+              <w:t>1,473</w:t>
             </w:r>
           </w:p>
         </w:tc>
@@ -21979,7 +23580,7 @@
                 <w:color w:val="1C3A36"/>
                 <w:sz w:val="16"/>
               </w:rPr>
-              <w:t>1,629</w:t>
+              <w:t>1,558</w:t>
             </w:r>
           </w:p>
         </w:tc>
@@ -21997,7 +23598,7 @@
                 <w:color w:val="1C3A36"/>
                 <w:sz w:val="16"/>
               </w:rPr>
-              <w:t>1,703</w:t>
+              <w:t>1,634</w:t>
             </w:r>
           </w:p>
         </w:tc>
@@ -22034,7 +23635,7 @@
                 <w:color w:val="1C3A36"/>
                 <w:sz w:val="16"/>
               </w:rPr>
-              <w:t>1,204</w:t>
+              <w:t>1,135</w:t>
             </w:r>
           </w:p>
         </w:tc>
@@ -22052,7 +23653,7 @@
                 <w:color w:val="1C3A36"/>
                 <w:sz w:val="16"/>
               </w:rPr>
-              <w:t>1,322</w:t>
+              <w:t>1,255</w:t>
             </w:r>
           </w:p>
         </w:tc>
@@ -22070,7 +23671,7 @@
                 <w:color w:val="1C3A36"/>
                 <w:sz w:val="16"/>
               </w:rPr>
-              <w:t>1,406</w:t>
+              <w:t>1,341</w:t>
             </w:r>
           </w:p>
         </w:tc>
@@ -22088,7 +23689,7 @@
                 <w:color w:val="1C3A36"/>
                 <w:sz w:val="16"/>
               </w:rPr>
-              <w:t>1,483</w:t>
+              <w:t>1,418</w:t>
             </w:r>
           </w:p>
         </w:tc>
@@ -22106,7 +23707,7 @@
                 <w:color w:val="1C3A36"/>
                 <w:sz w:val="16"/>
               </w:rPr>
-              <w:t>1,550</w:t>
+              <w:t>1,487</w:t>
             </w:r>
           </w:p>
         </w:tc>
@@ -22143,7 +23744,7 @@
                 <w:color w:val="1C3A36"/>
                 <w:sz w:val="16"/>
               </w:rPr>
-              <w:t>1,055</w:t>
+              <w:t>987</w:t>
             </w:r>
           </w:p>
         </w:tc>
@@ -22161,7 +23762,7 @@
                 <w:color w:val="1C3A36"/>
                 <w:sz w:val="16"/>
               </w:rPr>
-              <w:t>1,338</w:t>
+              <w:t>1,271</w:t>
             </w:r>
           </w:p>
         </w:tc>
@@ -22179,7 +23780,7 @@
                 <w:color w:val="1C3A36"/>
                 <w:sz w:val="16"/>
               </w:rPr>
-              <w:t>1,408</w:t>
+              <w:t>1,342</w:t>
             </w:r>
           </w:p>
         </w:tc>
@@ -22197,7 +23798,7 @@
                 <w:color w:val="1C3A36"/>
                 <w:sz w:val="16"/>
               </w:rPr>
-              <w:t>1,527</w:t>
+              <w:t>1,463</w:t>
             </w:r>
           </w:p>
         </w:tc>
@@ -22215,7 +23816,7 @@
                 <w:color w:val="1C3A36"/>
                 <w:sz w:val="16"/>
               </w:rPr>
-              <w:t>1,636</w:t>
+              <w:t>1,572</w:t>
             </w:r>
           </w:p>
         </w:tc>
@@ -22256,7 +23857,7 @@
                 <w:color w:val="1C3A36"/>
                 <w:sz w:val="16"/>
               </w:rPr>
-              <w:t>981</w:t>
+              <w:t>476</w:t>
             </w:r>
           </w:p>
         </w:tc>
@@ -22276,7 +23877,7 @@
                 <w:color w:val="1C3A36"/>
                 <w:sz w:val="16"/>
               </w:rPr>
-              <w:t>1,155</w:t>
+              <w:t>1,139</w:t>
             </w:r>
           </w:p>
         </w:tc>
@@ -22296,7 +23897,7 @@
                 <w:color w:val="1C3A36"/>
                 <w:sz w:val="16"/>
               </w:rPr>
-              <w:t>1,130</w:t>
+              <w:t>1,117</w:t>
             </w:r>
           </w:p>
         </w:tc>
@@ -22316,7 +23917,7 @@
                 <w:color w:val="1C3A36"/>
                 <w:sz w:val="16"/>
               </w:rPr>
-              <w:t>1,139</w:t>
+              <w:t>1,132</w:t>
             </w:r>
           </w:p>
         </w:tc>
@@ -22336,7 +23937,7 @@
                 <w:color w:val="1C3A36"/>
                 <w:sz w:val="16"/>
               </w:rPr>
-              <w:t>1,133</w:t>
+              <w:t>1,130</w:t>
             </w:r>
           </w:p>
         </w:tc>
@@ -22426,7 +24027,7 @@
                 <w:color w:val="1C3A36"/>
                 <w:sz w:val="16"/>
               </w:rPr>
-              <w:t>Sum of the five present values (AED mn)</w:t>
+              <w:t>Sum of the five present values (AED mn; 2026 at half weight — the 30-June clock)</w:t>
             </w:r>
           </w:p>
         </w:tc>
@@ -22444,7 +24045,7 @@
                 <w:color w:val="1C3A36"/>
                 <w:sz w:val="16"/>
               </w:rPr>
-              <w:t>5,538</w:t>
+              <w:t>4,993</w:t>
             </w:r>
           </w:p>
         </w:tc>
@@ -22463,7 +24064,7 @@
                 <w:color w:val="1C3A36"/>
                 <w:sz w:val="16"/>
               </w:rPr>
-              <w:t>Terminal value — final NOPAT × (1 + 2.5%) × (1 − 10.8%) ÷ (7.61% − 2.5%)</w:t>
+              <w:t>Terminal value, two-stage — ten years of final-NOPAT growth at 2.5% (volume-only), then a perpetuity at 1.5%; reinvestment = growth ÷ 26.9% return in each stage</w:t>
             </w:r>
           </w:p>
         </w:tc>
@@ -22481,7 +24082,7 @@
                 <w:color w:val="1C3A36"/>
                 <w:sz w:val="16"/>
               </w:rPr>
-              <w:t>27,727</w:t>
+              <w:t>24,747</w:t>
             </w:r>
           </w:p>
         </w:tc>
@@ -22518,7 +24119,7 @@
                 <w:color w:val="1C3A36"/>
                 <w:sz w:val="16"/>
               </w:rPr>
-              <w:t>19,212</w:t>
+              <w:t>17,788</w:t>
             </w:r>
           </w:p>
         </w:tc>
@@ -22555,7 +24156,7 @@
                 <w:color w:val="1C3A36"/>
                 <w:sz w:val="16"/>
               </w:rPr>
-              <w:t>24,750</w:t>
+              <w:t>22,781</w:t>
             </w:r>
           </w:p>
         </w:tc>
@@ -22592,7 +24193,7 @@
                 <w:color w:val="1C3A36"/>
                 <w:sz w:val="16"/>
               </w:rPr>
-              <w:t>(2,991) / 297 / (234)</w:t>
+              <w:t>(2,991) / 297 / (226)</w:t>
             </w:r>
           </w:p>
         </w:tc>
@@ -22629,7 +24230,7 @@
                 <w:color w:val="1C3A36"/>
                 <w:sz w:val="16"/>
               </w:rPr>
-              <w:t>21,821</w:t>
+              <w:t>21,154</w:t>
             </w:r>
           </w:p>
         </w:tc>
@@ -22670,7 +24271,7 @@
                 <w:color w:val="1C3A36"/>
                 <w:sz w:val="16"/>
               </w:rPr>
-              <w:t>2.182</w:t>
+              <w:t>2.115</w:t>
             </w:r>
           </w:p>
         </w:tc>
@@ -22707,7 +24308,7 @@
                 <w:color w:val="1C3A36"/>
                 <w:sz w:val="16"/>
               </w:rPr>
-              <w:t>1.98 – 2.35</w:t>
+              <w:t>1.93 – 2.25</w:t>
             </w:r>
           </w:p>
         </w:tc>
@@ -22729,7 +24330,7 @@
           <w:color w:val="1C3A36"/>
           <w:sz w:val="21"/>
         </w:rPr>
-        <w:t>Named sensitivity: the consumption-recovery grid of section 1.7 — the full span from never-recovers to overshoot is worth AED 0.129 per share, while a half-point of discount rate is worth about AED 0.240. My valuation is a discount-rate argument first and a volume argument barely at all.</w:t>
+        <w:t>Named sensitivity: the consumption-recovery grid of section 1.7 — the full span from continuation (never-recovers) to overshoot is worth AED 0.127 per share, while a half-point of discount rate is worth about AED 0.193. My valuation is a discount-rate argument first and a volume argument barely at all.</w:t>
       </w:r>
     </w:p>
     <w:p>
@@ -22743,7 +24344,7 @@
           <w:color w:val="1C3A36"/>
           <w:sz w:val="21"/>
         </w:rPr>
-        <w:t>Falsifier, stated in advance: two consecutive half-years with equivalent full-load hours below the 2026 trough. That would mean the demand loss is structural, not hospitality-linked, and the recovery leg of my base case should be discarded rather than delayed.</w:t>
+        <w:t>Falsifier, stated in advance: two consecutive half-years with equivalent full-load hours below the 2026 trough. That would mean the demand loss is structural, not hospitality-linked, and the recovery leg of my central case should be discarded rather than delayed.</w:t>
       </w:r>
     </w:p>
     <w:p>
@@ -23225,7 +24826,7 @@
                 <w:color w:val="1C3A36"/>
                 <w:sz w:val="16"/>
               </w:rPr>
-              <w:t>1,055</w:t>
+              <w:t>987</w:t>
             </w:r>
           </w:p>
         </w:tc>
@@ -23243,7 +24844,7 @@
                 <w:color w:val="1C3A36"/>
                 <w:sz w:val="16"/>
               </w:rPr>
-              <w:t>1,338</w:t>
+              <w:t>1,271</w:t>
             </w:r>
           </w:p>
         </w:tc>
@@ -23261,7 +24862,7 @@
                 <w:color w:val="1C3A36"/>
                 <w:sz w:val="16"/>
               </w:rPr>
-              <w:t>1,408</w:t>
+              <w:t>1,342</w:t>
             </w:r>
           </w:p>
         </w:tc>
@@ -23279,7 +24880,7 @@
                 <w:color w:val="1C3A36"/>
                 <w:sz w:val="16"/>
               </w:rPr>
-              <w:t>1,527</w:t>
+              <w:t>1,463</w:t>
             </w:r>
           </w:p>
         </w:tc>
@@ -23297,7 +24898,7 @@
                 <w:color w:val="1C3A36"/>
                 <w:sz w:val="16"/>
               </w:rPr>
-              <w:t>1,636</w:t>
+              <w:t>1,572</w:t>
             </w:r>
           </w:p>
         </w:tc>
@@ -23316,7 +24917,7 @@
                 <w:color w:val="1C3A36"/>
                 <w:sz w:val="16"/>
               </w:rPr>
-              <w:t>Less after-tax net finance cost (held at the 2025 level — the book is floating and was just refinanced)</w:t>
+              <w:t>Less after-tax net finance cost (the model's OWN forecast finance line — the June-2026 debt book and cash balance carried forward — not the 2025 actual)</w:t>
             </w:r>
           </w:p>
         </w:tc>
@@ -23334,7 +24935,7 @@
                 <w:color w:val="1C3A36"/>
                 <w:sz w:val="16"/>
               </w:rPr>
-              <w:t>(154)</w:t>
+              <w:t>(100)</w:t>
             </w:r>
           </w:p>
         </w:tc>
@@ -23352,7 +24953,7 @@
                 <w:color w:val="1C3A36"/>
                 <w:sz w:val="16"/>
               </w:rPr>
-              <w:t>(154)</w:t>
+              <w:t>(100)</w:t>
             </w:r>
           </w:p>
         </w:tc>
@@ -23370,7 +24971,7 @@
                 <w:color w:val="1C3A36"/>
                 <w:sz w:val="16"/>
               </w:rPr>
-              <w:t>(154)</w:t>
+              <w:t>(100)</w:t>
             </w:r>
           </w:p>
         </w:tc>
@@ -23388,7 +24989,7 @@
                 <w:color w:val="1C3A36"/>
                 <w:sz w:val="16"/>
               </w:rPr>
-              <w:t>(154)</w:t>
+              <w:t>(100)</w:t>
             </w:r>
           </w:p>
         </w:tc>
@@ -23406,7 +25007,7 @@
                 <w:color w:val="1C3A36"/>
                 <w:sz w:val="16"/>
               </w:rPr>
-              <w:t>(154)</w:t>
+              <w:t>(100)</w:t>
             </w:r>
           </w:p>
         </w:tc>
@@ -23443,7 +25044,7 @@
                 <w:color w:val="1C3A36"/>
                 <w:sz w:val="16"/>
               </w:rPr>
-              <w:t>901</w:t>
+              <w:t>887</w:t>
             </w:r>
           </w:p>
         </w:tc>
@@ -23461,7 +25062,7 @@
                 <w:color w:val="1C3A36"/>
                 <w:sz w:val="16"/>
               </w:rPr>
-              <w:t>1,184</w:t>
+              <w:t>1,171</w:t>
             </w:r>
           </w:p>
         </w:tc>
@@ -23479,7 +25080,7 @@
                 <w:color w:val="1C3A36"/>
                 <w:sz w:val="16"/>
               </w:rPr>
-              <w:t>1,254</w:t>
+              <w:t>1,243</w:t>
             </w:r>
           </w:p>
         </w:tc>
@@ -23497,7 +25098,7 @@
                 <w:color w:val="1C3A36"/>
                 <w:sz w:val="16"/>
               </w:rPr>
-              <w:t>1,373</w:t>
+              <w:t>1,363</w:t>
             </w:r>
           </w:p>
         </w:tc>
@@ -23515,7 +25116,7 @@
                 <w:color w:val="1C3A36"/>
                 <w:sz w:val="16"/>
               </w:rPr>
-              <w:t>1,481</w:t>
+              <w:t>1,473</w:t>
             </w:r>
           </w:p>
         </w:tc>
@@ -23665,7 +25266,7 @@
                 <w:color w:val="1C3A36"/>
                 <w:sz w:val="16"/>
               </w:rPr>
-              <w:t>1.03×</w:t>
+              <w:t>1.01×</w:t>
             </w:r>
           </w:p>
         </w:tc>
@@ -23685,7 +25286,7 @@
                 <w:color w:val="1C3A36"/>
                 <w:sz w:val="16"/>
               </w:rPr>
-              <w:t>1.35×</w:t>
+              <w:t>1.34×</w:t>
             </w:r>
           </w:p>
         </w:tc>
@@ -23705,7 +25306,7 @@
                 <w:color w:val="1C3A36"/>
                 <w:sz w:val="16"/>
               </w:rPr>
-              <w:t>1.43×</w:t>
+              <w:t>1.42×</w:t>
             </w:r>
           </w:p>
         </w:tc>
@@ -23725,7 +25326,7 @@
                 <w:color w:val="1C3A36"/>
                 <w:sz w:val="16"/>
               </w:rPr>
-              <w:t>1.57×</w:t>
+              <w:t>1.56×</w:t>
             </w:r>
           </w:p>
         </w:tc>
@@ -23745,7 +25346,7 @@
                 <w:color w:val="1C3A36"/>
                 <w:sz w:val="16"/>
               </w:rPr>
-              <w:t>1.69×</w:t>
+              <w:t>1.68×</w:t>
             </w:r>
           </w:p>
         </w:tc>
@@ -23767,7 +25368,7 @@
           <w:color w:val="1C3A36"/>
           <w:sz w:val="21"/>
         </w:rPr>
-        <w:t>In the shock year coverage is almost exactly one — the payout absorbs essentially all the equity cash flow, and the growth is funded by the working-capital release and the revolving facilities' headroom. That is covered, not slack, and it is why my number sits below the cash-flow expert's: I pay for the distribution I can see, not the terminal value I cannot.</w:t>
+        <w:t>In the shock year coverage is 1.01× — the payout absorbs essentially all the equity cash flow, and the growth is funded by the working-capital release and the revolving facilities' headroom. That is covered, not slack, and it is why my number sits below the cash-flow expert's: I pay for the distribution I can see, not the terminal value I cannot.</w:t>
       </w:r>
     </w:p>
     <w:p>
@@ -23923,7 +25524,7 @@
                 <w:color w:val="1C3A36"/>
                 <w:sz w:val="16"/>
               </w:rPr>
-              <w:t>10.7×</w:t>
+              <w:t>10.1×</w:t>
             </w:r>
           </w:p>
         </w:tc>
@@ -23960,7 +25561,7 @@
                 <w:color w:val="1C3A36"/>
                 <w:sz w:val="16"/>
               </w:rPr>
-              <w:t>1,702</w:t>
+              <w:t>1,584</w:t>
             </w:r>
           </w:p>
         </w:tc>
@@ -23997,7 +25598,7 @@
                 <w:color w:val="1C3A36"/>
                 <w:sz w:val="16"/>
               </w:rPr>
-              <w:t>18,216</w:t>
+              <w:t>15,998</w:t>
             </w:r>
           </w:p>
         </w:tc>
@@ -24034,7 +25635,7 @@
                 <w:color w:val="1C3A36"/>
                 <w:sz w:val="16"/>
               </w:rPr>
-              <w:t>1.536</w:t>
+              <w:t>1.444</w:t>
             </w:r>
           </w:p>
         </w:tc>
@@ -24053,7 +25654,7 @@
                 <w:color w:val="1C3A36"/>
                 <w:sz w:val="16"/>
               </w:rPr>
-              <w:t>Tabreed price/earnings 16.6× on 2026E attributable profit (1,025 AED mn) — per share (AED)</w:t>
+              <w:t>Tabreed price/earnings 15.0× on 2026E attributable profit (1,025 AED mn) — per share (AED)</w:t>
             </w:r>
           </w:p>
         </w:tc>
@@ -24071,7 +25672,7 @@
                 <w:color w:val="1C3A36"/>
                 <w:sz w:val="16"/>
               </w:rPr>
-              <w:t>1.701</w:t>
+              <w:t>1.537</w:t>
             </w:r>
           </w:p>
         </w:tc>
@@ -24145,7 +25746,7 @@
                 <w:color w:val="1C3A36"/>
                 <w:sz w:val="16"/>
               </w:rPr>
-              <w:t>2.027 on the cash-flow model — noted, not adopted</w:t>
+              <w:t>1.958 on the cash-flow model — noted, not adopted</w:t>
             </w:r>
           </w:p>
         </w:tc>
@@ -24223,7 +25824,7 @@
                 <w:color w:val="1C3A36"/>
                 <w:sz w:val="16"/>
               </w:rPr>
-              <w:t>1.70</w:t>
+              <w:t>1.54</w:t>
             </w:r>
           </w:p>
         </w:tc>
@@ -24375,7 +25976,7 @@
                 <w:color w:val="1C3A36"/>
                 <w:sz w:val="16"/>
               </w:rPr>
-              <w:t>"78% of your enterprise value is terminal, earning a 23% return on capital forever — at a REGULATED utility. The regulator exists to take that return away."</w:t>
+              <w:t>"78% of your enterprise value is terminal, earning a 27% return on capital forever — at a REGULATED utility. The regulator exists to take that return away."</w:t>
             </w:r>
           </w:p>
         </w:tc>
@@ -24666,7 +26267,7 @@
           <w:color w:val="1C3A36"/>
           <w:sz w:val="21"/>
         </w:rPr>
-        <w:t>The panel spans AED 1.43 to 2.35 — and the disagreement is orderly, not noisy. Expert 1 discounts the contract stack and lands highest (1.98–2.35); Expert 2 capitalises the committed dividend and lands in the middle (1.43–1.72); Expert 3 anchors on what the war-discounted market actually pays and lands lowest (1.50–2.16, central 1.70). Notice what the room agrees on: every range sits at or above the market price, every method finds the capacity charge rather than the meter carrying the value, and every falsifier is observable within two reporting periods. The study's own weighted central (1.901 / 1.807 by tax framing) sits between Expert 1 and Expert 2 — which is what a weighting that gives the market regime a real vote should produce.</w:t>
+        <w:t>The panel spans AED 1.43 to 2.25 — and the disagreement is orderly, not noisy. Expert 1 discounts the contract stack and lands highest (1.93–2.25); Expert 2 capitalises the committed dividend and lands in the middle (1.43–1.72); Expert 3 anchors on what the war-discounted market actually pays and lands lowest (1.50–2.16, central 1.54). Notice what the room agrees on: every range sits at or above the market price, every method finds the capacity charge rather than the meter carrying the value, and every falsifier is observable within two reporting periods. The study's own weighted centrals (recovery 1.84 / 1.73, continuation 1.81 / 1.70 by tax framing) sit between Expert 1 and Expert 2 — which is what a weighting that gives the market regime a real vote should produce.</w:t>
       </w:r>
     </w:p>
     <w:p>
@@ -24894,7 +26495,7 @@
                 <w:color w:val="1C3A36"/>
                 <w:sz w:val="16"/>
               </w:rPr>
-              <w:t>AED 0.155 per share on the cash-flow model — the gap between the two published columns</w:t>
+              <w:t>AED 0.157 per share on the cash-flow model — the gap between the two published columns</w:t>
             </w:r>
           </w:p>
         </w:tc>
@@ -24985,7 +26586,7 @@
                 <w:color w:val="1C3A36"/>
                 <w:sz w:val="16"/>
               </w:rPr>
-              <w:t>AED 0.481 per share between Expert 1's central and Expert 3's — the largest single gap in the room</w:t>
+              <w:t>AED 0.578 per share between Expert 1's central and Expert 3's — the largest single gap in the room</w:t>
             </w:r>
           </w:p>
         </w:tc>
@@ -25076,7 +26677,7 @@
                 <w:color w:val="1C3A36"/>
                 <w:sz w:val="16"/>
               </w:rPr>
-              <w:t>AED 0.059 per share even in the never-recovers case — small by construction (the pass-through)</w:t>
+              <w:t>AED 0.059 per share even in the continuation case — small by construction (the pass-through)</w:t>
             </w:r>
           </w:p>
         </w:tc>
@@ -25167,7 +26768,7 @@
                 <w:color w:val="1C3A36"/>
                 <w:sz w:val="16"/>
               </w:rPr>
-              <w:t>the half-point grid: AED 0.240 per share per 50bp</w:t>
+              <w:t>the half-point grid: AED 0.193 per share per 50bp</w:t>
             </w:r>
           </w:p>
         </w:tc>
@@ -25231,6 +26832,20 @@
           <w:color w:val="1C3A36"/>
           <w:sz w:val="21"/>
         </w:rPr>
+        <w:t>This edition was revised on 17 August 2026 after an external audit of the 9 August study. Every one of the 77 findings raised — accepted, rejected or arbitrated — is catalogued with its disposition and its price in the accompanying critique-response note, which ships alongside this document and the bibliography; the material changes are also summarised in the READ FIRST box at the front. Corrections found by this study's own re-check are disclosed there on the same terms as the external findings.</w:t>
+      </w:r>
+    </w:p>
+    <w:p>
+      <w:pPr>
+        <w:spacing w:after="120" w:before="0"/>
+      </w:pPr>
+      <w:r>
+        <w:rPr>
+          <w:b w:val="0"/>
+          <w:i w:val="0"/>
+          <w:color w:val="1C3A36"/>
+          <w:sz w:val="21"/>
+        </w:rPr>
         <w:t>The probabilistic price map in section 3 is produced by a volatility model that is tested by walk-forward simulation against a carry-anchored random-walk benchmark before it is allowed to publish a range. It describes price dispersion and carries no view on value. It is never combined with the fair-value work.</w:t>
       </w:r>
     </w:p>
@@ -25259,7 +26874,7 @@
           <w:color w:val="6E7B77"/>
           <w:sz w:val="18"/>
         </w:rPr>
-        <w:t>For information only — not investment advice. This document is educational analysis and is not an offer or a solicitation to buy or sell any security. It contains no recommendation, no rating and no price target. The author holds no position in the security discussed and has no business relationship with the company. Figures are drawn from public sources believed reliable but not independently verified; where figures are derived or estimated this is stated in the text. Valuation is inherently uncertain and depends on assumptions that reasonable analysts will dispute — several such disputes are set out explicitly in this document, and two (the tax framing and the consumption recovery) are published as full alternative computations rather than resolved silently. Past performance and simulated distributions are not guides to future returns. Readers must reach their own conclusions and should consider taking independent advice. No liability is accepted for any loss arising from use of this material.</w:t>
+        <w:t>For information only — not investment advice. This document is educational analysis and is not an offer or a solicitation to buy or sell any security. It contains no recommendation and no rating, and it expresses no single-number price target: the central estimates are printed to two decimals as summaries of ranges, the published field is labelled scenario risk, and the cost-of-capital construction range (2.05–2.49 on the primary lens, with the beta interval mapping to roughly 1.72–2.69) is stated beside it — construction risk is additional to scenario risk. The author holds no position in the security discussed and has no business relationship with the company. Figures are drawn from public sources believed reliable but not independently verified; where figures are derived or estimated this is stated in the text. Valuation is inherently uncertain and depends on assumptions that reasonable analysts will dispute — several such disputes are set out explicitly in this document, and two (the tax framing and the consumption recovery) are published as full alternative computations rather than resolved silently. Past performance and simulated distributions are not guides to future returns. Readers must reach their own conclusions and should consider taking independent advice. No liability is accepted for any loss arising from use of this material.</w:t>
       </w:r>
     </w:p>
     <w:sectPr>

--- a/engine/empower_study/EMPOWER_Valuation_Study_09-08-2026_public.docx
+++ b/engine/empower_study/EMPOWER_Valuation_Study_09-08-2026_public.docx
@@ -18905,7 +18905,7 @@
                 <w:color w:val="1C3A36"/>
                 <w:sz w:val="16"/>
               </w:rPr>
-              <w:t>Total assets</w:t>
+              <w:t>Right-of-use, deferred tax, other financial assets and due from related parties</w:t>
             </w:r>
           </w:p>
         </w:tc>
@@ -18925,7 +18925,7 @@
                 <w:color w:val="1C3A36"/>
                 <w:sz w:val="16"/>
               </w:rPr>
-              <w:t>9,728</w:t>
+              <w:t>95</w:t>
             </w:r>
           </w:p>
         </w:tc>
@@ -18945,7 +18945,7 @@
                 <w:color w:val="1C3A36"/>
                 <w:sz w:val="16"/>
               </w:rPr>
-              <w:t>11,183</w:t>
+              <w:t>121</w:t>
             </w:r>
           </w:p>
         </w:tc>
@@ -18965,7 +18965,7 @@
                 <w:color w:val="1C3A36"/>
                 <w:sz w:val="16"/>
               </w:rPr>
-              <w:t>11,817</w:t>
+              <w:t>158</w:t>
             </w:r>
           </w:p>
         </w:tc>
@@ -18985,7 +18985,7 @@
                 <w:color w:val="1C3A36"/>
                 <w:sz w:val="16"/>
               </w:rPr>
-              <w:t>12,267</w:t>
+              <w:t>216</w:t>
             </w:r>
           </w:p>
         </w:tc>
@@ -19004,7 +19004,7 @@
                 <w:color w:val="1C3A36"/>
                 <w:sz w:val="16"/>
               </w:rPr>
-              <w:t>Bank borrowings (current + non-current)</w:t>
+              <w:t>Total assets</w:t>
             </w:r>
           </w:p>
         </w:tc>
@@ -19022,7 +19022,7 @@
                 <w:color w:val="1C3A36"/>
                 <w:sz w:val="16"/>
               </w:rPr>
-              <w:t>4,492</w:t>
+              <w:t>9,728</w:t>
             </w:r>
           </w:p>
         </w:tc>
@@ -19040,7 +19040,7 @@
                 <w:color w:val="1C3A36"/>
                 <w:sz w:val="16"/>
               </w:rPr>
-              <w:t>5,498</w:t>
+              <w:t>11,183</w:t>
             </w:r>
           </w:p>
         </w:tc>
@@ -19058,7 +19058,7 @@
                 <w:color w:val="1C3A36"/>
                 <w:sz w:val="16"/>
               </w:rPr>
-              <w:t>5,503</w:t>
+              <w:t>11,817</w:t>
             </w:r>
           </w:p>
         </w:tc>
@@ -19076,7 +19076,7 @@
                 <w:color w:val="1C3A36"/>
                 <w:sz w:val="16"/>
               </w:rPr>
-              <w:t>5,503</w:t>
+              <w:t>12,267</w:t>
             </w:r>
           </w:p>
         </w:tc>
@@ -19095,7 +19095,7 @@
                 <w:color w:val="1C3A36"/>
                 <w:sz w:val="16"/>
               </w:rPr>
-              <w:t>Lease liabilities</w:t>
+              <w:t>Bank borrowings (current + non-current)</w:t>
             </w:r>
           </w:p>
         </w:tc>
@@ -19113,7 +19113,7 @@
                 <w:color w:val="1C3A36"/>
                 <w:sz w:val="16"/>
               </w:rPr>
-              <w:t>4</w:t>
+              <w:t>4,492</w:t>
             </w:r>
           </w:p>
         </w:tc>
@@ -19131,7 +19131,7 @@
                 <w:color w:val="1C3A36"/>
                 <w:sz w:val="16"/>
               </w:rPr>
-              <w:t>6</w:t>
+              <w:t>5,498</w:t>
             </w:r>
           </w:p>
         </w:tc>
@@ -19149,7 +19149,7 @@
                 <w:color w:val="1C3A36"/>
                 <w:sz w:val="16"/>
               </w:rPr>
-              <w:t>2</w:t>
+              <w:t>5,503</w:t>
             </w:r>
           </w:p>
         </w:tc>
@@ -19167,7 +19167,7 @@
                 <w:color w:val="1C3A36"/>
                 <w:sz w:val="16"/>
               </w:rPr>
-              <w:t>1</w:t>
+              <w:t>5,503</w:t>
             </w:r>
           </w:p>
         </w:tc>
@@ -19186,7 +19186,7 @@
                 <w:color w:val="1C3A36"/>
                 <w:sz w:val="16"/>
               </w:rPr>
-              <w:t>Trade and other payables</w:t>
+              <w:t>Lease liabilities</w:t>
             </w:r>
           </w:p>
         </w:tc>
@@ -19204,7 +19204,7 @@
                 <w:color w:val="1C3A36"/>
                 <w:sz w:val="16"/>
               </w:rPr>
-              <w:t>1,403</w:t>
+              <w:t>4</w:t>
             </w:r>
           </w:p>
         </w:tc>
@@ -19222,7 +19222,7 @@
                 <w:color w:val="1C3A36"/>
                 <w:sz w:val="16"/>
               </w:rPr>
-              <w:t>1,678</w:t>
+              <w:t>6</w:t>
             </w:r>
           </w:p>
         </w:tc>
@@ -19240,7 +19240,7 @@
                 <w:color w:val="1C3A36"/>
                 <w:sz w:val="16"/>
               </w:rPr>
-              <w:t>2,165</w:t>
+              <w:t>2</w:t>
             </w:r>
           </w:p>
         </w:tc>
@@ -19258,7 +19258,7 @@
                 <w:color w:val="1C3A36"/>
                 <w:sz w:val="16"/>
               </w:rPr>
-              <w:t>2,459</w:t>
+              <w:t>1</w:t>
             </w:r>
           </w:p>
         </w:tc>
@@ -19277,7 +19277,7 @@
                 <w:color w:val="1C3A36"/>
                 <w:sz w:val="16"/>
               </w:rPr>
-              <w:t>Total liabilities</w:t>
+              <w:t>Trade and other payables</w:t>
             </w:r>
           </w:p>
         </w:tc>
@@ -19295,7 +19295,7 @@
                 <w:color w:val="1C3A36"/>
                 <w:sz w:val="16"/>
               </w:rPr>
-              <w:t>6,417</w:t>
+              <w:t>1,403</w:t>
             </w:r>
           </w:p>
         </w:tc>
@@ -19313,7 +19313,7 @@
                 <w:color w:val="1C3A36"/>
                 <w:sz w:val="16"/>
               </w:rPr>
-              <w:t>7,810</w:t>
+              <w:t>1,678</w:t>
             </w:r>
           </w:p>
         </w:tc>
@@ -19331,7 +19331,7 @@
                 <w:color w:val="1C3A36"/>
                 <w:sz w:val="16"/>
               </w:rPr>
-              <w:t>8,320</w:t>
+              <w:t>2,165</w:t>
             </w:r>
           </w:p>
         </w:tc>
@@ -19349,7 +19349,7 @@
                 <w:color w:val="1C3A36"/>
                 <w:sz w:val="16"/>
               </w:rPr>
-              <w:t>8,739</w:t>
+              <w:t>2,459</w:t>
             </w:r>
           </w:p>
         </w:tc>
@@ -19368,7 +19368,7 @@
                 <w:color w:val="1C3A36"/>
                 <w:sz w:val="16"/>
               </w:rPr>
-              <w:t>Equity attributable to shareholders</w:t>
+              <w:t>Retentions, deferred government grant, end-of-service benefits and due to related parties</w:t>
             </w:r>
           </w:p>
         </w:tc>
@@ -19386,7 +19386,7 @@
                 <w:color w:val="1C3A36"/>
                 <w:sz w:val="16"/>
               </w:rPr>
-              <w:t>3,144</w:t>
+              <w:t>517</w:t>
             </w:r>
           </w:p>
         </w:tc>
@@ -19404,7 +19404,7 @@
                 <w:color w:val="1C3A36"/>
                 <w:sz w:val="16"/>
               </w:rPr>
-              <w:t>3,198</w:t>
+              <w:t>628</w:t>
             </w:r>
           </w:p>
         </w:tc>
@@ -19422,7 +19422,7 @@
                 <w:color w:val="1C3A36"/>
                 <w:sz w:val="16"/>
               </w:rPr>
-              <w:t>3,311</w:t>
+              <w:t>649</w:t>
             </w:r>
           </w:p>
         </w:tc>
@@ -19440,7 +19440,7 @@
                 <w:color w:val="1C3A36"/>
                 <w:sz w:val="16"/>
               </w:rPr>
-              <w:t>3,338</w:t>
+              <w:t>777</w:t>
             </w:r>
           </w:p>
         </w:tc>
@@ -19459,7 +19459,7 @@
                 <w:color w:val="1C3A36"/>
                 <w:sz w:val="16"/>
               </w:rPr>
-              <w:t>Non-controlling interests</w:t>
+              <w:t>Total liabilities</w:t>
             </w:r>
           </w:p>
         </w:tc>
@@ -19477,7 +19477,7 @@
                 <w:color w:val="1C3A36"/>
                 <w:sz w:val="16"/>
               </w:rPr>
-              <w:t>167</w:t>
+              <w:t>6,417</w:t>
             </w:r>
           </w:p>
         </w:tc>
@@ -19495,7 +19495,7 @@
                 <w:color w:val="1C3A36"/>
                 <w:sz w:val="16"/>
               </w:rPr>
-              <w:t>176</w:t>
+              <w:t>7,810</w:t>
             </w:r>
           </w:p>
         </w:tc>
@@ -19513,7 +19513,7 @@
                 <w:color w:val="1C3A36"/>
                 <w:sz w:val="16"/>
               </w:rPr>
-              <w:t>186</w:t>
+              <w:t>8,320</w:t>
             </w:r>
           </w:p>
         </w:tc>
@@ -19531,7 +19531,7 @@
                 <w:color w:val="1C3A36"/>
                 <w:sz w:val="16"/>
               </w:rPr>
-              <w:t>191</w:t>
+              <w:t>8,739</w:t>
             </w:r>
           </w:p>
         </w:tc>
@@ -19552,7 +19552,7 @@
                 <w:color w:val="1C3A36"/>
                 <w:sz w:val="16"/>
               </w:rPr>
-              <w:t>Total equity</w:t>
+              <w:t>Equity attributable to shareholders</w:t>
             </w:r>
           </w:p>
         </w:tc>
@@ -19572,7 +19572,7 @@
                 <w:color w:val="1C3A36"/>
                 <w:sz w:val="16"/>
               </w:rPr>
-              <w:t>3,311</w:t>
+              <w:t>3,144</w:t>
             </w:r>
           </w:p>
         </w:tc>
@@ -19592,7 +19592,7 @@
                 <w:color w:val="1C3A36"/>
                 <w:sz w:val="16"/>
               </w:rPr>
-              <w:t>3,373</w:t>
+              <w:t>3,198</w:t>
             </w:r>
           </w:p>
         </w:tc>
@@ -19612,7 +19612,7 @@
                 <w:color w:val="1C3A36"/>
                 <w:sz w:val="16"/>
               </w:rPr>
-              <w:t>3,497</w:t>
+              <w:t>3,311</w:t>
             </w:r>
           </w:p>
         </w:tc>
@@ -19632,7 +19632,7 @@
                 <w:color w:val="1C3A36"/>
                 <w:sz w:val="16"/>
               </w:rPr>
-              <w:t>3,528</w:t>
+              <w:t>3,338</w:t>
             </w:r>
           </w:p>
         </w:tc>
@@ -19653,7 +19653,7 @@
                 <w:color w:val="1C3A36"/>
                 <w:sz w:val="16"/>
               </w:rPr>
-              <w:t>Net debt (borrowings + leases − cash − deposits)</w:t>
+              <w:t>Non-controlling interests</w:t>
             </w:r>
           </w:p>
         </w:tc>
@@ -19673,7 +19673,7 @@
                 <w:color w:val="1C3A36"/>
                 <w:sz w:val="16"/>
               </w:rPr>
-              <w:t>3,930</w:t>
+              <w:t>167</w:t>
             </w:r>
           </w:p>
         </w:tc>
@@ -19693,7 +19693,7 @@
                 <w:color w:val="1C3A36"/>
                 <w:sz w:val="16"/>
               </w:rPr>
-              <w:t>3,537</w:t>
+              <w:t>176</w:t>
             </w:r>
           </w:p>
         </w:tc>
@@ -19713,7 +19713,7 @@
                 <w:color w:val="1C3A36"/>
                 <w:sz w:val="16"/>
               </w:rPr>
-              <w:t>3,192</w:t>
+              <w:t>186</w:t>
             </w:r>
           </w:p>
         </w:tc>
@@ -19730,6 +19730,188 @@
             <w:r>
               <w:rPr>
                 <w:b/>
+                <w:color w:val="1C3A36"/>
+                <w:sz w:val="16"/>
+              </w:rPr>
+              <w:t>191</w:t>
+            </w:r>
+          </w:p>
+        </w:tc>
+      </w:tr>
+      <w:tr>
+        <w:tc>
+          <w:tcPr>
+            <w:tcW w:type="dxa" w:w="4464"/>
+          </w:tcPr>
+          <w:p>
+            <w:pPr>
+              <w:spacing w:after="20"/>
+            </w:pPr>
+            <w:r>
+              <w:rPr>
+                <w:color w:val="1C3A36"/>
+                <w:sz w:val="16"/>
+              </w:rPr>
+              <w:t>Total equity</w:t>
+            </w:r>
+          </w:p>
+        </w:tc>
+        <w:tc>
+          <w:tcPr>
+            <w:tcW w:type="dxa" w:w="1296"/>
+          </w:tcPr>
+          <w:p>
+            <w:pPr>
+              <w:spacing w:after="20"/>
+              <w:jc w:val="right"/>
+            </w:pPr>
+            <w:r>
+              <w:rPr>
+                <w:color w:val="1C3A36"/>
+                <w:sz w:val="16"/>
+              </w:rPr>
+              <w:t>3,311</w:t>
+            </w:r>
+          </w:p>
+        </w:tc>
+        <w:tc>
+          <w:tcPr>
+            <w:tcW w:type="dxa" w:w="1296"/>
+          </w:tcPr>
+          <w:p>
+            <w:pPr>
+              <w:spacing w:after="20"/>
+              <w:jc w:val="right"/>
+            </w:pPr>
+            <w:r>
+              <w:rPr>
+                <w:color w:val="1C3A36"/>
+                <w:sz w:val="16"/>
+              </w:rPr>
+              <w:t>3,373</w:t>
+            </w:r>
+          </w:p>
+        </w:tc>
+        <w:tc>
+          <w:tcPr>
+            <w:tcW w:type="dxa" w:w="1296"/>
+          </w:tcPr>
+          <w:p>
+            <w:pPr>
+              <w:spacing w:after="20"/>
+              <w:jc w:val="right"/>
+            </w:pPr>
+            <w:r>
+              <w:rPr>
+                <w:color w:val="1C3A36"/>
+                <w:sz w:val="16"/>
+              </w:rPr>
+              <w:t>3,497</w:t>
+            </w:r>
+          </w:p>
+        </w:tc>
+        <w:tc>
+          <w:tcPr>
+            <w:tcW w:type="dxa" w:w="1728"/>
+          </w:tcPr>
+          <w:p>
+            <w:pPr>
+              <w:spacing w:after="20"/>
+              <w:jc w:val="right"/>
+            </w:pPr>
+            <w:r>
+              <w:rPr>
+                <w:color w:val="1C3A36"/>
+                <w:sz w:val="16"/>
+              </w:rPr>
+              <w:t>3,528</w:t>
+            </w:r>
+          </w:p>
+        </w:tc>
+      </w:tr>
+      <w:tr>
+        <w:tc>
+          <w:tcPr>
+            <w:tcW w:type="dxa" w:w="4464"/>
+          </w:tcPr>
+          <w:p>
+            <w:pPr>
+              <w:spacing w:after="20"/>
+            </w:pPr>
+            <w:r>
+              <w:rPr>
+                <w:color w:val="1C3A36"/>
+                <w:sz w:val="16"/>
+              </w:rPr>
+              <w:t>Net debt (borrowings + leases − cash − deposits)</w:t>
+            </w:r>
+          </w:p>
+        </w:tc>
+        <w:tc>
+          <w:tcPr>
+            <w:tcW w:type="dxa" w:w="1296"/>
+          </w:tcPr>
+          <w:p>
+            <w:pPr>
+              <w:spacing w:after="20"/>
+              <w:jc w:val="right"/>
+            </w:pPr>
+            <w:r>
+              <w:rPr>
+                <w:color w:val="1C3A36"/>
+                <w:sz w:val="16"/>
+              </w:rPr>
+              <w:t>3,930</w:t>
+            </w:r>
+          </w:p>
+        </w:tc>
+        <w:tc>
+          <w:tcPr>
+            <w:tcW w:type="dxa" w:w="1296"/>
+          </w:tcPr>
+          <w:p>
+            <w:pPr>
+              <w:spacing w:after="20"/>
+              <w:jc w:val="right"/>
+            </w:pPr>
+            <w:r>
+              <w:rPr>
+                <w:color w:val="1C3A36"/>
+                <w:sz w:val="16"/>
+              </w:rPr>
+              <w:t>3,537</w:t>
+            </w:r>
+          </w:p>
+        </w:tc>
+        <w:tc>
+          <w:tcPr>
+            <w:tcW w:type="dxa" w:w="1296"/>
+          </w:tcPr>
+          <w:p>
+            <w:pPr>
+              <w:spacing w:after="20"/>
+              <w:jc w:val="right"/>
+            </w:pPr>
+            <w:r>
+              <w:rPr>
+                <w:color w:val="1C3A36"/>
+                <w:sz w:val="16"/>
+              </w:rPr>
+              <w:t>3,192</w:t>
+            </w:r>
+          </w:p>
+        </w:tc>
+        <w:tc>
+          <w:tcPr>
+            <w:tcW w:type="dxa" w:w="1728"/>
+          </w:tcPr>
+          <w:p>
+            <w:pPr>
+              <w:spacing w:after="20"/>
+              <w:jc w:val="right"/>
+            </w:pPr>
+            <w:r>
+              <w:rPr>
                 <w:color w:val="1C3A36"/>
                 <w:sz w:val="16"/>
               </w:rPr>

--- a/engine/empower_study/EMPOWER_Valuation_Study_09-08-2026_public.docx
+++ b/engine/empower_study/EMPOWER_Valuation_Study_09-08-2026_public.docx
@@ -72,7 +72,7 @@
           <w:color w:val="6E7B77"/>
           <w:sz w:val="20"/>
         </w:rPr>
-        <w:t>The world's largest listed district-cooling utility — contracted chilled-water capacity serving Dubai under a regulated-tariff regime · Dubai Financial Market · reporting currency AED · analysis anchored on the closing price of 1.50 on 7 August 2026 · study dated 9 August 2026, revised 17 August 2026.</w:t>
+        <w:t>The world's largest listed district-cooling utility — contracted chilled-water capacity serving Dubai under a regulated-tariff regime · Dubai Financial Market · reporting currency AED · analysis anchored on the closing price of 1.57 on 7 August 2026 · study dated 9 August 2026, revised 17 August 2026.</w:t>
       </w:r>
     </w:p>
     <w:tbl>
@@ -200,7 +200,7 @@
                 <w:color w:val="1C3A36"/>
                 <w:sz w:val="19"/>
               </w:rPr>
-              <w:t>The audited 2025 effective tax rate is exactly 9.0% under UAE corporate tax. Whether the 15% domestic minimum top-up tax reaches Empower through consolidation into the DEWA group (whose revenue far exceeds the EUR 750m threshold) is contested and unresolved. The entire valuation is therefore published both ways — 2.115 against 1.958 on the primary lens; weighted centrals of 1.84 against 1.73 in the recovery case and 1.81 against 1.70 in the continuation case — side by side, never averaged.</w:t>
+              <w:t>The audited 2025 effective tax rate is exactly 9.0% under UAE corporate tax. Whether the 15% domestic minimum top-up tax reaches Empower through consolidation into the DEWA group (whose revenue far exceeds the EUR 750m threshold) is contested and unresolved. The entire valuation is therefore published both ways — 2.107 against 1.950 on the primary lens; weighted centrals of 1.84 against 1.72 in the recovery case and 1.81 against 1.70 in the continuation case — side by side, never averaged.</w:t>
             </w:r>
           </w:p>
           <w:p>
@@ -290,7 +290,7 @@
           <w:color w:val="1C3A36"/>
           <w:sz w:val="21"/>
         </w:rPr>
-        <w:t>The financial character is a regulated utility's: the EBITDA margin has held between 47.6% and 50.5% in every audited year since 2021 (derived as audited operating profit plus depreciation and amortisation; the company's own reported EBITDA figures differ slightly in definition), revenue compounded from AED 2,464mn (2021) to 3,419mn (2025), and net profit reached AED 1,004mn in 2025. Net debt was AED 2,991mn at 30 June 2026 (1.8× 2025 EBITDA) after the 2025 refinancing into two AED 2.75bn revolving tranches at a reduced margin — of which one has since been extended to February 2028 while the other still matures September 2027. The dividend is committed at AED 875mn a year for 2025 and 2026 — 0.087 per share, a 5.8% yield at the anchor price — and free cash flow to equity runs almost exactly at the payout: covered, but not slack.</w:t>
+        <w:t>The financial character is a regulated utility's: the EBITDA margin has held between 47.6% and 50.5% in every audited year since 2021 (derived as audited operating profit plus depreciation and amortisation; the company's own reported EBITDA figures differ slightly in definition), revenue compounded from AED 2,464mn (2021) to 3,419mn (2025), and net profit reached AED 1,004mn in 2025. Net debt was AED 2,991mn at 30 June 2026 (1.8× 2025 EBITDA) after the 2025 refinancing into two AED 2.75bn revolving tranches at a reduced margin — of which one has since been extended to February 2028 while the other still matures September 2027. The dividend is committed at AED 875mn a year for 2025 and 2026 — 0.087 per share, a 5.6% yield at the anchor price — and free cash flow to equity runs almost exactly at the payout: covered, but not slack.</w:t>
       </w:r>
     </w:p>
     <w:p>
@@ -304,7 +304,7 @@
           <w:color w:val="1C3A36"/>
           <w:sz w:val="21"/>
         </w:rPr>
-        <w:t>2026 is the conflict year, and the facts as they stood at the anchor date are stated plainly. Iran struck the Fujairah oil-industry zone on 4 May and clashed with US forces in the Strait of Hormuz over the following days; the truce brokered in the spring was declared over on 8 July — a month before this study's anchor; the strait itself was closed from 11 July, under a US naval blockade from 14 July, and REMAINED CLOSED at the 7 August anchor; an ADNOC tanker was attacked at sea the day after the anchor. No strike on UAE soil has been recorded since 8 July. The Dubai market index fell 21.9% peak to trough (closing basis: 6,774 on 2026-02-09 to 5,289 on 2026-03-16) and the central bank cut its 2026 GDP growth projection from 5.6% to 1.7% — while projecting a 9.8% rebound in 2027 and calling the slowdown a temporary moderation; both legs of that forecast are cited wherever the cut is. Empower's first half showed the transmission mechanism: revenue grew +4.5%, but the second quarter standalone FELL 2.7% year on year as consumption dropped 42m ton-hours (equivalent full-load hours -9% to 698 hours), tied by the interim notes mainly to lower hospitality activity — the company's own attribution; weather was a minor factor. Yet the shock half produced record profits: profit before tax of AED 514.0mn (+16.2%), net profit of 468mn (+16.2%) and EBITDA of 773mn (+7.5%) as presented — which SUPPORTS the pass-through arithmetic at the heart of this study. The shares closed the anchor session at 1.50, 23% below their 52-week high of 1.96, the last leg of the fall running from 1.60 on 4 August to 1.50 on 7 August around the half-year results (statements dated 5 August, released and covered 5–6 August).</w:t>
+        <w:t>2026 is the conflict year, and the facts as they stood at the anchor date are stated plainly. Iran struck the Fujairah oil-industry zone on 4 May and clashed with US forces in the Strait of Hormuz over the following days; the truce brokered in the spring was declared over on 8 July — a month before this study's anchor; the strait itself was closed from 11 July, under a US naval blockade from 14 July, and REMAINED CLOSED at the 7 August anchor; an ADNOC tanker was attacked at sea the day after the anchor. No strike on UAE soil has been recorded since 8 July. The Dubai market index fell 21.9% peak to trough (closing basis: 6,774 on 2026-02-09 to 5,289 on 2026-03-16) and the central bank cut its 2026 GDP growth projection from 5.6% to 1.7% — while projecting a 9.8% rebound in 2027 and calling the slowdown a temporary moderation; both legs of that forecast are cited wherever the cut is. Empower's first half showed the transmission mechanism: revenue grew +4.5%, but the second quarter standalone FELL 2.7% year on year as consumption dropped 42m ton-hours (equivalent full-load hours -9% to 698 hours), tied by the interim notes mainly to lower hospitality activity — the company's own attribution; weather was a minor factor. Yet the shock half produced record profits: profit before tax of AED 514.0mn (+16.2%), net profit of 468mn (+16.2%) and EBITDA of 773mn (+7.5%) as presented — which SUPPORTS the pass-through arithmetic at the heart of this study. The shares closed the anchor session at 1.57, 23% below their 52-week high of 1.96, the last leg of the fall running from 1.60 on 4 August to 1.50 on 7 August around the half-year results (statements dated 5 August, released and covered 5–6 August).</w:t>
       </w:r>
     </w:p>
     <w:p>
@@ -318,7 +318,7 @@
           <w:color w:val="1C3A36"/>
           <w:sz w:val="21"/>
         </w:rPr>
-        <w:t>On the four lenses used here the fair-value field carries TWO centrals, published side by side like the tax framings, because the macro condition dividing them had not resolved at the anchor: a recovery (de-escalation) case at AED 1.84 per share under the 9% tax framing (1.73 at 15%) — a case that requires a de-escalation which had NOT occurred at the anchor date — and a continuation case, describing the world as it stood on the published facts, at 1.81 (1.70). The scenario field runs 1.454 to 2.153 bear to bull, against a market price of 1.50. One disclosed transaction brackets the question from above: DEWA took its stake from 56% to 80% in February 2026 by buying Dubai Holding's 24% at AED 2.16 per share — a related-party CONTROL price, +44% above the anchor close, recorded here as a reference point and never as fair value.</w:t>
+        <w:t>On the four lenses used here the fair-value field carries TWO centrals, published side by side like the tax framings, because the macro condition dividing them had not resolved at the anchor: a recovery (de-escalation) case at AED 1.84 per share under the 9% tax framing (1.72 at 15%) — a case that requires a de-escalation which had NOT occurred at the anchor date — and a continuation case, describing the world as it stood on the published facts, at 1.81 (1.70). The scenario field runs 1.447 to 2.144 bear to bull, against a market price of 1.57. One disclosed transaction brackets the question from above: DEWA took its stake from 56% to 80% in February 2026 by buying Dubai Holding's 24% at AED 2.16 per share — a related-party CONTROL price, +38% above the anchor close, recorded here as a reference point and never as fair value.</w:t>
       </w:r>
     </w:p>
     <w:tbl>
@@ -442,7 +442,7 @@
           <w:color w:val="6E7B77"/>
           <w:sz w:val="17"/>
         </w:rPr>
-        <w:t>Figure 1 — the valuation field: each lens's range, both tax framings of both central estimates, the market price of 1.50 and the DEWA control print of 2.16.</w:t>
+        <w:t>Figure 1 — the valuation field: each lens's range, both tax framings of both central estimates, the market price of 1.57 and the DEWA control print of 2.16.</w:t>
       </w:r>
     </w:p>
     <w:tbl>
@@ -602,7 +602,7 @@
                 <w:color w:val="1C3A36"/>
                 <w:sz w:val="16"/>
               </w:rPr>
-              <w:t>5-year free cash flow to the firm on the two-leg unit build from a 30-June-2026 valuation clock, cost of capital 7.61%, two-stage terminal (ten years at 2.5% volume-only growth, then 1.5%). Terminal value = 78.1% of enterprise value (78.0% under the 15% framing) — disclosed here, in the bridge and in section 1.9</w:t>
+              <w:t>5-year free cash flow to the firm on the two-leg unit build from a 30-June-2026 valuation clock, cost of capital 7.64%, two-stage terminal (ten years at 2.5% volume-only growth, then 1.5%). Terminal value = 78.0% of enterprise value (77.9% under the 15% framing) — disclosed here, in the bridge and in section 1.9</w:t>
             </w:r>
           </w:p>
         </w:tc>
@@ -620,7 +620,7 @@
                 <w:color w:val="1C3A36"/>
                 <w:sz w:val="16"/>
               </w:rPr>
-              <w:t>2.115</w:t>
+              <w:t>2.107</w:t>
             </w:r>
           </w:p>
         </w:tc>
@@ -638,7 +638,7 @@
                 <w:color w:val="1C3A36"/>
                 <w:sz w:val="16"/>
               </w:rPr>
-              <w:t>1.958</w:t>
+              <w:t>1.950</w:t>
             </w:r>
           </w:p>
         </w:tc>
@@ -656,7 +656,7 @@
                 <w:color w:val="1C3A36"/>
                 <w:sz w:val="16"/>
               </w:rPr>
-              <w:t>+41%</w:t>
+              <w:t>+34%</w:t>
             </w:r>
           </w:p>
         </w:tc>
@@ -747,7 +747,7 @@
                 <w:color w:val="1C3A36"/>
                 <w:sz w:val="16"/>
               </w:rPr>
-              <w:t>-4%</w:t>
+              <w:t>-8%</w:t>
             </w:r>
           </w:p>
         </w:tc>
@@ -838,7 +838,7 @@
                 <w:color w:val="1C3A36"/>
                 <w:sz w:val="16"/>
               </w:rPr>
-              <w:t>+12%</w:t>
+              <w:t>+7%</w:t>
             </w:r>
           </w:p>
         </w:tc>
@@ -929,7 +929,7 @@
                 <w:color w:val="1C3A36"/>
                 <w:sz w:val="16"/>
               </w:rPr>
-              <w:t>+9%</w:t>
+              <w:t>+4%</w:t>
             </w:r>
           </w:p>
         </w:tc>
@@ -1010,7 +1010,7 @@
                 <w:color w:val="1C3A36"/>
                 <w:sz w:val="16"/>
               </w:rPr>
-              <w:t>1.73</w:t>
+              <w:t>1.72</w:t>
             </w:r>
           </w:p>
         </w:tc>
@@ -1030,7 +1030,7 @@
                 <w:color w:val="1C3A36"/>
                 <w:sz w:val="16"/>
               </w:rPr>
-              <w:t>+23%</w:t>
+              <w:t>+17%</w:t>
             </w:r>
           </w:p>
         </w:tc>
@@ -1131,7 +1131,7 @@
                 <w:color w:val="1C3A36"/>
                 <w:sz w:val="16"/>
               </w:rPr>
-              <w:t>+21%</w:t>
+              <w:t>+15%</w:t>
             </w:r>
           </w:p>
         </w:tc>
@@ -1168,7 +1168,7 @@
                 <w:color w:val="1C3A36"/>
                 <w:sz w:val="16"/>
               </w:rPr>
-              <w:t>bear 1.454 (war re-escalation, usage never recovers, 15% tax, +100bp on the cost of equity) to bull 2.153 (full recovery, 110k RT/yr)</w:t>
+              <w:t>bear 1.447 (war re-escalation, usage never recovers, 15% tax, +100bp on the cost of equity) to bull 2.144 (full recovery, 110k RT/yr)</w:t>
             </w:r>
           </w:p>
         </w:tc>
@@ -1186,7 +1186,7 @@
                 <w:color w:val="1C3A36"/>
                 <w:sz w:val="16"/>
               </w:rPr>
-              <w:t>1.454 – 2.153</w:t>
+              <w:t>1.447 – 2.144</w:t>
             </w:r>
           </w:p>
         </w:tc>
@@ -1313,7 +1313,7 @@
                 <w:color w:val="1C3A36"/>
                 <w:sz w:val="16"/>
               </w:rPr>
-              <w:t>+4%</w:t>
+              <w:t>-0%</w:t>
             </w:r>
           </w:p>
         </w:tc>
@@ -1368,7 +1368,7 @@
                 <w:color w:val="1C3A36"/>
                 <w:sz w:val="16"/>
               </w:rPr>
-              <w:t>1.50</w:t>
+              <w:t>1.57</w:t>
             </w:r>
           </w:p>
         </w:tc>
@@ -1386,7 +1386,7 @@
                 <w:color w:val="1C3A36"/>
                 <w:sz w:val="16"/>
               </w:rPr>
-              <w:t>1.50</w:t>
+              <w:t>1.57</w:t>
             </w:r>
           </w:p>
         </w:tc>
@@ -1495,7 +1495,7 @@
                 <w:color w:val="1C3A36"/>
                 <w:sz w:val="16"/>
               </w:rPr>
-              <w:t>+44%</w:t>
+              <w:t>+38%</w:t>
             </w:r>
           </w:p>
         </w:tc>
@@ -1517,7 +1517,7 @@
           <w:color w:val="6E7B77"/>
           <w:sz w:val="17"/>
         </w:rPr>
-        <w:t>Fair values are ranges and distributions, never a target; the centrals are printed to two decimals as summaries of ranges, the field is scenario risk, and construction risk is additional to it — on the primary lens the priced cost-of-capital constructions alone span 2.05 to 2.49 (section 1.8). The two tax columns are one of the study's two central contested judgements published in full: 9% is the audited 2025 effective rate, 15% is the domestic minimum top-up rate that would apply if consolidation into the DEWA group sweeps Empower into the OECD minimum-tax regime; the recovery/continuation pair is the other, framed the same way. Nothing is averaged anywhere in this document. The terminal-value share of enterprise value (78.1%) is stated beside the lens it belongs to because it is the number a sceptical reader should weigh first.</w:t>
+        <w:t>Fair values are ranges and distributions, never a target; the centrals are printed to two decimals as summaries of ranges, the field is scenario risk, and construction risk is additional to it — on the primary lens the priced cost-of-capital constructions alone span 2.04 to 2.48 (section 1.8). The two tax columns are one of the study's two central contested judgements published in full: 9% is the audited 2025 effective rate, 15% is the domestic minimum top-up rate that would apply if consolidation into the DEWA group sweeps Empower into the OECD minimum-tax regime; the recovery/continuation pair is the other, framed the same way. Nothing is averaged anywhere in this document. The terminal-value share of enterprise value (78.0%) is stated beside the lens it belongs to because it is the number a sceptical reader should weigh first.</w:t>
       </w:r>
     </w:p>
     <w:p>
@@ -1846,7 +1846,7 @@
                 <w:color w:val="1C3A36"/>
                 <w:sz w:val="17"/>
               </w:rPr>
-              <w:t>10,000mn shares; AED 15,000mn at the anchor price of 1.50</w:t>
+              <w:t>10,000mn shares; AED 15,700mn at the anchor price of 1.57</w:t>
             </w:r>
           </w:p>
         </w:tc>
@@ -1918,7 +1918,7 @@
                 <w:color w:val="1C3A36"/>
                 <w:sz w:val="17"/>
               </w:rPr>
-              <w:t>AED 875mn a year committed for 2025 AND 2026, paid in two instalments (October and April) — 0.087 per share, 5.8% at the anchor price</w:t>
+              <w:t>AED 875mn a year committed for 2025 AND 2026, paid in two instalments (October and April) — 0.087 per share, 5.6% at the anchor price</w:t>
             </w:r>
           </w:p>
         </w:tc>
@@ -3736,7 +3736,7 @@
                 <w:color w:val="1C3A36"/>
                 <w:sz w:val="17"/>
               </w:rPr>
-              <w:t>0.9640</w:t>
+              <w:t>0.9639</w:t>
             </w:r>
           </w:p>
         </w:tc>
@@ -3754,7 +3754,7 @@
                 <w:color w:val="1C3A36"/>
                 <w:sz w:val="17"/>
               </w:rPr>
-              <w:t>0.8958</w:t>
+              <w:t>0.8955</w:t>
             </w:r>
           </w:p>
         </w:tc>
@@ -3772,7 +3772,7 @@
                 <w:color w:val="1C3A36"/>
                 <w:sz w:val="17"/>
               </w:rPr>
-              <w:t>0.8324</w:t>
+              <w:t>0.8320</w:t>
             </w:r>
           </w:p>
         </w:tc>
@@ -3790,7 +3790,7 @@
                 <w:color w:val="1C3A36"/>
                 <w:sz w:val="17"/>
               </w:rPr>
-              <w:t>0.7735</w:t>
+              <w:t>0.7729</w:t>
             </w:r>
           </w:p>
         </w:tc>
@@ -3808,7 +3808,7 @@
                 <w:color w:val="1C3A36"/>
                 <w:sz w:val="17"/>
               </w:rPr>
-              <w:t>0.7188</w:t>
+              <w:t>0.7181</w:t>
             </w:r>
           </w:p>
         </w:tc>
@@ -3869,7 +3869,7 @@
                 <w:color w:val="1C3A36"/>
                 <w:sz w:val="17"/>
               </w:rPr>
-              <w:t>1,139</w:t>
+              <w:t>1,138</w:t>
             </w:r>
           </w:p>
         </w:tc>
@@ -3909,7 +3909,7 @@
                 <w:color w:val="1C3A36"/>
                 <w:sz w:val="17"/>
               </w:rPr>
-              <w:t>1,132</w:t>
+              <w:t>1,131</w:t>
             </w:r>
           </w:p>
         </w:tc>
@@ -3929,7 +3929,7 @@
                 <w:color w:val="1C3A36"/>
                 <w:sz w:val="17"/>
               </w:rPr>
-              <w:t>1,130</w:t>
+              <w:t>1,129</w:t>
             </w:r>
           </w:p>
         </w:tc>
@@ -4397,7 +4397,7 @@
                 <w:color w:val="1C3A36"/>
                 <w:sz w:val="17"/>
               </w:rPr>
-              <w:t>1,044</w:t>
+              <w:t>1,043</w:t>
             </w:r>
           </w:p>
         </w:tc>
@@ -4415,25 +4415,25 @@
                 <w:color w:val="1C3A36"/>
                 <w:sz w:val="17"/>
               </w:rPr>
+              <w:t>1,058</w:t>
+            </w:r>
+          </w:p>
+        </w:tc>
+        <w:tc>
+          <w:tcPr>
+            <w:tcW w:type="dxa" w:w="1138"/>
+          </w:tcPr>
+          <w:p>
+            <w:pPr>
+              <w:spacing w:after="20"/>
+              <w:jc w:val="right"/>
+            </w:pPr>
+            <w:r>
+              <w:rPr>
+                <w:color w:val="1C3A36"/>
+                <w:sz w:val="17"/>
+              </w:rPr>
               <w:t>1,059</w:t>
-            </w:r>
-          </w:p>
-        </w:tc>
-        <w:tc>
-          <w:tcPr>
-            <w:tcW w:type="dxa" w:w="1138"/>
-          </w:tcPr>
-          <w:p>
-            <w:pPr>
-              <w:spacing w:after="20"/>
-              <w:jc w:val="right"/>
-            </w:pPr>
-            <w:r>
-              <w:rPr>
-                <w:color w:val="1C3A36"/>
-                <w:sz w:val="17"/>
-              </w:rPr>
-              <w:t>1,060</w:t>
             </w:r>
           </w:p>
         </w:tc>
@@ -4649,7 +4649,7 @@
                 <w:color w:val="1C3A36"/>
                 <w:sz w:val="16"/>
               </w:rPr>
-              <w:t>4,993</w:t>
+              <w:t>4,990</w:t>
             </w:r>
           </w:p>
         </w:tc>
@@ -4667,7 +4667,7 @@
                 <w:color w:val="1C3A36"/>
                 <w:sz w:val="16"/>
               </w:rPr>
-              <w:t>4,667</w:t>
+              <w:t>4,664</w:t>
             </w:r>
           </w:p>
         </w:tc>
@@ -4722,7 +4722,7 @@
                 <w:color w:val="1C3A36"/>
                 <w:sz w:val="16"/>
               </w:rPr>
-              <w:t>24,747</w:t>
+              <w:t>24,650</w:t>
             </w:r>
           </w:p>
         </w:tc>
@@ -4740,7 +4740,7 @@
                 <w:color w:val="1C3A36"/>
                 <w:sz w:val="16"/>
               </w:rPr>
-              <w:t>22,989</w:t>
+              <w:t>22,899</w:t>
             </w:r>
           </w:p>
         </w:tc>
@@ -4795,7 +4795,7 @@
                 <w:color w:val="1C3A36"/>
                 <w:sz w:val="16"/>
               </w:rPr>
-              <w:t>17,788</w:t>
+              <w:t>17,701</w:t>
             </w:r>
           </w:p>
         </w:tc>
@@ -4813,7 +4813,7 @@
                 <w:color w:val="1C3A36"/>
                 <w:sz w:val="16"/>
               </w:rPr>
-              <w:t>16,524</w:t>
+              <w:t>16,443</w:t>
             </w:r>
           </w:p>
         </w:tc>
@@ -4872,7 +4872,7 @@
                 <w:color w:val="1C3A36"/>
                 <w:sz w:val="16"/>
               </w:rPr>
-              <w:t>22,781</w:t>
+              <w:t>22,691</w:t>
             </w:r>
           </w:p>
         </w:tc>
@@ -4892,7 +4892,7 @@
                 <w:color w:val="1C3A36"/>
                 <w:sz w:val="16"/>
               </w:rPr>
-              <w:t>21,191</w:t>
+              <w:t>21,107</w:t>
             </w:r>
           </w:p>
         </w:tc>
@@ -4949,7 +4949,7 @@
                 <w:color w:val="1C3A36"/>
                 <w:sz w:val="16"/>
               </w:rPr>
-              <w:t>78.1%</w:t>
+              <w:t>78.0%</w:t>
             </w:r>
           </w:p>
         </w:tc>
@@ -4967,7 +4967,7 @@
                 <w:color w:val="1C3A36"/>
                 <w:sz w:val="16"/>
               </w:rPr>
-              <w:t>78.0%</w:t>
+              <w:t>77.9%</w:t>
             </w:r>
           </w:p>
         </w:tc>
@@ -5314,7 +5314,7 @@
                 <w:color w:val="1C3A36"/>
                 <w:sz w:val="16"/>
               </w:rPr>
-              <w:t>(226)</w:t>
+              <w:t>(225)</w:t>
             </w:r>
           </w:p>
         </w:tc>
@@ -5332,7 +5332,7 @@
                 <w:color w:val="1C3A36"/>
                 <w:sz w:val="16"/>
               </w:rPr>
-              <w:t>(210)</w:t>
+              <w:t>(209)</w:t>
             </w:r>
           </w:p>
         </w:tc>
@@ -5387,7 +5387,7 @@
                 <w:color w:val="1C3A36"/>
                 <w:sz w:val="16"/>
               </w:rPr>
-              <w:t>21,154</w:t>
+              <w:t>21,065</w:t>
             </w:r>
           </w:p>
         </w:tc>
@@ -5405,7 +5405,7 @@
                 <w:color w:val="1C3A36"/>
                 <w:sz w:val="16"/>
               </w:rPr>
-              <w:t>19,581</w:t>
+              <w:t>19,498</w:t>
             </w:r>
           </w:p>
         </w:tc>
@@ -5463,7 +5463,7 @@
                 <w:color w:val="1C3A36"/>
                 <w:sz w:val="16"/>
               </w:rPr>
-              <w:t>2.115</w:t>
+              <w:t>2.107</w:t>
             </w:r>
           </w:p>
         </w:tc>
@@ -5483,7 +5483,7 @@
                 <w:color w:val="1C3A36"/>
                 <w:sz w:val="16"/>
               </w:rPr>
-              <w:t>1.958</w:t>
+              <w:t>1.950</w:t>
             </w:r>
           </w:p>
         </w:tc>
@@ -5503,7 +5503,7 @@
                 <w:color w:val="1C3A36"/>
                 <w:sz w:val="16"/>
               </w:rPr>
-              <w:t>against a spot of 1.50: +41% and +31% respectively</w:t>
+              <w:t>against a spot of 1.57: +34% and +24% respectively</w:t>
             </w:r>
           </w:p>
         </w:tc>
@@ -5553,7 +5553,7 @@
           <w:color w:val="1C3A36"/>
           <w:sz w:val="21"/>
         </w:rPr>
-        <w:t>Book value attributable to shareholders is AED 3,338mn at 30 June 2026, or 0.334 per share — the share trades at 4.5× book. That multiple is not the anomaly it appears: the equity base is small because the assets are largely debt- and customer-deposit-funded and the company has distributed heavily since listing, so the sustainable return on equity is high — 30.5% on the average of the last two year-end equity bases. A justified price-to-book multiple, (return on equity − growth) ÷ (cost of equity − growth), gives 4.9× book at the 8.24% cost of equity and 2.5% growth — AED 1.630 per share. The lens is framed under both tax columns like every other: with the sustainable return re-taxed at 15%, the justified multiple is 4.5× and the value 1.513 per share.</w:t>
+        <w:t>Book value attributable to shareholders is AED 3,338mn at 30 June 2026, or 0.334 per share — the share trades at 4.7× book. That multiple is not the anomaly it appears: the equity base is small because the assets are largely debt- and customer-deposit-funded and the company has distributed heavily since listing, so the sustainable return on equity is high — 30.5% on the average of the last two year-end equity bases. A justified price-to-book multiple, (return on equity − growth) ÷ (cost of equity − growth), gives 4.9× book at the 8.24% cost of equity and 2.5% growth — AED 1.630 per share. The lens is framed under both tax columns like every other: with the sustainable return re-taxed at 15%, the justified multiple is 4.5× and the value 1.513 per share.</w:t>
       </w:r>
     </w:p>
     <w:p>
@@ -5944,7 +5944,7 @@
                 <w:color w:val="1C3A36"/>
                 <w:sz w:val="17"/>
               </w:rPr>
-              <w:t>-4% against spot</w:t>
+              <w:t>-8% against spot</w:t>
             </w:r>
           </w:p>
         </w:tc>
@@ -6021,7 +6021,7 @@
           <w:color w:val="1C3A36"/>
           <w:sz w:val="21"/>
         </w:rPr>
-        <w:t>The cross-relationship is stated from the numbers, not from memory: at the anchor marks Empower's own trailing enterprise multiple is 11.4× against Tabreed's 10.1× — a premium — while on trailing price/earnings Empower stands at 15.1× against Tabreed's 15.0× — broadly in line. Each half-turn of the enterprise multiple is worth about AED 0.079 per share on this lens.</w:t>
+        <w:t>The cross-relationship is stated from the numbers, not from memory: at the anchor marks Empower's own trailing enterprise multiple is 11.8× against Tabreed's 10.1× — a premium — while on trailing price/earnings Empower stands at 15.8× against Tabreed's 15.0× — a premium. Each half-turn of the enterprise multiple is worth about AED 0.079 per share on this lens.</w:t>
       </w:r>
     </w:p>
     <w:p>
@@ -6035,7 +6035,7 @@
           <w:color w:val="1C3A36"/>
           <w:sz w:val="21"/>
         </w:rPr>
-        <w:t>Read this lens for what it is: a market-regime reading, not an independent fundamental. The peer multiples are themselves struck in a war-discounted market — Tabreed and DEWA fell with the index — so applying them imports the conflict discount rather than testing it. That is exactly why the lens carries 20% weight and why its gap to the cash-flow lens (1.444 against 2.115) is treated in section 4 as information about the market's risk pricing, not as an error in either number.</w:t>
+        <w:t>Read this lens for what it is: a market-regime reading, not an independent fundamental. The peer multiples are themselves struck in a war-discounted market — Tabreed and DEWA fell with the index — so applying them imports the conflict discount rather than testing it. That is exactly why the lens carries 20% weight and why its gap to the cash-flow lens (1.444 against 2.107) is treated in section 4 as information about the market's risk pricing, not as an error in either number.</w:t>
       </w:r>
     </w:p>
     <w:p>
@@ -6231,7 +6231,7 @@
                 <w:color w:val="1C3A36"/>
                 <w:sz w:val="17"/>
               </w:rPr>
-              <w:t>2.115</w:t>
+              <w:t>2.107</w:t>
             </w:r>
           </w:p>
         </w:tc>
@@ -6249,7 +6249,7 @@
                 <w:color w:val="1C3A36"/>
                 <w:sz w:val="17"/>
               </w:rPr>
-              <w:t>1.958</w:t>
+              <w:t>1.950</w:t>
             </w:r>
           </w:p>
         </w:tc>
@@ -6304,7 +6304,7 @@
                 <w:color w:val="1C3A36"/>
                 <w:sz w:val="17"/>
               </w:rPr>
-              <w:t>2.057</w:t>
+              <w:t>2.048</w:t>
             </w:r>
           </w:p>
         </w:tc>
@@ -6322,7 +6322,7 @@
                 <w:color w:val="1C3A36"/>
                 <w:sz w:val="17"/>
               </w:rPr>
-              <w:t>1.903</w:t>
+              <w:t>1.895</w:t>
             </w:r>
           </w:p>
         </w:tc>
@@ -6620,7 +6620,7 @@
                 <w:color w:val="1C3A36"/>
                 <w:sz w:val="17"/>
               </w:rPr>
-              <w:t>1.73</w:t>
+              <w:t>1.72</w:t>
             </w:r>
           </w:p>
         </w:tc>
@@ -6816,7 +6816,7 @@
           <w:color w:val="1C3A36"/>
           <w:sz w:val="21"/>
         </w:rPr>
-        <w:t>The lenses disagree in an orderly way. The cash-flow model sits highest because it credits the contracted growth backlog and the negative-working-capital funding model in full; the relative lens sits lowest because it imports today's war-discounted market regime; the normalised and book lenses sit between. The weighting leans on the cash-flow model because this is a regulated utility with contracted revenue — the class of business a discounted-cash-flow model prices best — and the field runs 1.454 to 2.153 bear to bull. Both tax columns are carried through every row, the recovery and continuation cases are carried through every horizontal cut, and nothing is averaged across either pair. Note how little the case choice moves the central — AED 0.029 per share — which is the pass-through arithmetic of section 1.7 doing its work.</w:t>
+        <w:t>The lenses disagree in an orderly way. The cash-flow model sits highest because it credits the contracted growth backlog and the negative-working-capital funding model in full; the relative lens sits lowest because it imports today's war-discounted market regime; the normalised and book lenses sit between. The weighting leans on the cash-flow model because this is a regulated utility with contracted revenue — the class of business a discounted-cash-flow model prices best — and the field runs 1.447 to 2.144 bear to bull. Both tax columns are carried through every row, the recovery and continuation cases are carried through every horizontal cut, and nothing is averaged across either pair. Note how little the case choice moves the central — AED 0.029 per share — which is the pass-through arithmetic of section 1.7 doing its work.</w:t>
       </w:r>
     </w:p>
     <w:p>
@@ -8696,7 +8696,7 @@
                 <w:color w:val="1C3A36"/>
                 <w:sz w:val="17"/>
               </w:rPr>
-              <w:t>2.017</w:t>
+              <w:t>2.009</w:t>
             </w:r>
           </w:p>
         </w:tc>
@@ -8769,7 +8769,7 @@
                 <w:color w:val="1C3A36"/>
                 <w:sz w:val="17"/>
               </w:rPr>
-              <w:t>2.057</w:t>
+              <w:t>2.048</w:t>
             </w:r>
           </w:p>
         </w:tc>
@@ -8842,7 +8842,7 @@
                 <w:color w:val="1C3A36"/>
                 <w:sz w:val="17"/>
               </w:rPr>
-              <w:t>2.086</w:t>
+              <w:t>2.077</w:t>
             </w:r>
           </w:p>
         </w:tc>
@@ -8921,7 +8921,7 @@
                 <w:color w:val="1C3A36"/>
                 <w:sz w:val="17"/>
               </w:rPr>
-              <w:t>2.115</w:t>
+              <w:t>2.107</w:t>
             </w:r>
           </w:p>
         </w:tc>
@@ -8996,7 +8996,7 @@
                 <w:color w:val="1C3A36"/>
                 <w:sz w:val="17"/>
               </w:rPr>
-              <w:t>2.145</w:t>
+              <w:t>2.136</w:t>
             </w:r>
           </w:p>
         </w:tc>
@@ -9036,7 +9036,7 @@
           <w:color w:val="1C3A36"/>
           <w:sz w:val="21"/>
         </w:rPr>
-        <w:t>The finding is the study's headline: permanent loss of the entire shock — the continuation case — moves the discounted-cash-flow value from 2.115 to 2.057, just 2.8% (1.903 under the 15% tax framing). The arithmetic reason is the pass-through: about 76% of every dirham of consumption revenue leaves again as electricity and water purchased from DEWA, so the meter's contribution to cash flow is thin. The market's read-through from the consumption miss to the equity — a share price 23% off its high — is larger than the cash-flow arithmetic supports. The capacity charge, not the meter, carries the value; what WOULD move the value is a tariff cut or a stall in connections, which is why sections 5 and 7 watch those, not the weather.</w:t>
+        <w:t>The finding is the study's headline: permanent loss of the entire shock — the continuation case — moves the discounted-cash-flow value from 2.107 to 2.048, just 2.8% (1.895 under the 15% tax framing). The arithmetic reason is the pass-through: about 76% of every dirham of consumption revenue leaves again as electricity and water purchased from DEWA, so the meter's contribution to cash flow is thin. The market's read-through from the consumption miss to the equity — a share price 23% off its high — is larger than the cash-flow arithmetic supports. The capacity charge, not the meter, carries the value; what WOULD move the value is a tariff cut or a stall in connections, which is why sections 5 and 7 watch those, not the weather.</w:t>
       </w:r>
     </w:p>
     <w:p>
@@ -9723,7 +9723,7 @@
                 <w:color w:val="1C3A36"/>
                 <w:sz w:val="16"/>
               </w:rPr>
-              <w:t>83.4% / 16.6%</w:t>
+              <w:t>84.0% / 16.0%</w:t>
             </w:r>
           </w:p>
         </w:tc>
@@ -9741,7 +9741,7 @@
                 <w:color w:val="1C3A36"/>
                 <w:sz w:val="16"/>
               </w:rPr>
-              <w:t>83.4% / 16.6%</w:t>
+              <w:t>84.0% / 16.0%</w:t>
             </w:r>
           </w:p>
         </w:tc>
@@ -9800,7 +9800,7 @@
                 <w:color w:val="1C3A36"/>
                 <w:sz w:val="16"/>
               </w:rPr>
-              <w:t>7.61%</w:t>
+              <w:t>7.64%</w:t>
             </w:r>
           </w:p>
         </w:tc>
@@ -9820,7 +9820,7 @@
                 <w:color w:val="1C3A36"/>
                 <w:sz w:val="16"/>
               </w:rPr>
-              <w:t>7.65%</w:t>
+              <w:t>7.67%</w:t>
             </w:r>
           </w:p>
         </w:tc>
@@ -9877,7 +9877,7 @@
                 <w:color w:val="1C3A36"/>
                 <w:sz w:val="16"/>
               </w:rPr>
-              <w:t>7.61%</w:t>
+              <w:t>7.64%</w:t>
             </w:r>
           </w:p>
         </w:tc>
@@ -9895,7 +9895,7 @@
                 <w:color w:val="1C3A36"/>
                 <w:sz w:val="16"/>
               </w:rPr>
-              <w:t>7.65%</w:t>
+              <w:t>7.67%</w:t>
             </w:r>
           </w:p>
         </w:tc>
@@ -9913,7 +9913,7 @@
                 <w:color w:val="1C3A36"/>
                 <w:sz w:val="16"/>
               </w:rPr>
-              <w:t>IDENTICAL to the 9% row: the minimum top-up tax is a minimum-effective-rate charge, not a higher statutory rate, so the 9% interest shield survives and both framings discount at 7.61% — stated so the reader is not left inferring it</w:t>
+              <w:t>IDENTICAL to the 9% row: the minimum top-up tax is a minimum-effective-rate charge, not a higher statutory rate, so the 9% interest shield survives and both framings discount at 7.64% — stated so the reader is not left inferring it</w:t>
             </w:r>
           </w:p>
         </w:tc>
@@ -10391,7 +10391,7 @@
                 <w:color w:val="1C3A36"/>
                 <w:sz w:val="16"/>
               </w:rPr>
-              <w:t>7.61%</w:t>
+              <w:t>7.64%</w:t>
             </w:r>
           </w:p>
         </w:tc>
@@ -10411,7 +10411,7 @@
                 <w:color w:val="1C3A36"/>
                 <w:sz w:val="16"/>
               </w:rPr>
-              <w:t>2.115</w:t>
+              <w:t>2.107</w:t>
             </w:r>
           </w:p>
         </w:tc>
@@ -10468,7 +10468,7 @@
                 <w:color w:val="1C3A36"/>
                 <w:sz w:val="16"/>
               </w:rPr>
-              <w:t>7.23%</w:t>
+              <w:t>7.26%</w:t>
             </w:r>
           </w:p>
         </w:tc>
@@ -10486,7 +10486,7 @@
                 <w:color w:val="1C3A36"/>
                 <w:sz w:val="16"/>
               </w:rPr>
-              <w:t>2.272</w:t>
+              <w:t>2.258</w:t>
             </w:r>
           </w:p>
         </w:tc>
@@ -10541,7 +10541,7 @@
                 <w:color w:val="1C3A36"/>
                 <w:sz w:val="16"/>
               </w:rPr>
-              <w:t>7.79%</w:t>
+              <w:t>7.81%</w:t>
             </w:r>
           </w:p>
         </w:tc>
@@ -10559,7 +10559,7 @@
                 <w:color w:val="1C3A36"/>
                 <w:sz w:val="16"/>
               </w:rPr>
-              <w:t>2.048</w:t>
+              <w:t>2.042</w:t>
             </w:r>
           </w:p>
         </w:tc>
@@ -10614,7 +10614,7 @@
                 <w:color w:val="1C3A36"/>
                 <w:sz w:val="16"/>
               </w:rPr>
-              <w:t>6.77%</w:t>
+              <w:t>6.78%</w:t>
             </w:r>
           </w:p>
         </w:tc>
@@ -10632,7 +10632,7 @@
                 <w:color w:val="1C3A36"/>
                 <w:sz w:val="16"/>
               </w:rPr>
-              <w:t>2.492</w:t>
+              <w:t>2.483</w:t>
             </w:r>
           </w:p>
         </w:tc>
@@ -10672,7 +10672,7 @@
           <w:color w:val="6E7B77"/>
           <w:sz w:val="17"/>
         </w:rPr>
-        <w:t>The published scenario field (1.454–2.153) is bounded by SCENARIOS; these CONSTRUCTIONS alone span 2.048 to 2.492 on the identical cash flows — construction risk is additional to scenario risk, and of comparable size. The beta's own 90% sampling interval (0.56–1.17) maps to roughly 1.72–2.69 per share on the primary lens via the section 1.9 grid. A reader should treat the printed field as scenario risk and carry construction risk on top of it.</w:t>
+        <w:t>The published scenario field (1.447–2.144) is bounded by SCENARIOS; these CONSTRUCTIONS alone span 2.042 to 2.483 on the identical cash flows — construction risk is additional to scenario risk, and of comparable size. The beta's own 90% sampling interval (0.56–1.17) maps to roughly 1.71–2.68 per share on the primary lens via the section 1.9 grid. A reader should treat the printed field as scenario risk and carry construction risk on top of it.</w:t>
       </w:r>
     </w:p>
     <w:p>
@@ -10686,7 +10686,7 @@
           <w:color w:val="1C3A36"/>
           <w:sz w:val="21"/>
         </w:rPr>
-        <w:t>Every contested construction in this section is PRICED rather than asserted: the two premium bases are both computed (they converge); the tax question is carried as two full columns everywhere; the short sovereign tenor and the Abu Dhabi credit-default-swap proxy are flagged in place; the weighting and beta-index choices are full parallel valuations above; and the beta's sampling error is shown so a reader can re-run the cost of equity at either end of the interval (0.56 lifts the fair value, 1.17 lowers it — the direction is worth roughly AED 0.193 per share per half-point of discount rate, per the grid in section 1.9).</w:t>
+        <w:t>Every contested construction in this section is PRICED rather than asserted: the two premium bases are both computed (they converge); the tax question is carried as two full columns everywhere; the short sovereign tenor and the Abu Dhabi credit-default-swap proxy are flagged in place; the weighting and beta-index choices are full parallel valuations above; and the beta's sampling error is shown so a reader can re-run the cost of equity at either end of the interval (0.56 lifts the fair value, 1.17 lowers it — the direction is worth roughly AED 0.191 per share per half-point of discount rate, per the grid in section 1.9).</w:t>
       </w:r>
     </w:p>
     <w:p>
@@ -10916,7 +10916,7 @@
                 <w:color w:val="1C3A36"/>
                 <w:sz w:val="16"/>
               </w:rPr>
-              <w:t>Cost of capital 6.61%</w:t>
+              <w:t>Cost of capital 6.64%</w:t>
             </w:r>
           </w:p>
         </w:tc>
@@ -10934,7 +10934,7 @@
                 <w:color w:val="1C3A36"/>
                 <w:sz w:val="16"/>
               </w:rPr>
-              <w:t>2.036</w:t>
+              <w:t>2.028</w:t>
             </w:r>
           </w:p>
         </w:tc>
@@ -10952,7 +10952,7 @@
                 <w:color w:val="1C3A36"/>
                 <w:sz w:val="16"/>
               </w:rPr>
-              <w:t>2.279</w:t>
+              <w:t>2.269</w:t>
             </w:r>
           </w:p>
         </w:tc>
@@ -10970,7 +10970,7 @@
                 <w:color w:val="1C3A36"/>
                 <w:sz w:val="16"/>
               </w:rPr>
-              <w:t>2.503</w:t>
+              <w:t>2.491</w:t>
             </w:r>
           </w:p>
         </w:tc>
@@ -10988,7 +10988,7 @@
                 <w:color w:val="1C3A36"/>
                 <w:sz w:val="16"/>
               </w:rPr>
-              <w:t>2.574</w:t>
+              <w:t>2.561</w:t>
             </w:r>
           </w:p>
         </w:tc>
@@ -11006,7 +11006,7 @@
                 <w:color w:val="1C3A36"/>
                 <w:sz w:val="16"/>
               </w:rPr>
-              <w:t>2.647</w:t>
+              <w:t>2.634</w:t>
             </w:r>
           </w:p>
         </w:tc>
@@ -11025,7 +11025,7 @@
                 <w:color w:val="1C3A36"/>
                 <w:sz w:val="16"/>
               </w:rPr>
-              <w:t>Cost of capital 7.11%</w:t>
+              <w:t>Cost of capital 7.14%</w:t>
             </w:r>
           </w:p>
         </w:tc>
@@ -11043,7 +11043,7 @@
                 <w:color w:val="1C3A36"/>
                 <w:sz w:val="16"/>
               </w:rPr>
-              <w:t>1.880</w:t>
+              <w:t>1.873</w:t>
             </w:r>
           </w:p>
         </w:tc>
@@ -11061,7 +11061,7 @@
                 <w:color w:val="1C3A36"/>
                 <w:sz w:val="16"/>
               </w:rPr>
-              <w:t>2.080</w:t>
+              <w:t>2.071</w:t>
             </w:r>
           </w:p>
         </w:tc>
@@ -11079,7 +11079,7 @@
                 <w:color w:val="1C3A36"/>
                 <w:sz w:val="16"/>
               </w:rPr>
-              <w:t>2.264</w:t>
+              <w:t>2.254</w:t>
             </w:r>
           </w:p>
         </w:tc>
@@ -11097,7 +11097,7 @@
                 <w:color w:val="1C3A36"/>
                 <w:sz w:val="16"/>
               </w:rPr>
-              <w:t>2.324</w:t>
+              <w:t>2.313</w:t>
             </w:r>
           </w:p>
         </w:tc>
@@ -11115,7 +11115,7 @@
                 <w:color w:val="1C3A36"/>
                 <w:sz w:val="16"/>
               </w:rPr>
-              <w:t>2.387</w:t>
+              <w:t>2.376</w:t>
             </w:r>
           </w:p>
         </w:tc>
@@ -11136,7 +11136,7 @@
                 <w:color w:val="1C3A36"/>
                 <w:sz w:val="16"/>
               </w:rPr>
-              <w:t>Cost of capital 7.61%  (base)</w:t>
+              <w:t>Cost of capital 7.64%  (base)</w:t>
             </w:r>
           </w:p>
         </w:tc>
@@ -11156,7 +11156,7 @@
                 <w:color w:val="1C3A36"/>
                 <w:sz w:val="16"/>
               </w:rPr>
-              <w:t>1.744</w:t>
+              <w:t>1.739</w:t>
             </w:r>
           </w:p>
         </w:tc>
@@ -11176,7 +11176,7 @@
                 <w:color w:val="1C3A36"/>
                 <w:sz w:val="16"/>
               </w:rPr>
-              <w:t>1.910</w:t>
+              <w:t>1.903</w:t>
             </w:r>
           </w:p>
         </w:tc>
@@ -11196,7 +11196,7 @@
                 <w:color w:val="1C3A36"/>
                 <w:sz w:val="16"/>
               </w:rPr>
-              <w:t>2.063</w:t>
+              <w:t>2.055</w:t>
             </w:r>
           </w:p>
         </w:tc>
@@ -11216,7 +11216,7 @@
                 <w:color w:val="1C3A36"/>
                 <w:sz w:val="16"/>
               </w:rPr>
-              <w:t>2.115</w:t>
+              <w:t>2.107</w:t>
             </w:r>
           </w:p>
         </w:tc>
@@ -11236,7 +11236,7 @@
                 <w:color w:val="1C3A36"/>
                 <w:sz w:val="16"/>
               </w:rPr>
-              <w:t>2.169</w:t>
+              <w:t>2.160</w:t>
             </w:r>
           </w:p>
         </w:tc>
@@ -11255,7 +11255,7 @@
                 <w:color w:val="1C3A36"/>
                 <w:sz w:val="16"/>
               </w:rPr>
-              <w:t>Cost of capital 8.11%</w:t>
+              <w:t>Cost of capital 8.14%</w:t>
             </w:r>
           </w:p>
         </w:tc>
@@ -11273,7 +11273,7 @@
                 <w:color w:val="1C3A36"/>
                 <w:sz w:val="16"/>
               </w:rPr>
-              <w:t>1.626</w:t>
+              <w:t>1.620</w:t>
             </w:r>
           </w:p>
         </w:tc>
@@ -11291,7 +11291,7 @@
                 <w:color w:val="1C3A36"/>
                 <w:sz w:val="16"/>
               </w:rPr>
-              <w:t>1.765</w:t>
+              <w:t>1.759</w:t>
             </w:r>
           </w:p>
         </w:tc>
@@ -11309,7 +11309,7 @@
                 <w:color w:val="1C3A36"/>
                 <w:sz w:val="16"/>
               </w:rPr>
-              <w:t>1.894</w:t>
+              <w:t>1.886</w:t>
             </w:r>
           </w:p>
         </w:tc>
@@ -11327,7 +11327,7 @@
                 <w:color w:val="1C3A36"/>
                 <w:sz w:val="16"/>
               </w:rPr>
-              <w:t>1.939</w:t>
+              <w:t>1.931</w:t>
             </w:r>
           </w:p>
         </w:tc>
@@ -11345,7 +11345,7 @@
                 <w:color w:val="1C3A36"/>
                 <w:sz w:val="16"/>
               </w:rPr>
-              <w:t>1.985</w:t>
+              <w:t>1.978</w:t>
             </w:r>
           </w:p>
         </w:tc>
@@ -11364,7 +11364,7 @@
                 <w:color w:val="1C3A36"/>
                 <w:sz w:val="16"/>
               </w:rPr>
-              <w:t>Cost of capital 8.61%</w:t>
+              <w:t>Cost of capital 8.64%</w:t>
             </w:r>
           </w:p>
         </w:tc>
@@ -11382,7 +11382,7 @@
                 <w:color w:val="1C3A36"/>
                 <w:sz w:val="16"/>
               </w:rPr>
-              <w:t>1.521</w:t>
+              <w:t>1.516</w:t>
             </w:r>
           </w:p>
         </w:tc>
@@ -11400,7 +11400,7 @@
                 <w:color w:val="1C3A36"/>
                 <w:sz w:val="16"/>
               </w:rPr>
-              <w:t>1.639</w:t>
+              <w:t>1.633</w:t>
             </w:r>
           </w:p>
         </w:tc>
@@ -11418,7 +11418,7 @@
                 <w:color w:val="1C3A36"/>
                 <w:sz w:val="16"/>
               </w:rPr>
-              <w:t>1.748</w:t>
+              <w:t>1.741</w:t>
             </w:r>
           </w:p>
         </w:tc>
@@ -11436,7 +11436,7 @@
                 <w:color w:val="1C3A36"/>
                 <w:sz w:val="16"/>
               </w:rPr>
-              <w:t>1.787</w:t>
+              <w:t>1.781</w:t>
             </w:r>
           </w:p>
         </w:tc>
@@ -11454,7 +11454,7 @@
                 <w:color w:val="1C3A36"/>
                 <w:sz w:val="16"/>
               </w:rPr>
-              <w:t>1.828</w:t>
+              <w:t>1.821</w:t>
             </w:r>
           </w:p>
         </w:tc>
@@ -11476,7 +11476,7 @@
           <w:color w:val="6E7B77"/>
           <w:sz w:val="17"/>
         </w:rPr>
-        <w:t>The base cell (2.115) sits at 7.61% and 2.5%. A half-point of discount rate is worth roughly AED 0.193 per share — more than the entire consumption crux — which is the honest hierarchy of what matters in this valuation: rate, tax, tariff, then usage. The growth axis now extends to ZERO so the reader can see the flat-everything endpoint: no volume growth at all, forever, is worth 1.744 at the base rate.</w:t>
+        <w:t>The base cell (2.107) sits at 7.64% and 2.5%. A half-point of discount rate is worth roughly AED 0.191 per share — more than the entire consumption crux — which is the honest hierarchy of what matters in this valuation: rate, tax, tariff, then usage. The growth axis now extends to ZERO so the reader can see the flat-everything endpoint: no volume growth at all, forever, is worth 1.739 at the base rate.</w:t>
       </w:r>
     </w:p>
     <w:p>
@@ -11628,7 +11628,7 @@
                 <w:color w:val="1C3A36"/>
                 <w:sz w:val="16"/>
               </w:rPr>
-              <w:t>1.454</w:t>
+              <w:t>1.447</w:t>
             </w:r>
           </w:p>
         </w:tc>
@@ -11750,7 +11750,7 @@
                 <w:color w:val="1C3A36"/>
                 <w:sz w:val="16"/>
               </w:rPr>
-              <w:t>1.84 / 1.73</w:t>
+              <w:t>1.84 / 1.72</w:t>
             </w:r>
           </w:p>
         </w:tc>
@@ -11805,7 +11805,7 @@
                 <w:color w:val="1C3A36"/>
                 <w:sz w:val="16"/>
               </w:rPr>
-              <w:t>2.153</w:t>
+              <w:t>2.144</w:t>
             </w:r>
           </w:p>
         </w:tc>
@@ -12088,7 +12088,7 @@
                 <w:color w:val="1C3A36"/>
                 <w:sz w:val="17"/>
               </w:rPr>
-              <w:t>price is -6.0% against it; the average is falling</w:t>
+              <w:t>price is -1.6% against it; the average is falling</w:t>
             </w:r>
           </w:p>
         </w:tc>
@@ -12143,7 +12143,7 @@
                 <w:color w:val="1C3A36"/>
                 <w:sz w:val="17"/>
               </w:rPr>
-              <w:t>price is -7.6% against it; flat</w:t>
+              <w:t>price is -3.2% against it; flat</w:t>
             </w:r>
           </w:p>
         </w:tc>
@@ -12198,7 +12198,7 @@
                 <w:color w:val="1C3A36"/>
                 <w:sz w:val="17"/>
               </w:rPr>
-              <w:t>price is -7.1% against it; flat</w:t>
+              <w:t>price is -2.8% against it; flat</w:t>
             </w:r>
           </w:p>
         </w:tc>
@@ -12660,7 +12660,7 @@
           <w:color w:val="6E7B77"/>
           <w:sz w:val="17"/>
         </w:rPr>
-        <w:t>Figure 6 — the forward price cone to three months from the anchor close of 1.50, with the trailing tape behind it. All four published centrals — recovery 1.84 / 1.73 and continuation 1.81 / 1.70 by tax framing — sit INSIDE the three-month cone, below its 95th percentile of 1.92 (the span 1.70–1.84 falls inside the cone, between the 75th and 95th percentiles). The valuation and the price map OVERLAP: the market could reach any of the centrals within a quarter without leaving the cone's ordinary range, so the two objects no longer disagree — the question is direction, on which the price map deliberately has no view.</w:t>
+        <w:t>Figure 6 — the forward price cone to three months from the anchor close of 1.57, with the trailing tape behind it. All four published centrals — recovery 1.84 / 1.72 and continuation 1.81 / 1.70 by tax framing — sit INSIDE the three-month cone, below its 95th percentile of 1.92 (the span 1.70–1.84 falls inside the cone, between the 75th and 95th percentiles). The valuation and the price map OVERLAP: the market could reach any of the centrals within a quarter without leaving the cone's ordinary range, so the two objects no longer disagree — the question is direction, on which the price map deliberately has no view.</w:t>
       </w:r>
     </w:p>
     <w:p>
@@ -13680,7 +13680,7 @@
                 <w:color w:val="1C3A36"/>
                 <w:sz w:val="16"/>
               </w:rPr>
-              <w:t>AED 2.115 / 1.958 by tax framing, +41% / +31% against the market</w:t>
+              <w:t>AED 2.107 / 1.950 by tax framing, +34% / +24% against the market</w:t>
             </w:r>
           </w:p>
         </w:tc>
@@ -13698,7 +13698,7 @@
                 <w:color w:val="1C3A36"/>
                 <w:sz w:val="16"/>
               </w:rPr>
-              <w:t>the tariff stays flat but is not cut; the contracted backlog connects; the crux recovers (and barely matters if it does not — the continuation model is 2.057 / 1.903)</w:t>
+              <w:t>the tariff stays flat but is not cut; the contracted backlog connects; the crux recovers (and barely matters if it does not — the continuation model is 2.048 / 1.895)</w:t>
             </w:r>
           </w:p>
         </w:tc>
@@ -13735,7 +13735,7 @@
                 <w:color w:val="1C3A36"/>
                 <w:sz w:val="16"/>
               </w:rPr>
-              <w:t>AED 1.84 / 1.73, +23% / +15%</w:t>
+              <w:t>AED 1.84 / 1.72, +17% / +10%</w:t>
             </w:r>
           </w:p>
         </w:tc>
@@ -13790,7 +13790,7 @@
                 <w:color w:val="1C3A36"/>
                 <w:sz w:val="16"/>
               </w:rPr>
-              <w:t>AED 1.81 / 1.70, +21% / +13%</w:t>
+              <w:t>AED 1.81 / 1.70, +15% / +8%</w:t>
             </w:r>
           </w:p>
         </w:tc>
@@ -13845,7 +13845,7 @@
                 <w:color w:val="1C3A36"/>
                 <w:sz w:val="16"/>
               </w:rPr>
-              <w:t>AED 1.444, -4%</w:t>
+              <w:t>AED 1.444, -8%</w:t>
             </w:r>
           </w:p>
         </w:tc>
@@ -13900,7 +13900,7 @@
                 <w:color w:val="1C3A36"/>
                 <w:sz w:val="16"/>
               </w:rPr>
-              <w:t>1.50</w:t>
+              <w:t>1.57</w:t>
             </w:r>
           </w:p>
         </w:tc>
@@ -13955,7 +13955,7 @@
                 <w:color w:val="1C3A36"/>
                 <w:sz w:val="16"/>
               </w:rPr>
-              <w:t>AED 2.16, +44% above spot</w:t>
+              <w:t>AED 2.16, +38% above spot</w:t>
             </w:r>
           </w:p>
         </w:tc>
@@ -14050,7 +14050,7 @@
           <w:color w:val="1C3A36"/>
           <w:sz w:val="21"/>
         </w:rPr>
-        <w:t>The reading we take from this: the market is pricing the consumption shock as if it were a structural impairment of the profit pool, and the cash-flow arithmetic says it is not — the pool sits in the contracted capacity charge, which grew through the war half. Even the continuation case, which concedes the whole usage shock forever, sits well above the market price. The genuine open questions are the ones the market prices less visibly: whether the 15% minimum tax reaches the company (0.157 per share, published as its own column), and whether the next approved tariff schedule stays flat (not priced — flagged as the model's single most valuable assumption). Between the 1.70 continuation central under the harsher tax framing and the 1.50 market price lies the war discount itself; a reader who expects the conflict regime to persist should weight the relative lens harder, and the field published here lets them. All four published centrals — recovery 1.84 / 1.73 and continuation 1.81 / 1.70 by tax framing — sit INSIDE the three-month cone, below its 95th percentile of 1.92 (the span 1.70–1.84 falls inside the cone, between the 75th and 95th percentiles). The valuation and the price map OVERLAP: the market could reach any of the centrals within a quarter without leaving the cone's ordinary range, so the two objects no longer disagree — the question is direction, on which the price map deliberately has no view.</w:t>
+        <w:t>The reading we take from this: the market is pricing the consumption shock as if it were a structural impairment of the profit pool, and the cash-flow arithmetic says it is not — the pool sits in the contracted capacity charge, which grew through the war half. Even the continuation case, which concedes the whole usage shock forever, sits well above the market price. The genuine open questions are the ones the market prices less visibly: whether the 15% minimum tax reaches the company (0.157 per share, published as its own column), and whether the next approved tariff schedule stays flat (not priced — flagged as the model's single most valuable assumption). Between the 1.70 continuation central under the harsher tax framing and the 1.57 market price lies the war discount itself; a reader who expects the conflict regime to persist should weight the relative lens harder, and the field published here lets them. All four published centrals — recovery 1.84 / 1.72 and continuation 1.81 / 1.70 by tax framing — sit INSIDE the three-month cone, below its 95th percentile of 1.92 (the span 1.70–1.84 falls inside the cone, between the 75th and 95th percentiles). The valuation and the price map OVERLAP: the market could reach any of the centrals within a quarter without leaving the cone's ordinary range, so the two objects no longer disagree — the question is direction, on which the price map deliberately has no view.</w:t>
       </w:r>
     </w:p>
     <w:p>
@@ -14582,7 +14582,7 @@
           <w:color w:val="1C3A36"/>
           <w:sz w:val="21"/>
         </w:rPr>
-        <w:t>The three-month distribution has a median of 1.49 and a 5th-to-95th span of 1.16 to 1.92. Read the span honestly: the model considers a -22% move and a +28% move equally unremarkable tail outcomes over a single quarter of a conflict-regime tape.</w:t>
+        <w:t>The three-month distribution has a median of 1.49 and a 5th-to-95th span of 1.16 to 1.92. Read the span honestly: the model considers a -26% move and a +22% move equally unremarkable tail outcomes over a single quarter of a conflict-regime tape.</w:t>
       </w:r>
     </w:p>
     <w:tbl>
@@ -14940,7 +14940,7 @@
                 <w:color w:val="1C3A36"/>
                 <w:sz w:val="16"/>
               </w:rPr>
-              <w:t>All four published centrals — recovery 1.84 / 1.73 and continuation 1.81 / 1.70 by tax framing — sit INSIDE the three-month cone, below its 95th percentile of 1.92 (the span 1.70–1.84 falls inside the cone, between the 75th and 95th percentiles). The valuation and the price map OVERLAP: the market could reach any of the centrals within a quarter without leaving the cone's ordinary range, so the two objects no longer disagree — the question is direction, on which the price map deliberately has no view.</w:t>
+              <w:t>All four published centrals — recovery 1.84 / 1.72 and continuation 1.81 / 1.70 by tax framing — sit INSIDE the three-month cone, below its 95th percentile of 1.92 (the span 1.70–1.84 falls inside the cone, between the 75th and 95th percentiles). The valuation and the price map OVERLAP: the market could reach any of the centrals within a quarter without leaving the cone's ordinary range, so the two objects no longer disagree — the question is direction, on which the price map deliberately has no view.</w:t>
             </w:r>
           </w:p>
         </w:tc>
@@ -15025,7 +15025,7 @@
           <w:color w:val="1C3A36"/>
           <w:sz w:val="21"/>
         </w:rPr>
-        <w:t>The bear machinery is explicit: usage down a further 6% and never recovering, connections halved, the harsher tax, and 100bp on the cost of equity — AED 1.454 per share. A reader can adopt it wholesale rather than improvising a discount.</w:t>
+        <w:t>The bear machinery is explicit: usage down a further 6% and never recovering, connections halved, the harsher tax, and 100bp on the cost of equity — AED 1.447 per share. A reader can adopt it wholesale rather than improvising a discount.</w:t>
       </w:r>
     </w:p>
     <w:p>
@@ -15046,7 +15046,7 @@
           <w:color w:val="1C3A36"/>
           <w:sz w:val="21"/>
         </w:rPr>
-        <w:t>The flat regulated tariff is the single most valuable assumption in the model — it underwrites the capacity charge that carries 78.1% of the enterprise value into the terminal. The current tariff instrument hardens the flat assumption (indexation of capacity charges is barred, and the achieved rate already sits at the cap) while confirming there is no escalation upside either. No cap cut has occurred in the record examined here, but the model contains no machinery for one, deliberately: it would be a regime change, to be re-modelled, not sensitised.</w:t>
+        <w:t>The flat regulated tariff is the single most valuable assumption in the model — it underwrites the capacity charge that carries 78.0% of the enterprise value into the terminal. The current tariff instrument hardens the flat assumption (indexation of capacity charges is barred, and the achieved rate already sits at the cap) while confirming there is no escalation upside either. No cap cut has occurred in the record examined here, but the model contains no machinery for one, deliberately: it would be a regime change, to be re-modelled, not sensitised.</w:t>
       </w:r>
     </w:p>
     <w:p>
@@ -21472,7 +21472,7 @@
                 <w:color w:val="1C3A36"/>
                 <w:sz w:val="16"/>
               </w:rPr>
-              <w:t>11.4×</w:t>
+              <w:t>11.8×</w:t>
             </w:r>
           </w:p>
         </w:tc>
@@ -21545,7 +21545,7 @@
                 <w:color w:val="1C3A36"/>
                 <w:sz w:val="16"/>
               </w:rPr>
-              <w:t>15.1×</w:t>
+              <w:t>15.8×</w:t>
             </w:r>
           </w:p>
         </w:tc>
@@ -21618,7 +21618,7 @@
                 <w:color w:val="1C3A36"/>
                 <w:sz w:val="16"/>
               </w:rPr>
-              <w:t>5.8%</w:t>
+              <w:t>5.6%</w:t>
             </w:r>
           </w:p>
         </w:tc>
@@ -21956,7 +21956,7 @@
                 <w:color w:val="1C3A36"/>
                 <w:sz w:val="16"/>
               </w:rPr>
-              <w:t>the continuation case is one of the two published centrals (1.81 / 1.70); the bear scenario, AED 1.454 per share, is a full re-run with all four channels moved together</w:t>
+              <w:t>the continuation case is one of the two published centrals (1.81 / 1.70); the bear scenario, AED 1.447 per share, is a full re-run with all four channels moved together</w:t>
             </w:r>
           </w:p>
         </w:tc>
@@ -24059,7 +24059,7 @@
                 <w:color w:val="1C3A36"/>
                 <w:sz w:val="16"/>
               </w:rPr>
-              <w:t>1,139</w:t>
+              <w:t>1,138</w:t>
             </w:r>
           </w:p>
         </w:tc>
@@ -24099,7 +24099,7 @@
                 <w:color w:val="1C3A36"/>
                 <w:sz w:val="16"/>
               </w:rPr>
-              <w:t>1,132</w:t>
+              <w:t>1,131</w:t>
             </w:r>
           </w:p>
         </w:tc>
@@ -24119,7 +24119,7 @@
                 <w:color w:val="1C3A36"/>
                 <w:sz w:val="16"/>
               </w:rPr>
-              <w:t>1,130</w:t>
+              <w:t>1,129</w:t>
             </w:r>
           </w:p>
         </w:tc>
@@ -24227,7 +24227,7 @@
                 <w:color w:val="1C3A36"/>
                 <w:sz w:val="16"/>
               </w:rPr>
-              <w:t>4,993</w:t>
+              <w:t>4,990</w:t>
             </w:r>
           </w:p>
         </w:tc>
@@ -24264,7 +24264,7 @@
                 <w:color w:val="1C3A36"/>
                 <w:sz w:val="16"/>
               </w:rPr>
-              <w:t>24,747</w:t>
+              <w:t>24,650</w:t>
             </w:r>
           </w:p>
         </w:tc>
@@ -24301,7 +24301,7 @@
                 <w:color w:val="1C3A36"/>
                 <w:sz w:val="16"/>
               </w:rPr>
-              <w:t>17,788</w:t>
+              <w:t>17,701</w:t>
             </w:r>
           </w:p>
         </w:tc>
@@ -24338,7 +24338,7 @@
                 <w:color w:val="1C3A36"/>
                 <w:sz w:val="16"/>
               </w:rPr>
-              <w:t>22,781</w:t>
+              <w:t>22,691</w:t>
             </w:r>
           </w:p>
         </w:tc>
@@ -24375,7 +24375,7 @@
                 <w:color w:val="1C3A36"/>
                 <w:sz w:val="16"/>
               </w:rPr>
-              <w:t>(2,991) / 297 / (226)</w:t>
+              <w:t>(2,991) / 297 / (225)</w:t>
             </w:r>
           </w:p>
         </w:tc>
@@ -24412,7 +24412,7 @@
                 <w:color w:val="1C3A36"/>
                 <w:sz w:val="16"/>
               </w:rPr>
-              <w:t>21,154</w:t>
+              <w:t>21,065</w:t>
             </w:r>
           </w:p>
         </w:tc>
@@ -24453,7 +24453,7 @@
                 <w:color w:val="1C3A36"/>
                 <w:sz w:val="16"/>
               </w:rPr>
-              <w:t>2.115</w:t>
+              <w:t>2.107</w:t>
             </w:r>
           </w:p>
         </w:tc>
@@ -24490,7 +24490,7 @@
                 <w:color w:val="1C3A36"/>
                 <w:sz w:val="16"/>
               </w:rPr>
-              <w:t>1.93 – 2.25</w:t>
+              <w:t>1.93 – 2.24</w:t>
             </w:r>
           </w:p>
         </w:tc>
@@ -24512,7 +24512,7 @@
           <w:color w:val="1C3A36"/>
           <w:sz w:val="21"/>
         </w:rPr>
-        <w:t>Named sensitivity: the consumption-recovery grid of section 1.7 — the full span from continuation (never-recovers) to overshoot is worth AED 0.127 per share, while a half-point of discount rate is worth about AED 0.193. My valuation is a discount-rate argument first and a volume argument barely at all.</w:t>
+        <w:t>Named sensitivity: the consumption-recovery grid of section 1.7 — the full span from continuation (never-recovers) to overshoot is worth AED 0.127 per share, while a half-point of discount rate is worth about AED 0.191. My valuation is a discount-rate argument first and a volume argument barely at all.</w:t>
       </w:r>
     </w:p>
     <w:p>
@@ -25928,7 +25928,7 @@
                 <w:color w:val="1C3A36"/>
                 <w:sz w:val="16"/>
               </w:rPr>
-              <w:t>1.958 on the cash-flow model — noted, not adopted</w:t>
+              <w:t>1.950 on the cash-flow model — noted, not adopted</w:t>
             </w:r>
           </w:p>
         </w:tc>
@@ -25965,7 +25965,7 @@
                 <w:color w:val="1C3A36"/>
                 <w:sz w:val="16"/>
               </w:rPr>
-              <w:t>1.50 – 2.16</w:t>
+              <w:t>1.57 – 2.16</w:t>
             </w:r>
           </w:p>
         </w:tc>
@@ -26435,7 +26435,7 @@
           <w:color w:val="6E7B77"/>
           <w:sz w:val="17"/>
         </w:rPr>
-        <w:t>Figure 9 — the three experts' ranges against the market price of 1.50 and the control print of 2.16.</w:t>
+        <w:t>Figure 9 — the three experts' ranges against the market price of 1.57 and the control print of 2.16.</w:t>
       </w:r>
     </w:p>
     <w:p>
@@ -26449,7 +26449,7 @@
           <w:color w:val="1C3A36"/>
           <w:sz w:val="21"/>
         </w:rPr>
-        <w:t>The panel spans AED 1.43 to 2.25 — and the disagreement is orderly, not noisy. Expert 1 discounts the contract stack and lands highest (1.93–2.25); Expert 2 capitalises the committed dividend and lands in the middle (1.43–1.72); Expert 3 anchors on what the war-discounted market actually pays and lands lowest (1.50–2.16, central 1.54). Notice what the room agrees on: every range sits at or above the market price, every method finds the capacity charge rather than the meter carrying the value, and every falsifier is observable within two reporting periods. The study's own weighted centrals (recovery 1.84 / 1.73, continuation 1.81 / 1.70 by tax framing) sit between Expert 1 and Expert 2 — which is what a weighting that gives the market regime a real vote should produce.</w:t>
+        <w:t>The panel spans AED 1.43 to 2.24 — and the disagreement is orderly, not noisy. Expert 1 discounts the contract stack and lands highest (1.93–2.24); Expert 2 capitalises the committed dividend and lands in the middle (1.43–1.72); Expert 3 anchors on what the war-discounted market actually pays and lands lowest (1.57–2.16, central 1.54). Notice what the room agrees on: every range sits at or above the market price, every method finds the capacity charge rather than the meter carrying the value, and every falsifier is observable within two reporting periods. The study's own weighted centrals (recovery 1.84 / 1.72, continuation 1.81 / 1.70 by tax framing) sit between Expert 1 and Expert 2 — which is what a weighting that gives the market regime a real vote should produce.</w:t>
       </w:r>
     </w:p>
     <w:p>
@@ -26768,7 +26768,7 @@
                 <w:color w:val="1C3A36"/>
                 <w:sz w:val="16"/>
               </w:rPr>
-              <w:t>AED 0.578 per share between Expert 1's central and Expert 3's — the largest single gap in the room</w:t>
+              <w:t>AED 0.569 per share between Expert 1's central and Expert 3's — the largest single gap in the room</w:t>
             </w:r>
           </w:p>
         </w:tc>
@@ -26950,7 +26950,7 @@
                 <w:color w:val="1C3A36"/>
                 <w:sz w:val="16"/>
               </w:rPr>
-              <w:t>the half-point grid: AED 0.193 per share per 50bp</w:t>
+              <w:t>the half-point grid: AED 0.191 per share per 50bp</w:t>
             </w:r>
           </w:p>
         </w:tc>
@@ -27056,7 +27056,7 @@
           <w:color w:val="6E7B77"/>
           <w:sz w:val="18"/>
         </w:rPr>
-        <w:t>For information only — not investment advice. This document is educational analysis and is not an offer or a solicitation to buy or sell any security. It contains no recommendation and no rating, and it expresses no single-number price target: the central estimates are printed to two decimals as summaries of ranges, the published field is labelled scenario risk, and the cost-of-capital construction range (2.05–2.49 on the primary lens, with the beta interval mapping to roughly 1.72–2.69) is stated beside it — construction risk is additional to scenario risk. The author holds no position in the security discussed and has no business relationship with the company. Figures are drawn from public sources believed reliable but not independently verified; where figures are derived or estimated this is stated in the text. Valuation is inherently uncertain and depends on assumptions that reasonable analysts will dispute — several such disputes are set out explicitly in this document, and two (the tax framing and the consumption recovery) are published as full alternative computations rather than resolved silently. Past performance and simulated distributions are not guides to future returns. Readers must reach their own conclusions and should consider taking independent advice. No liability is accepted for any loss arising from use of this material.</w:t>
+        <w:t>For information only — not investment advice. This document is educational analysis and is not an offer or a solicitation to buy or sell any security. It contains no recommendation and no rating, and it expresses no single-number price target: the central estimates are printed to two decimals as summaries of ranges, the published field is labelled scenario risk, and the cost-of-capital construction range (2.04–2.48 on the primary lens, with the beta interval mapping to roughly 1.71–2.68) is stated beside it — construction risk is additional to scenario risk. The author holds no position in the security discussed and has no business relationship with the company. Figures are drawn from public sources believed reliable but not independently verified; where figures are derived or estimated this is stated in the text. Valuation is inherently uncertain and depends on assumptions that reasonable analysts will dispute — several such disputes are set out explicitly in this document, and two (the tax framing and the consumption recovery) are published as full alternative computations rather than resolved silently. Past performance and simulated distributions are not guides to future returns. Readers must reach their own conclusions and should consider taking independent advice. No liability is accepted for any loss arising from use of this material.</w:t>
       </w:r>
     </w:p>
     <w:sectPr>

--- a/engine/empower_study/EMPOWER_Valuation_Study_09-08-2026_public.docx
+++ b/engine/empower_study/EMPOWER_Valuation_Study_09-08-2026_public.docx
@@ -200,7 +200,7 @@
                 <w:color w:val="1C3A36"/>
                 <w:sz w:val="19"/>
               </w:rPr>
-              <w:t>The audited 2025 effective tax rate is exactly 9.0% under UAE corporate tax. Whether the 15% domestic minimum top-up tax reaches Empower through consolidation into the DEWA group (whose revenue far exceeds the EUR 750m threshold) is contested and unresolved. The entire valuation is therefore published both ways — 2.107 against 1.950 on the primary lens; weighted centrals of 1.84 against 1.72 in the recovery case and 1.81 against 1.70 in the continuation case — side by side, never averaged.</w:t>
+              <w:t>The audited 2025 effective tax rate is exactly 9.0% under UAE corporate tax. Whether the 15% domestic minimum top-up tax reaches Empower through consolidation into the DEWA group (whose revenue far exceeds the EUR 750m threshold) is contested and unresolved. The entire valuation is therefore published both ways — 2.134 against 1.976 on the primary lens; weighted centrals of 1.85 against 1.74 in the recovery case and 1.82 against 1.71 in the continuation case — side by side, never averaged.</w:t>
             </w:r>
           </w:p>
           <w:p>
@@ -318,7 +318,7 @@
           <w:color w:val="1C3A36"/>
           <w:sz w:val="21"/>
         </w:rPr>
-        <w:t>On the four lenses used here the fair-value field carries TWO centrals, published side by side like the tax framings, because the macro condition dividing them had not resolved at the anchor: a recovery (de-escalation) case at AED 1.84 per share under the 9% tax framing (1.72 at 15%) — a case that requires a de-escalation which had NOT occurred at the anchor date — and a continuation case, describing the world as it stood on the published facts, at 1.81 (1.70). The scenario field runs 1.447 to 2.144 bear to bull, against a market price of 1.57. One disclosed transaction brackets the question from above: DEWA took its stake from 56% to 80% in February 2026 by buying Dubai Holding's 24% at AED 2.16 per share — a related-party CONTROL price, +38% above the anchor close, recorded here as a reference point and never as fair value.</w:t>
+        <w:t>On the four lenses used here the fair-value field carries TWO centrals, published side by side like the tax framings, because the macro condition dividing them had not resolved at the anchor: a recovery (de-escalation) case at AED 1.85 per share under the 9% tax framing (1.74 at 15%) — a case that requires a de-escalation which had NOT occurred at the anchor date — and a continuation case, describing the world as it stood on the published facts, at 1.82 (1.71). The scenario field runs 1.463 to 2.172 bear to bull, against a market price of 1.57. One disclosed transaction brackets the question from above: DEWA took its stake from 56% to 80% in February 2026 by buying Dubai Holding's 24% at AED 2.16 per share — a related-party CONTROL price, +38% above the anchor close, recorded here as a reference point and never as fair value.</w:t>
       </w:r>
     </w:p>
     <w:tbl>
@@ -602,7 +602,7 @@
                 <w:color w:val="1C3A36"/>
                 <w:sz w:val="16"/>
               </w:rPr>
-              <w:t>5-year free cash flow to the firm on the two-leg unit build from a 30-June-2026 valuation clock, cost of capital 7.64%, two-stage terminal (ten years at 2.5% volume-only growth, then 1.5%). Terminal value = 78.0% of enterprise value (77.9% under the 15% framing) — disclosed here, in the bridge and in section 1.9</w:t>
+              <w:t>5-year free cash flow to the firm on the two-leg unit build from a 30-June-2026 valuation clock, cost of capital 7.64%, two-stage terminal (ten years at 2.5% volume-only growth, then 1.5%). Terminal value = 78.3% of enterprise value (78.2% under the 15% framing) — disclosed here, in the bridge and in section 1.9</w:t>
             </w:r>
           </w:p>
         </w:tc>
@@ -620,7 +620,7 @@
                 <w:color w:val="1C3A36"/>
                 <w:sz w:val="16"/>
               </w:rPr>
-              <w:t>2.107</w:t>
+              <w:t>2.134</w:t>
             </w:r>
           </w:p>
         </w:tc>
@@ -638,7 +638,7 @@
                 <w:color w:val="1C3A36"/>
                 <w:sz w:val="16"/>
               </w:rPr>
-              <w:t>1.950</w:t>
+              <w:t>1.976</w:t>
             </w:r>
           </w:p>
         </w:tc>
@@ -656,7 +656,7 @@
                 <w:color w:val="1C3A36"/>
                 <w:sz w:val="16"/>
               </w:rPr>
-              <w:t>+34%</w:t>
+              <w:t>+36%</w:t>
             </w:r>
           </w:p>
         </w:tc>
@@ -990,7 +990,7 @@
                 <w:color w:val="1C3A36"/>
                 <w:sz w:val="16"/>
               </w:rPr>
-              <w:t>1.84</w:t>
+              <w:t>1.85</w:t>
             </w:r>
           </w:p>
         </w:tc>
@@ -1010,7 +1010,7 @@
                 <w:color w:val="1C3A36"/>
                 <w:sz w:val="16"/>
               </w:rPr>
-              <w:t>1.72</w:t>
+              <w:t>1.74</w:t>
             </w:r>
           </w:p>
         </w:tc>
@@ -1030,7 +1030,7 @@
                 <w:color w:val="1C3A36"/>
                 <w:sz w:val="16"/>
               </w:rPr>
-              <w:t>+17%</w:t>
+              <w:t>+18%</w:t>
             </w:r>
           </w:p>
         </w:tc>
@@ -1091,7 +1091,7 @@
                 <w:color w:val="1C3A36"/>
                 <w:sz w:val="16"/>
               </w:rPr>
-              <w:t>1.81</w:t>
+              <w:t>1.82</w:t>
             </w:r>
           </w:p>
         </w:tc>
@@ -1111,7 +1111,7 @@
                 <w:color w:val="1C3A36"/>
                 <w:sz w:val="16"/>
               </w:rPr>
-              <w:t>1.70</w:t>
+              <w:t>1.71</w:t>
             </w:r>
           </w:p>
         </w:tc>
@@ -1131,7 +1131,7 @@
                 <w:color w:val="1C3A36"/>
                 <w:sz w:val="16"/>
               </w:rPr>
-              <w:t>+15%</w:t>
+              <w:t>+16%</w:t>
             </w:r>
           </w:p>
         </w:tc>
@@ -1168,7 +1168,7 @@
                 <w:color w:val="1C3A36"/>
                 <w:sz w:val="16"/>
               </w:rPr>
-              <w:t>bear 1.447 (war re-escalation, usage never recovers, 15% tax, +100bp on the cost of equity) to bull 2.144 (full recovery, 110k RT/yr)</w:t>
+              <w:t>bear 1.463 (war re-escalation, usage never recovers, 15% tax, +100bp on the cost of equity) to bull 2.172 (full recovery, 110k RT/yr)</w:t>
             </w:r>
           </w:p>
         </w:tc>
@@ -1186,7 +1186,7 @@
                 <w:color w:val="1C3A36"/>
                 <w:sz w:val="16"/>
               </w:rPr>
-              <w:t>1.447 – 2.144</w:t>
+              <w:t>1.463 – 2.172</w:t>
             </w:r>
           </w:p>
         </w:tc>
@@ -1517,7 +1517,7 @@
           <w:color w:val="6E7B77"/>
           <w:sz w:val="17"/>
         </w:rPr>
-        <w:t>Fair values are ranges and distributions, never a target; the centrals are printed to two decimals as summaries of ranges, the field is scenario risk, and construction risk is additional to it — on the primary lens the priced cost-of-capital constructions alone span 2.04 to 2.48 (section 1.8). The two tax columns are one of the study's two central contested judgements published in full: 9% is the audited 2025 effective rate, 15% is the domestic minimum top-up rate that would apply if consolidation into the DEWA group sweeps Empower into the OECD minimum-tax regime; the recovery/continuation pair is the other, framed the same way. Nothing is averaged anywhere in this document. The terminal-value share of enterprise value (78.0%) is stated beside the lens it belongs to because it is the number a sceptical reader should weigh first.</w:t>
+        <w:t>Fair values are ranges and distributions, never a target; the centrals are printed to two decimals as summaries of ranges, the field is scenario risk, and construction risk is additional to it — on the primary lens the priced cost-of-capital constructions alone span 2.07 to 2.52 (section 1.8). The two tax columns are one of the study's two central contested judgements published in full: 9% is the audited 2025 effective rate, 15% is the domestic minimum top-up rate that would apply if consolidation into the DEWA group sweeps Empower into the OECD minimum-tax regime; the recovery/continuation pair is the other, framed the same way. Nothing is averaged anywhere in this document. The terminal-value share of enterprise value (78.3%) is stated beside the lens it belongs to because it is the number a sceptical reader should weigh first.</w:t>
       </w:r>
     </w:p>
     <w:p>
@@ -4722,7 +4722,7 @@
                 <w:color w:val="1C3A36"/>
                 <w:sz w:val="16"/>
               </w:rPr>
-              <w:t>24,650</w:t>
+              <w:t>25,030</w:t>
             </w:r>
           </w:p>
         </w:tc>
@@ -4740,7 +4740,7 @@
                 <w:color w:val="1C3A36"/>
                 <w:sz w:val="16"/>
               </w:rPr>
-              <w:t>22,899</w:t>
+              <w:t>23,264</w:t>
             </w:r>
           </w:p>
         </w:tc>
@@ -4758,7 +4758,7 @@
                 <w:color w:val="1C3A36"/>
                 <w:sz w:val="16"/>
               </w:rPr>
-              <w:t>stage one: ten further years of NOPAT growth at 2.5% — volume-only under the regulator's no-indexation rule; stage two: a perpetuity at 1.5%. Reinvestment is forced to growth ÷ terminal return on capital (26.9%) in EACH stage, so growth is paid for</w:t>
+              <w:t>stage one: ten further years of ordinary cash flow growing at 2.5% — volume-only under the regulator's no-indexation rule; stage two: a perpetuity at 1.5%. In BOTH stages the cash flow is profit after tax, plus the book depreciation charge, less what replacing the plant costs at today's prices over the 28.1-year life the depreciation notes imply, less the capital growth consumes, less inflation on working capital — which is a CREDIT here, because this company is funded by its own customers</w:t>
             </w:r>
           </w:p>
         </w:tc>
@@ -4795,7 +4795,7 @@
                 <w:color w:val="1C3A36"/>
                 <w:sz w:val="16"/>
               </w:rPr>
-              <w:t>17,701</w:t>
+              <w:t>17,974</w:t>
             </w:r>
           </w:p>
         </w:tc>
@@ -4813,7 +4813,7 @@
                 <w:color w:val="1C3A36"/>
                 <w:sz w:val="16"/>
               </w:rPr>
-              <w:t>16,443</w:t>
+              <w:t>16,706</w:t>
             </w:r>
           </w:p>
         </w:tc>
@@ -4872,7 +4872,7 @@
                 <w:color w:val="1C3A36"/>
                 <w:sz w:val="16"/>
               </w:rPr>
-              <w:t>22,691</w:t>
+              <w:t>22,964</w:t>
             </w:r>
           </w:p>
         </w:tc>
@@ -4892,7 +4892,7 @@
                 <w:color w:val="1C3A36"/>
                 <w:sz w:val="16"/>
               </w:rPr>
-              <w:t>21,107</w:t>
+              <w:t>21,370</w:t>
             </w:r>
           </w:p>
         </w:tc>
@@ -4949,7 +4949,7 @@
                 <w:color w:val="1C3A36"/>
                 <w:sz w:val="16"/>
               </w:rPr>
-              <w:t>78.0%</w:t>
+              <w:t>78.3%</w:t>
             </w:r>
           </w:p>
         </w:tc>
@@ -4967,7 +4967,7 @@
                 <w:color w:val="1C3A36"/>
                 <w:sz w:val="16"/>
               </w:rPr>
-              <w:t>77.9%</w:t>
+              <w:t>78.2%</w:t>
             </w:r>
           </w:p>
         </w:tc>
@@ -5314,7 +5314,7 @@
                 <w:color w:val="1C3A36"/>
                 <w:sz w:val="16"/>
               </w:rPr>
-              <w:t>(225)</w:t>
+              <w:t>(228)</w:t>
             </w:r>
           </w:p>
         </w:tc>
@@ -5332,7 +5332,7 @@
                 <w:color w:val="1C3A36"/>
                 <w:sz w:val="16"/>
               </w:rPr>
-              <w:t>(209)</w:t>
+              <w:t>(212)</w:t>
             </w:r>
           </w:p>
         </w:tc>
@@ -5387,7 +5387,7 @@
                 <w:color w:val="1C3A36"/>
                 <w:sz w:val="16"/>
               </w:rPr>
-              <w:t>21,065</w:t>
+              <w:t>21,335</w:t>
             </w:r>
           </w:p>
         </w:tc>
@@ -5405,7 +5405,7 @@
                 <w:color w:val="1C3A36"/>
                 <w:sz w:val="16"/>
               </w:rPr>
-              <w:t>19,498</w:t>
+              <w:t>19,758</w:t>
             </w:r>
           </w:p>
         </w:tc>
@@ -5463,7 +5463,7 @@
                 <w:color w:val="1C3A36"/>
                 <w:sz w:val="16"/>
               </w:rPr>
-              <w:t>2.107</w:t>
+              <w:t>2.134</w:t>
             </w:r>
           </w:p>
         </w:tc>
@@ -5483,7 +5483,7 @@
                 <w:color w:val="1C3A36"/>
                 <w:sz w:val="16"/>
               </w:rPr>
-              <w:t>1.950</w:t>
+              <w:t>1.976</w:t>
             </w:r>
           </w:p>
         </w:tc>
@@ -5503,7 +5503,7 @@
                 <w:color w:val="1C3A36"/>
                 <w:sz w:val="16"/>
               </w:rPr>
-              <w:t>against a spot of 1.57: +34% and +24% respectively</w:t>
+              <w:t>against a spot of 1.57: +36% and +26% respectively</w:t>
             </w:r>
           </w:p>
         </w:tc>
@@ -5525,7 +5525,7 @@
           <w:color w:val="6E7B77"/>
           <w:sz w:val="17"/>
         </w:rPr>
-        <w:t>Bridge and cash-flow clock BOTH sit at 30 June 2026: the June balance sheet nets against cash flows that begin in July, so nothing inside the first half of 2026 is counted twice (the first edition's full-year convention double-counted roughly AED 200mn of first-half cash — corrected). The difference between the two columns — AED 0.157 per share, 7.4% of the 9% value — is the entire price of the tax question, and it is left visible rather than averaged away.</w:t>
+        <w:t>Bridge and cash-flow clock BOTH sit at 30 June 2026: the June balance sheet nets against cash flows that begin in July, so nothing inside the first half of 2026 is counted twice (the first edition's full-year convention double-counted roughly AED 200mn of first-half cash — corrected). The difference between the two columns — AED 0.158 per share, 7.4% of the 9% value — is the entire price of the tax question, and it is left visible rather than averaged away.</w:t>
       </w:r>
     </w:p>
     <w:p>
@@ -6035,7 +6035,7 @@
           <w:color w:val="1C3A36"/>
           <w:sz w:val="21"/>
         </w:rPr>
-        <w:t>Read this lens for what it is: a market-regime reading, not an independent fundamental. The peer multiples are themselves struck in a war-discounted market — Tabreed and DEWA fell with the index — so applying them imports the conflict discount rather than testing it. That is exactly why the lens carries 20% weight and why its gap to the cash-flow lens (1.444 against 2.107) is treated in section 4 as information about the market's risk pricing, not as an error in either number.</w:t>
+        <w:t>Read this lens for what it is: a market-regime reading, not an independent fundamental. The peer multiples are themselves struck in a war-discounted market — Tabreed and DEWA fell with the index — so applying them imports the conflict discount rather than testing it. That is exactly why the lens carries 20% weight and why its gap to the cash-flow lens (1.444 against 2.134) is treated in section 4 as information about the market's risk pricing, not as an error in either number.</w:t>
       </w:r>
     </w:p>
     <w:p>
@@ -6231,7 +6231,7 @@
                 <w:color w:val="1C3A36"/>
                 <w:sz w:val="17"/>
               </w:rPr>
-              <w:t>2.107</w:t>
+              <w:t>2.134</w:t>
             </w:r>
           </w:p>
         </w:tc>
@@ -6249,7 +6249,7 @@
                 <w:color w:val="1C3A36"/>
                 <w:sz w:val="17"/>
               </w:rPr>
-              <w:t>1.950</w:t>
+              <w:t>1.976</w:t>
             </w:r>
           </w:p>
         </w:tc>
@@ -6304,7 +6304,7 @@
                 <w:color w:val="1C3A36"/>
                 <w:sz w:val="17"/>
               </w:rPr>
-              <w:t>2.048</w:t>
+              <w:t>2.074</w:t>
             </w:r>
           </w:p>
         </w:tc>
@@ -6322,7 +6322,7 @@
                 <w:color w:val="1C3A36"/>
                 <w:sz w:val="17"/>
               </w:rPr>
-              <w:t>1.895</w:t>
+              <w:t>1.920</w:t>
             </w:r>
           </w:p>
         </w:tc>
@@ -6600,7 +6600,7 @@
                 <w:color w:val="1C3A36"/>
                 <w:sz w:val="17"/>
               </w:rPr>
-              <w:t>1.84</w:t>
+              <w:t>1.85</w:t>
             </w:r>
           </w:p>
         </w:tc>
@@ -6620,7 +6620,7 @@
                 <w:color w:val="1C3A36"/>
                 <w:sz w:val="17"/>
               </w:rPr>
-              <w:t>1.72</w:t>
+              <w:t>1.74</w:t>
             </w:r>
           </w:p>
         </w:tc>
@@ -6681,7 +6681,7 @@
                 <w:color w:val="1C3A36"/>
                 <w:sz w:val="17"/>
               </w:rPr>
-              <w:t>1.81</w:t>
+              <w:t>1.82</w:t>
             </w:r>
           </w:p>
         </w:tc>
@@ -6701,7 +6701,7 @@
                 <w:color w:val="1C3A36"/>
                 <w:sz w:val="17"/>
               </w:rPr>
-              <w:t>1.70</w:t>
+              <w:t>1.71</w:t>
             </w:r>
           </w:p>
         </w:tc>
@@ -6816,7 +6816,7 @@
           <w:color w:val="1C3A36"/>
           <w:sz w:val="21"/>
         </w:rPr>
-        <w:t>The lenses disagree in an orderly way. The cash-flow model sits highest because it credits the contracted growth backlog and the negative-working-capital funding model in full; the relative lens sits lowest because it imports today's war-discounted market regime; the normalised and book lenses sit between. The weighting leans on the cash-flow model because this is a regulated utility with contracted revenue — the class of business a discounted-cash-flow model prices best — and the field runs 1.447 to 2.144 bear to bull. Both tax columns are carried through every row, the recovery and continuation cases are carried through every horizontal cut, and nothing is averaged across either pair. Note how little the case choice moves the central — AED 0.029 per share — which is the pass-through arithmetic of section 1.7 doing its work.</w:t>
+        <w:t>The lenses disagree in an orderly way. The cash-flow model sits highest because it credits the contracted growth backlog and the negative-working-capital funding model in full; the relative lens sits lowest because it imports today's war-discounted market regime; the normalised and book lenses sit between. The weighting leans on the cash-flow model because this is a regulated utility with contracted revenue — the class of business a discounted-cash-flow model prices best — and the field runs 1.463 to 2.172 bear to bull. Both tax columns are carried through every row, the recovery and continuation cases are carried through every horizontal cut, and nothing is averaged across either pair. Note how little the case choice moves the central — AED 0.030 per share — which is the pass-through arithmetic of section 1.7 doing its work.</w:t>
       </w:r>
     </w:p>
     <w:p>
@@ -8696,7 +8696,7 @@
                 <w:color w:val="1C3A36"/>
                 <w:sz w:val="17"/>
               </w:rPr>
-              <w:t>2.009</w:t>
+              <w:t>2.035</w:t>
             </w:r>
           </w:p>
         </w:tc>
@@ -8769,7 +8769,7 @@
                 <w:color w:val="1C3A36"/>
                 <w:sz w:val="17"/>
               </w:rPr>
-              <w:t>2.048</w:t>
+              <w:t>2.074</w:t>
             </w:r>
           </w:p>
         </w:tc>
@@ -8842,7 +8842,7 @@
                 <w:color w:val="1C3A36"/>
                 <w:sz w:val="17"/>
               </w:rPr>
-              <w:t>2.077</w:t>
+              <w:t>2.104</w:t>
             </w:r>
           </w:p>
         </w:tc>
@@ -8921,7 +8921,7 @@
                 <w:color w:val="1C3A36"/>
                 <w:sz w:val="17"/>
               </w:rPr>
-              <w:t>2.107</w:t>
+              <w:t>2.134</w:t>
             </w:r>
           </w:p>
         </w:tc>
@@ -8996,7 +8996,7 @@
                 <w:color w:val="1C3A36"/>
                 <w:sz w:val="17"/>
               </w:rPr>
-              <w:t>2.136</w:t>
+              <w:t>2.163</w:t>
             </w:r>
           </w:p>
         </w:tc>
@@ -9036,7 +9036,7 @@
           <w:color w:val="1C3A36"/>
           <w:sz w:val="21"/>
         </w:rPr>
-        <w:t>The finding is the study's headline: permanent loss of the entire shock — the continuation case — moves the discounted-cash-flow value from 2.107 to 2.048, just 2.8% (1.895 under the 15% tax framing). The arithmetic reason is the pass-through: about 76% of every dirham of consumption revenue leaves again as electricity and water purchased from DEWA, so the meter's contribution to cash flow is thin. The market's read-through from the consumption miss to the equity — a share price 23% off its high — is larger than the cash-flow arithmetic supports. The capacity charge, not the meter, carries the value; what WOULD move the value is a tariff cut or a stall in connections, which is why sections 5 and 7 watch those, not the weather.</w:t>
+        <w:t>The finding is the study's headline: permanent loss of the entire shock — the continuation case — moves the discounted-cash-flow value from 2.134 to 2.074, just 2.8% (1.920 under the 15% tax framing). The arithmetic reason is the pass-through: about 76% of every dirham of consumption revenue leaves again as electricity and water purchased from DEWA, so the meter's contribution to cash flow is thin. The market's read-through from the consumption miss to the equity — a share price 23% off its high — is larger than the cash-flow arithmetic supports. The capacity charge, not the meter, carries the value; what WOULD move the value is a tariff cut or a stall in connections, which is why sections 5 and 7 watch those, not the weather.</w:t>
       </w:r>
     </w:p>
     <w:p>
@@ -10411,7 +10411,7 @@
                 <w:color w:val="1C3A36"/>
                 <w:sz w:val="16"/>
               </w:rPr>
-              <w:t>2.107</w:t>
+              <w:t>2.134</w:t>
             </w:r>
           </w:p>
         </w:tc>
@@ -10486,7 +10486,7 @@
                 <w:color w:val="1C3A36"/>
                 <w:sz w:val="16"/>
               </w:rPr>
-              <w:t>2.258</w:t>
+              <w:t>2.287</w:t>
             </w:r>
           </w:p>
         </w:tc>
@@ -10559,7 +10559,7 @@
                 <w:color w:val="1C3A36"/>
                 <w:sz w:val="16"/>
               </w:rPr>
-              <w:t>2.042</w:t>
+              <w:t>2.069</w:t>
             </w:r>
           </w:p>
         </w:tc>
@@ -10632,7 +10632,7 @@
                 <w:color w:val="1C3A36"/>
                 <w:sz w:val="16"/>
               </w:rPr>
-              <w:t>2.483</w:t>
+              <w:t>2.515</w:t>
             </w:r>
           </w:p>
         </w:tc>
@@ -10672,7 +10672,7 @@
           <w:color w:val="6E7B77"/>
           <w:sz w:val="17"/>
         </w:rPr>
-        <w:t>The published scenario field (1.447–2.144) is bounded by SCENARIOS; these CONSTRUCTIONS alone span 2.042 to 2.483 on the identical cash flows — construction risk is additional to scenario risk, and of comparable size. The beta's own 90% sampling interval (0.56–1.17) maps to roughly 1.71–2.68 per share on the primary lens via the section 1.9 grid. A reader should treat the printed field as scenario risk and carry construction risk on top of it.</w:t>
+        <w:t>The published scenario field (1.463–2.172) is bounded by SCENARIOS; these CONSTRUCTIONS alone span 2.069 to 2.515 on the identical cash flows — construction risk is additional to scenario risk, and of comparable size. The beta's own 90% sampling interval (0.56–1.17) maps to roughly 1.71–2.68 per share on the primary lens via the section 1.9 grid. A reader should treat the printed field as scenario risk and carry construction risk on top of it.</w:t>
       </w:r>
     </w:p>
     <w:p>
@@ -11493,6 +11493,34 @@
         <w:t>Two words on the growth assumption itself, because the first edition mislabelled it. The 2.5% stage-one rate is NOT a nominal-GDP-consistent figure — UAE nominal GDP compounds at roughly 5.7% a year on the current five-year outlook, and 2.5% is about half of it (the error ran in the conservative direction). It is a VOLUME-ONLY bound under the regulator's no-indexation rule: the Dubai 2040 build-out, the contracted backlog and a signing run-rate of 163-186 new contracts a year support it for the ten-year second stage, after which the perpetuity drops to 1.5% (long-run densification, zero real tariff growth). The tension is stated rather than hidden: 2.5% volume growth forever would double the connected base roughly every 28 years, which is why it is NOT extended into the perpetuity and why the grid above prices every stop down to zero.</w:t>
       </w:r>
     </w:p>
+    <w:p>
+      <w:pPr>
+        <w:spacing w:after="120" w:before="0"/>
+      </w:pPr>
+      <w:r>
+        <w:rPr>
+          <w:b w:val="0"/>
+          <w:i w:val="0"/>
+          <w:color w:val="1C3A36"/>
+          <w:sz w:val="21"/>
+        </w:rPr>
+        <w:t>Both rates are now stated as REAL rates and the headline figures derived from them, which on this company is a change of description rather than of assumption and is worth a sentence for that reason. Because the tariff is regulated and NOT indexed, nominal revenue growth IS volume growth here, so 2.5% on the 2.0% long-run inflation this economy is expected to run is 0.49% in real terms, and the perpetuity's 1.5% is -0.49% — a real DECLINE. Nothing about the forecast moves; what moves is that a reader can see the second stage assumes this business shrinks slowly in real terms for ever, which the phrase 'zero real tariff growth' describes without naming.</w:t>
+      </w:r>
+    </w:p>
+    <w:p>
+      <w:pPr>
+        <w:spacing w:after="120" w:before="0"/>
+      </w:pPr>
+      <w:r>
+        <w:rPr>
+          <w:b w:val="0"/>
+          <w:i w:val="0"/>
+          <w:color w:val="1C3A36"/>
+          <w:sz w:val="21"/>
+        </w:rPr>
+        <w:t>What the terminal charges for is capital MAINTENANCE, at what replacement actually costs, and the asset life it rests on is DERIVED rather than chosen. The accounting policy gives ranges by class — plant, equipment and machinery 2 to 30 years, buildings 25, intangibles 30 — and no weighting, so no single figure can be read off it. The depreciation notes' own two columns supply one: the gross cost of everything that depreciates, over the year's own charge, is 28.10 years, and the prior year's columns give 27.88 on the same identity. Against that, the construction this edition replaces charged as though the whole plant were rebuilt every fifty years in stage one and every sixty-seven in stage two — which are facts about the dirham's peg to the dollar rather than about a chilled-water plant. Terminal free cash flow is AED 1,409mn in the first year of stage one, 92.4% of profit.</w:t>
+      </w:r>
+    </w:p>
     <w:tbl>
       <w:tblPr>
         <w:tblW w:type="auto" w:w="0"/>
@@ -11628,7 +11656,7 @@
                 <w:color w:val="1C3A36"/>
                 <w:sz w:val="16"/>
               </w:rPr>
-              <w:t>1.447</w:t>
+              <w:t>1.463</w:t>
             </w:r>
           </w:p>
         </w:tc>
@@ -11689,7 +11717,7 @@
                 <w:color w:val="1C3A36"/>
                 <w:sz w:val="16"/>
               </w:rPr>
-              <w:t>1.81 / 1.70</w:t>
+              <w:t>1.82 / 1.71</w:t>
             </w:r>
           </w:p>
         </w:tc>
@@ -11750,7 +11778,7 @@
                 <w:color w:val="1C3A36"/>
                 <w:sz w:val="16"/>
               </w:rPr>
-              <w:t>1.84 / 1.72</w:t>
+              <w:t>1.85 / 1.74</w:t>
             </w:r>
           </w:p>
         </w:tc>
@@ -11805,7 +11833,7 @@
                 <w:color w:val="1C3A36"/>
                 <w:sz w:val="16"/>
               </w:rPr>
-              <w:t>2.144</w:t>
+              <w:t>2.172</w:t>
             </w:r>
           </w:p>
         </w:tc>
@@ -12660,7 +12688,7 @@
           <w:color w:val="6E7B77"/>
           <w:sz w:val="17"/>
         </w:rPr>
-        <w:t>Figure 6 — the forward price cone to three months from the anchor close of 1.57, with the trailing tape behind it. All four published centrals — recovery 1.84 / 1.72 and continuation 1.81 / 1.70 by tax framing — sit INSIDE the three-month cone, below its 95th percentile of 1.92 (the span 1.70–1.84 falls inside the cone, between the 75th and 95th percentiles). The valuation and the price map OVERLAP: the market could reach any of the centrals within a quarter without leaving the cone's ordinary range, so the two objects no longer disagree — the question is direction, on which the price map deliberately has no view.</w:t>
+        <w:t>Figure 6 — the forward price cone to three months from the anchor close of 1.57, with the trailing tape behind it. All four published centrals — recovery 1.85 / 1.74 and continuation 1.82 / 1.71 by tax framing — sit INSIDE the three-month cone, below its 95th percentile of 1.92 (the span 1.71–1.85 falls inside the cone, between the 75th and 95th percentiles). The valuation and the price map OVERLAP: the market could reach any of the centrals within a quarter without leaving the cone's ordinary range, so the two objects no longer disagree — the question is direction, on which the price map deliberately has no view.</w:t>
       </w:r>
     </w:p>
     <w:p>
@@ -13680,7 +13708,7 @@
                 <w:color w:val="1C3A36"/>
                 <w:sz w:val="16"/>
               </w:rPr>
-              <w:t>AED 2.107 / 1.950 by tax framing, +34% / +24% against the market</w:t>
+              <w:t>AED 2.134 / 1.976 by tax framing, +36% / +26% against the market</w:t>
             </w:r>
           </w:p>
         </w:tc>
@@ -13698,7 +13726,7 @@
                 <w:color w:val="1C3A36"/>
                 <w:sz w:val="16"/>
               </w:rPr>
-              <w:t>the tariff stays flat but is not cut; the contracted backlog connects; the crux recovers (and barely matters if it does not — the continuation model is 2.048 / 1.895)</w:t>
+              <w:t>the tariff stays flat but is not cut; the contracted backlog connects; the crux recovers (and barely matters if it does not — the continuation model is 2.074 / 1.920)</w:t>
             </w:r>
           </w:p>
         </w:tc>
@@ -13735,7 +13763,7 @@
                 <w:color w:val="1C3A36"/>
                 <w:sz w:val="16"/>
               </w:rPr>
-              <w:t>AED 1.84 / 1.72, +17% / +10%</w:t>
+              <w:t>AED 1.85 / 1.74, +18% / +11%</w:t>
             </w:r>
           </w:p>
         </w:tc>
@@ -13790,7 +13818,7 @@
                 <w:color w:val="1C3A36"/>
                 <w:sz w:val="16"/>
               </w:rPr>
-              <w:t>AED 1.81 / 1.70, +15% / +8%</w:t>
+              <w:t>AED 1.82 / 1.71, +16% / +9%</w:t>
             </w:r>
           </w:p>
         </w:tc>
@@ -14050,7 +14078,7 @@
           <w:color w:val="1C3A36"/>
           <w:sz w:val="21"/>
         </w:rPr>
-        <w:t>The reading we take from this: the market is pricing the consumption shock as if it were a structural impairment of the profit pool, and the cash-flow arithmetic says it is not — the pool sits in the contracted capacity charge, which grew through the war half. Even the continuation case, which concedes the whole usage shock forever, sits well above the market price. The genuine open questions are the ones the market prices less visibly: whether the 15% minimum tax reaches the company (0.157 per share, published as its own column), and whether the next approved tariff schedule stays flat (not priced — flagged as the model's single most valuable assumption). Between the 1.70 continuation central under the harsher tax framing and the 1.57 market price lies the war discount itself; a reader who expects the conflict regime to persist should weight the relative lens harder, and the field published here lets them. All four published centrals — recovery 1.84 / 1.72 and continuation 1.81 / 1.70 by tax framing — sit INSIDE the three-month cone, below its 95th percentile of 1.92 (the span 1.70–1.84 falls inside the cone, between the 75th and 95th percentiles). The valuation and the price map OVERLAP: the market could reach any of the centrals within a quarter without leaving the cone's ordinary range, so the two objects no longer disagree — the question is direction, on which the price map deliberately has no view.</w:t>
+        <w:t>The reading we take from this: the market is pricing the consumption shock as if it were a structural impairment of the profit pool, and the cash-flow arithmetic says it is not — the pool sits in the contracted capacity charge, which grew through the war half. Even the continuation case, which concedes the whole usage shock forever, sits well above the market price. The genuine open questions are the ones the market prices less visibly: whether the 15% minimum tax reaches the company (0.158 per share, published as its own column), and whether the next approved tariff schedule stays flat (not priced — flagged as the model's single most valuable assumption). Between the 1.71 continuation central under the harsher tax framing and the 1.57 market price lies the war discount itself; a reader who expects the conflict regime to persist should weight the relative lens harder, and the field published here lets them. All four published centrals — recovery 1.85 / 1.74 and continuation 1.82 / 1.71 by tax framing — sit INSIDE the three-month cone, below its 95th percentile of 1.92 (the span 1.71–1.85 falls inside the cone, between the 75th and 95th percentiles). The valuation and the price map OVERLAP: the market could reach any of the centrals within a quarter without leaving the cone's ordinary range, so the two objects no longer disagree — the question is direction, on which the price map deliberately has no view.</w:t>
       </w:r>
     </w:p>
     <w:p>
@@ -14363,7 +14391,7 @@
                 <w:color w:val="1C3A36"/>
                 <w:sz w:val="16"/>
               </w:rPr>
-              <w:t>whether DEWA-group consolidation sweeps Empower into the 15% regime — worth AED 0.157 per share on the primary lens, published here as its own column</w:t>
+              <w:t>whether DEWA-group consolidation sweeps Empower into the 15% regime — worth AED 0.158 per share on the primary lens, published here as its own column</w:t>
             </w:r>
           </w:p>
         </w:tc>
@@ -14922,7 +14950,7 @@
                 <w:color w:val="1C3A36"/>
                 <w:sz w:val="16"/>
               </w:rPr>
-              <w:t>1.70 – 1.84</w:t>
+              <w:t>1.71 – 1.85</w:t>
             </w:r>
           </w:p>
         </w:tc>
@@ -14940,7 +14968,7 @@
                 <w:color w:val="1C3A36"/>
                 <w:sz w:val="16"/>
               </w:rPr>
-              <w:t>All four published centrals — recovery 1.84 / 1.72 and continuation 1.81 / 1.70 by tax framing — sit INSIDE the three-month cone, below its 95th percentile of 1.92 (the span 1.70–1.84 falls inside the cone, between the 75th and 95th percentiles). The valuation and the price map OVERLAP: the market could reach any of the centrals within a quarter without leaving the cone's ordinary range, so the two objects no longer disagree — the question is direction, on which the price map deliberately has no view.</w:t>
+              <w:t>All four published centrals — recovery 1.85 / 1.74 and continuation 1.82 / 1.71 by tax framing — sit INSIDE the three-month cone, below its 95th percentile of 1.92 (the span 1.71–1.85 falls inside the cone, between the 75th and 95th percentiles). The valuation and the price map OVERLAP: the market could reach any of the centrals within a quarter without leaving the cone's ordinary range, so the two objects no longer disagree — the question is direction, on which the price map deliberately has no view.</w:t>
             </w:r>
           </w:p>
         </w:tc>
@@ -15025,7 +15053,7 @@
           <w:color w:val="1C3A36"/>
           <w:sz w:val="21"/>
         </w:rPr>
-        <w:t>The bear machinery is explicit: usage down a further 6% and never recovering, connections halved, the harsher tax, and 100bp on the cost of equity — AED 1.447 per share. A reader can adopt it wholesale rather than improvising a discount.</w:t>
+        <w:t>The bear machinery is explicit: usage down a further 6% and never recovering, connections halved, the harsher tax, and 100bp on the cost of equity — AED 1.463 per share. A reader can adopt it wholesale rather than improvising a discount.</w:t>
       </w:r>
     </w:p>
     <w:p>
@@ -15046,7 +15074,7 @@
           <w:color w:val="1C3A36"/>
           <w:sz w:val="21"/>
         </w:rPr>
-        <w:t>The flat regulated tariff is the single most valuable assumption in the model — it underwrites the capacity charge that carries 78.0% of the enterprise value into the terminal. The current tariff instrument hardens the flat assumption (indexation of capacity charges is barred, and the achieved rate already sits at the cap) while confirming there is no escalation upside either. No cap cut has occurred in the record examined here, but the model contains no machinery for one, deliberately: it would be a regime change, to be re-modelled, not sensitised.</w:t>
+        <w:t>The flat regulated tariff is the single most valuable assumption in the model — it underwrites the capacity charge that carries 78.3% of the enterprise value into the terminal. The current tariff instrument hardens the flat assumption (indexation of capacity charges is barred, and the achieved rate already sits at the cap) while confirming there is no escalation upside either. No cap cut has occurred in the record examined here, but the model contains no machinery for one, deliberately: it would be a regime change, to be re-modelled, not sensitised.</w:t>
       </w:r>
     </w:p>
     <w:p>
@@ -21956,7 +21984,7 @@
                 <w:color w:val="1C3A36"/>
                 <w:sz w:val="16"/>
               </w:rPr>
-              <w:t>the continuation case is one of the two published centrals (1.81 / 1.70); the bear scenario, AED 1.447 per share, is a full re-run with all four channels moved together</w:t>
+              <w:t>the continuation case is one of the two published centrals (1.82 / 1.71); the bear scenario, AED 1.463 per share, is a full re-run with all four channels moved together</w:t>
             </w:r>
           </w:p>
         </w:tc>
@@ -22011,7 +22039,7 @@
                 <w:color w:val="1C3A36"/>
                 <w:sz w:val="16"/>
               </w:rPr>
-              <w:t>published as a full second column everywhere: 0.157 per share on the primary lens</w:t>
+              <w:t>published as a full second column everywhere: 0.158 per share on the primary lens</w:t>
             </w:r>
           </w:p>
         </w:tc>
@@ -24264,7 +24292,7 @@
                 <w:color w:val="1C3A36"/>
                 <w:sz w:val="16"/>
               </w:rPr>
-              <w:t>24,650</w:t>
+              <w:t>25,030</w:t>
             </w:r>
           </w:p>
         </w:tc>
@@ -24301,7 +24329,7 @@
                 <w:color w:val="1C3A36"/>
                 <w:sz w:val="16"/>
               </w:rPr>
-              <w:t>17,701</w:t>
+              <w:t>17,974</w:t>
             </w:r>
           </w:p>
         </w:tc>
@@ -24338,7 +24366,7 @@
                 <w:color w:val="1C3A36"/>
                 <w:sz w:val="16"/>
               </w:rPr>
-              <w:t>22,691</w:t>
+              <w:t>22,964</w:t>
             </w:r>
           </w:p>
         </w:tc>
@@ -24375,7 +24403,7 @@
                 <w:color w:val="1C3A36"/>
                 <w:sz w:val="16"/>
               </w:rPr>
-              <w:t>(2,991) / 297 / (225)</w:t>
+              <w:t>(2,991) / 297 / (228)</w:t>
             </w:r>
           </w:p>
         </w:tc>
@@ -24412,7 +24440,7 @@
                 <w:color w:val="1C3A36"/>
                 <w:sz w:val="16"/>
               </w:rPr>
-              <w:t>21,065</w:t>
+              <w:t>21,335</w:t>
             </w:r>
           </w:p>
         </w:tc>
@@ -24453,7 +24481,7 @@
                 <w:color w:val="1C3A36"/>
                 <w:sz w:val="16"/>
               </w:rPr>
-              <w:t>2.107</w:t>
+              <w:t>2.134</w:t>
             </w:r>
           </w:p>
         </w:tc>
@@ -24490,7 +24518,7 @@
                 <w:color w:val="1C3A36"/>
                 <w:sz w:val="16"/>
               </w:rPr>
-              <w:t>1.93 – 2.24</w:t>
+              <w:t>1.95 – 2.27</w:t>
             </w:r>
           </w:p>
         </w:tc>
@@ -24512,7 +24540,7 @@
           <w:color w:val="1C3A36"/>
           <w:sz w:val="21"/>
         </w:rPr>
-        <w:t>Named sensitivity: the consumption-recovery grid of section 1.7 — the full span from continuation (never-recovers) to overshoot is worth AED 0.127 per share, while a half-point of discount rate is worth about AED 0.191. My valuation is a discount-rate argument first and a volume argument barely at all.</w:t>
+        <w:t>Named sensitivity: the consumption-recovery grid of section 1.7 — the full span from continuation (never-recovers) to overshoot is worth AED 0.128 per share, while a half-point of discount rate is worth about AED 0.191. My valuation is a discount-rate argument first and a volume argument barely at all.</w:t>
       </w:r>
     </w:p>
     <w:p>
@@ -25928,7 +25956,7 @@
                 <w:color w:val="1C3A36"/>
                 <w:sz w:val="16"/>
               </w:rPr>
-              <w:t>1.950 on the cash-flow model — noted, not adopted</w:t>
+              <w:t>1.976 on the cash-flow model — noted, not adopted</w:t>
             </w:r>
           </w:p>
         </w:tc>
@@ -26449,7 +26477,7 @@
           <w:color w:val="1C3A36"/>
           <w:sz w:val="21"/>
         </w:rPr>
-        <w:t>The panel spans AED 1.43 to 2.24 — and the disagreement is orderly, not noisy. Expert 1 discounts the contract stack and lands highest (1.93–2.24); Expert 2 capitalises the committed dividend and lands in the middle (1.43–1.72); Expert 3 anchors on what the war-discounted market actually pays and lands lowest (1.57–2.16, central 1.54). Notice what the room agrees on: every range sits at or above the market price, every method finds the capacity charge rather than the meter carrying the value, and every falsifier is observable within two reporting periods. The study's own weighted centrals (recovery 1.84 / 1.72, continuation 1.81 / 1.70 by tax framing) sit between Expert 1 and Expert 2 — which is what a weighting that gives the market regime a real vote should produce.</w:t>
+        <w:t>The panel spans AED 1.43 to 2.27 — and the disagreement is orderly, not noisy. Expert 1 discounts the contract stack and lands highest (1.95–2.27); Expert 2 capitalises the committed dividend and lands in the middle (1.43–1.72); Expert 3 anchors on what the war-discounted market actually pays and lands lowest (1.57–2.16, central 1.54). Notice what the room agrees on: every range sits at or above the market price, every method finds the capacity charge rather than the meter carrying the value, and every falsifier is observable within two reporting periods. The study's own weighted centrals (recovery 1.85 / 1.74, continuation 1.82 / 1.71 by tax framing) sit between Expert 1 and Expert 2 — which is what a weighting that gives the market regime a real vote should produce.</w:t>
       </w:r>
     </w:p>
     <w:p>
@@ -26677,7 +26705,7 @@
                 <w:color w:val="1C3A36"/>
                 <w:sz w:val="16"/>
               </w:rPr>
-              <w:t>AED 0.157 per share on the cash-flow model — the gap between the two published columns</w:t>
+              <w:t>AED 0.158 per share on the cash-flow model — the gap between the two published columns</w:t>
             </w:r>
           </w:p>
         </w:tc>
@@ -26768,7 +26796,7 @@
                 <w:color w:val="1C3A36"/>
                 <w:sz w:val="16"/>
               </w:rPr>
-              <w:t>AED 0.569 per share between Expert 1's central and Expert 3's — the largest single gap in the room</w:t>
+              <w:t>AED 0.596 per share between Expert 1's central and Expert 3's — the largest single gap in the room</w:t>
             </w:r>
           </w:p>
         </w:tc>
@@ -27056,7 +27084,7 @@
           <w:color w:val="6E7B77"/>
           <w:sz w:val="18"/>
         </w:rPr>
-        <w:t>For information only — not investment advice. This document is educational analysis and is not an offer or a solicitation to buy or sell any security. It contains no recommendation and no rating, and it expresses no single-number price target: the central estimates are printed to two decimals as summaries of ranges, the published field is labelled scenario risk, and the cost-of-capital construction range (2.04–2.48 on the primary lens, with the beta interval mapping to roughly 1.71–2.68) is stated beside it — construction risk is additional to scenario risk. The author holds no position in the security discussed and has no business relationship with the company. Figures are drawn from public sources believed reliable but not independently verified; where figures are derived or estimated this is stated in the text. Valuation is inherently uncertain and depends on assumptions that reasonable analysts will dispute — several such disputes are set out explicitly in this document, and two (the tax framing and the consumption recovery) are published as full alternative computations rather than resolved silently. Past performance and simulated distributions are not guides to future returns. Readers must reach their own conclusions and should consider taking independent advice. No liability is accepted for any loss arising from use of this material.</w:t>
+        <w:t>For information only — not investment advice. This document is educational analysis and is not an offer or a solicitation to buy or sell any security. It contains no recommendation and no rating, and it expresses no single-number price target: the central estimates are printed to two decimals as summaries of ranges, the published field is labelled scenario risk, and the cost-of-capital construction range (2.07–2.52 on the primary lens, with the beta interval mapping to roughly 1.71–2.68) is stated beside it — construction risk is additional to scenario risk. The author holds no position in the security discussed and has no business relationship with the company. Figures are drawn from public sources believed reliable but not independently verified; where figures are derived or estimated this is stated in the text. Valuation is inherently uncertain and depends on assumptions that reasonable analysts will dispute — several such disputes are set out explicitly in this document, and two (the tax framing and the consumption recovery) are published as full alternative computations rather than resolved silently. Past performance and simulated distributions are not guides to future returns. Readers must reach their own conclusions and should consider taking independent advice. No liability is accepted for any loss arising from use of this material.</w:t>
       </w:r>
     </w:p>
     <w:sectPr>

--- a/engine/empower_study/EMPOWER_Valuation_Study_09-08-2026_public.docx
+++ b/engine/empower_study/EMPOWER_Valuation_Study_09-08-2026_public.docx
@@ -180,7 +180,7 @@
                 <w:color w:val="1C3A36"/>
                 <w:sz w:val="19"/>
               </w:rPr>
-              <w:t>Chilled-water consumption per connected refrigeration ton fell sharply in the first half of 2026, in a conflict year, and the shares fell with it. Whether usage recovers is computed BOTH ways as full models — a recovery (de-escalation) case and a continuation case in which the world stays as it stood at the anchor date — and NEITHER is privileged as the base: the two are published side by side, exactly like the tax framings. The quantitative finding survives either way: because roughly 76% of consumption revenue is electricity and water purchased from DEWA and passed through, permanent loss of the usage shock moves the discounted-cash-flow value by only 2.8% — far less than the share-price reaction implies. The capacity charge, not the meter, carries the value.</w:t>
+              <w:t>Chilled-water consumption per connected refrigeration ton fell sharply in the first half of 2026, in a conflict year, and the shares fell with it. Whether usage recovers is computed BOTH ways as full models — a recovery (de-escalation) case and a continuation case in which the world stays as it stood at the anchor date — and NEITHER is privileged as the base: the two are published side by side, exactly like the tax framings. The quantitative finding survives either way: because roughly 76% of consumption revenue is electricity and water purchased from DEWA and passed through, permanent loss of the usage shock moves the discounted-cash-flow value by only 2.7% — far less than the share-price reaction implies. The capacity charge, not the meter, carries the value.</w:t>
             </w:r>
           </w:p>
           <w:p>
@@ -200,7 +200,7 @@
                 <w:color w:val="1C3A36"/>
                 <w:sz w:val="19"/>
               </w:rPr>
-              <w:t>The audited 2025 effective tax rate is exactly 9.0% under UAE corporate tax. Whether the 15% domestic minimum top-up tax reaches Empower through consolidation into the DEWA group (whose revenue far exceeds the EUR 750m threshold) is contested and unresolved. The entire valuation is therefore published both ways — 2.134 against 1.976 on the primary lens; weighted centrals of 1.85 against 1.74 in the recovery case and 1.82 against 1.71 in the continuation case — side by side, never averaged.</w:t>
+              <w:t>The audited 2025 effective tax rate is exactly 9.0% under UAE corporate tax. Whether the 15% domestic minimum top-up tax reaches Empower through consolidation into the DEWA group (whose revenue far exceeds the EUR 750m threshold) is contested and unresolved. The entire valuation is therefore published both ways — 2.183 against 2.025 on the primary lens; weighted centrals of 1.88 against 1.76 in the recovery case and 1.85 against 1.73 in the continuation case — side by side, never averaged.</w:t>
             </w:r>
           </w:p>
           <w:p>
@@ -318,7 +318,7 @@
           <w:color w:val="1C3A36"/>
           <w:sz w:val="21"/>
         </w:rPr>
-        <w:t>On the four lenses used here the fair-value field carries TWO centrals, published side by side like the tax framings, because the macro condition dividing them had not resolved at the anchor: a recovery (de-escalation) case at AED 1.85 per share under the 9% tax framing (1.74 at 15%) — a case that requires a de-escalation which had NOT occurred at the anchor date — and a continuation case, describing the world as it stood on the published facts, at 1.82 (1.71). The scenario field runs 1.463 to 2.172 bear to bull, against a market price of 1.57. One disclosed transaction brackets the question from above: DEWA took its stake from 56% to 80% in February 2026 by buying Dubai Holding's 24% at AED 2.16 per share — a related-party CONTROL price, +38% above the anchor close, recorded here as a reference point and never as fair value.</w:t>
+        <w:t>On the four lenses used here the fair-value field carries TWO centrals, published side by side like the tax framings, because the macro condition dividing them had not resolved at the anchor: a recovery (de-escalation) case at AED 1.88 per share under the 9% tax framing (1.76 at 15%) — a case that requires a de-escalation which had NOT occurred at the anchor date — and a continuation case, describing the world as it stood on the published facts, at 1.85 (1.73). The scenario field runs 1.500 to 2.223 bear to bull, against a market price of 1.57. One disclosed transaction brackets the question from above: DEWA took its stake from 56% to 80% in February 2026 by buying Dubai Holding's 24% at AED 2.16 per share — a related-party CONTROL price, +38% above the anchor close, recorded here as a reference point and never as fair value.</w:t>
       </w:r>
     </w:p>
     <w:tbl>
@@ -602,7 +602,7 @@
                 <w:color w:val="1C3A36"/>
                 <w:sz w:val="16"/>
               </w:rPr>
-              <w:t>5-year free cash flow to the firm on the two-leg unit build from a 30-June-2026 valuation clock, cost of capital 7.64%, two-stage terminal (ten years at 2.5% volume-only growth, then 1.5%). Terminal value = 78.3% of enterprise value (78.2% under the 15% framing) — disclosed here, in the bridge and in section 1.9</w:t>
+              <w:t>5-year free cash flow to the firm on the two-leg unit build from a 30-June-2026 valuation clock, cost of capital 7.64%, two-stage terminal (ten years at 2.5% volume-only growth, then 1.5%). Terminal value = 78.7% of enterprise value (78.7% under the 15% framing) — disclosed here, in the bridge and in section 1.9</w:t>
             </w:r>
           </w:p>
         </w:tc>
@@ -620,7 +620,7 @@
                 <w:color w:val="1C3A36"/>
                 <w:sz w:val="16"/>
               </w:rPr>
-              <w:t>2.134</w:t>
+              <w:t>2.183</w:t>
             </w:r>
           </w:p>
         </w:tc>
@@ -638,7 +638,7 @@
                 <w:color w:val="1C3A36"/>
                 <w:sz w:val="16"/>
               </w:rPr>
-              <w:t>1.976</w:t>
+              <w:t>2.025</w:t>
             </w:r>
           </w:p>
         </w:tc>
@@ -656,7 +656,7 @@
                 <w:color w:val="1C3A36"/>
                 <w:sz w:val="16"/>
               </w:rPr>
-              <w:t>+36%</w:t>
+              <w:t>+39%</w:t>
             </w:r>
           </w:p>
         </w:tc>
@@ -990,7 +990,7 @@
                 <w:color w:val="1C3A36"/>
                 <w:sz w:val="16"/>
               </w:rPr>
-              <w:t>1.85</w:t>
+              <w:t>1.88</w:t>
             </w:r>
           </w:p>
         </w:tc>
@@ -1010,7 +1010,7 @@
                 <w:color w:val="1C3A36"/>
                 <w:sz w:val="16"/>
               </w:rPr>
-              <w:t>1.74</w:t>
+              <w:t>1.76</w:t>
             </w:r>
           </w:p>
         </w:tc>
@@ -1030,7 +1030,7 @@
                 <w:color w:val="1C3A36"/>
                 <w:sz w:val="16"/>
               </w:rPr>
-              <w:t>+18%</w:t>
+              <w:t>+20%</w:t>
             </w:r>
           </w:p>
         </w:tc>
@@ -1091,7 +1091,7 @@
                 <w:color w:val="1C3A36"/>
                 <w:sz w:val="16"/>
               </w:rPr>
-              <w:t>1.82</w:t>
+              <w:t>1.85</w:t>
             </w:r>
           </w:p>
         </w:tc>
@@ -1111,7 +1111,7 @@
                 <w:color w:val="1C3A36"/>
                 <w:sz w:val="16"/>
               </w:rPr>
-              <w:t>1.71</w:t>
+              <w:t>1.73</w:t>
             </w:r>
           </w:p>
         </w:tc>
@@ -1131,7 +1131,7 @@
                 <w:color w:val="1C3A36"/>
                 <w:sz w:val="16"/>
               </w:rPr>
-              <w:t>+16%</w:t>
+              <w:t>+18%</w:t>
             </w:r>
           </w:p>
         </w:tc>
@@ -1168,7 +1168,7 @@
                 <w:color w:val="1C3A36"/>
                 <w:sz w:val="16"/>
               </w:rPr>
-              <w:t>bear 1.463 (war re-escalation, usage never recovers, 15% tax, +100bp on the cost of equity) to bull 2.172 (full recovery, 110k RT/yr)</w:t>
+              <w:t>bear 1.500 (war re-escalation, usage never recovers, 15% tax, +100bp on the cost of equity) to bull 2.223 (full recovery, 110k RT/yr)</w:t>
             </w:r>
           </w:p>
         </w:tc>
@@ -1186,7 +1186,7 @@
                 <w:color w:val="1C3A36"/>
                 <w:sz w:val="16"/>
               </w:rPr>
-              <w:t>1.463 – 2.172</w:t>
+              <w:t>1.500 – 2.223</w:t>
             </w:r>
           </w:p>
         </w:tc>
@@ -1517,7 +1517,7 @@
           <w:color w:val="6E7B77"/>
           <w:sz w:val="17"/>
         </w:rPr>
-        <w:t>Fair values are ranges and distributions, never a target; the centrals are printed to two decimals as summaries of ranges, the field is scenario risk, and construction risk is additional to it — on the primary lens the priced cost-of-capital constructions alone span 2.07 to 2.52 (section 1.8). The two tax columns are one of the study's two central contested judgements published in full: 9% is the audited 2025 effective rate, 15% is the domestic minimum top-up rate that would apply if consolidation into the DEWA group sweeps Empower into the OECD minimum-tax regime; the recovery/continuation pair is the other, framed the same way. Nothing is averaged anywhere in this document. The terminal-value share of enterprise value (78.3%) is stated beside the lens it belongs to because it is the number a sceptical reader should weigh first.</w:t>
+        <w:t>Fair values are ranges and distributions, never a target; the centrals are printed to two decimals as summaries of ranges, the field is scenario risk, and construction risk is additional to it — on the primary lens the priced cost-of-capital constructions alone span 2.12 to 2.58 (section 1.8). The two tax columns are one of the study's two central contested judgements published in full: 9% is the audited 2025 effective rate, 15% is the domestic minimum top-up rate that would apply if consolidation into the DEWA group sweeps Empower into the OECD minimum-tax regime; the recovery/continuation pair is the other, framed the same way. Nothing is averaged anywhere in this document. The terminal-value share of enterprise value (78.7%) is stated beside the lens it belongs to because it is the number a sceptical reader should weigh first.</w:t>
       </w:r>
     </w:p>
     <w:p>
@@ -4722,7 +4722,7 @@
                 <w:color w:val="1C3A36"/>
                 <w:sz w:val="16"/>
               </w:rPr>
-              <w:t>25,030</w:t>
+              <w:t>25,727</w:t>
             </w:r>
           </w:p>
         </w:tc>
@@ -4740,7 +4740,7 @@
                 <w:color w:val="1C3A36"/>
                 <w:sz w:val="16"/>
               </w:rPr>
-              <w:t>23,264</w:t>
+              <w:t>23,961</w:t>
             </w:r>
           </w:p>
         </w:tc>
@@ -4795,7 +4795,7 @@
                 <w:color w:val="1C3A36"/>
                 <w:sz w:val="16"/>
               </w:rPr>
-              <w:t>17,974</w:t>
+              <w:t>18,474</w:t>
             </w:r>
           </w:p>
         </w:tc>
@@ -4813,7 +4813,7 @@
                 <w:color w:val="1C3A36"/>
                 <w:sz w:val="16"/>
               </w:rPr>
-              <w:t>16,706</w:t>
+              <w:t>17,206</w:t>
             </w:r>
           </w:p>
         </w:tc>
@@ -4872,7 +4872,7 @@
                 <w:color w:val="1C3A36"/>
                 <w:sz w:val="16"/>
               </w:rPr>
-              <w:t>22,964</w:t>
+              <w:t>23,465</w:t>
             </w:r>
           </w:p>
         </w:tc>
@@ -4892,7 +4892,7 @@
                 <w:color w:val="1C3A36"/>
                 <w:sz w:val="16"/>
               </w:rPr>
-              <w:t>21,370</w:t>
+              <w:t>21,870</w:t>
             </w:r>
           </w:p>
         </w:tc>
@@ -4949,7 +4949,7 @@
                 <w:color w:val="1C3A36"/>
                 <w:sz w:val="16"/>
               </w:rPr>
-              <w:t>78.3%</w:t>
+              <w:t>78.7%</w:t>
             </w:r>
           </w:p>
         </w:tc>
@@ -4967,7 +4967,7 @@
                 <w:color w:val="1C3A36"/>
                 <w:sz w:val="16"/>
               </w:rPr>
-              <w:t>78.2%</w:t>
+              <w:t>78.7%</w:t>
             </w:r>
           </w:p>
         </w:tc>
@@ -5314,7 +5314,7 @@
                 <w:color w:val="1C3A36"/>
                 <w:sz w:val="16"/>
               </w:rPr>
-              <w:t>(228)</w:t>
+              <w:t>(234)</w:t>
             </w:r>
           </w:p>
         </w:tc>
@@ -5332,7 +5332,7 @@
                 <w:color w:val="1C3A36"/>
                 <w:sz w:val="16"/>
               </w:rPr>
-              <w:t>(212)</w:t>
+              <w:t>(217)</w:t>
             </w:r>
           </w:p>
         </w:tc>
@@ -5387,7 +5387,7 @@
                 <w:color w:val="1C3A36"/>
                 <w:sz w:val="16"/>
               </w:rPr>
-              <w:t>21,335</w:t>
+              <w:t>21,831</w:t>
             </w:r>
           </w:p>
         </w:tc>
@@ -5405,7 +5405,7 @@
                 <w:color w:val="1C3A36"/>
                 <w:sz w:val="16"/>
               </w:rPr>
-              <w:t>19,758</w:t>
+              <w:t>20,253</w:t>
             </w:r>
           </w:p>
         </w:tc>
@@ -5463,7 +5463,7 @@
                 <w:color w:val="1C3A36"/>
                 <w:sz w:val="16"/>
               </w:rPr>
-              <w:t>2.134</w:t>
+              <w:t>2.183</w:t>
             </w:r>
           </w:p>
         </w:tc>
@@ -5483,7 +5483,7 @@
                 <w:color w:val="1C3A36"/>
                 <w:sz w:val="16"/>
               </w:rPr>
-              <w:t>1.976</w:t>
+              <w:t>2.025</w:t>
             </w:r>
           </w:p>
         </w:tc>
@@ -5503,7 +5503,7 @@
                 <w:color w:val="1C3A36"/>
                 <w:sz w:val="16"/>
               </w:rPr>
-              <w:t>against a spot of 1.57: +36% and +26% respectively</w:t>
+              <w:t>against a spot of 1.57: +39% and +29% respectively</w:t>
             </w:r>
           </w:p>
         </w:tc>
@@ -5525,7 +5525,7 @@
           <w:color w:val="6E7B77"/>
           <w:sz w:val="17"/>
         </w:rPr>
-        <w:t>Bridge and cash-flow clock BOTH sit at 30 June 2026: the June balance sheet nets against cash flows that begin in July, so nothing inside the first half of 2026 is counted twice (the first edition's full-year convention double-counted roughly AED 200mn of first-half cash — corrected). The difference between the two columns — AED 0.158 per share, 7.4% of the 9% value — is the entire price of the tax question, and it is left visible rather than averaged away.</w:t>
+        <w:t>Bridge and cash-flow clock BOTH sit at 30 June 2026: the June balance sheet nets against cash flows that begin in July, so nothing inside the first half of 2026 is counted twice (the first edition's full-year convention double-counted roughly AED 200mn of first-half cash — corrected). The difference between the two columns — AED 0.158 per share, 7.2% of the 9% value — is the entire price of the tax question, and it is left visible rather than averaged away.</w:t>
       </w:r>
     </w:p>
     <w:p>
@@ -6035,7 +6035,7 @@
           <w:color w:val="1C3A36"/>
           <w:sz w:val="21"/>
         </w:rPr>
-        <w:t>Read this lens for what it is: a market-regime reading, not an independent fundamental. The peer multiples are themselves struck in a war-discounted market — Tabreed and DEWA fell with the index — so applying them imports the conflict discount rather than testing it. That is exactly why the lens carries 20% weight and why its gap to the cash-flow lens (1.444 against 2.134) is treated in section 4 as information about the market's risk pricing, not as an error in either number.</w:t>
+        <w:t>Read this lens for what it is: a market-regime reading, not an independent fundamental. The peer multiples are themselves struck in a war-discounted market — Tabreed and DEWA fell with the index — so applying them imports the conflict discount rather than testing it. That is exactly why the lens carries 20% weight and why its gap to the cash-flow lens (1.444 against 2.183) is treated in section 4 as information about the market's risk pricing, not as an error in either number.</w:t>
       </w:r>
     </w:p>
     <w:p>
@@ -6231,7 +6231,7 @@
                 <w:color w:val="1C3A36"/>
                 <w:sz w:val="17"/>
               </w:rPr>
-              <w:t>2.134</w:t>
+              <w:t>2.183</w:t>
             </w:r>
           </w:p>
         </w:tc>
@@ -6249,7 +6249,7 @@
                 <w:color w:val="1C3A36"/>
                 <w:sz w:val="17"/>
               </w:rPr>
-              <w:t>1.976</w:t>
+              <w:t>2.025</w:t>
             </w:r>
           </w:p>
         </w:tc>
@@ -6304,7 +6304,7 @@
                 <w:color w:val="1C3A36"/>
                 <w:sz w:val="17"/>
               </w:rPr>
-              <w:t>2.074</w:t>
+              <w:t>2.124</w:t>
             </w:r>
           </w:p>
         </w:tc>
@@ -6322,7 +6322,7 @@
                 <w:color w:val="1C3A36"/>
                 <w:sz w:val="17"/>
               </w:rPr>
-              <w:t>1.920</w:t>
+              <w:t>1.969</w:t>
             </w:r>
           </w:p>
         </w:tc>
@@ -6600,7 +6600,7 @@
                 <w:color w:val="1C3A36"/>
                 <w:sz w:val="17"/>
               </w:rPr>
-              <w:t>1.85</w:t>
+              <w:t>1.88</w:t>
             </w:r>
           </w:p>
         </w:tc>
@@ -6620,7 +6620,7 @@
                 <w:color w:val="1C3A36"/>
                 <w:sz w:val="17"/>
               </w:rPr>
-              <w:t>1.74</w:t>
+              <w:t>1.76</w:t>
             </w:r>
           </w:p>
         </w:tc>
@@ -6681,7 +6681,7 @@
                 <w:color w:val="1C3A36"/>
                 <w:sz w:val="17"/>
               </w:rPr>
-              <w:t>1.82</w:t>
+              <w:t>1.85</w:t>
             </w:r>
           </w:p>
         </w:tc>
@@ -6701,7 +6701,7 @@
                 <w:color w:val="1C3A36"/>
                 <w:sz w:val="17"/>
               </w:rPr>
-              <w:t>1.71</w:t>
+              <w:t>1.73</w:t>
             </w:r>
           </w:p>
         </w:tc>
@@ -6816,7 +6816,7 @@
           <w:color w:val="1C3A36"/>
           <w:sz w:val="21"/>
         </w:rPr>
-        <w:t>The lenses disagree in an orderly way. The cash-flow model sits highest because it credits the contracted growth backlog and the negative-working-capital funding model in full; the relative lens sits lowest because it imports today's war-discounted market regime; the normalised and book lenses sit between. The weighting leans on the cash-flow model because this is a regulated utility with contracted revenue — the class of business a discounted-cash-flow model prices best — and the field runs 1.463 to 2.172 bear to bull. Both tax columns are carried through every row, the recovery and continuation cases are carried through every horizontal cut, and nothing is averaged across either pair. Note how little the case choice moves the central — AED 0.030 per share — which is the pass-through arithmetic of section 1.7 doing its work.</w:t>
+        <w:t>The lenses disagree in an orderly way. The cash-flow model sits highest because it credits the contracted growth backlog and the negative-working-capital funding model in full; the relative lens sits lowest because it imports today's war-discounted market regime; the normalised and book lenses sit between. The weighting leans on the cash-flow model because this is a regulated utility with contracted revenue — the class of business a discounted-cash-flow model prices best — and the field runs 1.500 to 2.223 bear to bull. Both tax columns are carried through every row, the recovery and continuation cases are carried through every horizontal cut, and nothing is averaged across either pair. Note how little the case choice moves the central — AED 0.030 per share — which is the pass-through arithmetic of section 1.7 doing its work.</w:t>
       </w:r>
     </w:p>
     <w:p>
@@ -8696,7 +8696,7 @@
                 <w:color w:val="1C3A36"/>
                 <w:sz w:val="17"/>
               </w:rPr>
-              <w:t>2.035</w:t>
+              <w:t>2.084</w:t>
             </w:r>
           </w:p>
         </w:tc>
@@ -8714,7 +8714,7 @@
                 <w:color w:val="1C3A36"/>
                 <w:sz w:val="17"/>
               </w:rPr>
-              <w:t>-4.6%</w:t>
+              <w:t>-4.5%</w:t>
             </w:r>
           </w:p>
         </w:tc>
@@ -8769,7 +8769,7 @@
                 <w:color w:val="1C3A36"/>
                 <w:sz w:val="17"/>
               </w:rPr>
-              <w:t>2.074</w:t>
+              <w:t>2.124</w:t>
             </w:r>
           </w:p>
         </w:tc>
@@ -8787,7 +8787,7 @@
                 <w:color w:val="1C3A36"/>
                 <w:sz w:val="17"/>
               </w:rPr>
-              <w:t>-2.8%</w:t>
+              <w:t>-2.7%</w:t>
             </w:r>
           </w:p>
         </w:tc>
@@ -8842,7 +8842,7 @@
                 <w:color w:val="1C3A36"/>
                 <w:sz w:val="17"/>
               </w:rPr>
-              <w:t>2.104</w:t>
+              <w:t>2.153</w:t>
             </w:r>
           </w:p>
         </w:tc>
@@ -8921,7 +8921,7 @@
                 <w:color w:val="1C3A36"/>
                 <w:sz w:val="17"/>
               </w:rPr>
-              <w:t>2.134</w:t>
+              <w:t>2.183</w:t>
             </w:r>
           </w:p>
         </w:tc>
@@ -8996,7 +8996,7 @@
                 <w:color w:val="1C3A36"/>
                 <w:sz w:val="17"/>
               </w:rPr>
-              <w:t>2.163</w:t>
+              <w:t>2.213</w:t>
             </w:r>
           </w:p>
         </w:tc>
@@ -9036,7 +9036,7 @@
           <w:color w:val="1C3A36"/>
           <w:sz w:val="21"/>
         </w:rPr>
-        <w:t>The finding is the study's headline: permanent loss of the entire shock — the continuation case — moves the discounted-cash-flow value from 2.134 to 2.074, just 2.8% (1.920 under the 15% tax framing). The arithmetic reason is the pass-through: about 76% of every dirham of consumption revenue leaves again as electricity and water purchased from DEWA, so the meter's contribution to cash flow is thin. The market's read-through from the consumption miss to the equity — a share price 23% off its high — is larger than the cash-flow arithmetic supports. The capacity charge, not the meter, carries the value; what WOULD move the value is a tariff cut or a stall in connections, which is why sections 5 and 7 watch those, not the weather.</w:t>
+        <w:t>The finding is the study's headline: permanent loss of the entire shock — the continuation case — moves the discounted-cash-flow value from 2.183 to 2.124, just 2.7% (1.969 under the 15% tax framing). The arithmetic reason is the pass-through: about 76% of every dirham of consumption revenue leaves again as electricity and water purchased from DEWA, so the meter's contribution to cash flow is thin. The market's read-through from the consumption miss to the equity — a share price 23% off its high — is larger than the cash-flow arithmetic supports. The capacity charge, not the meter, carries the value; what WOULD move the value is a tariff cut or a stall in connections, which is why sections 5 and 7 watch those, not the weather.</w:t>
       </w:r>
     </w:p>
     <w:p>
@@ -10411,7 +10411,7 @@
                 <w:color w:val="1C3A36"/>
                 <w:sz w:val="16"/>
               </w:rPr>
-              <w:t>2.134</w:t>
+              <w:t>2.183</w:t>
             </w:r>
           </w:p>
         </w:tc>
@@ -10486,7 +10486,7 @@
                 <w:color w:val="1C3A36"/>
                 <w:sz w:val="16"/>
               </w:rPr>
-              <w:t>2.287</w:t>
+              <w:t>2.341</w:t>
             </w:r>
           </w:p>
         </w:tc>
@@ -10559,7 +10559,7 @@
                 <w:color w:val="1C3A36"/>
                 <w:sz w:val="16"/>
               </w:rPr>
-              <w:t>2.069</w:t>
+              <w:t>2.116</w:t>
             </w:r>
           </w:p>
         </w:tc>
@@ -10632,7 +10632,7 @@
                 <w:color w:val="1C3A36"/>
                 <w:sz w:val="16"/>
               </w:rPr>
-              <w:t>2.515</w:t>
+              <w:t>2.575</w:t>
             </w:r>
           </w:p>
         </w:tc>
@@ -10672,7 +10672,7 @@
           <w:color w:val="6E7B77"/>
           <w:sz w:val="17"/>
         </w:rPr>
-        <w:t>The published scenario field (1.463–2.172) is bounded by SCENARIOS; these CONSTRUCTIONS alone span 2.069 to 2.515 on the identical cash flows — construction risk is additional to scenario risk, and of comparable size. The beta's own 90% sampling interval (0.56–1.17) maps to roughly 1.71–2.68 per share on the primary lens via the section 1.9 grid. A reader should treat the printed field as scenario risk and carry construction risk on top of it.</w:t>
+        <w:t>The published scenario field (1.500–2.223) is bounded by SCENARIOS; these CONSTRUCTIONS alone span 2.116 to 2.575 on the identical cash flows — construction risk is additional to scenario risk, and of comparable size. The beta's own 90% sampling interval (0.56–1.17) maps to roughly 1.71–2.68 per share on the primary lens via the section 1.9 grid. A reader should treat the printed field as scenario risk and carry construction risk on top of it.</w:t>
       </w:r>
     </w:p>
     <w:p>
@@ -11518,7 +11518,7 @@
           <w:color w:val="1C3A36"/>
           <w:sz w:val="21"/>
         </w:rPr>
-        <w:t>What the terminal charges for is capital MAINTENANCE, at what replacement actually costs, and the asset life it rests on is DERIVED rather than chosen. The accounting policy gives ranges by class — plant, equipment and machinery 2 to 30 years, buildings 25, intangibles 30 — and no weighting, so no single figure can be read off it. The depreciation notes' own two columns supply one: the gross cost of everything that depreciates, over the year's own charge, is 28.10 years, and the prior year's columns give 27.88 on the same identity. Against that, the construction this edition replaces charged as though the whole plant were rebuilt every fifty years in stage one and every sixty-seven in stage two — which are facts about the dirham's peg to the dollar rather than about a chilled-water plant. Terminal free cash flow is AED 1,409mn in the first year of stage one, 92.4% of profit.</w:t>
+        <w:t>What the terminal charges for is capital MAINTENANCE, at what replacement actually costs, and the asset life it rests on is DERIVED rather than chosen. The accounting policy gives ranges by class — plant, equipment and machinery 2 to 30 years, buildings 25, intangibles 30 — and no weighting, so no single figure can be read off it. The depreciation notes' own two columns supply one: the gross cost of everything that depreciates, over the year's own charge, is 28.10 years, and the prior year's columns give 27.88 on the same identity. Against that, the construction this edition replaces charged as though the whole plant were rebuilt every fifty years in stage one and every sixty-seven in stage two — which are facts about the dirham's peg to the dollar rather than about a chilled-water plant. Terminal free cash flow is AED 1,449mn in the first year of stage one, 95.0% of profit.</w:t>
       </w:r>
     </w:p>
     <w:tbl>
@@ -11656,7 +11656,7 @@
                 <w:color w:val="1C3A36"/>
                 <w:sz w:val="16"/>
               </w:rPr>
-              <w:t>1.463</w:t>
+              <w:t>1.500</w:t>
             </w:r>
           </w:p>
         </w:tc>
@@ -11717,7 +11717,7 @@
                 <w:color w:val="1C3A36"/>
                 <w:sz w:val="16"/>
               </w:rPr>
-              <w:t>1.82 / 1.71</w:t>
+              <w:t>1.85 / 1.73</w:t>
             </w:r>
           </w:p>
         </w:tc>
@@ -11778,7 +11778,7 @@
                 <w:color w:val="1C3A36"/>
                 <w:sz w:val="16"/>
               </w:rPr>
-              <w:t>1.85 / 1.74</w:t>
+              <w:t>1.88 / 1.76</w:t>
             </w:r>
           </w:p>
         </w:tc>
@@ -11833,7 +11833,7 @@
                 <w:color w:val="1C3A36"/>
                 <w:sz w:val="16"/>
               </w:rPr>
-              <w:t>2.172</w:t>
+              <w:t>2.223</w:t>
             </w:r>
           </w:p>
         </w:tc>
@@ -12688,7 +12688,7 @@
           <w:color w:val="6E7B77"/>
           <w:sz w:val="17"/>
         </w:rPr>
-        <w:t>Figure 6 — the forward price cone to three months from the anchor close of 1.57, with the trailing tape behind it. All four published centrals — recovery 1.85 / 1.74 and continuation 1.82 / 1.71 by tax framing — sit INSIDE the three-month cone, below its 95th percentile of 1.92 (the span 1.71–1.85 falls inside the cone, between the 75th and 95th percentiles). The valuation and the price map OVERLAP: the market could reach any of the centrals within a quarter without leaving the cone's ordinary range, so the two objects no longer disagree — the question is direction, on which the price map deliberately has no view.</w:t>
+        <w:t>Figure 6 — the forward price cone to three months from the anchor close of 1.57, with the trailing tape behind it. All four published centrals — recovery 1.88 / 1.76 and continuation 1.85 / 1.73 by tax framing — sit INSIDE the three-month cone, below its 95th percentile of 1.92 (the span 1.73–1.88 falls inside the cone, between the 75th and 95th percentiles). The valuation and the price map OVERLAP: the market could reach any of the centrals within a quarter without leaving the cone's ordinary range, so the two objects no longer disagree — the question is direction, on which the price map deliberately has no view.</w:t>
       </w:r>
     </w:p>
     <w:p>
@@ -13708,7 +13708,7 @@
                 <w:color w:val="1C3A36"/>
                 <w:sz w:val="16"/>
               </w:rPr>
-              <w:t>AED 2.134 / 1.976 by tax framing, +36% / +26% against the market</w:t>
+              <w:t>AED 2.183 / 2.025 by tax framing, +39% / +29% against the market</w:t>
             </w:r>
           </w:p>
         </w:tc>
@@ -13726,7 +13726,7 @@
                 <w:color w:val="1C3A36"/>
                 <w:sz w:val="16"/>
               </w:rPr>
-              <w:t>the tariff stays flat but is not cut; the contracted backlog connects; the crux recovers (and barely matters if it does not — the continuation model is 2.074 / 1.920)</w:t>
+              <w:t>the tariff stays flat but is not cut; the contracted backlog connects; the crux recovers (and barely matters if it does not — the continuation model is 2.124 / 1.969)</w:t>
             </w:r>
           </w:p>
         </w:tc>
@@ -13763,7 +13763,7 @@
                 <w:color w:val="1C3A36"/>
                 <w:sz w:val="16"/>
               </w:rPr>
-              <w:t>AED 1.85 / 1.74, +18% / +11%</w:t>
+              <w:t>AED 1.88 / 1.76, +20% / +12%</w:t>
             </w:r>
           </w:p>
         </w:tc>
@@ -13818,7 +13818,7 @@
                 <w:color w:val="1C3A36"/>
                 <w:sz w:val="16"/>
               </w:rPr>
-              <w:t>AED 1.82 / 1.71, +16% / +9%</w:t>
+              <w:t>AED 1.85 / 1.73, +18% / +10%</w:t>
             </w:r>
           </w:p>
         </w:tc>
@@ -14078,7 +14078,7 @@
           <w:color w:val="1C3A36"/>
           <w:sz w:val="21"/>
         </w:rPr>
-        <w:t>The reading we take from this: the market is pricing the consumption shock as if it were a structural impairment of the profit pool, and the cash-flow arithmetic says it is not — the pool sits in the contracted capacity charge, which grew through the war half. Even the continuation case, which concedes the whole usage shock forever, sits well above the market price. The genuine open questions are the ones the market prices less visibly: whether the 15% minimum tax reaches the company (0.158 per share, published as its own column), and whether the next approved tariff schedule stays flat (not priced — flagged as the model's single most valuable assumption). Between the 1.71 continuation central under the harsher tax framing and the 1.57 market price lies the war discount itself; a reader who expects the conflict regime to persist should weight the relative lens harder, and the field published here lets them. All four published centrals — recovery 1.85 / 1.74 and continuation 1.82 / 1.71 by tax framing — sit INSIDE the three-month cone, below its 95th percentile of 1.92 (the span 1.71–1.85 falls inside the cone, between the 75th and 95th percentiles). The valuation and the price map OVERLAP: the market could reach any of the centrals within a quarter without leaving the cone's ordinary range, so the two objects no longer disagree — the question is direction, on which the price map deliberately has no view.</w:t>
+        <w:t>The reading we take from this: the market is pricing the consumption shock as if it were a structural impairment of the profit pool, and the cash-flow arithmetic says it is not — the pool sits in the contracted capacity charge, which grew through the war half. Even the continuation case, which concedes the whole usage shock forever, sits well above the market price. The genuine open questions are the ones the market prices less visibly: whether the 15% minimum tax reaches the company (0.158 per share, published as its own column), and whether the next approved tariff schedule stays flat (not priced — flagged as the model's single most valuable assumption). Between the 1.73 continuation central under the harsher tax framing and the 1.57 market price lies the war discount itself; a reader who expects the conflict regime to persist should weight the relative lens harder, and the field published here lets them. All four published centrals — recovery 1.88 / 1.76 and continuation 1.85 / 1.73 by tax framing — sit INSIDE the three-month cone, below its 95th percentile of 1.92 (the span 1.73–1.88 falls inside the cone, between the 75th and 95th percentiles). The valuation and the price map OVERLAP: the market could reach any of the centrals within a quarter without leaving the cone's ordinary range, so the two objects no longer disagree — the question is direction, on which the price map deliberately has no view.</w:t>
       </w:r>
     </w:p>
     <w:p>
@@ -14950,7 +14950,7 @@
                 <w:color w:val="1C3A36"/>
                 <w:sz w:val="16"/>
               </w:rPr>
-              <w:t>1.71 – 1.85</w:t>
+              <w:t>1.73 – 1.88</w:t>
             </w:r>
           </w:p>
         </w:tc>
@@ -14968,7 +14968,7 @@
                 <w:color w:val="1C3A36"/>
                 <w:sz w:val="16"/>
               </w:rPr>
-              <w:t>All four published centrals — recovery 1.85 / 1.74 and continuation 1.82 / 1.71 by tax framing — sit INSIDE the three-month cone, below its 95th percentile of 1.92 (the span 1.71–1.85 falls inside the cone, between the 75th and 95th percentiles). The valuation and the price map OVERLAP: the market could reach any of the centrals within a quarter without leaving the cone's ordinary range, so the two objects no longer disagree — the question is direction, on which the price map deliberately has no view.</w:t>
+              <w:t>All four published centrals — recovery 1.88 / 1.76 and continuation 1.85 / 1.73 by tax framing — sit INSIDE the three-month cone, below its 95th percentile of 1.92 (the span 1.73–1.88 falls inside the cone, between the 75th and 95th percentiles). The valuation and the price map OVERLAP: the market could reach any of the centrals within a quarter without leaving the cone's ordinary range, so the two objects no longer disagree — the question is direction, on which the price map deliberately has no view.</w:t>
             </w:r>
           </w:p>
         </w:tc>
@@ -15011,7 +15011,7 @@
           <w:color w:val="1C3A36"/>
           <w:sz w:val="21"/>
         </w:rPr>
-        <w:t>The recovery case restores usage per connected ton to the 2025 level through 2027 — and it requires a de-escalation that had not occurred at the anchor date, which is why the continuation case is published beside it as an equal, not beneath it as a sensitivity. The full continuation model costs only 2.8% on the primary lens, so this is a watch-item rather than a value risk — but two consecutive halves with equivalent full-load hours below the 2026 trough would put the shock outside anything hospitality-linked, and the recovery case should then be abandoned, not stretched.</w:t>
+        <w:t>The recovery case restores usage per connected ton to the 2025 level through 2027 — and it requires a de-escalation that had not occurred at the anchor date, which is why the continuation case is published beside it as an equal, not beneath it as a sensitivity. The full continuation model costs only 2.7% on the primary lens, so this is a watch-item rather than a value risk — but two consecutive halves with equivalent full-load hours below the 2026 trough would put the shock outside anything hospitality-linked, and the recovery case should then be abandoned, not stretched.</w:t>
       </w:r>
     </w:p>
     <w:p>
@@ -15053,7 +15053,7 @@
           <w:color w:val="1C3A36"/>
           <w:sz w:val="21"/>
         </w:rPr>
-        <w:t>The bear machinery is explicit: usage down a further 6% and never recovering, connections halved, the harsher tax, and 100bp on the cost of equity — AED 1.463 per share. A reader can adopt it wholesale rather than improvising a discount.</w:t>
+        <w:t>The bear machinery is explicit: usage down a further 6% and never recovering, connections halved, the harsher tax, and 100bp on the cost of equity — AED 1.500 per share. A reader can adopt it wholesale rather than improvising a discount.</w:t>
       </w:r>
     </w:p>
     <w:p>
@@ -15074,7 +15074,7 @@
           <w:color w:val="1C3A36"/>
           <w:sz w:val="21"/>
         </w:rPr>
-        <w:t>The flat regulated tariff is the single most valuable assumption in the model — it underwrites the capacity charge that carries 78.3% of the enterprise value into the terminal. The current tariff instrument hardens the flat assumption (indexation of capacity charges is barred, and the achieved rate already sits at the cap) while confirming there is no escalation upside either. No cap cut has occurred in the record examined here, but the model contains no machinery for one, deliberately: it would be a regime change, to be re-modelled, not sensitised.</w:t>
+        <w:t>The flat regulated tariff is the single most valuable assumption in the model — it underwrites the capacity charge that carries 78.7% of the enterprise value into the terminal. The current tariff instrument hardens the flat assumption (indexation of capacity charges is barred, and the achieved rate already sits at the cap) while confirming there is no escalation upside either. No cap cut has occurred in the record examined here, but the model contains no machinery for one, deliberately: it would be a regime change, to be re-modelled, not sensitised.</w:t>
       </w:r>
     </w:p>
     <w:p>
@@ -21984,7 +21984,7 @@
                 <w:color w:val="1C3A36"/>
                 <w:sz w:val="16"/>
               </w:rPr>
-              <w:t>the continuation case is one of the two published centrals (1.82 / 1.71); the bear scenario, AED 1.463 per share, is a full re-run with all four channels moved together</w:t>
+              <w:t>the continuation case is one of the two published centrals (1.85 / 1.73); the bear scenario, AED 1.500 per share, is a full re-run with all four channels moved together</w:t>
             </w:r>
           </w:p>
         </w:tc>
@@ -22094,7 +22094,7 @@
                 <w:color w:val="1C3A36"/>
                 <w:sz w:val="16"/>
               </w:rPr>
-              <w:t>a full alternative model: 2.8% on the primary lens — small, because of the pass-through (section 1.7)</w:t>
+              <w:t>a full alternative model: 2.7% on the primary lens — small, because of the pass-through (section 1.7)</w:t>
             </w:r>
           </w:p>
         </w:tc>
@@ -24292,7 +24292,7 @@
                 <w:color w:val="1C3A36"/>
                 <w:sz w:val="16"/>
               </w:rPr>
-              <w:t>25,030</w:t>
+              <w:t>25,727</w:t>
             </w:r>
           </w:p>
         </w:tc>
@@ -24329,7 +24329,7 @@
                 <w:color w:val="1C3A36"/>
                 <w:sz w:val="16"/>
               </w:rPr>
-              <w:t>17,974</w:t>
+              <w:t>18,474</w:t>
             </w:r>
           </w:p>
         </w:tc>
@@ -24366,7 +24366,7 @@
                 <w:color w:val="1C3A36"/>
                 <w:sz w:val="16"/>
               </w:rPr>
-              <w:t>22,964</w:t>
+              <w:t>23,465</w:t>
             </w:r>
           </w:p>
         </w:tc>
@@ -24403,7 +24403,7 @@
                 <w:color w:val="1C3A36"/>
                 <w:sz w:val="16"/>
               </w:rPr>
-              <w:t>(2,991) / 297 / (228)</w:t>
+              <w:t>(2,991) / 297 / (234)</w:t>
             </w:r>
           </w:p>
         </w:tc>
@@ -24440,7 +24440,7 @@
                 <w:color w:val="1C3A36"/>
                 <w:sz w:val="16"/>
               </w:rPr>
-              <w:t>21,335</w:t>
+              <w:t>21,831</w:t>
             </w:r>
           </w:p>
         </w:tc>
@@ -24481,7 +24481,7 @@
                 <w:color w:val="1C3A36"/>
                 <w:sz w:val="16"/>
               </w:rPr>
-              <w:t>2.134</w:t>
+              <w:t>2.183</w:t>
             </w:r>
           </w:p>
         </w:tc>
@@ -24518,7 +24518,7 @@
                 <w:color w:val="1C3A36"/>
                 <w:sz w:val="16"/>
               </w:rPr>
-              <w:t>1.95 – 2.27</w:t>
+              <w:t>2.00 – 2.32</w:t>
             </w:r>
           </w:p>
         </w:tc>
@@ -25956,7 +25956,7 @@
                 <w:color w:val="1C3A36"/>
                 <w:sz w:val="16"/>
               </w:rPr>
-              <w:t>1.976 on the cash-flow model — noted, not adopted</w:t>
+              <w:t>2.025 on the cash-flow model — noted, not adopted</w:t>
             </w:r>
           </w:p>
         </w:tc>
@@ -26186,7 +26186,7 @@
                 <w:color w:val="1C3A36"/>
                 <w:sz w:val="16"/>
               </w:rPr>
-              <w:t>"78% of your enterprise value is terminal, earning a 27% return on capital forever — at a REGULATED utility. The regulator exists to take that return away."</w:t>
+              <w:t>"79% of your enterprise value is terminal, earning a 27% return on capital forever — at a REGULATED utility. The regulator exists to take that return away."</w:t>
             </w:r>
           </w:p>
         </w:tc>
@@ -26477,7 +26477,7 @@
           <w:color w:val="1C3A36"/>
           <w:sz w:val="21"/>
         </w:rPr>
-        <w:t>The panel spans AED 1.43 to 2.27 — and the disagreement is orderly, not noisy. Expert 1 discounts the contract stack and lands highest (1.95–2.27); Expert 2 capitalises the committed dividend and lands in the middle (1.43–1.72); Expert 3 anchors on what the war-discounted market actually pays and lands lowest (1.57–2.16, central 1.54). Notice what the room agrees on: every range sits at or above the market price, every method finds the capacity charge rather than the meter carrying the value, and every falsifier is observable within two reporting periods. The study's own weighted centrals (recovery 1.85 / 1.74, continuation 1.82 / 1.71 by tax framing) sit between Expert 1 and Expert 2 — which is what a weighting that gives the market regime a real vote should produce.</w:t>
+        <w:t>The panel spans AED 1.43 to 2.32 — and the disagreement is orderly, not noisy. Expert 1 discounts the contract stack and lands highest (2.00–2.32); Expert 2 capitalises the committed dividend and lands in the middle (1.43–1.72); Expert 3 anchors on what the war-discounted market actually pays and lands lowest (1.57–2.16, central 1.54). Notice what the room agrees on: every range sits at or above the market price, every method finds the capacity charge rather than the meter carrying the value, and every falsifier is observable within two reporting periods. The study's own weighted centrals (recovery 1.88 / 1.76, continuation 1.85 / 1.73 by tax framing) sit between Expert 1 and Expert 2 — which is what a weighting that gives the market regime a real vote should produce.</w:t>
       </w:r>
     </w:p>
     <w:p>
@@ -26742,7 +26742,7 @@
                 <w:color w:val="1C3A36"/>
                 <w:sz w:val="16"/>
               </w:rPr>
-              <w:t>full terminal value (78% of enterprise value)</w:t>
+              <w:t>full terminal value (79% of enterprise value)</w:t>
             </w:r>
           </w:p>
         </w:tc>
@@ -26796,7 +26796,7 @@
                 <w:color w:val="1C3A36"/>
                 <w:sz w:val="16"/>
               </w:rPr>
-              <w:t>AED 0.596 per share between Expert 1's central and Expert 3's — the largest single gap in the room</w:t>
+              <w:t>AED 0.646 per share between Expert 1's central and Expert 3's — the largest single gap in the room</w:t>
             </w:r>
           </w:p>
         </w:tc>
@@ -27084,7 +27084,7 @@
           <w:color w:val="6E7B77"/>
           <w:sz w:val="18"/>
         </w:rPr>
-        <w:t>For information only — not investment advice. This document is educational analysis and is not an offer or a solicitation to buy or sell any security. It contains no recommendation and no rating, and it expresses no single-number price target: the central estimates are printed to two decimals as summaries of ranges, the published field is labelled scenario risk, and the cost-of-capital construction range (2.07–2.52 on the primary lens, with the beta interval mapping to roughly 1.71–2.68) is stated beside it — construction risk is additional to scenario risk. The author holds no position in the security discussed and has no business relationship with the company. Figures are drawn from public sources believed reliable but not independently verified; where figures are derived or estimated this is stated in the text. Valuation is inherently uncertain and depends on assumptions that reasonable analysts will dispute — several such disputes are set out explicitly in this document, and two (the tax framing and the consumption recovery) are published as full alternative computations rather than resolved silently. Past performance and simulated distributions are not guides to future returns. Readers must reach their own conclusions and should consider taking independent advice. No liability is accepted for any loss arising from use of this material.</w:t>
+        <w:t>For information only — not investment advice. This document is educational analysis and is not an offer or a solicitation to buy or sell any security. It contains no recommendation and no rating, and it expresses no single-number price target: the central estimates are printed to two decimals as summaries of ranges, the published field is labelled scenario risk, and the cost-of-capital construction range (2.12–2.58 on the primary lens, with the beta interval mapping to roughly 1.71–2.68) is stated beside it — construction risk is additional to scenario risk. The author holds no position in the security discussed and has no business relationship with the company. Figures are drawn from public sources believed reliable but not independently verified; where figures are derived or estimated this is stated in the text. Valuation is inherently uncertain and depends on assumptions that reasonable analysts will dispute — several such disputes are set out explicitly in this document, and two (the tax framing and the consumption recovery) are published as full alternative computations rather than resolved silently. Past performance and simulated distributions are not guides to future returns. Readers must reach their own conclusions and should consider taking independent advice. No liability is accepted for any loss arising from use of this material.</w:t>
       </w:r>
     </w:p>
     <w:sectPr>

--- a/engine/empower_study/EMPOWER_Valuation_Study_09-08-2026_public.docx
+++ b/engine/empower_study/EMPOWER_Valuation_Study_09-08-2026_public.docx
@@ -180,7 +180,7 @@
                 <w:color w:val="1C3A36"/>
                 <w:sz w:val="19"/>
               </w:rPr>
-              <w:t>Chilled-water consumption per connected refrigeration ton fell sharply in the first half of 2026, in a conflict year, and the shares fell with it. Whether usage recovers is computed BOTH ways as full models — a recovery (de-escalation) case and a continuation case in which the world stays as it stood at the anchor date — and NEITHER is privileged as the base: the two are published side by side, exactly like the tax framings. The quantitative finding survives either way: because roughly 76% of consumption revenue is electricity and water purchased from DEWA and passed through, permanent loss of the usage shock moves the discounted-cash-flow value by only 2.7% — far less than the share-price reaction implies. The capacity charge, not the meter, carries the value.</w:t>
+              <w:t>Chilled-water consumption per connected refrigeration ton fell sharply in the first half of 2026, in a conflict year, and the shares fell with it. Whether usage recovers is computed BOTH ways as full models — a recovery (de-escalation) case and a continuation case in which the world stays as it stood at the anchor date — and NEITHER is privileged as the base: the two are published side by side, exactly like the tax framings. The quantitative finding survives either way: because roughly 76% of consumption revenue is electricity and water purchased from DEWA and passed through, permanent loss of the usage shock moves the discounted-cash-flow value by only 2.8% — far less than the share-price reaction implies. The capacity charge, not the meter, carries the value.</w:t>
             </w:r>
           </w:p>
           <w:p>
@@ -200,7 +200,7 @@
                 <w:color w:val="1C3A36"/>
                 <w:sz w:val="19"/>
               </w:rPr>
-              <w:t>The audited 2025 effective tax rate is exactly 9.0% under UAE corporate tax. Whether the 15% domestic minimum top-up tax reaches Empower through consolidation into the DEWA group (whose revenue far exceeds the EUR 750m threshold) is contested and unresolved. The entire valuation is therefore published both ways — 2.183 against 2.025 on the primary lens; weighted centrals of 1.88 against 1.76 in the recovery case and 1.85 against 1.73 in the continuation case — side by side, never averaged.</w:t>
+              <w:t>The audited 2025 effective tax rate is exactly 9.0% under UAE corporate tax. Whether the 15% domestic minimum top-up tax reaches Empower through consolidation into the DEWA group (whose revenue far exceeds the EUR 750m threshold) is contested and unresolved. The entire valuation is therefore published both ways — 2.134 against 1.976 on the primary lens; weighted centrals of 1.85 against 1.74 in the recovery case and 1.82 against 1.71 in the continuation case — side by side, never averaged.</w:t>
             </w:r>
           </w:p>
           <w:p>
@@ -318,7 +318,7 @@
           <w:color w:val="1C3A36"/>
           <w:sz w:val="21"/>
         </w:rPr>
-        <w:t>On the four lenses used here the fair-value field carries TWO centrals, published side by side like the tax framings, because the macro condition dividing them had not resolved at the anchor: a recovery (de-escalation) case at AED 1.88 per share under the 9% tax framing (1.76 at 15%) — a case that requires a de-escalation which had NOT occurred at the anchor date — and a continuation case, describing the world as it stood on the published facts, at 1.85 (1.73). The scenario field runs 1.500 to 2.223 bear to bull, against a market price of 1.57. One disclosed transaction brackets the question from above: DEWA took its stake from 56% to 80% in February 2026 by buying Dubai Holding's 24% at AED 2.16 per share — a related-party CONTROL price, +38% above the anchor close, recorded here as a reference point and never as fair value.</w:t>
+        <w:t>On the four lenses used here the fair-value field carries TWO centrals, published side by side like the tax framings, because the macro condition dividing them had not resolved at the anchor: a recovery (de-escalation) case at AED 1.85 per share under the 9% tax framing (1.74 at 15%) — a case that requires a de-escalation which had NOT occurred at the anchor date — and a continuation case, describing the world as it stood on the published facts, at 1.82 (1.71). The scenario field runs 1.463 to 2.172 bear to bull, against a market price of 1.57. One disclosed transaction brackets the question from above: DEWA took its stake from 56% to 80% in February 2026 by buying Dubai Holding's 24% at AED 2.16 per share — a related-party CONTROL price, +38% above the anchor close, recorded here as a reference point and never as fair value.</w:t>
       </w:r>
     </w:p>
     <w:tbl>
@@ -602,7 +602,7 @@
                 <w:color w:val="1C3A36"/>
                 <w:sz w:val="16"/>
               </w:rPr>
-              <w:t>5-year free cash flow to the firm on the two-leg unit build from a 30-June-2026 valuation clock, cost of capital 7.64%, two-stage terminal (ten years at 2.5% volume-only growth, then 1.5%). Terminal value = 78.7% of enterprise value (78.7% under the 15% framing) — disclosed here, in the bridge and in section 1.9</w:t>
+              <w:t>5-year free cash flow to the firm on the two-leg unit build from a 30-June-2026 valuation clock, cost of capital 7.64%, two-stage terminal (ten years at 2.5% volume-only growth, then 1.5%). Terminal value = 78.3% of enterprise value (78.2% under the 15% framing) — disclosed here, in the bridge and in section 1.9</w:t>
             </w:r>
           </w:p>
         </w:tc>
@@ -620,7 +620,7 @@
                 <w:color w:val="1C3A36"/>
                 <w:sz w:val="16"/>
               </w:rPr>
-              <w:t>2.183</w:t>
+              <w:t>2.134</w:t>
             </w:r>
           </w:p>
         </w:tc>
@@ -638,7 +638,7 @@
                 <w:color w:val="1C3A36"/>
                 <w:sz w:val="16"/>
               </w:rPr>
-              <w:t>2.025</w:t>
+              <w:t>1.976</w:t>
             </w:r>
           </w:p>
         </w:tc>
@@ -656,7 +656,7 @@
                 <w:color w:val="1C3A36"/>
                 <w:sz w:val="16"/>
               </w:rPr>
-              <w:t>+39%</w:t>
+              <w:t>+36%</w:t>
             </w:r>
           </w:p>
         </w:tc>
@@ -990,7 +990,7 @@
                 <w:color w:val="1C3A36"/>
                 <w:sz w:val="16"/>
               </w:rPr>
-              <w:t>1.88</w:t>
+              <w:t>1.85</w:t>
             </w:r>
           </w:p>
         </w:tc>
@@ -1010,7 +1010,7 @@
                 <w:color w:val="1C3A36"/>
                 <w:sz w:val="16"/>
               </w:rPr>
-              <w:t>1.76</w:t>
+              <w:t>1.74</w:t>
             </w:r>
           </w:p>
         </w:tc>
@@ -1030,7 +1030,7 @@
                 <w:color w:val="1C3A36"/>
                 <w:sz w:val="16"/>
               </w:rPr>
-              <w:t>+20%</w:t>
+              <w:t>+18%</w:t>
             </w:r>
           </w:p>
         </w:tc>
@@ -1091,7 +1091,7 @@
                 <w:color w:val="1C3A36"/>
                 <w:sz w:val="16"/>
               </w:rPr>
-              <w:t>1.85</w:t>
+              <w:t>1.82</w:t>
             </w:r>
           </w:p>
         </w:tc>
@@ -1111,7 +1111,7 @@
                 <w:color w:val="1C3A36"/>
                 <w:sz w:val="16"/>
               </w:rPr>
-              <w:t>1.73</w:t>
+              <w:t>1.71</w:t>
             </w:r>
           </w:p>
         </w:tc>
@@ -1131,7 +1131,7 @@
                 <w:color w:val="1C3A36"/>
                 <w:sz w:val="16"/>
               </w:rPr>
-              <w:t>+18%</w:t>
+              <w:t>+16%</w:t>
             </w:r>
           </w:p>
         </w:tc>
@@ -1168,7 +1168,7 @@
                 <w:color w:val="1C3A36"/>
                 <w:sz w:val="16"/>
               </w:rPr>
-              <w:t>bear 1.500 (war re-escalation, usage never recovers, 15% tax, +100bp on the cost of equity) to bull 2.223 (full recovery, 110k RT/yr)</w:t>
+              <w:t>bear 1.463 (war re-escalation, usage never recovers, 15% tax, +100bp on the cost of equity) to bull 2.172 (full recovery, 110k RT/yr)</w:t>
             </w:r>
           </w:p>
         </w:tc>
@@ -1186,7 +1186,7 @@
                 <w:color w:val="1C3A36"/>
                 <w:sz w:val="16"/>
               </w:rPr>
-              <w:t>1.500 – 2.223</w:t>
+              <w:t>1.463 – 2.172</w:t>
             </w:r>
           </w:p>
         </w:tc>
@@ -1517,7 +1517,7 @@
           <w:color w:val="6E7B77"/>
           <w:sz w:val="17"/>
         </w:rPr>
-        <w:t>Fair values are ranges and distributions, never a target; the centrals are printed to two decimals as summaries of ranges, the field is scenario risk, and construction risk is additional to it — on the primary lens the priced cost-of-capital constructions alone span 2.12 to 2.58 (section 1.8). The two tax columns are one of the study's two central contested judgements published in full: 9% is the audited 2025 effective rate, 15% is the domestic minimum top-up rate that would apply if consolidation into the DEWA group sweeps Empower into the OECD minimum-tax regime; the recovery/continuation pair is the other, framed the same way. Nothing is averaged anywhere in this document. The terminal-value share of enterprise value (78.7%) is stated beside the lens it belongs to because it is the number a sceptical reader should weigh first.</w:t>
+        <w:t>Fair values are ranges and distributions, never a target; the centrals are printed to two decimals as summaries of ranges, the field is scenario risk, and construction risk is additional to it — on the primary lens the priced cost-of-capital constructions alone span 2.07 to 2.52 (section 1.8). The two tax columns are one of the study's two central contested judgements published in full: 9% is the audited 2025 effective rate, 15% is the domestic minimum top-up rate that would apply if consolidation into the DEWA group sweeps Empower into the OECD minimum-tax regime; the recovery/continuation pair is the other, framed the same way. Nothing is averaged anywhere in this document. The terminal-value share of enterprise value (78.3%) is stated beside the lens it belongs to because it is the number a sceptical reader should weigh first.</w:t>
       </w:r>
     </w:p>
     <w:p>
@@ -4722,7 +4722,7 @@
                 <w:color w:val="1C3A36"/>
                 <w:sz w:val="16"/>
               </w:rPr>
-              <w:t>25,727</w:t>
+              <w:t>25,030</w:t>
             </w:r>
           </w:p>
         </w:tc>
@@ -4740,7 +4740,7 @@
                 <w:color w:val="1C3A36"/>
                 <w:sz w:val="16"/>
               </w:rPr>
-              <w:t>23,961</w:t>
+              <w:t>23,264</w:t>
             </w:r>
           </w:p>
         </w:tc>
@@ -4795,7 +4795,7 @@
                 <w:color w:val="1C3A36"/>
                 <w:sz w:val="16"/>
               </w:rPr>
-              <w:t>18,474</w:t>
+              <w:t>17,974</w:t>
             </w:r>
           </w:p>
         </w:tc>
@@ -4813,7 +4813,7 @@
                 <w:color w:val="1C3A36"/>
                 <w:sz w:val="16"/>
               </w:rPr>
-              <w:t>17,206</w:t>
+              <w:t>16,706</w:t>
             </w:r>
           </w:p>
         </w:tc>
@@ -4872,7 +4872,7 @@
                 <w:color w:val="1C3A36"/>
                 <w:sz w:val="16"/>
               </w:rPr>
-              <w:t>23,465</w:t>
+              <w:t>22,964</w:t>
             </w:r>
           </w:p>
         </w:tc>
@@ -4892,7 +4892,7 @@
                 <w:color w:val="1C3A36"/>
                 <w:sz w:val="16"/>
               </w:rPr>
-              <w:t>21,870</w:t>
+              <w:t>21,370</w:t>
             </w:r>
           </w:p>
         </w:tc>
@@ -4949,7 +4949,7 @@
                 <w:color w:val="1C3A36"/>
                 <w:sz w:val="16"/>
               </w:rPr>
-              <w:t>78.7%</w:t>
+              <w:t>78.3%</w:t>
             </w:r>
           </w:p>
         </w:tc>
@@ -4967,7 +4967,7 @@
                 <w:color w:val="1C3A36"/>
                 <w:sz w:val="16"/>
               </w:rPr>
-              <w:t>78.7%</w:t>
+              <w:t>78.2%</w:t>
             </w:r>
           </w:p>
         </w:tc>
@@ -5314,7 +5314,7 @@
                 <w:color w:val="1C3A36"/>
                 <w:sz w:val="16"/>
               </w:rPr>
-              <w:t>(234)</w:t>
+              <w:t>(228)</w:t>
             </w:r>
           </w:p>
         </w:tc>
@@ -5332,7 +5332,7 @@
                 <w:color w:val="1C3A36"/>
                 <w:sz w:val="16"/>
               </w:rPr>
-              <w:t>(217)</w:t>
+              <w:t>(212)</w:t>
             </w:r>
           </w:p>
         </w:tc>
@@ -5387,7 +5387,7 @@
                 <w:color w:val="1C3A36"/>
                 <w:sz w:val="16"/>
               </w:rPr>
-              <w:t>21,831</w:t>
+              <w:t>21,335</w:t>
             </w:r>
           </w:p>
         </w:tc>
@@ -5405,7 +5405,7 @@
                 <w:color w:val="1C3A36"/>
                 <w:sz w:val="16"/>
               </w:rPr>
-              <w:t>20,253</w:t>
+              <w:t>19,758</w:t>
             </w:r>
           </w:p>
         </w:tc>
@@ -5463,7 +5463,7 @@
                 <w:color w:val="1C3A36"/>
                 <w:sz w:val="16"/>
               </w:rPr>
-              <w:t>2.183</w:t>
+              <w:t>2.134</w:t>
             </w:r>
           </w:p>
         </w:tc>
@@ -5483,7 +5483,7 @@
                 <w:color w:val="1C3A36"/>
                 <w:sz w:val="16"/>
               </w:rPr>
-              <w:t>2.025</w:t>
+              <w:t>1.976</w:t>
             </w:r>
           </w:p>
         </w:tc>
@@ -5503,7 +5503,7 @@
                 <w:color w:val="1C3A36"/>
                 <w:sz w:val="16"/>
               </w:rPr>
-              <w:t>against a spot of 1.57: +39% and +29% respectively</w:t>
+              <w:t>against a spot of 1.57: +36% and +26% respectively</w:t>
             </w:r>
           </w:p>
         </w:tc>
@@ -5525,7 +5525,7 @@
           <w:color w:val="6E7B77"/>
           <w:sz w:val="17"/>
         </w:rPr>
-        <w:t>Bridge and cash-flow clock BOTH sit at 30 June 2026: the June balance sheet nets against cash flows that begin in July, so nothing inside the first half of 2026 is counted twice (the first edition's full-year convention double-counted roughly AED 200mn of first-half cash — corrected). The difference between the two columns — AED 0.158 per share, 7.2% of the 9% value — is the entire price of the tax question, and it is left visible rather than averaged away.</w:t>
+        <w:t>Bridge and cash-flow clock BOTH sit at 30 June 2026: the June balance sheet nets against cash flows that begin in July, so nothing inside the first half of 2026 is counted twice (the first edition's full-year convention double-counted roughly AED 200mn of first-half cash — corrected). The difference between the two columns — AED 0.158 per share, 7.4% of the 9% value — is the entire price of the tax question, and it is left visible rather than averaged away.</w:t>
       </w:r>
     </w:p>
     <w:p>
@@ -6035,7 +6035,7 @@
           <w:color w:val="1C3A36"/>
           <w:sz w:val="21"/>
         </w:rPr>
-        <w:t>Read this lens for what it is: a market-regime reading, not an independent fundamental. The peer multiples are themselves struck in a war-discounted market — Tabreed and DEWA fell with the index — so applying them imports the conflict discount rather than testing it. That is exactly why the lens carries 20% weight and why its gap to the cash-flow lens (1.444 against 2.183) is treated in section 4 as information about the market's risk pricing, not as an error in either number.</w:t>
+        <w:t>Read this lens for what it is: a market-regime reading, not an independent fundamental. The peer multiples are themselves struck in a war-discounted market — Tabreed and DEWA fell with the index — so applying them imports the conflict discount rather than testing it. That is exactly why the lens carries 20% weight and why its gap to the cash-flow lens (1.444 against 2.134) is treated in section 4 as information about the market's risk pricing, not as an error in either number.</w:t>
       </w:r>
     </w:p>
     <w:p>
@@ -6231,7 +6231,7 @@
                 <w:color w:val="1C3A36"/>
                 <w:sz w:val="17"/>
               </w:rPr>
-              <w:t>2.183</w:t>
+              <w:t>2.134</w:t>
             </w:r>
           </w:p>
         </w:tc>
@@ -6249,7 +6249,7 @@
                 <w:color w:val="1C3A36"/>
                 <w:sz w:val="17"/>
               </w:rPr>
-              <w:t>2.025</w:t>
+              <w:t>1.976</w:t>
             </w:r>
           </w:p>
         </w:tc>
@@ -6304,7 +6304,7 @@
                 <w:color w:val="1C3A36"/>
                 <w:sz w:val="17"/>
               </w:rPr>
-              <w:t>2.124</w:t>
+              <w:t>2.074</w:t>
             </w:r>
           </w:p>
         </w:tc>
@@ -6322,7 +6322,7 @@
                 <w:color w:val="1C3A36"/>
                 <w:sz w:val="17"/>
               </w:rPr>
-              <w:t>1.969</w:t>
+              <w:t>1.920</w:t>
             </w:r>
           </w:p>
         </w:tc>
@@ -6600,7 +6600,7 @@
                 <w:color w:val="1C3A36"/>
                 <w:sz w:val="17"/>
               </w:rPr>
-              <w:t>1.88</w:t>
+              <w:t>1.85</w:t>
             </w:r>
           </w:p>
         </w:tc>
@@ -6620,7 +6620,7 @@
                 <w:color w:val="1C3A36"/>
                 <w:sz w:val="17"/>
               </w:rPr>
-              <w:t>1.76</w:t>
+              <w:t>1.74</w:t>
             </w:r>
           </w:p>
         </w:tc>
@@ -6681,7 +6681,7 @@
                 <w:color w:val="1C3A36"/>
                 <w:sz w:val="17"/>
               </w:rPr>
-              <w:t>1.85</w:t>
+              <w:t>1.82</w:t>
             </w:r>
           </w:p>
         </w:tc>
@@ -6701,7 +6701,7 @@
                 <w:color w:val="1C3A36"/>
                 <w:sz w:val="17"/>
               </w:rPr>
-              <w:t>1.73</w:t>
+              <w:t>1.71</w:t>
             </w:r>
           </w:p>
         </w:tc>
@@ -6816,7 +6816,7 @@
           <w:color w:val="1C3A36"/>
           <w:sz w:val="21"/>
         </w:rPr>
-        <w:t>The lenses disagree in an orderly way. The cash-flow model sits highest because it credits the contracted growth backlog and the negative-working-capital funding model in full; the relative lens sits lowest because it imports today's war-discounted market regime; the normalised and book lenses sit between. The weighting leans on the cash-flow model because this is a regulated utility with contracted revenue — the class of business a discounted-cash-flow model prices best — and the field runs 1.500 to 2.223 bear to bull. Both tax columns are carried through every row, the recovery and continuation cases are carried through every horizontal cut, and nothing is averaged across either pair. Note how little the case choice moves the central — AED 0.030 per share — which is the pass-through arithmetic of section 1.7 doing its work.</w:t>
+        <w:t>The lenses disagree in an orderly way. The cash-flow model sits highest because it credits the contracted growth backlog and the negative-working-capital funding model in full; the relative lens sits lowest because it imports today's war-discounted market regime; the normalised and book lenses sit between. The weighting leans on the cash-flow model because this is a regulated utility with contracted revenue — the class of business a discounted-cash-flow model prices best — and the field runs 1.463 to 2.172 bear to bull. Both tax columns are carried through every row, the recovery and continuation cases are carried through every horizontal cut, and nothing is averaged across either pair. Note how little the case choice moves the central — AED 0.030 per share — which is the pass-through arithmetic of section 1.7 doing its work.</w:t>
       </w:r>
     </w:p>
     <w:p>
@@ -8696,7 +8696,7 @@
                 <w:color w:val="1C3A36"/>
                 <w:sz w:val="17"/>
               </w:rPr>
-              <w:t>2.084</w:t>
+              <w:t>2.035</w:t>
             </w:r>
           </w:p>
         </w:tc>
@@ -8714,7 +8714,7 @@
                 <w:color w:val="1C3A36"/>
                 <w:sz w:val="17"/>
               </w:rPr>
-              <w:t>-4.5%</w:t>
+              <w:t>-4.6%</w:t>
             </w:r>
           </w:p>
         </w:tc>
@@ -8769,7 +8769,7 @@
                 <w:color w:val="1C3A36"/>
                 <w:sz w:val="17"/>
               </w:rPr>
-              <w:t>2.124</w:t>
+              <w:t>2.074</w:t>
             </w:r>
           </w:p>
         </w:tc>
@@ -8787,7 +8787,7 @@
                 <w:color w:val="1C3A36"/>
                 <w:sz w:val="17"/>
               </w:rPr>
-              <w:t>-2.7%</w:t>
+              <w:t>-2.8%</w:t>
             </w:r>
           </w:p>
         </w:tc>
@@ -8842,7 +8842,7 @@
                 <w:color w:val="1C3A36"/>
                 <w:sz w:val="17"/>
               </w:rPr>
-              <w:t>2.153</w:t>
+              <w:t>2.104</w:t>
             </w:r>
           </w:p>
         </w:tc>
@@ -8921,7 +8921,7 @@
                 <w:color w:val="1C3A36"/>
                 <w:sz w:val="17"/>
               </w:rPr>
-              <w:t>2.183</w:t>
+              <w:t>2.134</w:t>
             </w:r>
           </w:p>
         </w:tc>
@@ -8996,7 +8996,7 @@
                 <w:color w:val="1C3A36"/>
                 <w:sz w:val="17"/>
               </w:rPr>
-              <w:t>2.213</w:t>
+              <w:t>2.163</w:t>
             </w:r>
           </w:p>
         </w:tc>
@@ -9036,7 +9036,7 @@
           <w:color w:val="1C3A36"/>
           <w:sz w:val="21"/>
         </w:rPr>
-        <w:t>The finding is the study's headline: permanent loss of the entire shock — the continuation case — moves the discounted-cash-flow value from 2.183 to 2.124, just 2.7% (1.969 under the 15% tax framing). The arithmetic reason is the pass-through: about 76% of every dirham of consumption revenue leaves again as electricity and water purchased from DEWA, so the meter's contribution to cash flow is thin. The market's read-through from the consumption miss to the equity — a share price 23% off its high — is larger than the cash-flow arithmetic supports. The capacity charge, not the meter, carries the value; what WOULD move the value is a tariff cut or a stall in connections, which is why sections 5 and 7 watch those, not the weather.</w:t>
+        <w:t>The finding is the study's headline: permanent loss of the entire shock — the continuation case — moves the discounted-cash-flow value from 2.134 to 2.074, just 2.8% (1.920 under the 15% tax framing). The arithmetic reason is the pass-through: about 76% of every dirham of consumption revenue leaves again as electricity and water purchased from DEWA, so the meter's contribution to cash flow is thin. The market's read-through from the consumption miss to the equity — a share price 23% off its high — is larger than the cash-flow arithmetic supports. The capacity charge, not the meter, carries the value; what WOULD move the value is a tariff cut or a stall in connections, which is why sections 5 and 7 watch those, not the weather.</w:t>
       </w:r>
     </w:p>
     <w:p>
@@ -10411,7 +10411,7 @@
                 <w:color w:val="1C3A36"/>
                 <w:sz w:val="16"/>
               </w:rPr>
-              <w:t>2.183</w:t>
+              <w:t>2.134</w:t>
             </w:r>
           </w:p>
         </w:tc>
@@ -10486,7 +10486,7 @@
                 <w:color w:val="1C3A36"/>
                 <w:sz w:val="16"/>
               </w:rPr>
-              <w:t>2.341</w:t>
+              <w:t>2.287</w:t>
             </w:r>
           </w:p>
         </w:tc>
@@ -10559,7 +10559,7 @@
                 <w:color w:val="1C3A36"/>
                 <w:sz w:val="16"/>
               </w:rPr>
-              <w:t>2.116</w:t>
+              <w:t>2.069</w:t>
             </w:r>
           </w:p>
         </w:tc>
@@ -10632,7 +10632,7 @@
                 <w:color w:val="1C3A36"/>
                 <w:sz w:val="16"/>
               </w:rPr>
-              <w:t>2.575</w:t>
+              <w:t>2.515</w:t>
             </w:r>
           </w:p>
         </w:tc>
@@ -10672,7 +10672,7 @@
           <w:color w:val="6E7B77"/>
           <w:sz w:val="17"/>
         </w:rPr>
-        <w:t>The published scenario field (1.500–2.223) is bounded by SCENARIOS; these CONSTRUCTIONS alone span 2.116 to 2.575 on the identical cash flows — construction risk is additional to scenario risk, and of comparable size. The beta's own 90% sampling interval (0.56–1.17) maps to roughly 1.71–2.68 per share on the primary lens via the section 1.9 grid. A reader should treat the printed field as scenario risk and carry construction risk on top of it.</w:t>
+        <w:t>The published scenario field (1.463–2.172) is bounded by SCENARIOS; these CONSTRUCTIONS alone span 2.069 to 2.515 on the identical cash flows — construction risk is additional to scenario risk, and of comparable size. The beta's own 90% sampling interval (0.56–1.17) maps to roughly 1.71–2.68 per share on the primary lens via the section 1.9 grid. A reader should treat the printed field as scenario risk and carry construction risk on top of it.</w:t>
       </w:r>
     </w:p>
     <w:p>
@@ -11518,7 +11518,7 @@
           <w:color w:val="1C3A36"/>
           <w:sz w:val="21"/>
         </w:rPr>
-        <w:t>What the terminal charges for is capital MAINTENANCE, at what replacement actually costs, and the asset life it rests on is DERIVED rather than chosen. The accounting policy gives ranges by class — plant, equipment and machinery 2 to 30 years, buildings 25, intangibles 30 — and no weighting, so no single figure can be read off it. The depreciation notes' own two columns supply one: the gross cost of everything that depreciates, over the year's own charge, is 28.10 years, and the prior year's columns give 27.88 on the same identity. Against that, the construction this edition replaces charged as though the whole plant were rebuilt every fifty years in stage one and every sixty-seven in stage two — which are facts about the dirham's peg to the dollar rather than about a chilled-water plant. Terminal free cash flow is AED 1,449mn in the first year of stage one, 95.0% of profit.</w:t>
+        <w:t>What the terminal charges for is capital MAINTENANCE, at what replacement actually costs, and the asset life it rests on is DERIVED rather than chosen. The accounting policy gives ranges by class — plant, equipment and machinery 2 to 30 years, buildings 25, intangibles 30 — and no weighting, so no single figure can be read off it. The depreciation notes' own two columns supply one: the gross cost of everything that depreciates, over the year's own charge, is 28.10 years, and the prior year's columns give 27.88 on the same identity. Against that, the construction this edition replaces charged as though the whole plant were rebuilt every fifty years in stage one and every sixty-seven in stage two — which are facts about the dirham's peg to the dollar rather than about a chilled-water plant. Terminal free cash flow is AED 1,409mn in the first year of stage one, 92.4% of profit.</w:t>
       </w:r>
     </w:p>
     <w:tbl>
@@ -11656,7 +11656,7 @@
                 <w:color w:val="1C3A36"/>
                 <w:sz w:val="16"/>
               </w:rPr>
-              <w:t>1.500</w:t>
+              <w:t>1.463</w:t>
             </w:r>
           </w:p>
         </w:tc>
@@ -11717,7 +11717,7 @@
                 <w:color w:val="1C3A36"/>
                 <w:sz w:val="16"/>
               </w:rPr>
-              <w:t>1.85 / 1.73</w:t>
+              <w:t>1.82 / 1.71</w:t>
             </w:r>
           </w:p>
         </w:tc>
@@ -11778,7 +11778,7 @@
                 <w:color w:val="1C3A36"/>
                 <w:sz w:val="16"/>
               </w:rPr>
-              <w:t>1.88 / 1.76</w:t>
+              <w:t>1.85 / 1.74</w:t>
             </w:r>
           </w:p>
         </w:tc>
@@ -11833,7 +11833,7 @@
                 <w:color w:val="1C3A36"/>
                 <w:sz w:val="16"/>
               </w:rPr>
-              <w:t>2.223</w:t>
+              <w:t>2.172</w:t>
             </w:r>
           </w:p>
         </w:tc>
@@ -12688,7 +12688,7 @@
           <w:color w:val="6E7B77"/>
           <w:sz w:val="17"/>
         </w:rPr>
-        <w:t>Figure 6 — the forward price cone to three months from the anchor close of 1.57, with the trailing tape behind it. All four published centrals — recovery 1.88 / 1.76 and continuation 1.85 / 1.73 by tax framing — sit INSIDE the three-month cone, below its 95th percentile of 1.92 (the span 1.73–1.88 falls inside the cone, between the 75th and 95th percentiles). The valuation and the price map OVERLAP: the market could reach any of the centrals within a quarter without leaving the cone's ordinary range, so the two objects no longer disagree — the question is direction, on which the price map deliberately has no view.</w:t>
+        <w:t>Figure 6 — the forward price cone to three months from the anchor close of 1.57, with the trailing tape behind it. All four published centrals — recovery 1.85 / 1.74 and continuation 1.82 / 1.71 by tax framing — sit INSIDE the three-month cone, below its 95th percentile of 1.92 (the span 1.71–1.85 falls inside the cone, between the 75th and 95th percentiles). The valuation and the price map OVERLAP: the market could reach any of the centrals within a quarter without leaving the cone's ordinary range, so the two objects no longer disagree — the question is direction, on which the price map deliberately has no view.</w:t>
       </w:r>
     </w:p>
     <w:p>
@@ -13708,7 +13708,7 @@
                 <w:color w:val="1C3A36"/>
                 <w:sz w:val="16"/>
               </w:rPr>
-              <w:t>AED 2.183 / 2.025 by tax framing, +39% / +29% against the market</w:t>
+              <w:t>AED 2.134 / 1.976 by tax framing, +36% / +26% against the market</w:t>
             </w:r>
           </w:p>
         </w:tc>
@@ -13726,7 +13726,7 @@
                 <w:color w:val="1C3A36"/>
                 <w:sz w:val="16"/>
               </w:rPr>
-              <w:t>the tariff stays flat but is not cut; the contracted backlog connects; the crux recovers (and barely matters if it does not — the continuation model is 2.124 / 1.969)</w:t>
+              <w:t>the tariff stays flat but is not cut; the contracted backlog connects; the crux recovers (and barely matters if it does not — the continuation model is 2.074 / 1.920)</w:t>
             </w:r>
           </w:p>
         </w:tc>
@@ -13763,7 +13763,7 @@
                 <w:color w:val="1C3A36"/>
                 <w:sz w:val="16"/>
               </w:rPr>
-              <w:t>AED 1.88 / 1.76, +20% / +12%</w:t>
+              <w:t>AED 1.85 / 1.74, +18% / +11%</w:t>
             </w:r>
           </w:p>
         </w:tc>
@@ -13818,7 +13818,7 @@
                 <w:color w:val="1C3A36"/>
                 <w:sz w:val="16"/>
               </w:rPr>
-              <w:t>AED 1.85 / 1.73, +18% / +10%</w:t>
+              <w:t>AED 1.82 / 1.71, +16% / +9%</w:t>
             </w:r>
           </w:p>
         </w:tc>
@@ -14078,7 +14078,7 @@
           <w:color w:val="1C3A36"/>
           <w:sz w:val="21"/>
         </w:rPr>
-        <w:t>The reading we take from this: the market is pricing the consumption shock as if it were a structural impairment of the profit pool, and the cash-flow arithmetic says it is not — the pool sits in the contracted capacity charge, which grew through the war half. Even the continuation case, which concedes the whole usage shock forever, sits well above the market price. The genuine open questions are the ones the market prices less visibly: whether the 15% minimum tax reaches the company (0.158 per share, published as its own column), and whether the next approved tariff schedule stays flat (not priced — flagged as the model's single most valuable assumption). Between the 1.73 continuation central under the harsher tax framing and the 1.57 market price lies the war discount itself; a reader who expects the conflict regime to persist should weight the relative lens harder, and the field published here lets them. All four published centrals — recovery 1.88 / 1.76 and continuation 1.85 / 1.73 by tax framing — sit INSIDE the three-month cone, below its 95th percentile of 1.92 (the span 1.73–1.88 falls inside the cone, between the 75th and 95th percentiles). The valuation and the price map OVERLAP: the market could reach any of the centrals within a quarter without leaving the cone's ordinary range, so the two objects no longer disagree — the question is direction, on which the price map deliberately has no view.</w:t>
+        <w:t>The reading we take from this: the market is pricing the consumption shock as if it were a structural impairment of the profit pool, and the cash-flow arithmetic says it is not — the pool sits in the contracted capacity charge, which grew through the war half. Even the continuation case, which concedes the whole usage shock forever, sits well above the market price. The genuine open questions are the ones the market prices less visibly: whether the 15% minimum tax reaches the company (0.158 per share, published as its own column), and whether the next approved tariff schedule stays flat (not priced — flagged as the model's single most valuable assumption). Between the 1.71 continuation central under the harsher tax framing and the 1.57 market price lies the war discount itself; a reader who expects the conflict regime to persist should weight the relative lens harder, and the field published here lets them. All four published centrals — recovery 1.85 / 1.74 and continuation 1.82 / 1.71 by tax framing — sit INSIDE the three-month cone, below its 95th percentile of 1.92 (the span 1.71–1.85 falls inside the cone, between the 75th and 95th percentiles). The valuation and the price map OVERLAP: the market could reach any of the centrals within a quarter without leaving the cone's ordinary range, so the two objects no longer disagree — the question is direction, on which the price map deliberately has no view.</w:t>
       </w:r>
     </w:p>
     <w:p>
@@ -14950,7 +14950,7 @@
                 <w:color w:val="1C3A36"/>
                 <w:sz w:val="16"/>
               </w:rPr>
-              <w:t>1.73 – 1.88</w:t>
+              <w:t>1.71 – 1.85</w:t>
             </w:r>
           </w:p>
         </w:tc>
@@ -14968,7 +14968,7 @@
                 <w:color w:val="1C3A36"/>
                 <w:sz w:val="16"/>
               </w:rPr>
-              <w:t>All four published centrals — recovery 1.88 / 1.76 and continuation 1.85 / 1.73 by tax framing — sit INSIDE the three-month cone, below its 95th percentile of 1.92 (the span 1.73–1.88 falls inside the cone, between the 75th and 95th percentiles). The valuation and the price map OVERLAP: the market could reach any of the centrals within a quarter without leaving the cone's ordinary range, so the two objects no longer disagree — the question is direction, on which the price map deliberately has no view.</w:t>
+              <w:t>All four published centrals — recovery 1.85 / 1.74 and continuation 1.82 / 1.71 by tax framing — sit INSIDE the three-month cone, below its 95th percentile of 1.92 (the span 1.71–1.85 falls inside the cone, between the 75th and 95th percentiles). The valuation and the price map OVERLAP: the market could reach any of the centrals within a quarter without leaving the cone's ordinary range, so the two objects no longer disagree — the question is direction, on which the price map deliberately has no view.</w:t>
             </w:r>
           </w:p>
         </w:tc>
@@ -15011,7 +15011,7 @@
           <w:color w:val="1C3A36"/>
           <w:sz w:val="21"/>
         </w:rPr>
-        <w:t>The recovery case restores usage per connected ton to the 2025 level through 2027 — and it requires a de-escalation that had not occurred at the anchor date, which is why the continuation case is published beside it as an equal, not beneath it as a sensitivity. The full continuation model costs only 2.7% on the primary lens, so this is a watch-item rather than a value risk — but two consecutive halves with equivalent full-load hours below the 2026 trough would put the shock outside anything hospitality-linked, and the recovery case should then be abandoned, not stretched.</w:t>
+        <w:t>The recovery case restores usage per connected ton to the 2025 level through 2027 — and it requires a de-escalation that had not occurred at the anchor date, which is why the continuation case is published beside it as an equal, not beneath it as a sensitivity. The full continuation model costs only 2.8% on the primary lens, so this is a watch-item rather than a value risk — but two consecutive halves with equivalent full-load hours below the 2026 trough would put the shock outside anything hospitality-linked, and the recovery case should then be abandoned, not stretched.</w:t>
       </w:r>
     </w:p>
     <w:p>
@@ -15053,7 +15053,7 @@
           <w:color w:val="1C3A36"/>
           <w:sz w:val="21"/>
         </w:rPr>
-        <w:t>The bear machinery is explicit: usage down a further 6% and never recovering, connections halved, the harsher tax, and 100bp on the cost of equity — AED 1.500 per share. A reader can adopt it wholesale rather than improvising a discount.</w:t>
+        <w:t>The bear machinery is explicit: usage down a further 6% and never recovering, connections halved, the harsher tax, and 100bp on the cost of equity — AED 1.463 per share. A reader can adopt it wholesale rather than improvising a discount.</w:t>
       </w:r>
     </w:p>
     <w:p>
@@ -15074,7 +15074,7 @@
           <w:color w:val="1C3A36"/>
           <w:sz w:val="21"/>
         </w:rPr>
-        <w:t>The flat regulated tariff is the single most valuable assumption in the model — it underwrites the capacity charge that carries 78.7% of the enterprise value into the terminal. The current tariff instrument hardens the flat assumption (indexation of capacity charges is barred, and the achieved rate already sits at the cap) while confirming there is no escalation upside either. No cap cut has occurred in the record examined here, but the model contains no machinery for one, deliberately: it would be a regime change, to be re-modelled, not sensitised.</w:t>
+        <w:t>The flat regulated tariff is the single most valuable assumption in the model — it underwrites the capacity charge that carries 78.3% of the enterprise value into the terminal. The current tariff instrument hardens the flat assumption (indexation of capacity charges is barred, and the achieved rate already sits at the cap) while confirming there is no escalation upside either. No cap cut has occurred in the record examined here, but the model contains no machinery for one, deliberately: it would be a regime change, to be re-modelled, not sensitised.</w:t>
       </w:r>
     </w:p>
     <w:p>
@@ -21984,7 +21984,7 @@
                 <w:color w:val="1C3A36"/>
                 <w:sz w:val="16"/>
               </w:rPr>
-              <w:t>the continuation case is one of the two published centrals (1.85 / 1.73); the bear scenario, AED 1.500 per share, is a full re-run with all four channels moved together</w:t>
+              <w:t>the continuation case is one of the two published centrals (1.82 / 1.71); the bear scenario, AED 1.463 per share, is a full re-run with all four channels moved together</w:t>
             </w:r>
           </w:p>
         </w:tc>
@@ -22094,7 +22094,7 @@
                 <w:color w:val="1C3A36"/>
                 <w:sz w:val="16"/>
               </w:rPr>
-              <w:t>a full alternative model: 2.7% on the primary lens — small, because of the pass-through (section 1.7)</w:t>
+              <w:t>a full alternative model: 2.8% on the primary lens — small, because of the pass-through (section 1.7)</w:t>
             </w:r>
           </w:p>
         </w:tc>
@@ -24292,7 +24292,7 @@
                 <w:color w:val="1C3A36"/>
                 <w:sz w:val="16"/>
               </w:rPr>
-              <w:t>25,727</w:t>
+              <w:t>25,030</w:t>
             </w:r>
           </w:p>
         </w:tc>
@@ -24329,7 +24329,7 @@
                 <w:color w:val="1C3A36"/>
                 <w:sz w:val="16"/>
               </w:rPr>
-              <w:t>18,474</w:t>
+              <w:t>17,974</w:t>
             </w:r>
           </w:p>
         </w:tc>
@@ -24366,7 +24366,7 @@
                 <w:color w:val="1C3A36"/>
                 <w:sz w:val="16"/>
               </w:rPr>
-              <w:t>23,465</w:t>
+              <w:t>22,964</w:t>
             </w:r>
           </w:p>
         </w:tc>
@@ -24403,7 +24403,7 @@
                 <w:color w:val="1C3A36"/>
                 <w:sz w:val="16"/>
               </w:rPr>
-              <w:t>(2,991) / 297 / (234)</w:t>
+              <w:t>(2,991) / 297 / (228)</w:t>
             </w:r>
           </w:p>
         </w:tc>
@@ -24440,7 +24440,7 @@
                 <w:color w:val="1C3A36"/>
                 <w:sz w:val="16"/>
               </w:rPr>
-              <w:t>21,831</w:t>
+              <w:t>21,335</w:t>
             </w:r>
           </w:p>
         </w:tc>
@@ -24481,7 +24481,7 @@
                 <w:color w:val="1C3A36"/>
                 <w:sz w:val="16"/>
               </w:rPr>
-              <w:t>2.183</w:t>
+              <w:t>2.134</w:t>
             </w:r>
           </w:p>
         </w:tc>
@@ -24518,7 +24518,7 @@
                 <w:color w:val="1C3A36"/>
                 <w:sz w:val="16"/>
               </w:rPr>
-              <w:t>2.00 – 2.32</w:t>
+              <w:t>1.95 – 2.27</w:t>
             </w:r>
           </w:p>
         </w:tc>
@@ -25956,7 +25956,7 @@
                 <w:color w:val="1C3A36"/>
                 <w:sz w:val="16"/>
               </w:rPr>
-              <w:t>2.025 on the cash-flow model — noted, not adopted</w:t>
+              <w:t>1.976 on the cash-flow model — noted, not adopted</w:t>
             </w:r>
           </w:p>
         </w:tc>
@@ -26186,7 +26186,7 @@
                 <w:color w:val="1C3A36"/>
                 <w:sz w:val="16"/>
               </w:rPr>
-              <w:t>"79% of your enterprise value is terminal, earning a 27% return on capital forever — at a REGULATED utility. The regulator exists to take that return away."</w:t>
+              <w:t>"78% of your enterprise value is terminal, earning a 27% return on capital forever — at a REGULATED utility. The regulator exists to take that return away."</w:t>
             </w:r>
           </w:p>
         </w:tc>
@@ -26477,7 +26477,7 @@
           <w:color w:val="1C3A36"/>
           <w:sz w:val="21"/>
         </w:rPr>
-        <w:t>The panel spans AED 1.43 to 2.32 — and the disagreement is orderly, not noisy. Expert 1 discounts the contract stack and lands highest (2.00–2.32); Expert 2 capitalises the committed dividend and lands in the middle (1.43–1.72); Expert 3 anchors on what the war-discounted market actually pays and lands lowest (1.57–2.16, central 1.54). Notice what the room agrees on: every range sits at or above the market price, every method finds the capacity charge rather than the meter carrying the value, and every falsifier is observable within two reporting periods. The study's own weighted centrals (recovery 1.88 / 1.76, continuation 1.85 / 1.73 by tax framing) sit between Expert 1 and Expert 2 — which is what a weighting that gives the market regime a real vote should produce.</w:t>
+        <w:t>The panel spans AED 1.43 to 2.27 — and the disagreement is orderly, not noisy. Expert 1 discounts the contract stack and lands highest (1.95–2.27); Expert 2 capitalises the committed dividend and lands in the middle (1.43–1.72); Expert 3 anchors on what the war-discounted market actually pays and lands lowest (1.57–2.16, central 1.54). Notice what the room agrees on: every range sits at or above the market price, every method finds the capacity charge rather than the meter carrying the value, and every falsifier is observable within two reporting periods. The study's own weighted centrals (recovery 1.85 / 1.74, continuation 1.82 / 1.71 by tax framing) sit between Expert 1 and Expert 2 — which is what a weighting that gives the market regime a real vote should produce.</w:t>
       </w:r>
     </w:p>
     <w:p>
@@ -26742,7 +26742,7 @@
                 <w:color w:val="1C3A36"/>
                 <w:sz w:val="16"/>
               </w:rPr>
-              <w:t>full terminal value (79% of enterprise value)</w:t>
+              <w:t>full terminal value (78% of enterprise value)</w:t>
             </w:r>
           </w:p>
         </w:tc>
@@ -26796,7 +26796,7 @@
                 <w:color w:val="1C3A36"/>
                 <w:sz w:val="16"/>
               </w:rPr>
-              <w:t>AED 0.646 per share between Expert 1's central and Expert 3's — the largest single gap in the room</w:t>
+              <w:t>AED 0.596 per share between Expert 1's central and Expert 3's — the largest single gap in the room</w:t>
             </w:r>
           </w:p>
         </w:tc>
@@ -27084,7 +27084,7 @@
           <w:color w:val="6E7B77"/>
           <w:sz w:val="18"/>
         </w:rPr>
-        <w:t>For information only — not investment advice. This document is educational analysis and is not an offer or a solicitation to buy or sell any security. It contains no recommendation and no rating, and it expresses no single-number price target: the central estimates are printed to two decimals as summaries of ranges, the published field is labelled scenario risk, and the cost-of-capital construction range (2.12–2.58 on the primary lens, with the beta interval mapping to roughly 1.71–2.68) is stated beside it — construction risk is additional to scenario risk. The author holds no position in the security discussed and has no business relationship with the company. Figures are drawn from public sources believed reliable but not independently verified; where figures are derived or estimated this is stated in the text. Valuation is inherently uncertain and depends on assumptions that reasonable analysts will dispute — several such disputes are set out explicitly in this document, and two (the tax framing and the consumption recovery) are published as full alternative computations rather than resolved silently. Past performance and simulated distributions are not guides to future returns. Readers must reach their own conclusions and should consider taking independent advice. No liability is accepted for any loss arising from use of this material.</w:t>
+        <w:t>For information only — not investment advice. This document is educational analysis and is not an offer or a solicitation to buy or sell any security. It contains no recommendation and no rating, and it expresses no single-number price target: the central estimates are printed to two decimals as summaries of ranges, the published field is labelled scenario risk, and the cost-of-capital construction range (2.07–2.52 on the primary lens, with the beta interval mapping to roughly 1.71–2.68) is stated beside it — construction risk is additional to scenario risk. The author holds no position in the security discussed and has no business relationship with the company. Figures are drawn from public sources believed reliable but not independently verified; where figures are derived or estimated this is stated in the text. Valuation is inherently uncertain and depends on assumptions that reasonable analysts will dispute — several such disputes are set out explicitly in this document, and two (the tax framing and the consumption recovery) are published as full alternative computations rather than resolved silently. Past performance and simulated distributions are not guides to future returns. Readers must reach their own conclusions and should consider taking independent advice. No liability is accepted for any loss arising from use of this material.</w:t>
       </w:r>
     </w:p>
     <w:sectPr>

--- a/engine/empower_study/EMPOWER_Valuation_Study_09-08-2026_public.docx
+++ b/engine/empower_study/EMPOWER_Valuation_Study_09-08-2026_public.docx
@@ -200,7 +200,7 @@
                 <w:color w:val="1C3A36"/>
                 <w:sz w:val="19"/>
               </w:rPr>
-              <w:t>The audited 2025 effective tax rate is exactly 9.0% under UAE corporate tax. Whether the 15% domestic minimum top-up tax reaches Empower through consolidation into the DEWA group (whose revenue far exceeds the EUR 750m threshold) is contested and unresolved. The entire valuation is therefore published both ways — 2.134 against 1.976 on the primary lens; weighted centrals of 1.85 against 1.74 in the recovery case and 1.82 against 1.71 in the continuation case — side by side, never averaged.</w:t>
+              <w:t>The audited 2025 effective tax rate is exactly 9.0% under UAE corporate tax. Whether the 15% domestic minimum top-up tax reaches Empower through consolidation into the DEWA group (whose revenue far exceeds the EUR 750m threshold) is contested and unresolved. The entire valuation is therefore published both ways — 2.100 against 1.944 on the primary lens; weighted centrals of 1.84 against 1.72 in the recovery case and 1.81 against 1.69 in the continuation case — side by side, never averaged.</w:t>
             </w:r>
           </w:p>
           <w:p>
@@ -318,7 +318,7 @@
           <w:color w:val="1C3A36"/>
           <w:sz w:val="21"/>
         </w:rPr>
-        <w:t>On the four lenses used here the fair-value field carries TWO centrals, published side by side like the tax framings, because the macro condition dividing them had not resolved at the anchor: a recovery (de-escalation) case at AED 1.85 per share under the 9% tax framing (1.74 at 15%) — a case that requires a de-escalation which had NOT occurred at the anchor date — and a continuation case, describing the world as it stood on the published facts, at 1.82 (1.71). The scenario field runs 1.463 to 2.172 bear to bull, against a market price of 1.57. One disclosed transaction brackets the question from above: DEWA took its stake from 56% to 80% in February 2026 by buying Dubai Holding's 24% at AED 2.16 per share — a related-party CONTROL price, +38% above the anchor close, recorded here as a reference point and never as fair value.</w:t>
+        <w:t>On the four lenses used here the fair-value field carries TWO centrals, published side by side like the tax framings, because the macro condition dividing them had not resolved at the anchor: a recovery (de-escalation) case at AED 1.84 per share under the 9% tax framing (1.72 at 15%) — a case that requires a de-escalation which had NOT occurred at the anchor date — and a continuation case, describing the world as it stood on the published facts, at 1.81 (1.69). The scenario field runs 1.440 to 2.138 bear to bull, against a market price of 1.57. One disclosed transaction brackets the question from above: DEWA took its stake from 56% to 80% in February 2026 by buying Dubai Holding's 24% at AED 2.16 per share — a related-party CONTROL price, +38% above the anchor close, recorded here as a reference point and never as fair value.</w:t>
       </w:r>
     </w:p>
     <w:tbl>
@@ -602,7 +602,7 @@
                 <w:color w:val="1C3A36"/>
                 <w:sz w:val="16"/>
               </w:rPr>
-              <w:t>5-year free cash flow to the firm on the two-leg unit build from a 30-June-2026 valuation clock, cost of capital 7.64%, two-stage terminal (ten years at 2.5% volume-only growth, then 1.5%). Terminal value = 78.3% of enterprise value (78.2% under the 15% framing) — disclosed here, in the bridge and in section 1.9</w:t>
+              <w:t>5-year free cash flow to the firm on the two-leg unit build from a 30-June-2026 valuation clock, cost of capital 7.64%, two-stage terminal (ten years at 2.5% volume-only growth, then 1.5%). Terminal value = 77.9% of enterprise value (77.8% under the 15% framing) — disclosed here, in the bridge and in section 1.9</w:t>
             </w:r>
           </w:p>
         </w:tc>
@@ -620,7 +620,7 @@
                 <w:color w:val="1C3A36"/>
                 <w:sz w:val="16"/>
               </w:rPr>
-              <w:t>2.134</w:t>
+              <w:t>2.100</w:t>
             </w:r>
           </w:p>
         </w:tc>
@@ -638,7 +638,7 @@
                 <w:color w:val="1C3A36"/>
                 <w:sz w:val="16"/>
               </w:rPr>
-              <w:t>1.976</w:t>
+              <w:t>1.944</w:t>
             </w:r>
           </w:p>
         </w:tc>
@@ -656,7 +656,7 @@
                 <w:color w:val="1C3A36"/>
                 <w:sz w:val="16"/>
               </w:rPr>
-              <w:t>+36%</w:t>
+              <w:t>+34%</w:t>
             </w:r>
           </w:p>
         </w:tc>
@@ -990,7 +990,7 @@
                 <w:color w:val="1C3A36"/>
                 <w:sz w:val="16"/>
               </w:rPr>
-              <w:t>1.85</w:t>
+              <w:t>1.84</w:t>
             </w:r>
           </w:p>
         </w:tc>
@@ -1010,7 +1010,7 @@
                 <w:color w:val="1C3A36"/>
                 <w:sz w:val="16"/>
               </w:rPr>
-              <w:t>1.74</w:t>
+              <w:t>1.72</w:t>
             </w:r>
           </w:p>
         </w:tc>
@@ -1030,7 +1030,7 @@
                 <w:color w:val="1C3A36"/>
                 <w:sz w:val="16"/>
               </w:rPr>
-              <w:t>+18%</w:t>
+              <w:t>+17%</w:t>
             </w:r>
           </w:p>
         </w:tc>
@@ -1091,7 +1091,7 @@
                 <w:color w:val="1C3A36"/>
                 <w:sz w:val="16"/>
               </w:rPr>
-              <w:t>1.82</w:t>
+              <w:t>1.81</w:t>
             </w:r>
           </w:p>
         </w:tc>
@@ -1111,7 +1111,7 @@
                 <w:color w:val="1C3A36"/>
                 <w:sz w:val="16"/>
               </w:rPr>
-              <w:t>1.71</w:t>
+              <w:t>1.69</w:t>
             </w:r>
           </w:p>
         </w:tc>
@@ -1131,7 +1131,7 @@
                 <w:color w:val="1C3A36"/>
                 <w:sz w:val="16"/>
               </w:rPr>
-              <w:t>+16%</w:t>
+              <w:t>+15%</w:t>
             </w:r>
           </w:p>
         </w:tc>
@@ -1168,7 +1168,7 @@
                 <w:color w:val="1C3A36"/>
                 <w:sz w:val="16"/>
               </w:rPr>
-              <w:t>bear 1.463 (war re-escalation, usage never recovers, 15% tax, +100bp on the cost of equity) to bull 2.172 (full recovery, 110k RT/yr)</w:t>
+              <w:t>bear 1.440 (war re-escalation, usage never recovers, 15% tax, +100bp on the cost of equity) to bull 2.138 (full recovery, 110k RT/yr)</w:t>
             </w:r>
           </w:p>
         </w:tc>
@@ -1186,7 +1186,7 @@
                 <w:color w:val="1C3A36"/>
                 <w:sz w:val="16"/>
               </w:rPr>
-              <w:t>1.463 – 2.172</w:t>
+              <w:t>1.440 – 2.138</w:t>
             </w:r>
           </w:p>
         </w:tc>
@@ -1517,7 +1517,7 @@
           <w:color w:val="6E7B77"/>
           <w:sz w:val="17"/>
         </w:rPr>
-        <w:t>Fair values are ranges and distributions, never a target; the centrals are printed to two decimals as summaries of ranges, the field is scenario risk, and construction risk is additional to it — on the primary lens the priced cost-of-capital constructions alone span 2.07 to 2.52 (section 1.8). The two tax columns are one of the study's two central contested judgements published in full: 9% is the audited 2025 effective rate, 15% is the domestic minimum top-up rate that would apply if consolidation into the DEWA group sweeps Empower into the OECD minimum-tax regime; the recovery/continuation pair is the other, framed the same way. Nothing is averaged anywhere in this document. The terminal-value share of enterprise value (78.3%) is stated beside the lens it belongs to because it is the number a sceptical reader should weigh first.</w:t>
+        <w:t>Fair values are ranges and distributions, never a target; the centrals are printed to two decimals as summaries of ranges, the field is scenario risk, and construction risk is additional to it — on the primary lens the priced cost-of-capital constructions alone span 2.04 to 2.48 (section 1.8). The two tax columns are one of the study's two central contested judgements published in full: 9% is the audited 2025 effective rate, 15% is the domestic minimum top-up rate that would apply if consolidation into the DEWA group sweeps Empower into the OECD minimum-tax regime; the recovery/continuation pair is the other, framed the same way. Nothing is averaged anywhere in this document. The terminal-value share of enterprise value (77.9%) is stated beside the lens it belongs to because it is the number a sceptical reader should weigh first.</w:t>
       </w:r>
     </w:p>
     <w:p>
@@ -4722,7 +4722,7 @@
                 <w:color w:val="1C3A36"/>
                 <w:sz w:val="16"/>
               </w:rPr>
-              <w:t>25,030</w:t>
+              <w:t>24,553</w:t>
             </w:r>
           </w:p>
         </w:tc>
@@ -4740,7 +4740,7 @@
                 <w:color w:val="1C3A36"/>
                 <w:sz w:val="16"/>
               </w:rPr>
-              <w:t>23,264</w:t>
+              <w:t>22,821</w:t>
             </w:r>
           </w:p>
         </w:tc>
@@ -4795,7 +4795,7 @@
                 <w:color w:val="1C3A36"/>
                 <w:sz w:val="16"/>
               </w:rPr>
-              <w:t>17,974</w:t>
+              <w:t>17,631</w:t>
             </w:r>
           </w:p>
         </w:tc>
@@ -4813,7 +4813,7 @@
                 <w:color w:val="1C3A36"/>
                 <w:sz w:val="16"/>
               </w:rPr>
-              <w:t>16,706</w:t>
+              <w:t>16,387</w:t>
             </w:r>
           </w:p>
         </w:tc>
@@ -4872,7 +4872,7 @@
                 <w:color w:val="1C3A36"/>
                 <w:sz w:val="16"/>
               </w:rPr>
-              <w:t>22,964</w:t>
+              <w:t>22,622</w:t>
             </w:r>
           </w:p>
         </w:tc>
@@ -4892,7 +4892,7 @@
                 <w:color w:val="1C3A36"/>
                 <w:sz w:val="16"/>
               </w:rPr>
-              <w:t>21,370</w:t>
+              <w:t>21,051</w:t>
             </w:r>
           </w:p>
         </w:tc>
@@ -4949,7 +4949,7 @@
                 <w:color w:val="1C3A36"/>
                 <w:sz w:val="16"/>
               </w:rPr>
-              <w:t>78.3%</w:t>
+              <w:t>77.9%</w:t>
             </w:r>
           </w:p>
         </w:tc>
@@ -4967,7 +4967,7 @@
                 <w:color w:val="1C3A36"/>
                 <w:sz w:val="16"/>
               </w:rPr>
-              <w:t>78.2%</w:t>
+              <w:t>77.8%</w:t>
             </w:r>
           </w:p>
         </w:tc>
@@ -5314,7 +5314,7 @@
                 <w:color w:val="1C3A36"/>
                 <w:sz w:val="16"/>
               </w:rPr>
-              <w:t>(228)</w:t>
+              <w:t>(225)</w:t>
             </w:r>
           </w:p>
         </w:tc>
@@ -5332,7 +5332,7 @@
                 <w:color w:val="1C3A36"/>
                 <w:sz w:val="16"/>
               </w:rPr>
-              <w:t>(212)</w:t>
+              <w:t>(208)</w:t>
             </w:r>
           </w:p>
         </w:tc>
@@ -5387,7 +5387,7 @@
                 <w:color w:val="1C3A36"/>
                 <w:sz w:val="16"/>
               </w:rPr>
-              <w:t>21,335</w:t>
+              <w:t>20,997</w:t>
             </w:r>
           </w:p>
         </w:tc>
@@ -5405,7 +5405,7 @@
                 <w:color w:val="1C3A36"/>
                 <w:sz w:val="16"/>
               </w:rPr>
-              <w:t>19,758</w:t>
+              <w:t>19,443</w:t>
             </w:r>
           </w:p>
         </w:tc>
@@ -5463,7 +5463,7 @@
                 <w:color w:val="1C3A36"/>
                 <w:sz w:val="16"/>
               </w:rPr>
-              <w:t>2.134</w:t>
+              <w:t>2.100</w:t>
             </w:r>
           </w:p>
         </w:tc>
@@ -5483,7 +5483,7 @@
                 <w:color w:val="1C3A36"/>
                 <w:sz w:val="16"/>
               </w:rPr>
-              <w:t>1.976</w:t>
+              <w:t>1.944</w:t>
             </w:r>
           </w:p>
         </w:tc>
@@ -5503,7 +5503,7 @@
                 <w:color w:val="1C3A36"/>
                 <w:sz w:val="16"/>
               </w:rPr>
-              <w:t>against a spot of 1.57: +36% and +26% respectively</w:t>
+              <w:t>against a spot of 1.57: +34% and +24% respectively</w:t>
             </w:r>
           </w:p>
         </w:tc>
@@ -5525,7 +5525,7 @@
           <w:color w:val="6E7B77"/>
           <w:sz w:val="17"/>
         </w:rPr>
-        <w:t>Bridge and cash-flow clock BOTH sit at 30 June 2026: the June balance sheet nets against cash flows that begin in July, so nothing inside the first half of 2026 is counted twice (the first edition's full-year convention double-counted roughly AED 200mn of first-half cash — corrected). The difference between the two columns — AED 0.158 per share, 7.4% of the 9% value — is the entire price of the tax question, and it is left visible rather than averaged away.</w:t>
+        <w:t>Bridge and cash-flow clock BOTH sit at 30 June 2026: the June balance sheet nets against cash flows that begin in July, so nothing inside the first half of 2026 is counted twice (the first edition's full-year convention double-counted roughly AED 200mn of first-half cash — corrected). The difference between the two columns — AED 0.155 per share, 7.4% of the 9% value — is the entire price of the tax question, and it is left visible rather than averaged away.</w:t>
       </w:r>
     </w:p>
     <w:p>
@@ -6035,7 +6035,7 @@
           <w:color w:val="1C3A36"/>
           <w:sz w:val="21"/>
         </w:rPr>
-        <w:t>Read this lens for what it is: a market-regime reading, not an independent fundamental. The peer multiples are themselves struck in a war-discounted market — Tabreed and DEWA fell with the index — so applying them imports the conflict discount rather than testing it. That is exactly why the lens carries 20% weight and why its gap to the cash-flow lens (1.444 against 2.134) is treated in section 4 as information about the market's risk pricing, not as an error in either number.</w:t>
+        <w:t>Read this lens for what it is: a market-regime reading, not an independent fundamental. The peer multiples are themselves struck in a war-discounted market — Tabreed and DEWA fell with the index — so applying them imports the conflict discount rather than testing it. That is exactly why the lens carries 20% weight and why its gap to the cash-flow lens (1.444 against 2.100) is treated in section 4 as information about the market's risk pricing, not as an error in either number.</w:t>
       </w:r>
     </w:p>
     <w:p>
@@ -6231,7 +6231,7 @@
                 <w:color w:val="1C3A36"/>
                 <w:sz w:val="17"/>
               </w:rPr>
-              <w:t>2.134</w:t>
+              <w:t>2.100</w:t>
             </w:r>
           </w:p>
         </w:tc>
@@ -6249,7 +6249,7 @@
                 <w:color w:val="1C3A36"/>
                 <w:sz w:val="17"/>
               </w:rPr>
-              <w:t>1.976</w:t>
+              <w:t>1.944</w:t>
             </w:r>
           </w:p>
         </w:tc>
@@ -6304,7 +6304,7 @@
                 <w:color w:val="1C3A36"/>
                 <w:sz w:val="17"/>
               </w:rPr>
-              <w:t>2.074</w:t>
+              <w:t>2.041</w:t>
             </w:r>
           </w:p>
         </w:tc>
@@ -6322,7 +6322,7 @@
                 <w:color w:val="1C3A36"/>
                 <w:sz w:val="17"/>
               </w:rPr>
-              <w:t>1.920</w:t>
+              <w:t>1.889</w:t>
             </w:r>
           </w:p>
         </w:tc>
@@ -6600,7 +6600,7 @@
                 <w:color w:val="1C3A36"/>
                 <w:sz w:val="17"/>
               </w:rPr>
-              <w:t>1.85</w:t>
+              <w:t>1.84</w:t>
             </w:r>
           </w:p>
         </w:tc>
@@ -6620,7 +6620,7 @@
                 <w:color w:val="1C3A36"/>
                 <w:sz w:val="17"/>
               </w:rPr>
-              <w:t>1.74</w:t>
+              <w:t>1.72</w:t>
             </w:r>
           </w:p>
         </w:tc>
@@ -6681,7 +6681,7 @@
                 <w:color w:val="1C3A36"/>
                 <w:sz w:val="17"/>
               </w:rPr>
-              <w:t>1.82</w:t>
+              <w:t>1.81</w:t>
             </w:r>
           </w:p>
         </w:tc>
@@ -6701,7 +6701,7 @@
                 <w:color w:val="1C3A36"/>
                 <w:sz w:val="17"/>
               </w:rPr>
-              <w:t>1.71</w:t>
+              <w:t>1.69</w:t>
             </w:r>
           </w:p>
         </w:tc>
@@ -6816,7 +6816,7 @@
           <w:color w:val="1C3A36"/>
           <w:sz w:val="21"/>
         </w:rPr>
-        <w:t>The lenses disagree in an orderly way. The cash-flow model sits highest because it credits the contracted growth backlog and the negative-working-capital funding model in full; the relative lens sits lowest because it imports today's war-discounted market regime; the normalised and book lenses sit between. The weighting leans on the cash-flow model because this is a regulated utility with contracted revenue — the class of business a discounted-cash-flow model prices best — and the field runs 1.463 to 2.172 bear to bull. Both tax columns are carried through every row, the recovery and continuation cases are carried through every horizontal cut, and nothing is averaged across either pair. Note how little the case choice moves the central — AED 0.030 per share — which is the pass-through arithmetic of section 1.7 doing its work.</w:t>
+        <w:t>The lenses disagree in an orderly way. The cash-flow model sits highest because it credits the contracted growth backlog and the negative-working-capital funding model in full; the relative lens sits lowest because it imports today's war-discounted market regime; the normalised and book lenses sit between. The weighting leans on the cash-flow model because this is a regulated utility with contracted revenue — the class of business a discounted-cash-flow model prices best — and the field runs 1.440 to 2.138 bear to bull. Both tax columns are carried through every row, the recovery and continuation cases are carried through every horizontal cut, and nothing is averaged across either pair. Note how little the case choice moves the central — AED 0.029 per share — which is the pass-through arithmetic of section 1.7 doing its work.</w:t>
       </w:r>
     </w:p>
     <w:p>
@@ -8696,7 +8696,7 @@
                 <w:color w:val="1C3A36"/>
                 <w:sz w:val="17"/>
               </w:rPr>
-              <w:t>2.035</w:t>
+              <w:t>2.002</w:t>
             </w:r>
           </w:p>
         </w:tc>
@@ -8769,7 +8769,7 @@
                 <w:color w:val="1C3A36"/>
                 <w:sz w:val="17"/>
               </w:rPr>
-              <w:t>2.074</w:t>
+              <w:t>2.041</w:t>
             </w:r>
           </w:p>
         </w:tc>
@@ -8842,7 +8842,7 @@
                 <w:color w:val="1C3A36"/>
                 <w:sz w:val="17"/>
               </w:rPr>
-              <w:t>2.104</w:t>
+              <w:t>2.070</w:t>
             </w:r>
           </w:p>
         </w:tc>
@@ -8921,7 +8921,7 @@
                 <w:color w:val="1C3A36"/>
                 <w:sz w:val="17"/>
               </w:rPr>
-              <w:t>2.134</w:t>
+              <w:t>2.100</w:t>
             </w:r>
           </w:p>
         </w:tc>
@@ -8996,7 +8996,7 @@
                 <w:color w:val="1C3A36"/>
                 <w:sz w:val="17"/>
               </w:rPr>
-              <w:t>2.163</w:t>
+              <w:t>2.129</w:t>
             </w:r>
           </w:p>
         </w:tc>
@@ -9036,7 +9036,7 @@
           <w:color w:val="1C3A36"/>
           <w:sz w:val="21"/>
         </w:rPr>
-        <w:t>The finding is the study's headline: permanent loss of the entire shock — the continuation case — moves the discounted-cash-flow value from 2.134 to 2.074, just 2.8% (1.920 under the 15% tax framing). The arithmetic reason is the pass-through: about 76% of every dirham of consumption revenue leaves again as electricity and water purchased from DEWA, so the meter's contribution to cash flow is thin. The market's read-through from the consumption miss to the equity — a share price 23% off its high — is larger than the cash-flow arithmetic supports. The capacity charge, not the meter, carries the value; what WOULD move the value is a tariff cut or a stall in connections, which is why sections 5 and 7 watch those, not the weather.</w:t>
+        <w:t>The finding is the study's headline: permanent loss of the entire shock — the continuation case — moves the discounted-cash-flow value from 2.100 to 2.041, just 2.8% (1.889 under the 15% tax framing). The arithmetic reason is the pass-through: about 76% of every dirham of consumption revenue leaves again as electricity and water purchased from DEWA, so the meter's contribution to cash flow is thin. The market's read-through from the consumption miss to the equity — a share price 23% off its high — is larger than the cash-flow arithmetic supports. The capacity charge, not the meter, carries the value; what WOULD move the value is a tariff cut or a stall in connections, which is why sections 5 and 7 watch those, not the weather.</w:t>
       </w:r>
     </w:p>
     <w:p>
@@ -10411,7 +10411,7 @@
                 <w:color w:val="1C3A36"/>
                 <w:sz w:val="16"/>
               </w:rPr>
-              <w:t>2.134</w:t>
+              <w:t>2.100</w:t>
             </w:r>
           </w:p>
         </w:tc>
@@ -10486,7 +10486,7 @@
                 <w:color w:val="1C3A36"/>
                 <w:sz w:val="16"/>
               </w:rPr>
-              <w:t>2.287</w:t>
+              <w:t>2.251</w:t>
             </w:r>
           </w:p>
         </w:tc>
@@ -10559,7 +10559,7 @@
                 <w:color w:val="1C3A36"/>
                 <w:sz w:val="16"/>
               </w:rPr>
-              <w:t>2.069</w:t>
+              <w:t>2.036</w:t>
             </w:r>
           </w:p>
         </w:tc>
@@ -10632,7 +10632,7 @@
                 <w:color w:val="1C3A36"/>
                 <w:sz w:val="16"/>
               </w:rPr>
-              <w:t>2.515</w:t>
+              <w:t>2.475</w:t>
             </w:r>
           </w:p>
         </w:tc>
@@ -10672,7 +10672,7 @@
           <w:color w:val="6E7B77"/>
           <w:sz w:val="17"/>
         </w:rPr>
-        <w:t>The published scenario field (1.463–2.172) is bounded by SCENARIOS; these CONSTRUCTIONS alone span 2.069 to 2.515 on the identical cash flows — construction risk is additional to scenario risk, and of comparable size. The beta's own 90% sampling interval (0.56–1.17) maps to roughly 1.71–2.68 per share on the primary lens via the section 1.9 grid. A reader should treat the printed field as scenario risk and carry construction risk on top of it.</w:t>
+        <w:t>The published scenario field (1.440–2.138) is bounded by SCENARIOS; these CONSTRUCTIONS alone span 2.036 to 2.475 on the identical cash flows — construction risk is additional to scenario risk, and of comparable size. The beta's own 90% sampling interval (0.56–1.17) maps to roughly 1.71–2.68 per share on the primary lens via the section 1.9 grid. A reader should treat the printed field as scenario risk and carry construction risk on top of it.</w:t>
       </w:r>
     </w:p>
     <w:p>
@@ -11518,7 +11518,7 @@
           <w:color w:val="1C3A36"/>
           <w:sz w:val="21"/>
         </w:rPr>
-        <w:t>What the terminal charges for is capital MAINTENANCE, at what replacement actually costs, and the asset life it rests on is DERIVED rather than chosen. The accounting policy gives ranges by class — plant, equipment and machinery 2 to 30 years, buildings 25, intangibles 30 — and no weighting, so no single figure can be read off it. The depreciation notes' own two columns supply one: the gross cost of everything that depreciates, over the year's own charge, is 28.10 years, and the prior year's columns give 27.88 on the same identity. Against that, the construction this edition replaces charged as though the whole plant were rebuilt every fifty years in stage one and every sixty-seven in stage two — which are facts about the dirham's peg to the dollar rather than about a chilled-water plant. Terminal free cash flow is AED 1,409mn in the first year of stage one, 92.4% of profit.</w:t>
+        <w:t>What the terminal charges for is capital MAINTENANCE, at what replacement actually costs, and the asset life it rests on is DERIVED rather than chosen. The accounting policy gives ranges by class — plant, equipment and machinery 2 to 30 years, buildings 25, intangibles 30 — and no weighting, so no single figure can be read off it. The depreciation notes' own two columns supply one: the gross cost of everything that depreciates, over the year's own charge, is 28.10 years, and the prior year's columns give 27.88 on the same identity. Against that, the construction this edition replaces charged as though the whole plant were rebuilt every fifty years in stage one and every sixty-seven in stage two — which are facts about the dirham's peg to the dollar rather than about a chilled-water plant. Terminal free cash flow is AED 1,374mn in the first year of stage one, 92.4% of profit.</w:t>
       </w:r>
     </w:p>
     <w:tbl>
@@ -11656,7 +11656,7 @@
                 <w:color w:val="1C3A36"/>
                 <w:sz w:val="16"/>
               </w:rPr>
-              <w:t>1.463</w:t>
+              <w:t>1.440</w:t>
             </w:r>
           </w:p>
         </w:tc>
@@ -11717,7 +11717,7 @@
                 <w:color w:val="1C3A36"/>
                 <w:sz w:val="16"/>
               </w:rPr>
-              <w:t>1.82 / 1.71</w:t>
+              <w:t>1.81 / 1.69</w:t>
             </w:r>
           </w:p>
         </w:tc>
@@ -11778,7 +11778,7 @@
                 <w:color w:val="1C3A36"/>
                 <w:sz w:val="16"/>
               </w:rPr>
-              <w:t>1.85 / 1.74</w:t>
+              <w:t>1.84 / 1.72</w:t>
             </w:r>
           </w:p>
         </w:tc>
@@ -11833,7 +11833,7 @@
                 <w:color w:val="1C3A36"/>
                 <w:sz w:val="16"/>
               </w:rPr>
-              <w:t>2.172</w:t>
+              <w:t>2.138</w:t>
             </w:r>
           </w:p>
         </w:tc>
@@ -12688,7 +12688,7 @@
           <w:color w:val="6E7B77"/>
           <w:sz w:val="17"/>
         </w:rPr>
-        <w:t>Figure 6 — the forward price cone to three months from the anchor close of 1.57, with the trailing tape behind it. All four published centrals — recovery 1.85 / 1.74 and continuation 1.82 / 1.71 by tax framing — sit INSIDE the three-month cone, below its 95th percentile of 1.92 (the span 1.71–1.85 falls inside the cone, between the 75th and 95th percentiles). The valuation and the price map OVERLAP: the market could reach any of the centrals within a quarter without leaving the cone's ordinary range, so the two objects no longer disagree — the question is direction, on which the price map deliberately has no view.</w:t>
+        <w:t>Figure 6 — the forward price cone to three months from the anchor close of 1.57, with the trailing tape behind it. All four published centrals — recovery 1.84 / 1.72 and continuation 1.81 / 1.69 by tax framing — sit INSIDE the three-month cone, below its 95th percentile of 1.92 (the span 1.69–1.84 falls inside the cone, between the 75th and 95th percentiles). The valuation and the price map OVERLAP: the market could reach any of the centrals within a quarter without leaving the cone's ordinary range, so the two objects no longer disagree — the question is direction, on which the price map deliberately has no view.</w:t>
       </w:r>
     </w:p>
     <w:p>
@@ -13708,7 +13708,7 @@
                 <w:color w:val="1C3A36"/>
                 <w:sz w:val="16"/>
               </w:rPr>
-              <w:t>AED 2.134 / 1.976 by tax framing, +36% / +26% against the market</w:t>
+              <w:t>AED 2.100 / 1.944 by tax framing, +34% / +24% against the market</w:t>
             </w:r>
           </w:p>
         </w:tc>
@@ -13726,7 +13726,7 @@
                 <w:color w:val="1C3A36"/>
                 <w:sz w:val="16"/>
               </w:rPr>
-              <w:t>the tariff stays flat but is not cut; the contracted backlog connects; the crux recovers (and barely matters if it does not — the continuation model is 2.074 / 1.920)</w:t>
+              <w:t>the tariff stays flat but is not cut; the contracted backlog connects; the crux recovers (and barely matters if it does not — the continuation model is 2.041 / 1.889)</w:t>
             </w:r>
           </w:p>
         </w:tc>
@@ -13763,7 +13763,7 @@
                 <w:color w:val="1C3A36"/>
                 <w:sz w:val="16"/>
               </w:rPr>
-              <w:t>AED 1.85 / 1.74, +18% / +11%</w:t>
+              <w:t>AED 1.84 / 1.72, +17% / +10%</w:t>
             </w:r>
           </w:p>
         </w:tc>
@@ -13818,7 +13818,7 @@
                 <w:color w:val="1C3A36"/>
                 <w:sz w:val="16"/>
               </w:rPr>
-              <w:t>AED 1.82 / 1.71, +16% / +9%</w:t>
+              <w:t>AED 1.81 / 1.69, +15% / +8%</w:t>
             </w:r>
           </w:p>
         </w:tc>
@@ -14078,7 +14078,7 @@
           <w:color w:val="1C3A36"/>
           <w:sz w:val="21"/>
         </w:rPr>
-        <w:t>The reading we take from this: the market is pricing the consumption shock as if it were a structural impairment of the profit pool, and the cash-flow arithmetic says it is not — the pool sits in the contracted capacity charge, which grew through the war half. Even the continuation case, which concedes the whole usage shock forever, sits well above the market price. The genuine open questions are the ones the market prices less visibly: whether the 15% minimum tax reaches the company (0.158 per share, published as its own column), and whether the next approved tariff schedule stays flat (not priced — flagged as the model's single most valuable assumption). Between the 1.71 continuation central under the harsher tax framing and the 1.57 market price lies the war discount itself; a reader who expects the conflict regime to persist should weight the relative lens harder, and the field published here lets them. All four published centrals — recovery 1.85 / 1.74 and continuation 1.82 / 1.71 by tax framing — sit INSIDE the three-month cone, below its 95th percentile of 1.92 (the span 1.71–1.85 falls inside the cone, between the 75th and 95th percentiles). The valuation and the price map OVERLAP: the market could reach any of the centrals within a quarter without leaving the cone's ordinary range, so the two objects no longer disagree — the question is direction, on which the price map deliberately has no view.</w:t>
+        <w:t>The reading we take from this: the market is pricing the consumption shock as if it were a structural impairment of the profit pool, and the cash-flow arithmetic says it is not — the pool sits in the contracted capacity charge, which grew through the war half. Even the continuation case, which concedes the whole usage shock forever, sits well above the market price. The genuine open questions are the ones the market prices less visibly: whether the 15% minimum tax reaches the company (0.155 per share, published as its own column), and whether the next approved tariff schedule stays flat (not priced — flagged as the model's single most valuable assumption). Between the 1.69 continuation central under the harsher tax framing and the 1.57 market price lies the war discount itself; a reader who expects the conflict regime to persist should weight the relative lens harder, and the field published here lets them. All four published centrals — recovery 1.84 / 1.72 and continuation 1.81 / 1.69 by tax framing — sit INSIDE the three-month cone, below its 95th percentile of 1.92 (the span 1.69–1.84 falls inside the cone, between the 75th and 95th percentiles). The valuation and the price map OVERLAP: the market could reach any of the centrals within a quarter without leaving the cone's ordinary range, so the two objects no longer disagree — the question is direction, on which the price map deliberately has no view.</w:t>
       </w:r>
     </w:p>
     <w:p>
@@ -14391,7 +14391,7 @@
                 <w:color w:val="1C3A36"/>
                 <w:sz w:val="16"/>
               </w:rPr>
-              <w:t>whether DEWA-group consolidation sweeps Empower into the 15% regime — worth AED 0.158 per share on the primary lens, published here as its own column</w:t>
+              <w:t>whether DEWA-group consolidation sweeps Empower into the 15% regime — worth AED 0.155 per share on the primary lens, published here as its own column</w:t>
             </w:r>
           </w:p>
         </w:tc>
@@ -14950,7 +14950,7 @@
                 <w:color w:val="1C3A36"/>
                 <w:sz w:val="16"/>
               </w:rPr>
-              <w:t>1.71 – 1.85</w:t>
+              <w:t>1.69 – 1.84</w:t>
             </w:r>
           </w:p>
         </w:tc>
@@ -14968,7 +14968,7 @@
                 <w:color w:val="1C3A36"/>
                 <w:sz w:val="16"/>
               </w:rPr>
-              <w:t>All four published centrals — recovery 1.85 / 1.74 and continuation 1.82 / 1.71 by tax framing — sit INSIDE the three-month cone, below its 95th percentile of 1.92 (the span 1.71–1.85 falls inside the cone, between the 75th and 95th percentiles). The valuation and the price map OVERLAP: the market could reach any of the centrals within a quarter without leaving the cone's ordinary range, so the two objects no longer disagree — the question is direction, on which the price map deliberately has no view.</w:t>
+              <w:t>All four published centrals — recovery 1.84 / 1.72 and continuation 1.81 / 1.69 by tax framing — sit INSIDE the three-month cone, below its 95th percentile of 1.92 (the span 1.69–1.84 falls inside the cone, between the 75th and 95th percentiles). The valuation and the price map OVERLAP: the market could reach any of the centrals within a quarter without leaving the cone's ordinary range, so the two objects no longer disagree — the question is direction, on which the price map deliberately has no view.</w:t>
             </w:r>
           </w:p>
         </w:tc>
@@ -15053,7 +15053,7 @@
           <w:color w:val="1C3A36"/>
           <w:sz w:val="21"/>
         </w:rPr>
-        <w:t>The bear machinery is explicit: usage down a further 6% and never recovering, connections halved, the harsher tax, and 100bp on the cost of equity — AED 1.463 per share. A reader can adopt it wholesale rather than improvising a discount.</w:t>
+        <w:t>The bear machinery is explicit: usage down a further 6% and never recovering, connections halved, the harsher tax, and 100bp on the cost of equity — AED 1.440 per share. A reader can adopt it wholesale rather than improvising a discount.</w:t>
       </w:r>
     </w:p>
     <w:p>
@@ -15074,7 +15074,7 @@
           <w:color w:val="1C3A36"/>
           <w:sz w:val="21"/>
         </w:rPr>
-        <w:t>The flat regulated tariff is the single most valuable assumption in the model — it underwrites the capacity charge that carries 78.3% of the enterprise value into the terminal. The current tariff instrument hardens the flat assumption (indexation of capacity charges is barred, and the achieved rate already sits at the cap) while confirming there is no escalation upside either. No cap cut has occurred in the record examined here, but the model contains no machinery for one, deliberately: it would be a regime change, to be re-modelled, not sensitised.</w:t>
+        <w:t>The flat regulated tariff is the single most valuable assumption in the model — it underwrites the capacity charge that carries 77.9% of the enterprise value into the terminal. The current tariff instrument hardens the flat assumption (indexation of capacity charges is barred, and the achieved rate already sits at the cap) while confirming there is no escalation upside either. No cap cut has occurred in the record examined here, but the model contains no machinery for one, deliberately: it would be a regime change, to be re-modelled, not sensitised.</w:t>
       </w:r>
     </w:p>
     <w:p>
@@ -21984,7 +21984,7 @@
                 <w:color w:val="1C3A36"/>
                 <w:sz w:val="16"/>
               </w:rPr>
-              <w:t>the continuation case is one of the two published centrals (1.82 / 1.71); the bear scenario, AED 1.463 per share, is a full re-run with all four channels moved together</w:t>
+              <w:t>the continuation case is one of the two published centrals (1.81 / 1.69); the bear scenario, AED 1.440 per share, is a full re-run with all four channels moved together</w:t>
             </w:r>
           </w:p>
         </w:tc>
@@ -22039,7 +22039,7 @@
                 <w:color w:val="1C3A36"/>
                 <w:sz w:val="16"/>
               </w:rPr>
-              <w:t>published as a full second column everywhere: 0.158 per share on the primary lens</w:t>
+              <w:t>published as a full second column everywhere: 0.155 per share on the primary lens</w:t>
             </w:r>
           </w:p>
         </w:tc>
@@ -24292,7 +24292,7 @@
                 <w:color w:val="1C3A36"/>
                 <w:sz w:val="16"/>
               </w:rPr>
-              <w:t>25,030</w:t>
+              <w:t>24,553</w:t>
             </w:r>
           </w:p>
         </w:tc>
@@ -24329,7 +24329,7 @@
                 <w:color w:val="1C3A36"/>
                 <w:sz w:val="16"/>
               </w:rPr>
-              <w:t>17,974</w:t>
+              <w:t>17,631</w:t>
             </w:r>
           </w:p>
         </w:tc>
@@ -24366,7 +24366,7 @@
                 <w:color w:val="1C3A36"/>
                 <w:sz w:val="16"/>
               </w:rPr>
-              <w:t>22,964</w:t>
+              <w:t>22,622</w:t>
             </w:r>
           </w:p>
         </w:tc>
@@ -24403,7 +24403,7 @@
                 <w:color w:val="1C3A36"/>
                 <w:sz w:val="16"/>
               </w:rPr>
-              <w:t>(2,991) / 297 / (228)</w:t>
+              <w:t>(2,991) / 297 / (225)</w:t>
             </w:r>
           </w:p>
         </w:tc>
@@ -24440,7 +24440,7 @@
                 <w:color w:val="1C3A36"/>
                 <w:sz w:val="16"/>
               </w:rPr>
-              <w:t>21,335</w:t>
+              <w:t>20,997</w:t>
             </w:r>
           </w:p>
         </w:tc>
@@ -24481,7 +24481,7 @@
                 <w:color w:val="1C3A36"/>
                 <w:sz w:val="16"/>
               </w:rPr>
-              <w:t>2.134</w:t>
+              <w:t>2.100</w:t>
             </w:r>
           </w:p>
         </w:tc>
@@ -24518,7 +24518,7 @@
                 <w:color w:val="1C3A36"/>
                 <w:sz w:val="16"/>
               </w:rPr>
-              <w:t>1.95 – 2.27</w:t>
+              <w:t>1.92 – 2.23</w:t>
             </w:r>
           </w:p>
         </w:tc>
@@ -24540,7 +24540,7 @@
           <w:color w:val="1C3A36"/>
           <w:sz w:val="21"/>
         </w:rPr>
-        <w:t>Named sensitivity: the consumption-recovery grid of section 1.7 — the full span from continuation (never-recovers) to overshoot is worth AED 0.128 per share, while a half-point of discount rate is worth about AED 0.191. My valuation is a discount-rate argument first and a volume argument barely at all.</w:t>
+        <w:t>Named sensitivity: the consumption-recovery grid of section 1.7 — the full span from continuation (never-recovers) to overshoot is worth AED 0.126 per share, while a half-point of discount rate is worth about AED 0.191. My valuation is a discount-rate argument first and a volume argument barely at all.</w:t>
       </w:r>
     </w:p>
     <w:p>
@@ -25956,7 +25956,7 @@
                 <w:color w:val="1C3A36"/>
                 <w:sz w:val="16"/>
               </w:rPr>
-              <w:t>1.976 on the cash-flow model — noted, not adopted</w:t>
+              <w:t>1.944 on the cash-flow model — noted, not adopted</w:t>
             </w:r>
           </w:p>
         </w:tc>
@@ -26477,7 +26477,7 @@
           <w:color w:val="1C3A36"/>
           <w:sz w:val="21"/>
         </w:rPr>
-        <w:t>The panel spans AED 1.43 to 2.27 — and the disagreement is orderly, not noisy. Expert 1 discounts the contract stack and lands highest (1.95–2.27); Expert 2 capitalises the committed dividend and lands in the middle (1.43–1.72); Expert 3 anchors on what the war-discounted market actually pays and lands lowest (1.57–2.16, central 1.54). Notice what the room agrees on: every range sits at or above the market price, every method finds the capacity charge rather than the meter carrying the value, and every falsifier is observable within two reporting periods. The study's own weighted centrals (recovery 1.85 / 1.74, continuation 1.82 / 1.71 by tax framing) sit between Expert 1 and Expert 2 — which is what a weighting that gives the market regime a real vote should produce.</w:t>
+        <w:t>The panel spans AED 1.43 to 2.23 — and the disagreement is orderly, not noisy. Expert 1 discounts the contract stack and lands highest (1.92–2.23); Expert 2 capitalises the committed dividend and lands in the middle (1.43–1.72); Expert 3 anchors on what the war-discounted market actually pays and lands lowest (1.57–2.16, central 1.54). Notice what the room agrees on: every range sits at or above the market price, every method finds the capacity charge rather than the meter carrying the value, and every falsifier is observable within two reporting periods. The study's own weighted centrals (recovery 1.84 / 1.72, continuation 1.81 / 1.69 by tax framing) sit between Expert 1 and Expert 2 — which is what a weighting that gives the market regime a real vote should produce.</w:t>
       </w:r>
     </w:p>
     <w:p>
@@ -26705,7 +26705,7 @@
                 <w:color w:val="1C3A36"/>
                 <w:sz w:val="16"/>
               </w:rPr>
-              <w:t>AED 0.158 per share on the cash-flow model — the gap between the two published columns</w:t>
+              <w:t>AED 0.155 per share on the cash-flow model — the gap between the two published columns</w:t>
             </w:r>
           </w:p>
         </w:tc>
@@ -26796,7 +26796,7 @@
                 <w:color w:val="1C3A36"/>
                 <w:sz w:val="16"/>
               </w:rPr>
-              <w:t>AED 0.596 per share between Expert 1's central and Expert 3's — the largest single gap in the room</w:t>
+              <w:t>AED 0.562 per share between Expert 1's central and Expert 3's — the largest single gap in the room</w:t>
             </w:r>
           </w:p>
         </w:tc>
@@ -26887,7 +26887,7 @@
                 <w:color w:val="1C3A36"/>
                 <w:sz w:val="16"/>
               </w:rPr>
-              <w:t>AED 0.059 per share even in the continuation case — small by construction (the pass-through)</w:t>
+              <w:t>AED 0.058 per share even in the continuation case — small by construction (the pass-through)</w:t>
             </w:r>
           </w:p>
         </w:tc>
@@ -27084,7 +27084,7 @@
           <w:color w:val="6E7B77"/>
           <w:sz w:val="18"/>
         </w:rPr>
-        <w:t>For information only — not investment advice. This document is educational analysis and is not an offer or a solicitation to buy or sell any security. It contains no recommendation and no rating, and it expresses no single-number price target: the central estimates are printed to two decimals as summaries of ranges, the published field is labelled scenario risk, and the cost-of-capital construction range (2.07–2.52 on the primary lens, with the beta interval mapping to roughly 1.71–2.68) is stated beside it — construction risk is additional to scenario risk. The author holds no position in the security discussed and has no business relationship with the company. Figures are drawn from public sources believed reliable but not independently verified; where figures are derived or estimated this is stated in the text. Valuation is inherently uncertain and depends on assumptions that reasonable analysts will dispute — several such disputes are set out explicitly in this document, and two (the tax framing and the consumption recovery) are published as full alternative computations rather than resolved silently. Past performance and simulated distributions are not guides to future returns. Readers must reach their own conclusions and should consider taking independent advice. No liability is accepted for any loss arising from use of this material.</w:t>
+        <w:t>For information only — not investment advice. This document is educational analysis and is not an offer or a solicitation to buy or sell any security. It contains no recommendation and no rating, and it expresses no single-number price target: the central estimates are printed to two decimals as summaries of ranges, the published field is labelled scenario risk, and the cost-of-capital construction range (2.04–2.48 on the primary lens, with the beta interval mapping to roughly 1.71–2.68) is stated beside it — construction risk is additional to scenario risk. The author holds no position in the security discussed and has no business relationship with the company. Figures are drawn from public sources believed reliable but not independently verified; where figures are derived or estimated this is stated in the text. Valuation is inherently uncertain and depends on assumptions that reasonable analysts will dispute — several such disputes are set out explicitly in this document, and two (the tax framing and the consumption recovery) are published as full alternative computations rather than resolved silently. Past performance and simulated distributions are not guides to future returns. Readers must reach their own conclusions and should consider taking independent advice. No liability is accepted for any loss arising from use of this material.</w:t>
       </w:r>
     </w:p>
     <w:sectPr>
